--- a/material-carrera/materias/matematicas/material/resumenes/Algebra_Lineal_IA_remClaude.docx
+++ b/material-carrera/materias/matematicas/material/resumenes/Algebra_Lineal_IA_remClaude.docx
@@ -132,20 +132,43 @@
         <w:p>
           <w:pPr>
             <w:pStyle w:val="Normal"/>
-            <w:rPr/>
+            <w:widowControl/>
+            <w:suppressAutoHyphens w:val="true"/>
+            <w:bidi w:val="0"/>
+            <w:spacing w:before="0" w:after="0"/>
+            <w:jc w:val="left"/>
+            <w:rPr>
+              <w:rFonts w:ascii="Calibri" w:hAnsi="Calibri" w:eastAsia="Calibri" w:cs="Calibri"/>
+              <w:color w:val="auto"/>
+              <w:kern w:val="0"/>
+              <w:sz w:val="22"/>
+              <w:szCs w:val="22"/>
+              <w:lang w:val="es-AR" w:eastAsia="zh-CN" w:bidi="hi-IN"/>
+            </w:rPr>
           </w:pPr>
-          <w:r>
-            <w:br w:type="page"/>
-          </w:r>
           <w:r>
             <w:fldChar w:fldCharType="begin"/>
           </w:r>
           <w:r>
-            <w:rPr/>
+            <w:rPr>
+              <w:sz w:val="22"/>
+              <w:kern w:val="0"/>
+              <w:szCs w:val="22"/>
+              <w:rFonts w:eastAsia="Calibri" w:cs="Calibri"/>
+              <w:color w:val="auto"/>
+              <w:lang w:val="es-AR" w:eastAsia="zh-CN" w:bidi="hi-IN"/>
+            </w:rPr>
             <w:instrText xml:space="preserve"> TOC \o "1-3" \h</w:instrText>
           </w:r>
           <w:r>
-            <w:rPr/>
+            <w:rPr>
+              <w:sz w:val="22"/>
+              <w:kern w:val="0"/>
+              <w:szCs w:val="22"/>
+              <w:rFonts w:eastAsia="Calibri" w:cs="Calibri"/>
+              <w:color w:val="auto"/>
+              <w:lang w:val="es-AR" w:eastAsia="zh-CN" w:bidi="hi-IN"/>
+            </w:rPr>
             <w:fldChar w:fldCharType="separate"/>
           </w:r>
           <w:sdt>
@@ -155,15 +178,36 @@
             </w:sdtPr>
             <w:sdtContent>
               <w:r>
-                <w:rPr/>
+                <w:rPr>
+                  <w:rFonts w:eastAsia="Calibri" w:cs="Calibri"/>
+                  <w:color w:val="auto"/>
+                  <w:kern w:val="0"/>
+                  <w:sz w:val="22"/>
+                  <w:szCs w:val="22"/>
+                  <w:lang w:val="es-AR" w:eastAsia="zh-CN" w:bidi="hi-IN"/>
+                </w:rPr>
               </w:r>
               <w:r>
-                <w:rPr/>
+                <w:rPr>
+                  <w:rFonts w:eastAsia="Calibri" w:cs="Calibri"/>
+                  <w:color w:val="auto"/>
+                  <w:kern w:val="0"/>
+                  <w:sz w:val="22"/>
+                  <w:szCs w:val="22"/>
+                  <w:lang w:val="es-AR" w:eastAsia="zh-CN" w:bidi="hi-IN"/>
+                </w:rPr>
               </w:r>
             </w:sdtContent>
           </w:sdt>
           <w:r>
-            <w:rPr/>
+            <w:rPr>
+              <w:sz w:val="22"/>
+              <w:kern w:val="0"/>
+              <w:szCs w:val="22"/>
+              <w:rFonts w:eastAsia="Calibri" w:cs="Calibri"/>
+              <w:color w:val="auto"/>
+              <w:lang w:val="es-AR" w:eastAsia="zh-CN" w:bidi="hi-IN"/>
+            </w:rPr>
             <w:fldChar w:fldCharType="end"/>
           </w:r>
         </w:p>
@@ -180,6 +224,15 @@
     </w:p>
     <w:p>
       <w:pPr>
+        <w:pStyle w:val="Normal"/>
+        <w:rPr/>
+      </w:pPr>
+      <w:r>
+        <w:rPr/>
+      </w:r>
+    </w:p>
+    <w:p>
+      <w:pPr>
         <w:pStyle w:val="Heading1"/>
         <w:spacing w:before="0" w:after="160"/>
         <w:rPr/>
@@ -299,7 +352,7 @@
         <w:pStyle w:val="ListParagraph"/>
         <w:numPr>
           <w:ilvl w:val="0"/>
-          <w:numId w:val="3"/>
+          <w:numId w:val="5"/>
         </w:numPr>
         <w:spacing w:lineRule="exact" w:line="280" w:before="0" w:after="80"/>
         <w:rPr/>
@@ -321,7 +374,7 @@
         <w:pStyle w:val="ListParagraph"/>
         <w:numPr>
           <w:ilvl w:val="0"/>
-          <w:numId w:val="1"/>
+          <w:numId w:val="6"/>
         </w:numPr>
         <w:spacing w:lineRule="exact" w:line="280" w:before="0" w:after="80"/>
         <w:rPr/>
@@ -343,7 +396,7 @@
         <w:pStyle w:val="ListParagraph"/>
         <w:numPr>
           <w:ilvl w:val="0"/>
-          <w:numId w:val="1"/>
+          <w:numId w:val="7"/>
         </w:numPr>
         <w:spacing w:lineRule="exact" w:line="280" w:before="0" w:after="80"/>
         <w:rPr/>
@@ -365,7 +418,7 @@
         <w:pStyle w:val="ListParagraph"/>
         <w:numPr>
           <w:ilvl w:val="0"/>
-          <w:numId w:val="1"/>
+          <w:numId w:val="8"/>
         </w:numPr>
         <w:spacing w:lineRule="exact" w:line="280" w:before="0" w:after="80"/>
         <w:rPr/>
@@ -480,7 +533,7 @@
         <w:pStyle w:val="ListParagraph"/>
         <w:numPr>
           <w:ilvl w:val="0"/>
-          <w:numId w:val="1"/>
+          <w:numId w:val="9"/>
         </w:numPr>
         <w:spacing w:lineRule="exact" w:line="280" w:before="0" w:after="80"/>
         <w:rPr/>
@@ -502,7 +555,7 @@
         <w:pStyle w:val="ListParagraph"/>
         <w:numPr>
           <w:ilvl w:val="0"/>
-          <w:numId w:val="1"/>
+          <w:numId w:val="10"/>
         </w:numPr>
         <w:spacing w:lineRule="exact" w:line="280" w:before="0" w:after="80"/>
         <w:rPr/>
@@ -524,7 +577,7 @@
         <w:pStyle w:val="ListParagraph"/>
         <w:numPr>
           <w:ilvl w:val="0"/>
-          <w:numId w:val="1"/>
+          <w:numId w:val="11"/>
         </w:numPr>
         <w:spacing w:lineRule="exact" w:line="280" w:before="0" w:after="80"/>
         <w:rPr/>
@@ -557,7 +610,7 @@
         <w:pStyle w:val="ListParagraph"/>
         <w:numPr>
           <w:ilvl w:val="0"/>
-          <w:numId w:val="1"/>
+          <w:numId w:val="12"/>
         </w:numPr>
         <w:spacing w:lineRule="exact" w:line="280" w:before="0" w:after="80"/>
         <w:rPr/>
@@ -586,7 +639,7 @@
         <w:pStyle w:val="ListParagraph"/>
         <w:numPr>
           <w:ilvl w:val="0"/>
-          <w:numId w:val="1"/>
+          <w:numId w:val="13"/>
         </w:numPr>
         <w:spacing w:lineRule="exact" w:line="280" w:before="0" w:after="80"/>
         <w:rPr/>
@@ -615,7 +668,7 @@
         <w:pStyle w:val="ListParagraph"/>
         <w:numPr>
           <w:ilvl w:val="0"/>
-          <w:numId w:val="1"/>
+          <w:numId w:val="14"/>
         </w:numPr>
         <w:spacing w:lineRule="exact" w:line="280" w:before="0" w:after="80"/>
         <w:rPr/>
@@ -644,7 +697,7 @@
         <w:pStyle w:val="ListParagraph"/>
         <w:numPr>
           <w:ilvl w:val="0"/>
-          <w:numId w:val="1"/>
+          <w:numId w:val="15"/>
         </w:numPr>
         <w:spacing w:lineRule="exact" w:line="280" w:before="0" w:after="80"/>
         <w:rPr/>
@@ -925,6 +978,212 @@
       <w:r>
         <w:rPr/>
         <w:t>Esta es la lente fundamental. Toda capa densa (fully-connected) de una red neuronal es de la forma h = W·x + b, donde W es una matriz. La red aprende, en cada capa, cuál transformación lineal aplicar antes de la no linealidad.</w:t>
+      </w:r>
+    </w:p>
+    <w:p>
+      <w:pPr>
+        <w:pStyle w:val="Normal"/>
+        <w:spacing w:lineRule="exact" w:line="300" w:before="0" w:after="120"/>
+        <w:jc w:val="both"/>
+        <w:rPr/>
+      </w:pPr>
+      <w:r>
+        <w:rPr/>
+      </w:r>
+    </w:p>
+    <w:p>
+      <w:pPr>
+        <w:pStyle w:val="Normal"/>
+        <w:spacing w:lineRule="exact" w:line="300" w:before="0" w:after="120"/>
+        <w:jc w:val="both"/>
+        <w:rPr/>
+      </w:pPr>
+      <w:r>
+        <w:rPr/>
+        <w:t>¿</w:t>
+      </w:r>
+      <w:r>
+        <w:rPr/>
+        <w:t>que quiere decir la no linealidad?</w:t>
+      </w:r>
+    </w:p>
+    <w:p>
+      <w:pPr>
+        <w:pStyle w:val="Normal"/>
+        <w:rPr/>
+      </w:pPr>
+      <w:r>
+        <w:rPr>
+          <w:rFonts w:ascii="Arial" w:hAnsi="Arial"/>
+          <w:i/>
+          <w:iCs/>
+        </w:rPr>
+        <w:t xml:space="preserve">Se refiere a la </w:t>
+      </w:r>
+      <w:r>
+        <w:rPr>
+          <w:rStyle w:val="Strong"/>
+          <w:rFonts w:ascii="Arial" w:hAnsi="Arial"/>
+          <w:i/>
+          <w:iCs/>
+        </w:rPr>
+        <w:t>función de activación</w:t>
+      </w:r>
+      <w:r>
+        <w:rPr>
+          <w:rFonts w:ascii="Arial" w:hAnsi="Arial"/>
+          <w:i/>
+          <w:iCs/>
+        </w:rPr>
+        <w:t xml:space="preserve"> que se aplica justo después de la operación lineal W·x + b.</w:t>
+      </w:r>
+    </w:p>
+    <w:p>
+      <w:pPr>
+        <w:pStyle w:val="Normal"/>
+        <w:rPr>
+          <w:rFonts w:ascii="Arial" w:hAnsi="Arial"/>
+          <w:i/>
+          <w:i/>
+          <w:iCs/>
+        </w:rPr>
+      </w:pPr>
+      <w:r>
+        <w:rPr>
+          <w:rFonts w:ascii="Arial" w:hAnsi="Arial"/>
+          <w:i/>
+          <w:iCs/>
+        </w:rPr>
+        <w:t>En una red neuronal, cada capa hace dos pasos. Primero calcula h = W·x + b, que es una transformación lineal (más un desplazamiento): rota, estira, comprime o proyecta el vector de entrada, pero siempre de forma "recta", sin curvar el espacio. Después aplica una función no lineal elemento por elemento, por ejemplo ReLU (que convierte los negativos en cero: max(0, z)), la sigmoide o la tangente hiperbólica. Entonces la salida real de la capa es algo como a = f(W·x + b), donde f es esa no linealidad.</w:t>
+      </w:r>
+    </w:p>
+    <w:p>
+      <w:pPr>
+        <w:pStyle w:val="Normal"/>
+        <w:rPr/>
+      </w:pPr>
+      <w:r>
+        <w:rPr>
+          <w:rStyle w:val="Strong"/>
+          <w:rFonts w:ascii="Arial" w:hAnsi="Arial"/>
+          <w:i/>
+          <w:iCs/>
+        </w:rPr>
+        <w:t>¿Por qué es tan importante?</w:t>
+      </w:r>
+      <w:r>
+        <w:rPr>
+          <w:rFonts w:ascii="Arial" w:hAnsi="Arial"/>
+          <w:i/>
+          <w:iCs/>
+        </w:rPr>
+        <w:t xml:space="preserve"> Porque si solo hubiera transformaciones lineales, apilar muchas capas no serviría de nada. Componer dos transformaciones lineales da otra transformación lineal:</w:t>
+      </w:r>
+    </w:p>
+    <w:p>
+      <w:pPr>
+        <w:pStyle w:val="Normal"/>
+        <w:rPr>
+          <w:rFonts w:ascii="Arial" w:hAnsi="Arial"/>
+          <w:i/>
+          <w:i/>
+          <w:iCs/>
+        </w:rPr>
+      </w:pPr>
+      <w:r>
+        <w:rPr>
+          <w:rFonts w:ascii="Arial" w:hAnsi="Arial"/>
+          <w:i/>
+          <w:iCs/>
+        </w:rPr>
+        <w:t>W₂·(W₁·x) = (W₂·W₁)·x</w:t>
+      </w:r>
+    </w:p>
+    <w:p>
+      <w:pPr>
+        <w:pStyle w:val="Normal"/>
+        <w:rPr>
+          <w:rFonts w:ascii="Arial" w:hAnsi="Arial"/>
+          <w:i/>
+          <w:i/>
+          <w:iCs/>
+        </w:rPr>
+      </w:pPr>
+      <w:r>
+        <w:rPr>
+          <w:rFonts w:ascii="Arial" w:hAnsi="Arial"/>
+          <w:i/>
+          <w:iCs/>
+        </w:rPr>
+        <w:t>Una red de 100 capas sin activaciones sería matemáticamente equivalente a una sola capa. Solo podría aprender relaciones "rectas" (separar datos con un plano, por ejemplo), y no podría modelar fronteras curvas ni patrones complejos como los de imágenes o lenguaje.</w:t>
+      </w:r>
+    </w:p>
+    <w:p>
+      <w:pPr>
+        <w:pStyle w:val="Normal"/>
+        <w:rPr>
+          <w:rFonts w:ascii="Arial" w:hAnsi="Arial"/>
+          <w:i/>
+          <w:i/>
+          <w:iCs/>
+        </w:rPr>
+      </w:pPr>
+      <w:r>
+        <w:rPr>
+          <w:rFonts w:ascii="Arial" w:hAnsi="Arial"/>
+          <w:i/>
+          <w:iCs/>
+        </w:rPr>
+        <w:t>La no linealidad es lo que "dobla" el espacio entre una capa y la siguiente. Al alternar transformaciones lineales con estas funciones, la red puede aproximar funciones muy complicadas.</w:t>
+      </w:r>
+    </w:p>
+    <w:p>
+      <w:pPr>
+        <w:pStyle w:val="Normal"/>
+        <w:rPr/>
+      </w:pPr>
+      <w:r>
+        <w:rPr>
+          <w:rFonts w:ascii="Arial" w:hAnsi="Arial"/>
+          <w:i/>
+          <w:iCs/>
+        </w:rPr>
+        <w:t xml:space="preserve">Por eso el texto dice que la red aprende "cuál transformación lineal aplicar </w:t>
+      </w:r>
+      <w:r>
+        <w:rPr>
+          <w:rStyle w:val="Strong"/>
+          <w:rFonts w:ascii="Arial" w:hAnsi="Arial"/>
+          <w:i/>
+          <w:iCs/>
+        </w:rPr>
+        <w:t>antes de</w:t>
+      </w:r>
+      <w:r>
+        <w:rPr>
+          <w:rFonts w:ascii="Arial" w:hAnsi="Arial"/>
+          <w:i/>
+          <w:iCs/>
+        </w:rPr>
+        <w:t xml:space="preserve"> la no linealidad": lo que se entrena son las matrices W y los vectores b, mientras que la función de activación suele ser fija (se elige de antemano, como ReLU). La parte aprendida es lineal, y la no linealidad fija es la que le da poder expresivo al conjunto.</w:t>
+      </w:r>
+    </w:p>
+    <w:p>
+      <w:pPr>
+        <w:pStyle w:val="Normal"/>
+        <w:rPr>
+          <w:rFonts w:ascii="Arial" w:hAnsi="Arial"/>
+          <w:i/>
+          <w:i/>
+          <w:iCs/>
+        </w:rPr>
+      </w:pPr>
+      <w:r>
+        <w:rPr>
+          <w:rFonts w:ascii="Arial" w:hAnsi="Arial"/>
+          <w:i/>
+          <w:iCs/>
+        </w:rPr>
       </w:r>
     </w:p>
     <w:p>
@@ -1021,7 +1280,7 @@
         <w:pStyle w:val="ListParagraph"/>
         <w:numPr>
           <w:ilvl w:val="0"/>
-          <w:numId w:val="1"/>
+          <w:numId w:val="16"/>
         </w:numPr>
         <w:spacing w:lineRule="exact" w:line="280" w:before="0" w:after="80"/>
         <w:rPr/>
@@ -1043,7 +1302,7 @@
         <w:pStyle w:val="ListParagraph"/>
         <w:numPr>
           <w:ilvl w:val="0"/>
-          <w:numId w:val="1"/>
+          <w:numId w:val="17"/>
         </w:numPr>
         <w:spacing w:lineRule="exact" w:line="280" w:before="0" w:after="80"/>
         <w:rPr/>
@@ -1065,7 +1324,7 @@
         <w:pStyle w:val="ListParagraph"/>
         <w:numPr>
           <w:ilvl w:val="0"/>
-          <w:numId w:val="1"/>
+          <w:numId w:val="18"/>
         </w:numPr>
         <w:spacing w:lineRule="exact" w:line="280" w:before="0" w:after="80"/>
         <w:rPr/>
@@ -1087,7 +1346,7 @@
         <w:pStyle w:val="ListParagraph"/>
         <w:numPr>
           <w:ilvl w:val="0"/>
-          <w:numId w:val="1"/>
+          <w:numId w:val="19"/>
         </w:numPr>
         <w:spacing w:lineRule="exact" w:line="280" w:before="0" w:after="80"/>
         <w:rPr/>
@@ -1109,7 +1368,7 @@
         <w:pStyle w:val="ListParagraph"/>
         <w:numPr>
           <w:ilvl w:val="0"/>
-          <w:numId w:val="1"/>
+          <w:numId w:val="20"/>
         </w:numPr>
         <w:spacing w:lineRule="exact" w:line="280" w:before="0" w:after="80"/>
         <w:rPr/>
@@ -1171,7 +1430,7 @@
         <w:pStyle w:val="ListParagraph"/>
         <w:numPr>
           <w:ilvl w:val="0"/>
-          <w:numId w:val="1"/>
+          <w:numId w:val="21"/>
         </w:numPr>
         <w:spacing w:lineRule="exact" w:line="280" w:before="0" w:after="80"/>
         <w:rPr/>
@@ -1193,7 +1452,7 @@
         <w:pStyle w:val="ListParagraph"/>
         <w:numPr>
           <w:ilvl w:val="0"/>
-          <w:numId w:val="1"/>
+          <w:numId w:val="22"/>
         </w:numPr>
         <w:spacing w:lineRule="exact" w:line="280" w:before="0" w:after="80"/>
         <w:rPr/>
@@ -1215,7 +1474,7 @@
         <w:pStyle w:val="ListParagraph"/>
         <w:numPr>
           <w:ilvl w:val="0"/>
-          <w:numId w:val="1"/>
+          <w:numId w:val="23"/>
         </w:numPr>
         <w:spacing w:lineRule="exact" w:line="280" w:before="0" w:after="80"/>
         <w:rPr/>
@@ -1230,6 +1489,170 @@
       <w:r>
         <w:rPr/>
         <w:t>la dimensión de la imagen. Equivalentemente, el número máximo de columnas —o filas— linealmente independientes.</w:t>
+      </w:r>
+    </w:p>
+    <w:p>
+      <w:pPr>
+        <w:pStyle w:val="Normal"/>
+        <w:rPr/>
+      </w:pPr>
+      <w:r>
+        <w:rPr/>
+        <w:t>Que el rango de una matriz sea menor que el espacio del vector de salida; siempre es malo?? por que si vos buscas recucir dimencioanlidad o queres justamente reducir las dimensiones, perderias informaiocn; ??</w:t>
+      </w:r>
+    </w:p>
+    <w:p>
+      <w:pPr>
+        <w:pStyle w:val="Normal"/>
+        <w:rPr/>
+      </w:pPr>
+      <w:r>
+        <w:rPr/>
+      </w:r>
+    </w:p>
+    <w:p>
+      <w:pPr>
+        <w:pStyle w:val="Normal"/>
+        <w:rPr/>
+      </w:pPr>
+      <w:r>
+        <w:rPr/>
+        <w:t>No, no siempre es malo. Depende de lo que quieras lograr. Pero conviene separar dos situaciones que en tu pregunta aparecen mezcladas, porque la pérdida de información no la mide exactamente "rango &lt; m", sino el núcleo.</w:t>
+      </w:r>
+    </w:p>
+    <w:p>
+      <w:pPr>
+        <w:pStyle w:val="Normal"/>
+        <w:rPr/>
+      </w:pPr>
+      <w:r>
+        <w:rPr/>
+        <w:t>La relación clave: rango + nulidad = n</w:t>
+      </w:r>
+    </w:p>
+    <w:p>
+      <w:pPr>
+        <w:pStyle w:val="Normal"/>
+        <w:rPr/>
+      </w:pPr>
+      <w:r>
+        <w:rPr/>
+        <w:t>Para una matriz A de tamaño m × n (que lleva vectores de ℝⁿ a ℝᵐ) se cumple:</w:t>
+      </w:r>
+    </w:p>
+    <w:p>
+      <w:pPr>
+        <w:pStyle w:val="Normal"/>
+        <w:rPr/>
+      </w:pPr>
+      <w:r>
+        <w:rPr/>
+        <w:t>rank A + dim ker A = n</w:t>
+      </w:r>
+    </w:p>
+    <w:p>
+      <w:pPr>
+        <w:pStyle w:val="Normal"/>
+        <w:rPr/>
+      </w:pPr>
+      <w:r>
+        <w:rPr/>
+        <w:t>Esto dice que las n dimensiones de entrada se reparten en dos grupos: las que sobreviven (el rango) y las que se aniquilan (el núcleo). La información que perdés está en el núcleo: si dos entradas x e y difieren en un vector del núcleo, A·x = A·y, y ya no podés distinguirlas a partir de la salida.</w:t>
+      </w:r>
+    </w:p>
+    <w:p>
+      <w:pPr>
+        <w:pStyle w:val="Normal"/>
+        <w:rPr/>
+      </w:pPr>
+      <w:r>
+        <w:rPr/>
+        <w:t>Caso 1: reducir dimensionalidad (m &lt; n)</w:t>
+      </w:r>
+    </w:p>
+    <w:p>
+      <w:pPr>
+        <w:pStyle w:val="Normal"/>
+        <w:rPr/>
+      </w:pPr>
+      <w:r>
+        <w:rPr/>
+        <w:t>Supongamos que A va de ℝ¹⁰⁰ a ℝ¹⁰. El rango es como máximo 10, así que el núcleo tiene dimensión al menos 90. Perdés información sí o sí, y eso es inevitable por diseño. Pero fijate que aquí el rango puede ser igual a m = 10: la salida usa todo su espacio, y aun así hay pérdida.</w:t>
+      </w:r>
+    </w:p>
+    <w:p>
+      <w:pPr>
+        <w:pStyle w:val="Normal"/>
+        <w:rPr/>
+      </w:pPr>
+      <w:r>
+        <w:rPr/>
+        <w:t>La pregunta útil no es "¿pierdo información?" sino "¿qué información pierdo?". Una buena reducción de dimensionalidad pone en el núcleo las direcciones que no importan (ruido, redundancia, variaciones irrelevantes) y conserva las importantes. Eso es exactamente lo que hace PCA: elige proyectar sobre las direcciones de mayor varianza y descarta las de menor varianza. Lo mismo pasa con el "cuello de botella" de un autoencoder, que obliga a la red a quedarse solo con lo esencial.</w:t>
+      </w:r>
+    </w:p>
+    <w:p>
+      <w:pPr>
+        <w:pStyle w:val="Normal"/>
+        <w:rPr/>
+      </w:pPr>
+      <w:r>
+        <w:rPr/>
+        <w:t>Caso 2: rango menor que m (lo que preguntabas literalmente)</w:t>
+      </w:r>
+    </w:p>
+    <w:p>
+      <w:pPr>
+        <w:pStyle w:val="Normal"/>
+        <w:rPr/>
+      </w:pPr>
+      <w:r>
+        <w:rPr/>
+        <w:t>Si el rango es menor que la dimensión de salida, la imagen es un subespacio propio de ℝᵐ: hay salidas que A nunca puede producir. Eso significa que estás desperdiciando dimensiones de salida, porque algunas coordenadas son combinaciones de otras y no aportan nada nuevo. Por ejemplo, si una capa devuelve vectores de 512 componentes pero su rango es 50, en el fondo toda la salida vive en un espacio de dimensión 50.</w:t>
+      </w:r>
+    </w:p>
+    <w:p>
+      <w:pPr>
+        <w:pStyle w:val="Normal"/>
+        <w:rPr/>
+      </w:pPr>
+      <w:r>
+        <w:rPr/>
+        <w:t>Esto puede ser ineficiente, pero tampoco es necesariamente malo. De hecho, a veces se busca a propósito: técnicas como LoRA (usada para ajustar modelos de lenguaje) restringen las actualizaciones de los pesos a matrices de rango bajo, porque se observa que los cambios útiles viven en pocas dimensiones y así se entrena muchísimo más barato.</w:t>
+      </w:r>
+    </w:p>
+    <w:p>
+      <w:pPr>
+        <w:pStyle w:val="Normal"/>
+        <w:rPr/>
+      </w:pPr>
+      <w:r>
+        <w:rPr/>
+        <w:t>Resumiendo</w:t>
+      </w:r>
+    </w:p>
+    <w:p>
+      <w:pPr>
+        <w:pStyle w:val="Normal"/>
+        <w:rPr/>
+      </w:pPr>
+      <w:r>
+        <w:rPr/>
+        <w:t>Un rango bajo es malo cuando necesitás conservar toda la información o poder invertir la transformación (por ejemplo, resolver un sistema A·x = b con solución única). Es bueno, o al menos aceptable, cuando la información que se pierde es irrelevante para tu objetivo. Comprimir siempre implica perder algo; el arte está en que lo que cae en el núcleo sea lo que no te interesa.</w:t>
+      </w:r>
+    </w:p>
+    <w:p>
+      <w:pPr>
+        <w:pStyle w:val="ListParagraph"/>
+        <w:numPr>
+          <w:ilvl w:val="0"/>
+          <w:numId w:val="0"/>
+        </w:numPr>
+        <w:spacing w:lineRule="exact" w:line="280" w:before="0" w:after="80"/>
+        <w:ind w:hanging="0" w:left="720"/>
+        <w:rPr/>
+      </w:pPr>
+      <w:r>
+        <w:rPr/>
       </w:r>
     </w:p>
     <w:p>
@@ -1314,7 +1737,7 @@
         <w:pStyle w:val="ListParagraph"/>
         <w:numPr>
           <w:ilvl w:val="0"/>
-          <w:numId w:val="1"/>
+          <w:numId w:val="24"/>
         </w:numPr>
         <w:spacing w:lineRule="exact" w:line="280" w:before="0" w:after="80"/>
         <w:rPr/>
@@ -1329,7 +1752,7 @@
         <w:pStyle w:val="ListParagraph"/>
         <w:numPr>
           <w:ilvl w:val="0"/>
-          <w:numId w:val="1"/>
+          <w:numId w:val="25"/>
         </w:numPr>
         <w:spacing w:lineRule="exact" w:line="280" w:before="0" w:after="80"/>
         <w:rPr/>
@@ -1344,7 +1767,7 @@
         <w:pStyle w:val="ListParagraph"/>
         <w:numPr>
           <w:ilvl w:val="0"/>
-          <w:numId w:val="1"/>
+          <w:numId w:val="26"/>
         </w:numPr>
         <w:spacing w:lineRule="exact" w:line="280" w:before="0" w:after="80"/>
         <w:rPr/>
@@ -1359,7 +1782,7 @@
         <w:pStyle w:val="ListParagraph"/>
         <w:numPr>
           <w:ilvl w:val="0"/>
-          <w:numId w:val="1"/>
+          <w:numId w:val="27"/>
         </w:numPr>
         <w:spacing w:lineRule="exact" w:line="280" w:before="0" w:after="80"/>
         <w:rPr/>
@@ -1374,7 +1797,7 @@
         <w:pStyle w:val="ListParagraph"/>
         <w:numPr>
           <w:ilvl w:val="0"/>
-          <w:numId w:val="1"/>
+          <w:numId w:val="28"/>
         </w:numPr>
         <w:spacing w:lineRule="exact" w:line="280" w:before="0" w:after="80"/>
         <w:rPr/>
@@ -1389,7 +1812,7 @@
         <w:pStyle w:val="ListParagraph"/>
         <w:numPr>
           <w:ilvl w:val="0"/>
-          <w:numId w:val="1"/>
+          <w:numId w:val="29"/>
         </w:numPr>
         <w:spacing w:lineRule="exact" w:line="280" w:before="0" w:after="80"/>
         <w:rPr/>
@@ -1463,7 +1886,7 @@
         <w:pStyle w:val="ListParagraph"/>
         <w:numPr>
           <w:ilvl w:val="0"/>
-          <w:numId w:val="1"/>
+          <w:numId w:val="30"/>
         </w:numPr>
         <w:spacing w:lineRule="exact" w:line="280" w:before="0" w:after="80"/>
         <w:rPr/>
@@ -1478,7 +1901,7 @@
         <w:pStyle w:val="ListParagraph"/>
         <w:numPr>
           <w:ilvl w:val="0"/>
-          <w:numId w:val="1"/>
+          <w:numId w:val="31"/>
         </w:numPr>
         <w:spacing w:lineRule="exact" w:line="280" w:before="0" w:after="80"/>
         <w:rPr/>
@@ -1493,7 +1916,7 @@
         <w:pStyle w:val="ListParagraph"/>
         <w:numPr>
           <w:ilvl w:val="0"/>
-          <w:numId w:val="1"/>
+          <w:numId w:val="32"/>
         </w:numPr>
         <w:spacing w:lineRule="exact" w:line="280" w:before="0" w:after="80"/>
         <w:rPr/>
@@ -2459,7 +2882,7 @@
         <w:pStyle w:val="ListParagraph"/>
         <w:numPr>
           <w:ilvl w:val="0"/>
-          <w:numId w:val="1"/>
+          <w:numId w:val="33"/>
         </w:numPr>
         <w:spacing w:lineRule="exact" w:line="280" w:before="0" w:after="80"/>
         <w:rPr/>
@@ -2481,7 +2904,7 @@
         <w:pStyle w:val="ListParagraph"/>
         <w:numPr>
           <w:ilvl w:val="0"/>
-          <w:numId w:val="1"/>
+          <w:numId w:val="34"/>
         </w:numPr>
         <w:spacing w:lineRule="exact" w:line="280" w:before="0" w:after="80"/>
         <w:rPr/>
@@ -2503,7 +2926,7 @@
         <w:pStyle w:val="ListParagraph"/>
         <w:numPr>
           <w:ilvl w:val="0"/>
-          <w:numId w:val="1"/>
+          <w:numId w:val="35"/>
         </w:numPr>
         <w:spacing w:lineRule="exact" w:line="280" w:before="0" w:after="80"/>
         <w:rPr/>
@@ -2525,7 +2948,7 @@
         <w:pStyle w:val="ListParagraph"/>
         <w:numPr>
           <w:ilvl w:val="0"/>
-          <w:numId w:val="1"/>
+          <w:numId w:val="36"/>
         </w:numPr>
         <w:spacing w:lineRule="exact" w:line="280" w:before="0" w:after="80"/>
         <w:rPr/>
@@ -2667,7 +3090,7 @@
         <w:pStyle w:val="ListParagraph"/>
         <w:numPr>
           <w:ilvl w:val="0"/>
-          <w:numId w:val="1"/>
+          <w:numId w:val="37"/>
         </w:numPr>
         <w:spacing w:lineRule="exact" w:line="280" w:before="0" w:after="80"/>
         <w:rPr/>
@@ -2682,7 +3105,7 @@
         <w:pStyle w:val="ListParagraph"/>
         <w:numPr>
           <w:ilvl w:val="0"/>
-          <w:numId w:val="1"/>
+          <w:numId w:val="38"/>
         </w:numPr>
         <w:spacing w:lineRule="exact" w:line="280" w:before="0" w:after="80"/>
         <w:rPr/>
@@ -2697,7 +3120,7 @@
         <w:pStyle w:val="ListParagraph"/>
         <w:numPr>
           <w:ilvl w:val="0"/>
-          <w:numId w:val="1"/>
+          <w:numId w:val="39"/>
         </w:numPr>
         <w:spacing w:lineRule="exact" w:line="280" w:before="0" w:after="80"/>
         <w:rPr/>
@@ -2810,7 +3233,7 @@
         <w:pStyle w:val="ListParagraph"/>
         <w:numPr>
           <w:ilvl w:val="0"/>
-          <w:numId w:val="1"/>
+          <w:numId w:val="40"/>
         </w:numPr>
         <w:spacing w:lineRule="exact" w:line="280" w:before="0" w:after="80"/>
         <w:rPr/>
@@ -2832,7 +3255,7 @@
         <w:pStyle w:val="ListParagraph"/>
         <w:numPr>
           <w:ilvl w:val="0"/>
-          <w:numId w:val="1"/>
+          <w:numId w:val="41"/>
         </w:numPr>
         <w:spacing w:lineRule="exact" w:line="280" w:before="0" w:after="80"/>
         <w:rPr/>
@@ -2854,7 +3277,7 @@
         <w:pStyle w:val="ListParagraph"/>
         <w:numPr>
           <w:ilvl w:val="0"/>
-          <w:numId w:val="1"/>
+          <w:numId w:val="42"/>
         </w:numPr>
         <w:spacing w:lineRule="exact" w:line="280" w:before="0" w:after="80"/>
         <w:rPr/>
@@ -2999,7 +3422,7 @@
         <w:pStyle w:val="ListParagraph"/>
         <w:numPr>
           <w:ilvl w:val="0"/>
-          <w:numId w:val="1"/>
+          <w:numId w:val="43"/>
         </w:numPr>
         <w:spacing w:lineRule="exact" w:line="280" w:before="0" w:after="80"/>
         <w:rPr/>
@@ -3021,7 +3444,7 @@
         <w:pStyle w:val="ListParagraph"/>
         <w:numPr>
           <w:ilvl w:val="0"/>
-          <w:numId w:val="1"/>
+          <w:numId w:val="44"/>
         </w:numPr>
         <w:spacing w:lineRule="exact" w:line="280" w:before="0" w:after="80"/>
         <w:rPr/>
@@ -3043,7 +3466,7 @@
         <w:pStyle w:val="ListParagraph"/>
         <w:numPr>
           <w:ilvl w:val="0"/>
-          <w:numId w:val="1"/>
+          <w:numId w:val="45"/>
         </w:numPr>
         <w:spacing w:lineRule="exact" w:line="280" w:before="0" w:after="80"/>
         <w:rPr/>
@@ -3065,7 +3488,7 @@
         <w:pStyle w:val="ListParagraph"/>
         <w:numPr>
           <w:ilvl w:val="0"/>
-          <w:numId w:val="1"/>
+          <w:numId w:val="46"/>
         </w:numPr>
         <w:spacing w:lineRule="exact" w:line="280" w:before="0" w:after="80"/>
         <w:rPr/>
@@ -3144,7 +3567,7 @@
         <w:pStyle w:val="ListParagraph"/>
         <w:numPr>
           <w:ilvl w:val="0"/>
-          <w:numId w:val="1"/>
+          <w:numId w:val="47"/>
         </w:numPr>
         <w:spacing w:lineRule="exact" w:line="280" w:before="0" w:after="80"/>
         <w:rPr/>
@@ -3166,7 +3589,7 @@
         <w:pStyle w:val="ListParagraph"/>
         <w:numPr>
           <w:ilvl w:val="0"/>
-          <w:numId w:val="1"/>
+          <w:numId w:val="48"/>
         </w:numPr>
         <w:spacing w:lineRule="exact" w:line="280" w:before="0" w:after="80"/>
         <w:rPr/>
@@ -3188,7 +3611,7 @@
         <w:pStyle w:val="ListParagraph"/>
         <w:numPr>
           <w:ilvl w:val="0"/>
-          <w:numId w:val="1"/>
+          <w:numId w:val="49"/>
         </w:numPr>
         <w:spacing w:lineRule="exact" w:line="280" w:before="0" w:after="80"/>
         <w:rPr/>
@@ -3225,7 +3648,7 @@
         <w:pStyle w:val="ListParagraph"/>
         <w:numPr>
           <w:ilvl w:val="0"/>
-          <w:numId w:val="1"/>
+          <w:numId w:val="50"/>
         </w:numPr>
         <w:spacing w:lineRule="exact" w:line="280" w:before="0" w:after="80"/>
         <w:rPr/>
@@ -3247,7 +3670,7 @@
         <w:pStyle w:val="ListParagraph"/>
         <w:numPr>
           <w:ilvl w:val="0"/>
-          <w:numId w:val="1"/>
+          <w:numId w:val="51"/>
         </w:numPr>
         <w:spacing w:lineRule="exact" w:line="280" w:before="0" w:after="80"/>
         <w:rPr/>
@@ -3269,7 +3692,7 @@
         <w:pStyle w:val="ListParagraph"/>
         <w:numPr>
           <w:ilvl w:val="0"/>
-          <w:numId w:val="1"/>
+          <w:numId w:val="52"/>
         </w:numPr>
         <w:spacing w:lineRule="exact" w:line="280" w:before="0" w:after="80"/>
         <w:rPr/>
@@ -3734,7 +4157,7 @@
         <w:pStyle w:val="ListParagraph"/>
         <w:numPr>
           <w:ilvl w:val="0"/>
-          <w:numId w:val="1"/>
+          <w:numId w:val="53"/>
         </w:numPr>
         <w:spacing w:lineRule="exact" w:line="280" w:before="0" w:after="80"/>
         <w:rPr/>
@@ -3749,7 +4172,7 @@
         <w:pStyle w:val="ListParagraph"/>
         <w:numPr>
           <w:ilvl w:val="0"/>
-          <w:numId w:val="1"/>
+          <w:numId w:val="54"/>
         </w:numPr>
         <w:spacing w:lineRule="exact" w:line="280" w:before="0" w:after="80"/>
         <w:rPr/>
@@ -3764,7 +4187,7 @@
         <w:pStyle w:val="ListParagraph"/>
         <w:numPr>
           <w:ilvl w:val="0"/>
-          <w:numId w:val="1"/>
+          <w:numId w:val="55"/>
         </w:numPr>
         <w:spacing w:lineRule="exact" w:line="280" w:before="0" w:after="80"/>
         <w:rPr/>
@@ -3791,7 +4214,7 @@
         <w:pStyle w:val="ListParagraph"/>
         <w:numPr>
           <w:ilvl w:val="0"/>
-          <w:numId w:val="1"/>
+          <w:numId w:val="56"/>
         </w:numPr>
         <w:spacing w:lineRule="exact" w:line="280" w:before="0" w:after="80"/>
         <w:rPr/>
@@ -3813,7 +4236,7 @@
         <w:pStyle w:val="ListParagraph"/>
         <w:numPr>
           <w:ilvl w:val="0"/>
-          <w:numId w:val="1"/>
+          <w:numId w:val="57"/>
         </w:numPr>
         <w:spacing w:lineRule="exact" w:line="280" w:before="0" w:after="80"/>
         <w:rPr/>
@@ -3835,7 +4258,7 @@
         <w:pStyle w:val="ListParagraph"/>
         <w:numPr>
           <w:ilvl w:val="0"/>
-          <w:numId w:val="1"/>
+          <w:numId w:val="58"/>
         </w:numPr>
         <w:spacing w:lineRule="exact" w:line="280" w:before="0" w:after="80"/>
         <w:rPr/>
@@ -3857,7 +4280,7 @@
         <w:pStyle w:val="ListParagraph"/>
         <w:numPr>
           <w:ilvl w:val="0"/>
-          <w:numId w:val="1"/>
+          <w:numId w:val="59"/>
         </w:numPr>
         <w:spacing w:lineRule="exact" w:line="280" w:before="0" w:after="80"/>
         <w:rPr/>
@@ -3883,6 +4306,9 @@
       <w:r>
         <w:rPr/>
         <w:t>Apéndice. Glosario rápido</w:t>
+      </w:r>
+      <w:r>
+        <w:br w:type="page"/>
       </w:r>
     </w:p>
     <w:tbl>
@@ -3900,7 +4326,7 @@
       </w:tblPr>
       <w:tblGrid>
         <w:gridCol w:w="3600"/>
-        <w:gridCol w:w="5399"/>
+        <w:gridCol w:w="5400"/>
       </w:tblGrid>
       <w:tr>
         <w:trPr/>
@@ -3918,6 +4344,7 @@
           <w:p>
             <w:pPr>
               <w:pStyle w:val="Normal"/>
+              <w:pageBreakBefore/>
               <w:spacing w:before="60" w:after="60"/>
               <w:rPr/>
             </w:pPr>
@@ -3934,7 +4361,7 @@
         </w:tc>
         <w:tc>
           <w:tcPr>
-            <w:tcW w:w="5399" w:type="dxa"/>
+            <w:tcW w:w="5400" w:type="dxa"/>
             <w:tcBorders>
               <w:top w:val="single" w:sz="4" w:space="0" w:color="000000"/>
               <w:left w:val="single" w:sz="4" w:space="0" w:color="000000"/>
@@ -3995,7 +4422,7 @@
         </w:tc>
         <w:tc>
           <w:tcPr>
-            <w:tcW w:w="5399" w:type="dxa"/>
+            <w:tcW w:w="5400" w:type="dxa"/>
             <w:tcBorders>
               <w:top w:val="single" w:sz="4" w:space="0" w:color="000000"/>
               <w:left w:val="single" w:sz="4" w:space="0" w:color="000000"/>
@@ -4054,7 +4481,7 @@
         </w:tc>
         <w:tc>
           <w:tcPr>
-            <w:tcW w:w="5399" w:type="dxa"/>
+            <w:tcW w:w="5400" w:type="dxa"/>
             <w:tcBorders>
               <w:top w:val="single" w:sz="4" w:space="0" w:color="000000"/>
               <w:left w:val="single" w:sz="4" w:space="0" w:color="000000"/>
@@ -4113,7 +4540,7 @@
         </w:tc>
         <w:tc>
           <w:tcPr>
-            <w:tcW w:w="5399" w:type="dxa"/>
+            <w:tcW w:w="5400" w:type="dxa"/>
             <w:tcBorders>
               <w:top w:val="single" w:sz="4" w:space="0" w:color="000000"/>
               <w:left w:val="single" w:sz="4" w:space="0" w:color="000000"/>
@@ -4172,7 +4599,7 @@
         </w:tc>
         <w:tc>
           <w:tcPr>
-            <w:tcW w:w="5399" w:type="dxa"/>
+            <w:tcW w:w="5400" w:type="dxa"/>
             <w:tcBorders>
               <w:top w:val="single" w:sz="4" w:space="0" w:color="000000"/>
               <w:left w:val="single" w:sz="4" w:space="0" w:color="000000"/>
@@ -4231,7 +4658,7 @@
         </w:tc>
         <w:tc>
           <w:tcPr>
-            <w:tcW w:w="5399" w:type="dxa"/>
+            <w:tcW w:w="5400" w:type="dxa"/>
             <w:tcBorders>
               <w:top w:val="single" w:sz="4" w:space="0" w:color="000000"/>
               <w:left w:val="single" w:sz="4" w:space="0" w:color="000000"/>
@@ -4290,7 +4717,7 @@
         </w:tc>
         <w:tc>
           <w:tcPr>
-            <w:tcW w:w="5399" w:type="dxa"/>
+            <w:tcW w:w="5400" w:type="dxa"/>
             <w:tcBorders>
               <w:top w:val="single" w:sz="4" w:space="0" w:color="000000"/>
               <w:left w:val="single" w:sz="4" w:space="0" w:color="000000"/>
@@ -4349,7 +4776,7 @@
         </w:tc>
         <w:tc>
           <w:tcPr>
-            <w:tcW w:w="5399" w:type="dxa"/>
+            <w:tcW w:w="5400" w:type="dxa"/>
             <w:tcBorders>
               <w:top w:val="single" w:sz="4" w:space="0" w:color="000000"/>
               <w:left w:val="single" w:sz="4" w:space="0" w:color="000000"/>
@@ -4408,7 +4835,7 @@
         </w:tc>
         <w:tc>
           <w:tcPr>
-            <w:tcW w:w="5399" w:type="dxa"/>
+            <w:tcW w:w="5400" w:type="dxa"/>
             <w:tcBorders>
               <w:top w:val="single" w:sz="4" w:space="0" w:color="000000"/>
               <w:left w:val="single" w:sz="4" w:space="0" w:color="000000"/>
@@ -4467,7 +4894,7 @@
         </w:tc>
         <w:tc>
           <w:tcPr>
-            <w:tcW w:w="5399" w:type="dxa"/>
+            <w:tcW w:w="5400" w:type="dxa"/>
             <w:tcBorders>
               <w:top w:val="single" w:sz="4" w:space="0" w:color="000000"/>
               <w:left w:val="single" w:sz="4" w:space="0" w:color="000000"/>
@@ -4526,7 +4953,7 @@
         </w:tc>
         <w:tc>
           <w:tcPr>
-            <w:tcW w:w="5399" w:type="dxa"/>
+            <w:tcW w:w="5400" w:type="dxa"/>
             <w:tcBorders>
               <w:top w:val="single" w:sz="4" w:space="0" w:color="000000"/>
               <w:left w:val="single" w:sz="4" w:space="0" w:color="000000"/>
@@ -4585,7 +5012,7 @@
         </w:tc>
         <w:tc>
           <w:tcPr>
-            <w:tcW w:w="5399" w:type="dxa"/>
+            <w:tcW w:w="5400" w:type="dxa"/>
             <w:tcBorders>
               <w:top w:val="single" w:sz="4" w:space="0" w:color="000000"/>
               <w:left w:val="single" w:sz="4" w:space="0" w:color="000000"/>
@@ -4644,7 +5071,7 @@
         </w:tc>
         <w:tc>
           <w:tcPr>
-            <w:tcW w:w="5399" w:type="dxa"/>
+            <w:tcW w:w="5400" w:type="dxa"/>
             <w:tcBorders>
               <w:top w:val="single" w:sz="4" w:space="0" w:color="000000"/>
               <w:left w:val="single" w:sz="4" w:space="0" w:color="000000"/>
@@ -4703,7 +5130,7 @@
         </w:tc>
         <w:tc>
           <w:tcPr>
-            <w:tcW w:w="5399" w:type="dxa"/>
+            <w:tcW w:w="5400" w:type="dxa"/>
             <w:tcBorders>
               <w:top w:val="single" w:sz="4" w:space="0" w:color="000000"/>
               <w:left w:val="single" w:sz="4" w:space="0" w:color="000000"/>
@@ -4762,7 +5189,7 @@
         </w:tc>
         <w:tc>
           <w:tcPr>
-            <w:tcW w:w="5399" w:type="dxa"/>
+            <w:tcW w:w="5400" w:type="dxa"/>
             <w:tcBorders>
               <w:top w:val="single" w:sz="4" w:space="0" w:color="000000"/>
               <w:left w:val="single" w:sz="4" w:space="0" w:color="000000"/>
@@ -4821,7 +5248,7 @@
         </w:tc>
         <w:tc>
           <w:tcPr>
-            <w:tcW w:w="5399" w:type="dxa"/>
+            <w:tcW w:w="5400" w:type="dxa"/>
             <w:tcBorders>
               <w:top w:val="single" w:sz="4" w:space="0" w:color="000000"/>
               <w:left w:val="single" w:sz="4" w:space="0" w:color="000000"/>
@@ -4880,7 +5307,7 @@
         </w:tc>
         <w:tc>
           <w:tcPr>
-            <w:tcW w:w="5399" w:type="dxa"/>
+            <w:tcW w:w="5400" w:type="dxa"/>
             <w:tcBorders>
               <w:top w:val="single" w:sz="4" w:space="0" w:color="000000"/>
               <w:left w:val="single" w:sz="4" w:space="0" w:color="000000"/>
@@ -4939,7 +5366,7 @@
         </w:tc>
         <w:tc>
           <w:tcPr>
-            <w:tcW w:w="5399" w:type="dxa"/>
+            <w:tcW w:w="5400" w:type="dxa"/>
             <w:tcBorders>
               <w:top w:val="single" w:sz="4" w:space="0" w:color="000000"/>
               <w:left w:val="single" w:sz="4" w:space="0" w:color="000000"/>
@@ -4998,7 +5425,7 @@
         </w:tc>
         <w:tc>
           <w:tcPr>
-            <w:tcW w:w="5399" w:type="dxa"/>
+            <w:tcW w:w="5400" w:type="dxa"/>
             <w:tcBorders>
               <w:top w:val="single" w:sz="4" w:space="0" w:color="000000"/>
               <w:left w:val="single" w:sz="4" w:space="0" w:color="000000"/>
@@ -5026,6 +5453,399 @@
         </w:tc>
       </w:tr>
     </w:tbl>
+    <w:p>
+      <w:pPr>
+        <w:pStyle w:val="Normal"/>
+        <w:spacing w:before="320" w:after="160"/>
+        <w:rPr/>
+      </w:pPr>
+      <w:r>
+        <w:rPr/>
+      </w:r>
+    </w:p>
+    <w:p>
+      <w:pPr>
+        <w:pStyle w:val="Heading3"/>
+        <w:bidi w:val="0"/>
+        <w:rPr/>
+      </w:pPr>
+      <w:r>
+        <w:rPr/>
+        <w:t>6. Reducción de espacios: cuando una matriz pierde información</w:t>
+      </w:r>
+    </w:p>
+    <w:p>
+      <w:pPr>
+        <w:pStyle w:val="Normal"/>
+        <w:rPr/>
+      </w:pPr>
+      <w:r>
+        <w:rPr/>
+        <w:t>Y aquí llegamos al corazón de la clase. ¿Qué pasa cuando aplicamos una matriz cuyas columnas son linealmente dependientes?</w:t>
+      </w:r>
+    </w:p>
+    <w:p>
+      <w:pPr>
+        <w:pStyle w:val="Normal"/>
+        <w:rPr/>
+      </w:pPr>
+      <w:r>
+        <w:rPr/>
+        <w:t>Consideren esta matriz:</w:t>
+      </w:r>
+    </w:p>
+    <w:p>
+      <w:pPr>
+        <w:pStyle w:val="Normal"/>
+        <w:rPr/>
+      </w:pPr>
+      <w:r>
+        <w:rPr/>
+        <w:t xml:space="preserve">A=(12​24​) </w:t>
+      </w:r>
+    </w:p>
+    <w:p>
+      <w:pPr>
+        <w:pStyle w:val="Normal"/>
+        <w:rPr/>
+      </w:pPr>
+      <w:r>
+        <w:rPr/>
+        <w:t>Sus columnas son (1,2) y (2,4), que sabemos que son dependientes (la segunda es el doble de la primera).</w:t>
+      </w:r>
+    </w:p>
+    <w:p>
+      <w:pPr>
+        <w:pStyle w:val="Normal"/>
+        <w:rPr/>
+      </w:pPr>
+      <w:r>
+        <w:rPr/>
+        <w:t>Cuando aplico esta transformación al plano completo R2, ¿a dónde llegan los vectores? Todos terminan sobre una única recta: la que pasa por el origen con dirección (1,2).</w:t>
+      </w:r>
+    </w:p>
+    <w:p>
+      <w:pPr>
+        <w:pStyle w:val="Normal"/>
+        <w:rPr/>
+      </w:pPr>
+      <w:r>
+        <w:rPr>
+          <w:rStyle w:val="Strong"/>
+        </w:rPr>
+        <w:t>Toda la información bidimensional del plano se aplasta a una sola dimensión.</w:t>
+      </w:r>
+    </w:p>
+    <w:p>
+      <w:pPr>
+        <w:pStyle w:val="Normal"/>
+        <w:rPr/>
+      </w:pPr>
+      <w:r>
+        <w:rPr/>
+        <w:t xml:space="preserve">Esto es lo que llamamos </w:t>
+      </w:r>
+      <w:r>
+        <w:rPr>
+          <w:rStyle w:val="Strong"/>
+        </w:rPr>
+        <w:t>reducción de dimensión</w:t>
+      </w:r>
+      <w:r>
+        <w:rPr/>
+        <w:t xml:space="preserve"> o </w:t>
+      </w:r>
+      <w:r>
+        <w:rPr>
+          <w:rStyle w:val="Emphasis"/>
+        </w:rPr>
+        <w:t>colapso</w:t>
+      </w:r>
+      <w:r>
+        <w:rPr/>
+        <w:t xml:space="preserve">. La matriz "pierde" una dimensión de información. El </w:t>
+      </w:r>
+      <w:r>
+        <w:rPr>
+          <w:rStyle w:val="Strong"/>
+        </w:rPr>
+        <w:t>rango</w:t>
+      </w:r>
+      <w:r>
+        <w:rPr/>
+        <w:t xml:space="preserve"> de una matriz es exactamente el número de columnas linealmente independientes que tiene, que también es la dimensión del espacio al que llega la transformación.</w:t>
+      </w:r>
+    </w:p>
+    <w:p>
+      <w:pPr>
+        <w:pStyle w:val="Normal"/>
+        <w:numPr>
+          <w:ilvl w:val="0"/>
+          <w:numId w:val="3"/>
+        </w:numPr>
+        <w:tabs>
+          <w:tab w:val="clear" w:pos="720"/>
+          <w:tab w:val="left" w:pos="0" w:leader="none"/>
+        </w:tabs>
+        <w:ind w:hanging="283" w:left="709"/>
+        <w:rPr/>
+      </w:pPr>
+      <w:r>
+        <w:rPr/>
+        <w:t xml:space="preserve">Matriz de 2×2 con rango 2 → transformación que preserva el plano completo. </w:t>
+      </w:r>
+    </w:p>
+    <w:p>
+      <w:pPr>
+        <w:pStyle w:val="Normal"/>
+        <w:numPr>
+          <w:ilvl w:val="0"/>
+          <w:numId w:val="3"/>
+        </w:numPr>
+        <w:tabs>
+          <w:tab w:val="clear" w:pos="720"/>
+          <w:tab w:val="left" w:pos="0" w:leader="none"/>
+        </w:tabs>
+        <w:ind w:hanging="283" w:left="709"/>
+        <w:rPr/>
+      </w:pPr>
+      <w:r>
+        <w:rPr/>
+        <w:t xml:space="preserve">Matriz de 2×2 con rango 1 → transformación que aplasta el plano a una recta. </w:t>
+      </w:r>
+    </w:p>
+    <w:p>
+      <w:pPr>
+        <w:pStyle w:val="Normal"/>
+        <w:numPr>
+          <w:ilvl w:val="0"/>
+          <w:numId w:val="3"/>
+        </w:numPr>
+        <w:tabs>
+          <w:tab w:val="clear" w:pos="720"/>
+          <w:tab w:val="left" w:pos="0" w:leader="none"/>
+        </w:tabs>
+        <w:ind w:hanging="283" w:left="709"/>
+        <w:rPr/>
+      </w:pPr>
+      <w:r>
+        <w:rPr/>
+        <w:t xml:space="preserve">Matriz de 2×2 con rango 0 → transformación que aplasta todo al origen (esta sería la matriz de ceros). </w:t>
+      </w:r>
+    </w:p>
+    <w:p>
+      <w:pPr>
+        <w:pStyle w:val="Heading3"/>
+        <w:bidi w:val="0"/>
+        <w:rPr/>
+      </w:pPr>
+      <w:r>
+        <w:rPr/>
+        <w:t>7. ¿Por qué se pierde información irrecuperablemente?</w:t>
+      </w:r>
+    </w:p>
+    <w:p>
+      <w:pPr>
+        <w:pStyle w:val="Normal"/>
+        <w:rPr/>
+      </w:pPr>
+      <w:r>
+        <w:rPr/>
+        <w:t>Esta es la pregunta que quiero que se lleven a casa.</w:t>
+      </w:r>
+    </w:p>
+    <w:p>
+      <w:pPr>
+        <w:pStyle w:val="Normal"/>
+        <w:rPr/>
+      </w:pPr>
+      <w:r>
+        <w:rPr/>
+        <w:t xml:space="preserve">Cuando una matriz tiene columnas dependientes, muchos vectores de entrada distintos terminan en el mismo vector de salida. Por ejemplo, con la matriz anterior, los vectores (2,0) y (0,1) terminan ambos en el punto (2,4). Si les doy solo la salida, </w:t>
+      </w:r>
+      <w:r>
+        <w:rPr>
+          <w:rStyle w:val="Strong"/>
+        </w:rPr>
+        <w:t>no hay forma de saber cuál fue la entrada original</w:t>
+      </w:r>
+      <w:r>
+        <w:rPr/>
+        <w:t>. La información se perdió.</w:t>
+      </w:r>
+    </w:p>
+    <w:p>
+      <w:pPr>
+        <w:pStyle w:val="Normal"/>
+        <w:rPr/>
+      </w:pPr>
+      <w:r>
+        <w:rPr/>
+        <w:t>Matemáticamente: no existe la matriz inversa. La transformación no se puede "deshacer".</w:t>
+      </w:r>
+    </w:p>
+    <w:p>
+      <w:pPr>
+        <w:pStyle w:val="Normal"/>
+        <w:rPr/>
+      </w:pPr>
+      <w:r>
+        <w:rPr>
+          <w:rStyle w:val="Strong"/>
+        </w:rPr>
+        <w:t>El determinante como medida:</w:t>
+      </w:r>
+      <w:r>
+        <w:rPr/>
+        <w:t xml:space="preserve"> para matrices cuadradas, el determinante nos dice cuánto cambia el "volumen" del espacio bajo la transformación. Si el determinante es cero, el volumen se aplasta a cero, lo que confirma que hubo colapso dimensional y pérdida de información.</w:t>
+      </w:r>
+    </w:p>
+    <w:p>
+      <w:pPr>
+        <w:pStyle w:val="Heading3"/>
+        <w:bidi w:val="0"/>
+        <w:rPr/>
+      </w:pPr>
+      <w:r>
+        <w:rPr/>
+        <w:t>8. ¿Por qué esto importa en IA?</w:t>
+      </w:r>
+    </w:p>
+    <w:p>
+      <w:pPr>
+        <w:pStyle w:val="Normal"/>
+        <w:rPr/>
+      </w:pPr>
+      <w:r>
+        <w:rPr/>
+        <w:t>Esta idea aparece por todas partes:</w:t>
+      </w:r>
+    </w:p>
+    <w:p>
+      <w:pPr>
+        <w:pStyle w:val="Normal"/>
+        <w:rPr/>
+      </w:pPr>
+      <w:r>
+        <w:rPr>
+          <w:rStyle w:val="Strong"/>
+        </w:rPr>
+        <w:t>PCA (Análisis de Componentes Principales):</w:t>
+      </w:r>
+      <w:r>
+        <w:rPr/>
+        <w:t xml:space="preserve"> aquí </w:t>
+      </w:r>
+      <w:r>
+        <w:rPr>
+          <w:rStyle w:val="Emphasis"/>
+        </w:rPr>
+        <w:t>queremos</w:t>
+      </w:r>
+      <w:r>
+        <w:rPr/>
+        <w:t xml:space="preserve"> reducir dimensiones a propósito. Tomamos datos en alta dimensión y los proyectamos a un espacio más pequeño, eligiendo cuidadosamente las direcciones para perder la menor cantidad posible de información importante.</w:t>
+      </w:r>
+    </w:p>
+    <w:p>
+      <w:pPr>
+        <w:pStyle w:val="Normal"/>
+        <w:rPr/>
+      </w:pPr>
+      <w:r>
+        <w:rPr>
+          <w:rStyle w:val="Strong"/>
+        </w:rPr>
+        <w:t>Redes neuronales:</w:t>
+      </w:r>
+      <w:r>
+        <w:rPr/>
+        <w:t xml:space="preserve"> cuando dos neuronas aprenden a hacer lo mismo (sus pesos se vuelven dependientes), la red efectivamente tiene menos capacidad de la que aparenta. Técnicas como </w:t>
+      </w:r>
+      <w:r>
+        <w:rPr>
+          <w:rStyle w:val="Emphasis"/>
+        </w:rPr>
+        <w:t>dropout</w:t>
+      </w:r>
+      <w:r>
+        <w:rPr/>
+        <w:t xml:space="preserve"> y regularización buscan evitar esto.</w:t>
+      </w:r>
+    </w:p>
+    <w:p>
+      <w:pPr>
+        <w:pStyle w:val="Normal"/>
+        <w:rPr/>
+      </w:pPr>
+      <w:r>
+        <w:rPr>
+          <w:rStyle w:val="Strong"/>
+        </w:rPr>
+        <w:t>Autoencoders:</w:t>
+      </w:r>
+      <w:r>
+        <w:rPr/>
+        <w:t xml:space="preserve"> comprimen datos pasándolos por una capa estrecha (un cuello de botella), forzando una reducción de dimensión que captura lo esencial.</w:t>
+      </w:r>
+    </w:p>
+    <w:p>
+      <w:pPr>
+        <w:pStyle w:val="Normal"/>
+        <w:rPr/>
+      </w:pPr>
+      <w:r>
+        <w:rPr>
+          <w:rStyle w:val="Strong"/>
+        </w:rPr>
+        <w:t>Datos redundantes:</w:t>
+      </w:r>
+      <w:r>
+        <w:rPr/>
+        <w:t xml:space="preserve"> si dos features (columnas) de nuestro dataset son linealmente dependientes —por ejemplo, "altura en metros" y "altura en centímetros"— una es matemáticamente inútil. El modelo no obtiene información nueva de la segunda.</w:t>
+      </w:r>
+    </w:p>
+    <w:p>
+      <w:pPr>
+        <w:pStyle w:val="Heading3"/>
+        <w:bidi w:val="0"/>
+        <w:rPr/>
+      </w:pPr>
+      <w:r>
+        <w:rPr/>
+        <w:t>Cerrando la clase</w:t>
+      </w:r>
+    </w:p>
+    <w:p>
+      <w:pPr>
+        <w:pStyle w:val="Normal"/>
+        <w:rPr/>
+      </w:pPr>
+      <w:r>
+        <w:rPr/>
+        <w:t>Repasemos la cadena de ideas que construimos:</w:t>
+      </w:r>
+    </w:p>
+    <w:p>
+      <w:pPr>
+        <w:pStyle w:val="Normal"/>
+        <w:rPr/>
+      </w:pPr>
+      <w:r>
+        <w:rPr/>
+        <w:t>Los vectores son cómo representamos información. Las matrices son máquinas que transforman esa información. El span nos dice qué territorio pueden cubrir un conjunto de vectores. La dependencia lineal detecta redundancia: vectores que no aportan nada nuevo. Y cuando esa redundancia aparece dentro de una matriz, la transformación colapsa dimensiones y pierde información irrecuperablemente.</w:t>
+      </w:r>
+    </w:p>
+    <w:p>
+      <w:pPr>
+        <w:pStyle w:val="Normal"/>
+        <w:rPr/>
+      </w:pPr>
+      <w:r>
+        <w:rPr/>
+        <w:t>Para la próxima clase les pido que piensen en esto: si una foto de 1000×1000 píxeles es un vector en un millón de dimensiones, ¿realmente esas dimensiones son independientes? ¿Cuánta información "real" contiene una foto? Esa pregunta nos llevará directo a los autovalores, autovectores y la descomposición SVD, que son las herramientas con las que hacemos compresión, recomendaciones y modelos del lenguaje.</w:t>
+      </w:r>
+    </w:p>
     <w:sectPr>
       <w:headerReference w:type="even" r:id="rId5"/>
       <w:headerReference w:type="default" r:id="rId6"/>
@@ -5089,7 +5909,7 @@
     </w:r>
     <w:r>
       <w:rPr/>
-      <w:t>14</w:t>
+      <w:t>17</w:t>
     </w:r>
     <w:r>
       <w:rPr/>
@@ -5117,7 +5937,7 @@
     </w:r>
     <w:r>
       <w:rPr/>
-      <w:t>14</w:t>
+      <w:t>17</w:t>
     </w:r>
     <w:r>
       <w:rPr/>
@@ -5157,7 +5977,7 @@
     </w:r>
     <w:r>
       <w:rPr/>
-      <w:t>14</w:t>
+      <w:t>17</w:t>
     </w:r>
     <w:r>
       <w:rPr/>
@@ -5185,7 +6005,7 @@
     </w:r>
     <w:r>
       <w:rPr/>
-      <w:t>14</w:t>
+      <w:t>17</w:t>
     </w:r>
     <w:r>
       <w:rPr/>
@@ -5395,6 +6215,280 @@
   <w:abstractNum w:abstractNumId="2">
     <w:lvl w:ilvl="0">
       <w:start w:val="1"/>
+      <w:numFmt w:val="bullet"/>
+      <w:lvlText w:val=""/>
+      <w:lvlJc w:val="left"/>
+      <w:pPr>
+        <w:tabs>
+          <w:tab w:val="num" w:pos="0"/>
+        </w:tabs>
+        <w:ind w:left="720" w:hanging="360"/>
+      </w:pPr>
+      <w:rPr>
+        <w:rFonts w:ascii="Wingdings" w:hAnsi="Wingdings" w:cs="Wingdings" w:hint="default"/>
+      </w:rPr>
+    </w:lvl>
+    <w:lvl w:ilvl="1">
+      <w:start w:val="1"/>
+      <w:numFmt w:val="bullet"/>
+      <w:lvlText w:val=""/>
+      <w:lvlJc w:val="left"/>
+      <w:pPr>
+        <w:tabs>
+          <w:tab w:val="num" w:pos="0"/>
+        </w:tabs>
+        <w:ind w:left="1440" w:hanging="360"/>
+      </w:pPr>
+      <w:rPr>
+        <w:rFonts w:ascii="Wingdings 2" w:hAnsi="Wingdings 2" w:cs="Wingdings 2" w:hint="default"/>
+      </w:rPr>
+    </w:lvl>
+    <w:lvl w:ilvl="2">
+      <w:start w:val="1"/>
+      <w:numFmt w:val="bullet"/>
+      <w:lvlText w:val="■"/>
+      <w:lvlJc w:val="left"/>
+      <w:pPr>
+        <w:tabs>
+          <w:tab w:val="num" w:pos="0"/>
+        </w:tabs>
+        <w:ind w:left="2160" w:hanging="360"/>
+      </w:pPr>
+      <w:rPr>
+        <w:rFonts w:ascii="OpenSymbol" w:hAnsi="OpenSymbol" w:cs="OpenSymbol" w:hint="default"/>
+      </w:rPr>
+    </w:lvl>
+    <w:lvl w:ilvl="3">
+      <w:start w:val="1"/>
+      <w:numFmt w:val="bullet"/>
+      <w:lvlText w:val=""/>
+      <w:lvlJc w:val="left"/>
+      <w:pPr>
+        <w:tabs>
+          <w:tab w:val="num" w:pos="0"/>
+        </w:tabs>
+        <w:ind w:left="2880" w:hanging="360"/>
+      </w:pPr>
+      <w:rPr>
+        <w:rFonts w:ascii="Wingdings" w:hAnsi="Wingdings" w:cs="Wingdings" w:hint="default"/>
+      </w:rPr>
+    </w:lvl>
+    <w:lvl w:ilvl="4">
+      <w:start w:val="1"/>
+      <w:numFmt w:val="bullet"/>
+      <w:lvlText w:val=""/>
+      <w:lvlJc w:val="left"/>
+      <w:pPr>
+        <w:tabs>
+          <w:tab w:val="num" w:pos="0"/>
+        </w:tabs>
+        <w:ind w:left="3600" w:hanging="360"/>
+      </w:pPr>
+      <w:rPr>
+        <w:rFonts w:ascii="Wingdings 2" w:hAnsi="Wingdings 2" w:cs="Wingdings 2" w:hint="default"/>
+      </w:rPr>
+    </w:lvl>
+    <w:lvl w:ilvl="5">
+      <w:start w:val="1"/>
+      <w:numFmt w:val="bullet"/>
+      <w:lvlText w:val="■"/>
+      <w:lvlJc w:val="left"/>
+      <w:pPr>
+        <w:tabs>
+          <w:tab w:val="num" w:pos="0"/>
+        </w:tabs>
+        <w:ind w:left="4320" w:hanging="360"/>
+      </w:pPr>
+      <w:rPr>
+        <w:rFonts w:ascii="OpenSymbol" w:hAnsi="OpenSymbol" w:cs="OpenSymbol" w:hint="default"/>
+      </w:rPr>
+    </w:lvl>
+    <w:lvl w:ilvl="6">
+      <w:start w:val="1"/>
+      <w:numFmt w:val="bullet"/>
+      <w:lvlText w:val=""/>
+      <w:lvlJc w:val="left"/>
+      <w:pPr>
+        <w:tabs>
+          <w:tab w:val="num" w:pos="0"/>
+        </w:tabs>
+        <w:ind w:left="5040" w:hanging="360"/>
+      </w:pPr>
+      <w:rPr>
+        <w:rFonts w:ascii="Wingdings" w:hAnsi="Wingdings" w:cs="Wingdings" w:hint="default"/>
+      </w:rPr>
+    </w:lvl>
+    <w:lvl w:ilvl="7">
+      <w:start w:val="1"/>
+      <w:numFmt w:val="bullet"/>
+      <w:lvlText w:val=""/>
+      <w:lvlJc w:val="left"/>
+      <w:pPr>
+        <w:tabs>
+          <w:tab w:val="num" w:pos="0"/>
+        </w:tabs>
+        <w:ind w:left="5760" w:hanging="360"/>
+      </w:pPr>
+      <w:rPr>
+        <w:rFonts w:ascii="Wingdings" w:hAnsi="Wingdings" w:cs="Wingdings" w:hint="default"/>
+      </w:rPr>
+    </w:lvl>
+    <w:lvl w:ilvl="8">
+      <w:start w:val="1"/>
+      <w:numFmt w:val="bullet"/>
+      <w:lvlText w:val=""/>
+      <w:lvlJc w:val="left"/>
+      <w:pPr>
+        <w:tabs>
+          <w:tab w:val="num" w:pos="0"/>
+        </w:tabs>
+        <w:ind w:left="6480" w:hanging="360"/>
+      </w:pPr>
+      <w:rPr>
+        <w:rFonts w:ascii="Wingdings" w:hAnsi="Wingdings" w:cs="Wingdings" w:hint="default"/>
+      </w:rPr>
+    </w:lvl>
+  </w:abstractNum>
+  <w:abstractNum w:abstractNumId="3">
+    <w:lvl w:ilvl="0">
+      <w:start w:val="1"/>
+      <w:numFmt w:val="bullet"/>
+      <w:lvlText w:val=""/>
+      <w:lvlJc w:val="left"/>
+      <w:pPr>
+        <w:tabs>
+          <w:tab w:val="num" w:pos="709"/>
+        </w:tabs>
+        <w:ind w:left="709" w:hanging="283"/>
+      </w:pPr>
+      <w:rPr>
+        <w:rFonts w:ascii="Symbol" w:hAnsi="Symbol" w:cs="Symbol" w:hint="default"/>
+      </w:rPr>
+    </w:lvl>
+    <w:lvl w:ilvl="1">
+      <w:start w:val="1"/>
+      <w:numFmt w:val="bullet"/>
+      <w:lvlText w:val=""/>
+      <w:lvlJc w:val="left"/>
+      <w:pPr>
+        <w:tabs>
+          <w:tab w:val="num" w:pos="1418"/>
+        </w:tabs>
+        <w:ind w:left="1418" w:hanging="283"/>
+      </w:pPr>
+      <w:rPr>
+        <w:rFonts w:ascii="Symbol" w:hAnsi="Symbol" w:cs="Symbol" w:hint="default"/>
+      </w:rPr>
+    </w:lvl>
+    <w:lvl w:ilvl="2">
+      <w:start w:val="1"/>
+      <w:numFmt w:val="bullet"/>
+      <w:lvlText w:val=""/>
+      <w:lvlJc w:val="left"/>
+      <w:pPr>
+        <w:tabs>
+          <w:tab w:val="num" w:pos="2127"/>
+        </w:tabs>
+        <w:ind w:left="2127" w:hanging="283"/>
+      </w:pPr>
+      <w:rPr>
+        <w:rFonts w:ascii="Symbol" w:hAnsi="Symbol" w:cs="Symbol" w:hint="default"/>
+      </w:rPr>
+    </w:lvl>
+    <w:lvl w:ilvl="3">
+      <w:start w:val="1"/>
+      <w:numFmt w:val="bullet"/>
+      <w:lvlText w:val=""/>
+      <w:lvlJc w:val="left"/>
+      <w:pPr>
+        <w:tabs>
+          <w:tab w:val="num" w:pos="2836"/>
+        </w:tabs>
+        <w:ind w:left="2836" w:hanging="283"/>
+      </w:pPr>
+      <w:rPr>
+        <w:rFonts w:ascii="Symbol" w:hAnsi="Symbol" w:cs="Symbol" w:hint="default"/>
+      </w:rPr>
+    </w:lvl>
+    <w:lvl w:ilvl="4">
+      <w:start w:val="1"/>
+      <w:numFmt w:val="bullet"/>
+      <w:lvlText w:val=""/>
+      <w:lvlJc w:val="left"/>
+      <w:pPr>
+        <w:tabs>
+          <w:tab w:val="num" w:pos="3545"/>
+        </w:tabs>
+        <w:ind w:left="3545" w:hanging="283"/>
+      </w:pPr>
+      <w:rPr>
+        <w:rFonts w:ascii="Symbol" w:hAnsi="Symbol" w:cs="Symbol" w:hint="default"/>
+      </w:rPr>
+    </w:lvl>
+    <w:lvl w:ilvl="5">
+      <w:start w:val="1"/>
+      <w:numFmt w:val="bullet"/>
+      <w:lvlText w:val=""/>
+      <w:lvlJc w:val="left"/>
+      <w:pPr>
+        <w:tabs>
+          <w:tab w:val="num" w:pos="4254"/>
+        </w:tabs>
+        <w:ind w:left="4254" w:hanging="283"/>
+      </w:pPr>
+      <w:rPr>
+        <w:rFonts w:ascii="Symbol" w:hAnsi="Symbol" w:cs="Symbol" w:hint="default"/>
+      </w:rPr>
+    </w:lvl>
+    <w:lvl w:ilvl="6">
+      <w:start w:val="1"/>
+      <w:numFmt w:val="bullet"/>
+      <w:lvlText w:val=""/>
+      <w:lvlJc w:val="left"/>
+      <w:pPr>
+        <w:tabs>
+          <w:tab w:val="num" w:pos="4963"/>
+        </w:tabs>
+        <w:ind w:left="4963" w:hanging="283"/>
+      </w:pPr>
+      <w:rPr>
+        <w:rFonts w:ascii="Symbol" w:hAnsi="Symbol" w:cs="Symbol" w:hint="default"/>
+      </w:rPr>
+    </w:lvl>
+    <w:lvl w:ilvl="7">
+      <w:start w:val="1"/>
+      <w:numFmt w:val="bullet"/>
+      <w:lvlText w:val=""/>
+      <w:lvlJc w:val="left"/>
+      <w:pPr>
+        <w:tabs>
+          <w:tab w:val="num" w:pos="5672"/>
+        </w:tabs>
+        <w:ind w:left="5672" w:hanging="283"/>
+      </w:pPr>
+      <w:rPr>
+        <w:rFonts w:ascii="Symbol" w:hAnsi="Symbol" w:cs="Symbol" w:hint="default"/>
+      </w:rPr>
+    </w:lvl>
+    <w:lvl w:ilvl="8">
+      <w:start w:val="1"/>
+      <w:numFmt w:val="bullet"/>
+      <w:lvlText w:val=""/>
+      <w:lvlJc w:val="left"/>
+      <w:pPr>
+        <w:tabs>
+          <w:tab w:val="num" w:pos="6381"/>
+        </w:tabs>
+        <w:ind w:left="6381" w:hanging="283"/>
+      </w:pPr>
+      <w:rPr>
+        <w:rFonts w:ascii="Symbol" w:hAnsi="Symbol" w:cs="Symbol" w:hint="default"/>
+      </w:rPr>
+    </w:lvl>
+  </w:abstractNum>
+  <w:abstractNum w:abstractNumId="4">
+    <w:lvl w:ilvl="0">
+      <w:start w:val="1"/>
       <w:numFmt w:val="none"/>
       <w:suff w:val="nothing"/>
       <w:lvlText w:val=""/>
@@ -5518,10 +6612,178 @@
     <w:abstractNumId w:val="2"/>
   </w:num>
   <w:num w:numId="3">
-    <w:abstractNumId w:val="1"/>
+    <w:abstractNumId w:val="3"/>
+  </w:num>
+  <w:num w:numId="4">
+    <w:abstractNumId w:val="4"/>
+  </w:num>
+  <w:num w:numId="5">
+    <w:abstractNumId w:val="2"/>
     <w:lvlOverride w:ilvl="0">
       <w:startOverride w:val="1"/>
     </w:lvlOverride>
+  </w:num>
+  <w:num w:numId="6">
+    <w:abstractNumId w:val="2"/>
+  </w:num>
+  <w:num w:numId="7">
+    <w:abstractNumId w:val="2"/>
+  </w:num>
+  <w:num w:numId="8">
+    <w:abstractNumId w:val="2"/>
+  </w:num>
+  <w:num w:numId="9">
+    <w:abstractNumId w:val="2"/>
+  </w:num>
+  <w:num w:numId="10">
+    <w:abstractNumId w:val="2"/>
+  </w:num>
+  <w:num w:numId="11">
+    <w:abstractNumId w:val="2"/>
+  </w:num>
+  <w:num w:numId="12">
+    <w:abstractNumId w:val="2"/>
+  </w:num>
+  <w:num w:numId="13">
+    <w:abstractNumId w:val="2"/>
+  </w:num>
+  <w:num w:numId="14">
+    <w:abstractNumId w:val="2"/>
+  </w:num>
+  <w:num w:numId="15">
+    <w:abstractNumId w:val="2"/>
+  </w:num>
+  <w:num w:numId="16">
+    <w:abstractNumId w:val="2"/>
+  </w:num>
+  <w:num w:numId="17">
+    <w:abstractNumId w:val="2"/>
+  </w:num>
+  <w:num w:numId="18">
+    <w:abstractNumId w:val="2"/>
+  </w:num>
+  <w:num w:numId="19">
+    <w:abstractNumId w:val="2"/>
+  </w:num>
+  <w:num w:numId="20">
+    <w:abstractNumId w:val="2"/>
+  </w:num>
+  <w:num w:numId="21">
+    <w:abstractNumId w:val="2"/>
+  </w:num>
+  <w:num w:numId="22">
+    <w:abstractNumId w:val="2"/>
+  </w:num>
+  <w:num w:numId="23">
+    <w:abstractNumId w:val="2"/>
+  </w:num>
+  <w:num w:numId="24">
+    <w:abstractNumId w:val="2"/>
+  </w:num>
+  <w:num w:numId="25">
+    <w:abstractNumId w:val="2"/>
+  </w:num>
+  <w:num w:numId="26">
+    <w:abstractNumId w:val="2"/>
+  </w:num>
+  <w:num w:numId="27">
+    <w:abstractNumId w:val="2"/>
+  </w:num>
+  <w:num w:numId="28">
+    <w:abstractNumId w:val="2"/>
+  </w:num>
+  <w:num w:numId="29">
+    <w:abstractNumId w:val="2"/>
+  </w:num>
+  <w:num w:numId="30">
+    <w:abstractNumId w:val="2"/>
+  </w:num>
+  <w:num w:numId="31">
+    <w:abstractNumId w:val="2"/>
+  </w:num>
+  <w:num w:numId="32">
+    <w:abstractNumId w:val="2"/>
+  </w:num>
+  <w:num w:numId="33">
+    <w:abstractNumId w:val="2"/>
+  </w:num>
+  <w:num w:numId="34">
+    <w:abstractNumId w:val="2"/>
+  </w:num>
+  <w:num w:numId="35">
+    <w:abstractNumId w:val="2"/>
+  </w:num>
+  <w:num w:numId="36">
+    <w:abstractNumId w:val="2"/>
+  </w:num>
+  <w:num w:numId="37">
+    <w:abstractNumId w:val="2"/>
+  </w:num>
+  <w:num w:numId="38">
+    <w:abstractNumId w:val="2"/>
+  </w:num>
+  <w:num w:numId="39">
+    <w:abstractNumId w:val="2"/>
+  </w:num>
+  <w:num w:numId="40">
+    <w:abstractNumId w:val="2"/>
+  </w:num>
+  <w:num w:numId="41">
+    <w:abstractNumId w:val="2"/>
+  </w:num>
+  <w:num w:numId="42">
+    <w:abstractNumId w:val="2"/>
+  </w:num>
+  <w:num w:numId="43">
+    <w:abstractNumId w:val="2"/>
+  </w:num>
+  <w:num w:numId="44">
+    <w:abstractNumId w:val="2"/>
+  </w:num>
+  <w:num w:numId="45">
+    <w:abstractNumId w:val="2"/>
+  </w:num>
+  <w:num w:numId="46">
+    <w:abstractNumId w:val="2"/>
+  </w:num>
+  <w:num w:numId="47">
+    <w:abstractNumId w:val="2"/>
+  </w:num>
+  <w:num w:numId="48">
+    <w:abstractNumId w:val="2"/>
+  </w:num>
+  <w:num w:numId="49">
+    <w:abstractNumId w:val="2"/>
+  </w:num>
+  <w:num w:numId="50">
+    <w:abstractNumId w:val="2"/>
+  </w:num>
+  <w:num w:numId="51">
+    <w:abstractNumId w:val="2"/>
+  </w:num>
+  <w:num w:numId="52">
+    <w:abstractNumId w:val="2"/>
+  </w:num>
+  <w:num w:numId="53">
+    <w:abstractNumId w:val="2"/>
+  </w:num>
+  <w:num w:numId="54">
+    <w:abstractNumId w:val="2"/>
+  </w:num>
+  <w:num w:numId="55">
+    <w:abstractNumId w:val="2"/>
+  </w:num>
+  <w:num w:numId="56">
+    <w:abstractNumId w:val="2"/>
+  </w:num>
+  <w:num w:numId="57">
+    <w:abstractNumId w:val="2"/>
+  </w:num>
+  <w:num w:numId="58">
+    <w:abstractNumId w:val="2"/>
+  </w:num>
+  <w:num w:numId="59">
+    <w:abstractNumId w:val="2"/>
   </w:num>
 </w:numbering>
 </file>
@@ -5548,6 +6810,7 @@
     <w:qFormat/>
     <w:pPr>
       <w:widowControl/>
+      <w:suppressAutoHyphens w:val="true"/>
       <w:bidi w:val="0"/>
       <w:spacing w:before="0" w:after="0"/>
       <w:jc w:val="left"/>
@@ -5703,6 +6966,29 @@
       <w:szCs w:val="20"/>
     </w:rPr>
   </w:style>
+  <w:style w:type="character" w:styleId="Strong">
+    <w:name w:val="Strong"/>
+    <w:qFormat/>
+    <w:rPr>
+      <w:b/>
+      <w:bCs/>
+    </w:rPr>
+  </w:style>
+  <w:style w:type="character" w:styleId="Emphasis">
+    <w:name w:val="Emphasis"/>
+    <w:qFormat/>
+    <w:rPr>
+      <w:i/>
+      <w:iCs/>
+    </w:rPr>
+  </w:style>
+  <w:style w:type="character" w:styleId="Bullets">
+    <w:name w:val="Bullets"/>
+    <w:qFormat/>
+    <w:rPr>
+      <w:rFonts w:ascii="OpenSymbol" w:hAnsi="OpenSymbol" w:eastAsia="OpenSymbol" w:cs="OpenSymbol"/>
+    </w:rPr>
+  </w:style>
   <w:style w:type="paragraph" w:styleId="Heading">
     <w:name w:val="Heading"/>
     <w:basedOn w:val="Normal"/>
@@ -5776,6 +7062,7 @@
     <w:qFormat/>
     <w:pPr>
       <w:widowControl/>
+      <w:suppressAutoHyphens w:val="true"/>
       <w:bidi w:val="0"/>
       <w:spacing w:before="0" w:after="0"/>
       <w:jc w:val="left"/>
@@ -5796,6 +7083,7 @@
     <w:qFormat/>
     <w:pPr>
       <w:widowControl/>
+      <w:suppressAutoHyphens w:val="true"/>
       <w:bidi w:val="0"/>
       <w:spacing w:before="0" w:after="0"/>
       <w:jc w:val="left"/>
@@ -5857,6 +7145,29 @@
     <w:basedOn w:val="HeaderandFooter"/>
     <w:pPr/>
     <w:rPr/>
+  </w:style>
+  <w:style w:type="paragraph" w:styleId="TableContents">
+    <w:name w:val="Table Contents"/>
+    <w:basedOn w:val="Normal"/>
+    <w:qFormat/>
+    <w:pPr>
+      <w:widowControl w:val="false"/>
+      <w:suppressLineNumbers/>
+    </w:pPr>
+    <w:rPr/>
+  </w:style>
+  <w:style w:type="paragraph" w:styleId="TableHeading">
+    <w:name w:val="Table Heading"/>
+    <w:basedOn w:val="TableContents"/>
+    <w:qFormat/>
+    <w:pPr>
+      <w:suppressLineNumbers/>
+      <w:jc w:val="center"/>
+    </w:pPr>
+    <w:rPr>
+      <w:b/>
+      <w:bCs/>
+    </w:rPr>
   </w:style>
 </w:styles>
 </file>

--- a/material-carrera/materias/matematicas/material/resumenes/Algebra_Lineal_IA_remClaude.docx
+++ b/material-carrera/materias/matematicas/material/resumenes/Algebra_Lineal_IA_remClaude.docx
@@ -16,15 +16,18 @@
       <w:pPr>
         <w:pStyle w:val="Normal"/>
         <w:jc w:val="center"/>
-        <w:rPr/>
+        <w:rPr>
+          <w:sz w:val="28"/>
+          <w:szCs w:val="28"/>
+        </w:rPr>
       </w:pPr>
       <w:r>
         <w:rPr>
           <w:b/>
           <w:bCs/>
           <w:color w:val="534AB7"/>
-          <w:sz w:val="40"/>
-          <w:szCs w:val="40"/>
+          <w:sz w:val="28"/>
+          <w:szCs w:val="28"/>
         </w:rPr>
         <w:t>MANUAL DE</w:t>
       </w:r>
@@ -34,15 +37,18 @@
         <w:pStyle w:val="Normal"/>
         <w:spacing w:before="0" w:after="200"/>
         <w:jc w:val="center"/>
-        <w:rPr/>
+        <w:rPr>
+          <w:sz w:val="28"/>
+          <w:szCs w:val="28"/>
+        </w:rPr>
       </w:pPr>
       <w:r>
         <w:rPr>
           <w:b/>
           <w:bCs/>
           <w:color w:val="26215C"/>
-          <w:sz w:val="72"/>
-          <w:szCs w:val="72"/>
+          <w:sz w:val="28"/>
+          <w:szCs w:val="28"/>
         </w:rPr>
         <w:t>ÁLGEBRA LINEAL</w:t>
       </w:r>
@@ -59,8 +65,8 @@
           <w:i/>
           <w:iCs/>
           <w:color w:val="534AB7"/>
-          <w:sz w:val="36"/>
-          <w:szCs w:val="36"/>
+          <w:sz w:val="28"/>
+          <w:szCs w:val="28"/>
         </w:rPr>
         <w:t>aplicada a la Inteligencia Artificial</w:t>
       </w:r>
@@ -68,7 +74,7 @@
     <w:p>
       <w:pPr>
         <w:pStyle w:val="Normal"/>
-        <w:spacing w:before="0" w:after="200"/>
+        <w:spacing w:before="0" w:after="800"/>
         <w:jc w:val="center"/>
         <w:rPr/>
       </w:pPr>
@@ -78,236 +84,107 @@
           <w:sz w:val="24"/>
           <w:szCs w:val="24"/>
         </w:rPr>
-        <w:t>Fundamentos matemáticos para comprender, diagnosticar</w:t>
-      </w:r>
-    </w:p>
-    <w:p>
-      <w:pPr>
-        <w:pStyle w:val="Normal"/>
-        <w:spacing w:before="0" w:after="2400"/>
-        <w:jc w:val="center"/>
-        <w:rPr/>
-      </w:pPr>
-      <w:r>
-        <w:rPr>
-          <w:color w:val="555555"/>
-          <w:sz w:val="24"/>
-          <w:szCs w:val="24"/>
-        </w:rPr>
-        <w:t>y construir modelos de aprendizaje automático</w:t>
-      </w:r>
-    </w:p>
-    <w:p>
-      <w:pPr>
-        <w:pStyle w:val="Normal"/>
-        <w:jc w:val="center"/>
-        <w:rPr/>
-      </w:pPr>
-      <w:r>
-        <w:rPr>
-          <w:color w:val="888888"/>
-          <w:sz w:val="22"/>
-          <w:szCs w:val="22"/>
-        </w:rPr>
-        <w:t>Curso Universitario · Matemática Aplicada</w:t>
-      </w:r>
-    </w:p>
-    <w:p>
-      <w:pPr>
-        <w:pStyle w:val="Normal"/>
-        <w:rPr/>
-      </w:pPr>
-      <w:r>
-        <w:rPr/>
-      </w:r>
-    </w:p>
-    <w:sdt>
-      <w:sdtPr>
-        <w:docPartObj>
-          <w:docPartGallery w:val="Table of Contents"/>
-          <w:docPartUnique w:val="true"/>
-        </w:docPartObj>
-      </w:sdtPr>
-      <w:sdtContent>
-        <w:p>
-          <w:pPr>
-            <w:pStyle w:val="Normal"/>
-            <w:widowControl/>
-            <w:suppressAutoHyphens w:val="true"/>
-            <w:bidi w:val="0"/>
-            <w:spacing w:before="0" w:after="0"/>
-            <w:jc w:val="left"/>
+        <w:t>Fundamentos matemáticos para comprender, diagnosticar y construir modelos de aprendizaje automático</w:t>
+      </w:r>
+      <w:sdt>
+        <w:sdtPr>
+          <w:alias w:val="Tabla de contenidos"/>
+          <w:text/>
+        </w:sdtPr>
+        <w:sdtContent>
+          <w:r>
             <w:rPr>
-              <w:rFonts w:ascii="Calibri" w:hAnsi="Calibri" w:eastAsia="Calibri" w:cs="Calibri"/>
+              <w:rFonts w:eastAsia="Calibri" w:cs="Calibri"/>
               <w:color w:val="auto"/>
               <w:kern w:val="0"/>
               <w:sz w:val="22"/>
               <w:szCs w:val="22"/>
               <w:lang w:val="es-AR" w:eastAsia="zh-CN" w:bidi="hi-IN"/>
             </w:rPr>
-          </w:pPr>
-          <w:r>
-            <w:fldChar w:fldCharType="begin"/>
           </w:r>
           <w:r>
             <w:rPr>
-              <w:sz w:val="22"/>
-              <w:kern w:val="0"/>
-              <w:szCs w:val="22"/>
               <w:rFonts w:eastAsia="Calibri" w:cs="Calibri"/>
               <w:color w:val="auto"/>
+              <w:kern w:val="0"/>
+              <w:sz w:val="22"/>
+              <w:szCs w:val="22"/>
               <w:lang w:val="es-AR" w:eastAsia="zh-CN" w:bidi="hi-IN"/>
             </w:rPr>
-            <w:instrText xml:space="preserve"> TOC \o "1-3" \h</w:instrText>
           </w:r>
-          <w:r>
-            <w:rPr>
-              <w:sz w:val="22"/>
-              <w:kern w:val="0"/>
-              <w:szCs w:val="22"/>
-              <w:rFonts w:eastAsia="Calibri" w:cs="Calibri"/>
-              <w:color w:val="auto"/>
-              <w:lang w:val="es-AR" w:eastAsia="zh-CN" w:bidi="hi-IN"/>
-            </w:rPr>
-            <w:fldChar w:fldCharType="separate"/>
-          </w:r>
-          <w:sdt>
-            <w:sdtPr>
-              <w:alias w:val="Tabla de contenidos"/>
-              <w:text/>
-            </w:sdtPr>
-            <w:sdtContent>
-              <w:r>
-                <w:rPr>
-                  <w:rFonts w:eastAsia="Calibri" w:cs="Calibri"/>
-                  <w:color w:val="auto"/>
-                  <w:kern w:val="0"/>
-                  <w:sz w:val="22"/>
-                  <w:szCs w:val="22"/>
-                  <w:lang w:val="es-AR" w:eastAsia="zh-CN" w:bidi="hi-IN"/>
-                </w:rPr>
-              </w:r>
-              <w:r>
-                <w:rPr>
-                  <w:rFonts w:eastAsia="Calibri" w:cs="Calibri"/>
-                  <w:color w:val="auto"/>
-                  <w:kern w:val="0"/>
-                  <w:sz w:val="22"/>
-                  <w:szCs w:val="22"/>
-                  <w:lang w:val="es-AR" w:eastAsia="zh-CN" w:bidi="hi-IN"/>
-                </w:rPr>
-              </w:r>
-            </w:sdtContent>
-          </w:sdt>
-          <w:r>
-            <w:rPr>
-              <w:sz w:val="22"/>
-              <w:kern w:val="0"/>
-              <w:szCs w:val="22"/>
-              <w:rFonts w:eastAsia="Calibri" w:cs="Calibri"/>
-              <w:color w:val="auto"/>
-              <w:lang w:val="es-AR" w:eastAsia="zh-CN" w:bidi="hi-IN"/>
-            </w:rPr>
-            <w:fldChar w:fldCharType="end"/>
-          </w:r>
-        </w:p>
-      </w:sdtContent>
-    </w:sdt>
-    <w:p>
-      <w:pPr>
-        <w:pStyle w:val="Normal"/>
-        <w:rPr/>
-      </w:pPr>
-      <w:r>
-        <w:rPr/>
-      </w:r>
-    </w:p>
-    <w:p>
-      <w:pPr>
-        <w:pStyle w:val="Normal"/>
-        <w:rPr/>
-      </w:pPr>
-      <w:r>
-        <w:rPr/>
-      </w:r>
-    </w:p>
-    <w:p>
-      <w:pPr>
-        <w:pStyle w:val="Heading1"/>
-        <w:spacing w:before="0" w:after="160"/>
-        <w:rPr/>
-      </w:pPr>
-      <w:r>
-        <w:rPr/>
-        <w:t>Prólogo</w:t>
-      </w:r>
-    </w:p>
-    <w:p>
-      <w:pPr>
-        <w:pStyle w:val="Normal"/>
-        <w:spacing w:lineRule="exact" w:line="300" w:before="0" w:after="120"/>
-        <w:jc w:val="both"/>
-        <w:rPr/>
-      </w:pPr>
-      <w:r>
-        <w:rPr/>
-        <w:t>El álgebra lineal no es un tema más dentro de las matemáticas: es el lenguaje operativo de la Inteligencia Artificial moderna. Cuando entrenamos una red neuronal, cuando reducimos dimensionalidad con PCA, cuando calculamos similitud entre embeddings, cuando propagamos gradientes hacia atrás, estamos ejecutando álgebra lineal.</w:t>
-      </w:r>
-    </w:p>
-    <w:p>
-      <w:pPr>
-        <w:pStyle w:val="Normal"/>
-        <w:spacing w:lineRule="exact" w:line="300" w:before="0" w:after="120"/>
-        <w:jc w:val="both"/>
-        <w:rPr/>
-      </w:pPr>
-      <w:r>
-        <w:rPr/>
-        <w:t>Este manual está concebido como una guía progresiva. Cada concepto se construye sobre el anterior y termina con su interpretación dentro de un modelo de IA. La invitación es doble: dominar la herramienta matemática y aprender a leer un modelo con esa lente.</w:t>
-      </w:r>
-    </w:p>
-    <w:p>
-      <w:pPr>
-        <w:pStyle w:val="Normal"/>
-        <w:spacing w:lineRule="exact" w:line="300" w:before="0" w:after="120"/>
-        <w:jc w:val="both"/>
-        <w:rPr/>
-      </w:pPr>
-      <w:r>
-        <w:rPr>
-          <w:b/>
-          <w:bCs/>
-        </w:rPr>
-        <w:t xml:space="preserve">Cómo leer este manual. </w:t>
-      </w:r>
-      <w:r>
-        <w:rPr/>
-        <w:t>Cada capítulo introduce un concepto, lo formaliza, lo ilustra con un ejemplo geométrico o de datos, y cierra explicando su rol dentro del ciclo entrenamiento–inferencia. Las secciones marcadas con “En IA” son las que conectan la teoría con la práctica y las que conviene marcar en la primera lectura.</w:t>
-      </w:r>
-    </w:p>
-    <w:p>
-      <w:pPr>
-        <w:pStyle w:val="Heading1"/>
-        <w:spacing w:before="0" w:after="160"/>
-        <w:rPr/>
-      </w:pPr>
-      <w:r>
-        <w:rPr/>
-      </w:r>
+        </w:sdtContent>
+      </w:sdt>
     </w:p>
     <w:p>
       <w:pPr>
         <w:pStyle w:val="Heading1"/>
         <w:spacing w:before="0" w:after="160"/>
         <w:rPr>
-          <w:sz w:val="30"/>
-          <w:szCs w:val="30"/>
+          <w:sz w:val="28"/>
+          <w:szCs w:val="28"/>
         </w:rPr>
       </w:pPr>
       <w:r>
         <w:rPr>
-          <w:sz w:val="30"/>
-          <w:szCs w:val="30"/>
+          <w:sz w:val="28"/>
+          <w:szCs w:val="28"/>
+        </w:rPr>
+        <w:t>Prólogo</w:t>
+      </w:r>
+    </w:p>
+    <w:p>
+      <w:pPr>
+        <w:pStyle w:val="Normal"/>
+        <w:rPr/>
+      </w:pPr>
+      <w:r>
+        <w:rPr/>
+        <w:t>El álgebra lineal no es un tema más dentro de las matemáticas: es el lenguaje operativo de la Inteligencia Artificial moderna. Cuando entrenamos una red neuronal, cuando reducimos dimensionalidad con PCA, cuando calculamos similitud entre embeddings, cuando propagamos gradientes hacia atrás, estamos ejecutando álgebra lineal.</w:t>
+      </w:r>
+    </w:p>
+    <w:p>
+      <w:pPr>
+        <w:pStyle w:val="Normal"/>
+        <w:rPr/>
+      </w:pPr>
+      <w:r>
+        <w:rPr/>
+        <w:t>Este manual está concebido como una guía progresiva. Cada concepto se construye sobre el anterior y termina con su interpretación dentro de un modelo de IA. La invitación es doble: dominar la herramienta matemática y aprender a leer un modelo con esa lente.</w:t>
+      </w:r>
+    </w:p>
+    <w:p>
+      <w:pPr>
+        <w:pStyle w:val="Normal"/>
+        <w:rPr/>
+      </w:pPr>
+      <w:r>
+        <w:rPr/>
+        <w:t>Cómo leer este manual. Cada capítulo introduce un concepto, lo formaliza, lo ilustra con un ejemplo geométrico o de datos, y cierra explicando su rol dentro del ciclo entrenamiento–inferencia. Las secciones marcadas con “En IA” son las que conectan la teoría con la práctica y las que conviene marcar en la primera lectura.</w:t>
+      </w:r>
+    </w:p>
+    <w:p>
+      <w:pPr>
+        <w:pStyle w:val="Heading1"/>
+        <w:spacing w:before="0" w:after="160"/>
+        <w:rPr/>
+      </w:pPr>
+      <w:r>
+        <w:rPr/>
+      </w:r>
+    </w:p>
+    <w:p>
+      <w:pPr>
+        <w:pStyle w:val="Heading1"/>
+        <w:spacing w:before="0" w:after="160"/>
+        <w:rPr>
+          <w:sz w:val="28"/>
+          <w:szCs w:val="28"/>
+        </w:rPr>
+      </w:pPr>
+      <w:r>
+        <w:rPr>
+          <w:sz w:val="28"/>
+          <w:szCs w:val="28"/>
         </w:rPr>
         <w:t>Capítulo 1. ¿Qué es el álgebra lineal?</w:t>
       </w:r>
@@ -315,8 +192,6 @@
     <w:p>
       <w:pPr>
         <w:pStyle w:val="Normal"/>
-        <w:spacing w:lineRule="exact" w:line="300" w:before="0" w:after="120"/>
-        <w:jc w:val="both"/>
         <w:rPr/>
       </w:pPr>
       <w:r>
@@ -327,8 +202,6 @@
     <w:p>
       <w:pPr>
         <w:pStyle w:val="Normal"/>
-        <w:spacing w:lineRule="exact" w:line="300" w:before="0" w:after="120"/>
-        <w:jc w:val="both"/>
         <w:rPr/>
       </w:pPr>
       <w:r>
@@ -352,7 +225,7 @@
         <w:pStyle w:val="ListParagraph"/>
         <w:numPr>
           <w:ilvl w:val="0"/>
-          <w:numId w:val="5"/>
+          <w:numId w:val="58"/>
         </w:numPr>
         <w:spacing w:lineRule="exact" w:line="280" w:before="0" w:after="80"/>
         <w:rPr/>
@@ -374,7 +247,7 @@
         <w:pStyle w:val="ListParagraph"/>
         <w:numPr>
           <w:ilvl w:val="0"/>
-          <w:numId w:val="6"/>
+          <w:numId w:val="59"/>
         </w:numPr>
         <w:spacing w:lineRule="exact" w:line="280" w:before="0" w:after="80"/>
         <w:rPr/>
@@ -396,7 +269,7 @@
         <w:pStyle w:val="ListParagraph"/>
         <w:numPr>
           <w:ilvl w:val="0"/>
-          <w:numId w:val="7"/>
+          <w:numId w:val="60"/>
         </w:numPr>
         <w:spacing w:lineRule="exact" w:line="280" w:before="0" w:after="80"/>
         <w:rPr/>
@@ -418,7 +291,7 @@
         <w:pStyle w:val="ListParagraph"/>
         <w:numPr>
           <w:ilvl w:val="0"/>
-          <w:numId w:val="8"/>
+          <w:numId w:val="61"/>
         </w:numPr>
         <w:spacing w:lineRule="exact" w:line="280" w:before="0" w:after="80"/>
         <w:rPr/>
@@ -440,14 +313,14 @@
         <w:pStyle w:val="Heading1"/>
         <w:spacing w:before="320" w:after="160"/>
         <w:rPr>
-          <w:sz w:val="30"/>
-          <w:szCs w:val="30"/>
+          <w:sz w:val="28"/>
+          <w:szCs w:val="28"/>
         </w:rPr>
       </w:pPr>
       <w:r>
         <w:rPr>
-          <w:sz w:val="30"/>
-          <w:szCs w:val="30"/>
+          <w:sz w:val="28"/>
+          <w:szCs w:val="28"/>
         </w:rPr>
         <w:t>Capítulo 2. Vectores</w:t>
       </w:r>
@@ -533,7 +406,7 @@
         <w:pStyle w:val="ListParagraph"/>
         <w:numPr>
           <w:ilvl w:val="0"/>
-          <w:numId w:val="9"/>
+          <w:numId w:val="62"/>
         </w:numPr>
         <w:spacing w:lineRule="exact" w:line="280" w:before="0" w:after="80"/>
         <w:rPr/>
@@ -555,7 +428,7 @@
         <w:pStyle w:val="ListParagraph"/>
         <w:numPr>
           <w:ilvl w:val="0"/>
-          <w:numId w:val="10"/>
+          <w:numId w:val="63"/>
         </w:numPr>
         <w:spacing w:lineRule="exact" w:line="280" w:before="0" w:after="80"/>
         <w:rPr/>
@@ -577,7 +450,7 @@
         <w:pStyle w:val="ListParagraph"/>
         <w:numPr>
           <w:ilvl w:val="0"/>
-          <w:numId w:val="11"/>
+          <w:numId w:val="64"/>
         </w:numPr>
         <w:spacing w:lineRule="exact" w:line="280" w:before="0" w:after="80"/>
         <w:rPr/>
@@ -610,7 +483,7 @@
         <w:pStyle w:val="ListParagraph"/>
         <w:numPr>
           <w:ilvl w:val="0"/>
-          <w:numId w:val="12"/>
+          <w:numId w:val="65"/>
         </w:numPr>
         <w:spacing w:lineRule="exact" w:line="280" w:before="0" w:after="80"/>
         <w:rPr/>
@@ -639,7 +512,7 @@
         <w:pStyle w:val="ListParagraph"/>
         <w:numPr>
           <w:ilvl w:val="0"/>
-          <w:numId w:val="13"/>
+          <w:numId w:val="66"/>
         </w:numPr>
         <w:spacing w:lineRule="exact" w:line="280" w:before="0" w:after="80"/>
         <w:rPr/>
@@ -668,7 +541,7 @@
         <w:pStyle w:val="ListParagraph"/>
         <w:numPr>
           <w:ilvl w:val="0"/>
-          <w:numId w:val="14"/>
+          <w:numId w:val="67"/>
         </w:numPr>
         <w:spacing w:lineRule="exact" w:line="280" w:before="0" w:after="80"/>
         <w:rPr/>
@@ -697,7 +570,7 @@
         <w:pStyle w:val="ListParagraph"/>
         <w:numPr>
           <w:ilvl w:val="0"/>
-          <w:numId w:val="15"/>
+          <w:numId w:val="68"/>
         </w:numPr>
         <w:spacing w:lineRule="exact" w:line="280" w:before="0" w:after="80"/>
         <w:rPr/>
@@ -1000,11 +873,7 @@
       </w:pPr>
       <w:r>
         <w:rPr/>
-        <w:t>¿</w:t>
-      </w:r>
-      <w:r>
-        <w:rPr/>
-        <w:t>que quiere decir la no linealidad?</w:t>
+        <w:t>¿que quiere decir la no linealidad?</w:t>
       </w:r>
     </w:p>
     <w:p>
@@ -1280,7 +1149,7 @@
         <w:pStyle w:val="ListParagraph"/>
         <w:numPr>
           <w:ilvl w:val="0"/>
-          <w:numId w:val="16"/>
+          <w:numId w:val="69"/>
         </w:numPr>
         <w:spacing w:lineRule="exact" w:line="280" w:before="0" w:after="80"/>
         <w:rPr/>
@@ -1302,7 +1171,7 @@
         <w:pStyle w:val="ListParagraph"/>
         <w:numPr>
           <w:ilvl w:val="0"/>
-          <w:numId w:val="17"/>
+          <w:numId w:val="70"/>
         </w:numPr>
         <w:spacing w:lineRule="exact" w:line="280" w:before="0" w:after="80"/>
         <w:rPr/>
@@ -1324,7 +1193,7 @@
         <w:pStyle w:val="ListParagraph"/>
         <w:numPr>
           <w:ilvl w:val="0"/>
-          <w:numId w:val="18"/>
+          <w:numId w:val="71"/>
         </w:numPr>
         <w:spacing w:lineRule="exact" w:line="280" w:before="0" w:after="80"/>
         <w:rPr/>
@@ -1346,7 +1215,7 @@
         <w:pStyle w:val="ListParagraph"/>
         <w:numPr>
           <w:ilvl w:val="0"/>
-          <w:numId w:val="19"/>
+          <w:numId w:val="72"/>
         </w:numPr>
         <w:spacing w:lineRule="exact" w:line="280" w:before="0" w:after="80"/>
         <w:rPr/>
@@ -1368,7 +1237,7 @@
         <w:pStyle w:val="ListParagraph"/>
         <w:numPr>
           <w:ilvl w:val="0"/>
-          <w:numId w:val="20"/>
+          <w:numId w:val="73"/>
         </w:numPr>
         <w:spacing w:lineRule="exact" w:line="280" w:before="0" w:after="80"/>
         <w:rPr/>
@@ -1430,7 +1299,7 @@
         <w:pStyle w:val="ListParagraph"/>
         <w:numPr>
           <w:ilvl w:val="0"/>
-          <w:numId w:val="21"/>
+          <w:numId w:val="74"/>
         </w:numPr>
         <w:spacing w:lineRule="exact" w:line="280" w:before="0" w:after="80"/>
         <w:rPr/>
@@ -1452,7 +1321,7 @@
         <w:pStyle w:val="ListParagraph"/>
         <w:numPr>
           <w:ilvl w:val="0"/>
-          <w:numId w:val="22"/>
+          <w:numId w:val="75"/>
         </w:numPr>
         <w:spacing w:lineRule="exact" w:line="280" w:before="0" w:after="80"/>
         <w:rPr/>
@@ -1474,7 +1343,7 @@
         <w:pStyle w:val="ListParagraph"/>
         <w:numPr>
           <w:ilvl w:val="0"/>
-          <w:numId w:val="23"/>
+          <w:numId w:val="76"/>
         </w:numPr>
         <w:spacing w:lineRule="exact" w:line="280" w:before="0" w:after="80"/>
         <w:rPr/>
@@ -1737,7 +1606,7 @@
         <w:pStyle w:val="ListParagraph"/>
         <w:numPr>
           <w:ilvl w:val="0"/>
-          <w:numId w:val="24"/>
+          <w:numId w:val="77"/>
         </w:numPr>
         <w:spacing w:lineRule="exact" w:line="280" w:before="0" w:after="80"/>
         <w:rPr/>
@@ -1752,7 +1621,7 @@
         <w:pStyle w:val="ListParagraph"/>
         <w:numPr>
           <w:ilvl w:val="0"/>
-          <w:numId w:val="25"/>
+          <w:numId w:val="78"/>
         </w:numPr>
         <w:spacing w:lineRule="exact" w:line="280" w:before="0" w:after="80"/>
         <w:rPr/>
@@ -1767,7 +1636,7 @@
         <w:pStyle w:val="ListParagraph"/>
         <w:numPr>
           <w:ilvl w:val="0"/>
-          <w:numId w:val="26"/>
+          <w:numId w:val="79"/>
         </w:numPr>
         <w:spacing w:lineRule="exact" w:line="280" w:before="0" w:after="80"/>
         <w:rPr/>
@@ -1782,7 +1651,7 @@
         <w:pStyle w:val="ListParagraph"/>
         <w:numPr>
           <w:ilvl w:val="0"/>
-          <w:numId w:val="27"/>
+          <w:numId w:val="80"/>
         </w:numPr>
         <w:spacing w:lineRule="exact" w:line="280" w:before="0" w:after="80"/>
         <w:rPr/>
@@ -1797,7 +1666,7 @@
         <w:pStyle w:val="ListParagraph"/>
         <w:numPr>
           <w:ilvl w:val="0"/>
-          <w:numId w:val="28"/>
+          <w:numId w:val="81"/>
         </w:numPr>
         <w:spacing w:lineRule="exact" w:line="280" w:before="0" w:after="80"/>
         <w:rPr/>
@@ -1812,7 +1681,7 @@
         <w:pStyle w:val="ListParagraph"/>
         <w:numPr>
           <w:ilvl w:val="0"/>
-          <w:numId w:val="29"/>
+          <w:numId w:val="82"/>
         </w:numPr>
         <w:spacing w:lineRule="exact" w:line="280" w:before="0" w:after="80"/>
         <w:rPr/>
@@ -1886,7 +1755,7 @@
         <w:pStyle w:val="ListParagraph"/>
         <w:numPr>
           <w:ilvl w:val="0"/>
-          <w:numId w:val="30"/>
+          <w:numId w:val="83"/>
         </w:numPr>
         <w:spacing w:lineRule="exact" w:line="280" w:before="0" w:after="80"/>
         <w:rPr/>
@@ -1901,7 +1770,7 @@
         <w:pStyle w:val="ListParagraph"/>
         <w:numPr>
           <w:ilvl w:val="0"/>
-          <w:numId w:val="31"/>
+          <w:numId w:val="84"/>
         </w:numPr>
         <w:spacing w:lineRule="exact" w:line="280" w:before="0" w:after="80"/>
         <w:rPr/>
@@ -1916,7 +1785,7 @@
         <w:pStyle w:val="ListParagraph"/>
         <w:numPr>
           <w:ilvl w:val="0"/>
-          <w:numId w:val="32"/>
+          <w:numId w:val="85"/>
         </w:numPr>
         <w:spacing w:lineRule="exact" w:line="280" w:before="0" w:after="80"/>
         <w:rPr/>
@@ -2882,7 +2751,7 @@
         <w:pStyle w:val="ListParagraph"/>
         <w:numPr>
           <w:ilvl w:val="0"/>
-          <w:numId w:val="33"/>
+          <w:numId w:val="86"/>
         </w:numPr>
         <w:spacing w:lineRule="exact" w:line="280" w:before="0" w:after="80"/>
         <w:rPr/>
@@ -2904,7 +2773,7 @@
         <w:pStyle w:val="ListParagraph"/>
         <w:numPr>
           <w:ilvl w:val="0"/>
-          <w:numId w:val="34"/>
+          <w:numId w:val="87"/>
         </w:numPr>
         <w:spacing w:lineRule="exact" w:line="280" w:before="0" w:after="80"/>
         <w:rPr/>
@@ -2926,7 +2795,7 @@
         <w:pStyle w:val="ListParagraph"/>
         <w:numPr>
           <w:ilvl w:val="0"/>
-          <w:numId w:val="35"/>
+          <w:numId w:val="88"/>
         </w:numPr>
         <w:spacing w:lineRule="exact" w:line="280" w:before="0" w:after="80"/>
         <w:rPr/>
@@ -2948,7 +2817,7 @@
         <w:pStyle w:val="ListParagraph"/>
         <w:numPr>
           <w:ilvl w:val="0"/>
-          <w:numId w:val="36"/>
+          <w:numId w:val="89"/>
         </w:numPr>
         <w:spacing w:lineRule="exact" w:line="280" w:before="0" w:after="80"/>
         <w:rPr/>
@@ -3090,7 +2959,7 @@
         <w:pStyle w:val="ListParagraph"/>
         <w:numPr>
           <w:ilvl w:val="0"/>
-          <w:numId w:val="37"/>
+          <w:numId w:val="90"/>
         </w:numPr>
         <w:spacing w:lineRule="exact" w:line="280" w:before="0" w:after="80"/>
         <w:rPr/>
@@ -3105,7 +2974,7 @@
         <w:pStyle w:val="ListParagraph"/>
         <w:numPr>
           <w:ilvl w:val="0"/>
-          <w:numId w:val="38"/>
+          <w:numId w:val="91"/>
         </w:numPr>
         <w:spacing w:lineRule="exact" w:line="280" w:before="0" w:after="80"/>
         <w:rPr/>
@@ -3120,7 +2989,7 @@
         <w:pStyle w:val="ListParagraph"/>
         <w:numPr>
           <w:ilvl w:val="0"/>
-          <w:numId w:val="39"/>
+          <w:numId w:val="92"/>
         </w:numPr>
         <w:spacing w:lineRule="exact" w:line="280" w:before="0" w:after="80"/>
         <w:rPr/>
@@ -3233,7 +3102,7 @@
         <w:pStyle w:val="ListParagraph"/>
         <w:numPr>
           <w:ilvl w:val="0"/>
-          <w:numId w:val="40"/>
+          <w:numId w:val="93"/>
         </w:numPr>
         <w:spacing w:lineRule="exact" w:line="280" w:before="0" w:after="80"/>
         <w:rPr/>
@@ -3255,7 +3124,7 @@
         <w:pStyle w:val="ListParagraph"/>
         <w:numPr>
           <w:ilvl w:val="0"/>
-          <w:numId w:val="41"/>
+          <w:numId w:val="94"/>
         </w:numPr>
         <w:spacing w:lineRule="exact" w:line="280" w:before="0" w:after="80"/>
         <w:rPr/>
@@ -3277,7 +3146,7 @@
         <w:pStyle w:val="ListParagraph"/>
         <w:numPr>
           <w:ilvl w:val="0"/>
-          <w:numId w:val="42"/>
+          <w:numId w:val="95"/>
         </w:numPr>
         <w:spacing w:lineRule="exact" w:line="280" w:before="0" w:after="80"/>
         <w:rPr/>
@@ -3422,7 +3291,7 @@
         <w:pStyle w:val="ListParagraph"/>
         <w:numPr>
           <w:ilvl w:val="0"/>
-          <w:numId w:val="43"/>
+          <w:numId w:val="96"/>
         </w:numPr>
         <w:spacing w:lineRule="exact" w:line="280" w:before="0" w:after="80"/>
         <w:rPr/>
@@ -3444,7 +3313,7 @@
         <w:pStyle w:val="ListParagraph"/>
         <w:numPr>
           <w:ilvl w:val="0"/>
-          <w:numId w:val="44"/>
+          <w:numId w:val="97"/>
         </w:numPr>
         <w:spacing w:lineRule="exact" w:line="280" w:before="0" w:after="80"/>
         <w:rPr/>
@@ -3466,7 +3335,7 @@
         <w:pStyle w:val="ListParagraph"/>
         <w:numPr>
           <w:ilvl w:val="0"/>
-          <w:numId w:val="45"/>
+          <w:numId w:val="98"/>
         </w:numPr>
         <w:spacing w:lineRule="exact" w:line="280" w:before="0" w:after="80"/>
         <w:rPr/>
@@ -3488,7 +3357,7 @@
         <w:pStyle w:val="ListParagraph"/>
         <w:numPr>
           <w:ilvl w:val="0"/>
-          <w:numId w:val="46"/>
+          <w:numId w:val="99"/>
         </w:numPr>
         <w:spacing w:lineRule="exact" w:line="280" w:before="0" w:after="80"/>
         <w:rPr/>
@@ -3567,7 +3436,7 @@
         <w:pStyle w:val="ListParagraph"/>
         <w:numPr>
           <w:ilvl w:val="0"/>
-          <w:numId w:val="47"/>
+          <w:numId w:val="100"/>
         </w:numPr>
         <w:spacing w:lineRule="exact" w:line="280" w:before="0" w:after="80"/>
         <w:rPr/>
@@ -3589,7 +3458,7 @@
         <w:pStyle w:val="ListParagraph"/>
         <w:numPr>
           <w:ilvl w:val="0"/>
-          <w:numId w:val="48"/>
+          <w:numId w:val="101"/>
         </w:numPr>
         <w:spacing w:lineRule="exact" w:line="280" w:before="0" w:after="80"/>
         <w:rPr/>
@@ -3611,7 +3480,7 @@
         <w:pStyle w:val="ListParagraph"/>
         <w:numPr>
           <w:ilvl w:val="0"/>
-          <w:numId w:val="49"/>
+          <w:numId w:val="102"/>
         </w:numPr>
         <w:spacing w:lineRule="exact" w:line="280" w:before="0" w:after="80"/>
         <w:rPr/>
@@ -3648,7 +3517,7 @@
         <w:pStyle w:val="ListParagraph"/>
         <w:numPr>
           <w:ilvl w:val="0"/>
-          <w:numId w:val="50"/>
+          <w:numId w:val="103"/>
         </w:numPr>
         <w:spacing w:lineRule="exact" w:line="280" w:before="0" w:after="80"/>
         <w:rPr/>
@@ -3670,7 +3539,7 @@
         <w:pStyle w:val="ListParagraph"/>
         <w:numPr>
           <w:ilvl w:val="0"/>
-          <w:numId w:val="51"/>
+          <w:numId w:val="104"/>
         </w:numPr>
         <w:spacing w:lineRule="exact" w:line="280" w:before="0" w:after="80"/>
         <w:rPr/>
@@ -3692,7 +3561,7 @@
         <w:pStyle w:val="ListParagraph"/>
         <w:numPr>
           <w:ilvl w:val="0"/>
-          <w:numId w:val="52"/>
+          <w:numId w:val="105"/>
         </w:numPr>
         <w:spacing w:lineRule="exact" w:line="280" w:before="0" w:after="80"/>
         <w:rPr/>
@@ -4157,7 +4026,7 @@
         <w:pStyle w:val="ListParagraph"/>
         <w:numPr>
           <w:ilvl w:val="0"/>
-          <w:numId w:val="53"/>
+          <w:numId w:val="106"/>
         </w:numPr>
         <w:spacing w:lineRule="exact" w:line="280" w:before="0" w:after="80"/>
         <w:rPr/>
@@ -4172,7 +4041,7 @@
         <w:pStyle w:val="ListParagraph"/>
         <w:numPr>
           <w:ilvl w:val="0"/>
-          <w:numId w:val="54"/>
+          <w:numId w:val="107"/>
         </w:numPr>
         <w:spacing w:lineRule="exact" w:line="280" w:before="0" w:after="80"/>
         <w:rPr/>
@@ -4187,7 +4056,7 @@
         <w:pStyle w:val="ListParagraph"/>
         <w:numPr>
           <w:ilvl w:val="0"/>
-          <w:numId w:val="55"/>
+          <w:numId w:val="108"/>
         </w:numPr>
         <w:spacing w:lineRule="exact" w:line="280" w:before="0" w:after="80"/>
         <w:rPr/>
@@ -4214,7 +4083,7 @@
         <w:pStyle w:val="ListParagraph"/>
         <w:numPr>
           <w:ilvl w:val="0"/>
-          <w:numId w:val="56"/>
+          <w:numId w:val="109"/>
         </w:numPr>
         <w:spacing w:lineRule="exact" w:line="280" w:before="0" w:after="80"/>
         <w:rPr/>
@@ -4236,7 +4105,7 @@
         <w:pStyle w:val="ListParagraph"/>
         <w:numPr>
           <w:ilvl w:val="0"/>
-          <w:numId w:val="57"/>
+          <w:numId w:val="110"/>
         </w:numPr>
         <w:spacing w:lineRule="exact" w:line="280" w:before="0" w:after="80"/>
         <w:rPr/>
@@ -4258,7 +4127,7 @@
         <w:pStyle w:val="ListParagraph"/>
         <w:numPr>
           <w:ilvl w:val="0"/>
-          <w:numId w:val="58"/>
+          <w:numId w:val="111"/>
         </w:numPr>
         <w:spacing w:lineRule="exact" w:line="280" w:before="0" w:after="80"/>
         <w:rPr/>
@@ -4280,7 +4149,7 @@
         <w:pStyle w:val="ListParagraph"/>
         <w:numPr>
           <w:ilvl w:val="0"/>
-          <w:numId w:val="59"/>
+          <w:numId w:val="112"/>
         </w:numPr>
         <w:spacing w:lineRule="exact" w:line="280" w:before="0" w:after="80"/>
         <w:rPr/>
@@ -4326,7 +4195,7 @@
       </w:tblPr>
       <w:tblGrid>
         <w:gridCol w:w="3600"/>
-        <w:gridCol w:w="5400"/>
+        <w:gridCol w:w="5399"/>
       </w:tblGrid>
       <w:tr>
         <w:trPr/>
@@ -4345,7 +4214,7 @@
             <w:pPr>
               <w:pStyle w:val="Normal"/>
               <w:pageBreakBefore/>
-              <w:spacing w:before="60" w:after="60"/>
+              <w:spacing w:before="0" w:after="60"/>
               <w:rPr/>
             </w:pPr>
             <w:r>
@@ -4361,7 +4230,7 @@
         </w:tc>
         <w:tc>
           <w:tcPr>
-            <w:tcW w:w="5400" w:type="dxa"/>
+            <w:tcW w:w="5399" w:type="dxa"/>
             <w:tcBorders>
               <w:top w:val="single" w:sz="4" w:space="0" w:color="000000"/>
               <w:left w:val="single" w:sz="4" w:space="0" w:color="000000"/>
@@ -4422,7 +4291,7 @@
         </w:tc>
         <w:tc>
           <w:tcPr>
-            <w:tcW w:w="5400" w:type="dxa"/>
+            <w:tcW w:w="5399" w:type="dxa"/>
             <w:tcBorders>
               <w:top w:val="single" w:sz="4" w:space="0" w:color="000000"/>
               <w:left w:val="single" w:sz="4" w:space="0" w:color="000000"/>
@@ -4481,7 +4350,7 @@
         </w:tc>
         <w:tc>
           <w:tcPr>
-            <w:tcW w:w="5400" w:type="dxa"/>
+            <w:tcW w:w="5399" w:type="dxa"/>
             <w:tcBorders>
               <w:top w:val="single" w:sz="4" w:space="0" w:color="000000"/>
               <w:left w:val="single" w:sz="4" w:space="0" w:color="000000"/>
@@ -4540,7 +4409,7 @@
         </w:tc>
         <w:tc>
           <w:tcPr>
-            <w:tcW w:w="5400" w:type="dxa"/>
+            <w:tcW w:w="5399" w:type="dxa"/>
             <w:tcBorders>
               <w:top w:val="single" w:sz="4" w:space="0" w:color="000000"/>
               <w:left w:val="single" w:sz="4" w:space="0" w:color="000000"/>
@@ -4599,7 +4468,7 @@
         </w:tc>
         <w:tc>
           <w:tcPr>
-            <w:tcW w:w="5400" w:type="dxa"/>
+            <w:tcW w:w="5399" w:type="dxa"/>
             <w:tcBorders>
               <w:top w:val="single" w:sz="4" w:space="0" w:color="000000"/>
               <w:left w:val="single" w:sz="4" w:space="0" w:color="000000"/>
@@ -4658,7 +4527,7 @@
         </w:tc>
         <w:tc>
           <w:tcPr>
-            <w:tcW w:w="5400" w:type="dxa"/>
+            <w:tcW w:w="5399" w:type="dxa"/>
             <w:tcBorders>
               <w:top w:val="single" w:sz="4" w:space="0" w:color="000000"/>
               <w:left w:val="single" w:sz="4" w:space="0" w:color="000000"/>
@@ -4717,7 +4586,7 @@
         </w:tc>
         <w:tc>
           <w:tcPr>
-            <w:tcW w:w="5400" w:type="dxa"/>
+            <w:tcW w:w="5399" w:type="dxa"/>
             <w:tcBorders>
               <w:top w:val="single" w:sz="4" w:space="0" w:color="000000"/>
               <w:left w:val="single" w:sz="4" w:space="0" w:color="000000"/>
@@ -4776,7 +4645,7 @@
         </w:tc>
         <w:tc>
           <w:tcPr>
-            <w:tcW w:w="5400" w:type="dxa"/>
+            <w:tcW w:w="5399" w:type="dxa"/>
             <w:tcBorders>
               <w:top w:val="single" w:sz="4" w:space="0" w:color="000000"/>
               <w:left w:val="single" w:sz="4" w:space="0" w:color="000000"/>
@@ -4835,7 +4704,7 @@
         </w:tc>
         <w:tc>
           <w:tcPr>
-            <w:tcW w:w="5400" w:type="dxa"/>
+            <w:tcW w:w="5399" w:type="dxa"/>
             <w:tcBorders>
               <w:top w:val="single" w:sz="4" w:space="0" w:color="000000"/>
               <w:left w:val="single" w:sz="4" w:space="0" w:color="000000"/>
@@ -4894,7 +4763,7 @@
         </w:tc>
         <w:tc>
           <w:tcPr>
-            <w:tcW w:w="5400" w:type="dxa"/>
+            <w:tcW w:w="5399" w:type="dxa"/>
             <w:tcBorders>
               <w:top w:val="single" w:sz="4" w:space="0" w:color="000000"/>
               <w:left w:val="single" w:sz="4" w:space="0" w:color="000000"/>
@@ -4953,7 +4822,7 @@
         </w:tc>
         <w:tc>
           <w:tcPr>
-            <w:tcW w:w="5400" w:type="dxa"/>
+            <w:tcW w:w="5399" w:type="dxa"/>
             <w:tcBorders>
               <w:top w:val="single" w:sz="4" w:space="0" w:color="000000"/>
               <w:left w:val="single" w:sz="4" w:space="0" w:color="000000"/>
@@ -5012,7 +4881,7 @@
         </w:tc>
         <w:tc>
           <w:tcPr>
-            <w:tcW w:w="5400" w:type="dxa"/>
+            <w:tcW w:w="5399" w:type="dxa"/>
             <w:tcBorders>
               <w:top w:val="single" w:sz="4" w:space="0" w:color="000000"/>
               <w:left w:val="single" w:sz="4" w:space="0" w:color="000000"/>
@@ -5071,7 +4940,7 @@
         </w:tc>
         <w:tc>
           <w:tcPr>
-            <w:tcW w:w="5400" w:type="dxa"/>
+            <w:tcW w:w="5399" w:type="dxa"/>
             <w:tcBorders>
               <w:top w:val="single" w:sz="4" w:space="0" w:color="000000"/>
               <w:left w:val="single" w:sz="4" w:space="0" w:color="000000"/>
@@ -5130,7 +4999,7 @@
         </w:tc>
         <w:tc>
           <w:tcPr>
-            <w:tcW w:w="5400" w:type="dxa"/>
+            <w:tcW w:w="5399" w:type="dxa"/>
             <w:tcBorders>
               <w:top w:val="single" w:sz="4" w:space="0" w:color="000000"/>
               <w:left w:val="single" w:sz="4" w:space="0" w:color="000000"/>
@@ -5189,7 +5058,7 @@
         </w:tc>
         <w:tc>
           <w:tcPr>
-            <w:tcW w:w="5400" w:type="dxa"/>
+            <w:tcW w:w="5399" w:type="dxa"/>
             <w:tcBorders>
               <w:top w:val="single" w:sz="4" w:space="0" w:color="000000"/>
               <w:left w:val="single" w:sz="4" w:space="0" w:color="000000"/>
@@ -5248,7 +5117,7 @@
         </w:tc>
         <w:tc>
           <w:tcPr>
-            <w:tcW w:w="5400" w:type="dxa"/>
+            <w:tcW w:w="5399" w:type="dxa"/>
             <w:tcBorders>
               <w:top w:val="single" w:sz="4" w:space="0" w:color="000000"/>
               <w:left w:val="single" w:sz="4" w:space="0" w:color="000000"/>
@@ -5307,7 +5176,7 @@
         </w:tc>
         <w:tc>
           <w:tcPr>
-            <w:tcW w:w="5400" w:type="dxa"/>
+            <w:tcW w:w="5399" w:type="dxa"/>
             <w:tcBorders>
               <w:top w:val="single" w:sz="4" w:space="0" w:color="000000"/>
               <w:left w:val="single" w:sz="4" w:space="0" w:color="000000"/>
@@ -5366,7 +5235,7 @@
         </w:tc>
         <w:tc>
           <w:tcPr>
-            <w:tcW w:w="5400" w:type="dxa"/>
+            <w:tcW w:w="5399" w:type="dxa"/>
             <w:tcBorders>
               <w:top w:val="single" w:sz="4" w:space="0" w:color="000000"/>
               <w:left w:val="single" w:sz="4" w:space="0" w:color="000000"/>
@@ -5425,7 +5294,7 @@
         </w:tc>
         <w:tc>
           <w:tcPr>
-            <w:tcW w:w="5400" w:type="dxa"/>
+            <w:tcW w:w="5399" w:type="dxa"/>
             <w:tcBorders>
               <w:top w:val="single" w:sz="4" w:space="0" w:color="000000"/>
               <w:left w:val="single" w:sz="4" w:space="0" w:color="000000"/>
@@ -5581,7 +5450,7 @@
         <w:pStyle w:val="Normal"/>
         <w:numPr>
           <w:ilvl w:val="0"/>
-          <w:numId w:val="3"/>
+          <w:numId w:val="1"/>
         </w:numPr>
         <w:tabs>
           <w:tab w:val="clear" w:pos="720"/>
@@ -5600,7 +5469,7 @@
         <w:pStyle w:val="Normal"/>
         <w:numPr>
           <w:ilvl w:val="0"/>
-          <w:numId w:val="3"/>
+          <w:numId w:val="1"/>
         </w:numPr>
         <w:tabs>
           <w:tab w:val="clear" w:pos="720"/>
@@ -5619,7 +5488,7 @@
         <w:pStyle w:val="Normal"/>
         <w:numPr>
           <w:ilvl w:val="0"/>
-          <w:numId w:val="3"/>
+          <w:numId w:val="1"/>
         </w:numPr>
         <w:tabs>
           <w:tab w:val="clear" w:pos="720"/>
@@ -5909,7 +5778,7 @@
     </w:r>
     <w:r>
       <w:rPr/>
-      <w:t>17</w:t>
+      <w:t>16</w:t>
     </w:r>
     <w:r>
       <w:rPr/>
@@ -5937,7 +5806,7 @@
     </w:r>
     <w:r>
       <w:rPr/>
-      <w:t>17</w:t>
+      <w:t>16</w:t>
     </w:r>
     <w:r>
       <w:rPr/>
@@ -5977,7 +5846,7 @@
     </w:r>
     <w:r>
       <w:rPr/>
-      <w:t>17</w:t>
+      <w:t>16</w:t>
     </w:r>
     <w:r>
       <w:rPr/>
@@ -6005,7 +5874,7 @@
     </w:r>
     <w:r>
       <w:rPr/>
-      <w:t>17</w:t>
+      <w:t>16</w:t>
     </w:r>
     <w:r>
       <w:rPr/>
@@ -6079,136 +5948,136 @@
     <w:lvl w:ilvl="0">
       <w:start w:val="1"/>
       <w:numFmt w:val="bullet"/>
-      <w:lvlText w:val=""/>
-      <w:lvlJc w:val="left"/>
-      <w:pPr>
-        <w:tabs>
-          <w:tab w:val="num" w:pos="0"/>
-        </w:tabs>
-        <w:ind w:left="720" w:hanging="360"/>
-      </w:pPr>
-      <w:rPr>
-        <w:rFonts w:ascii="Wingdings" w:hAnsi="Wingdings" w:cs="Wingdings" w:hint="default"/>
+      <w:lvlText w:val=""/>
+      <w:lvlJc w:val="left"/>
+      <w:pPr>
+        <w:tabs>
+          <w:tab w:val="num" w:pos="709"/>
+        </w:tabs>
+        <w:ind w:left="709" w:hanging="283"/>
+      </w:pPr>
+      <w:rPr>
+        <w:rFonts w:ascii="Symbol" w:hAnsi="Symbol" w:cs="Symbol" w:hint="default"/>
       </w:rPr>
     </w:lvl>
     <w:lvl w:ilvl="1">
       <w:start w:val="1"/>
       <w:numFmt w:val="bullet"/>
-      <w:lvlText w:val=""/>
-      <w:lvlJc w:val="left"/>
-      <w:pPr>
-        <w:tabs>
-          <w:tab w:val="num" w:pos="0"/>
-        </w:tabs>
-        <w:ind w:left="1440" w:hanging="360"/>
-      </w:pPr>
-      <w:rPr>
-        <w:rFonts w:ascii="Wingdings 2" w:hAnsi="Wingdings 2" w:cs="Wingdings 2" w:hint="default"/>
+      <w:lvlText w:val=""/>
+      <w:lvlJc w:val="left"/>
+      <w:pPr>
+        <w:tabs>
+          <w:tab w:val="num" w:pos="1418"/>
+        </w:tabs>
+        <w:ind w:left="1418" w:hanging="283"/>
+      </w:pPr>
+      <w:rPr>
+        <w:rFonts w:ascii="Symbol" w:hAnsi="Symbol" w:cs="Symbol" w:hint="default"/>
       </w:rPr>
     </w:lvl>
     <w:lvl w:ilvl="2">
       <w:start w:val="1"/>
       <w:numFmt w:val="bullet"/>
-      <w:lvlText w:val="■"/>
-      <w:lvlJc w:val="left"/>
-      <w:pPr>
-        <w:tabs>
-          <w:tab w:val="num" w:pos="0"/>
-        </w:tabs>
-        <w:ind w:left="2160" w:hanging="360"/>
-      </w:pPr>
-      <w:rPr>
-        <w:rFonts w:ascii="OpenSymbol" w:hAnsi="OpenSymbol" w:cs="OpenSymbol" w:hint="default"/>
+      <w:lvlText w:val=""/>
+      <w:lvlJc w:val="left"/>
+      <w:pPr>
+        <w:tabs>
+          <w:tab w:val="num" w:pos="2127"/>
+        </w:tabs>
+        <w:ind w:left="2127" w:hanging="283"/>
+      </w:pPr>
+      <w:rPr>
+        <w:rFonts w:ascii="Symbol" w:hAnsi="Symbol" w:cs="Symbol" w:hint="default"/>
       </w:rPr>
     </w:lvl>
     <w:lvl w:ilvl="3">
       <w:start w:val="1"/>
       <w:numFmt w:val="bullet"/>
-      <w:lvlText w:val=""/>
-      <w:lvlJc w:val="left"/>
-      <w:pPr>
-        <w:tabs>
-          <w:tab w:val="num" w:pos="0"/>
-        </w:tabs>
-        <w:ind w:left="2880" w:hanging="360"/>
-      </w:pPr>
-      <w:rPr>
-        <w:rFonts w:ascii="Wingdings" w:hAnsi="Wingdings" w:cs="Wingdings" w:hint="default"/>
+      <w:lvlText w:val=""/>
+      <w:lvlJc w:val="left"/>
+      <w:pPr>
+        <w:tabs>
+          <w:tab w:val="num" w:pos="2836"/>
+        </w:tabs>
+        <w:ind w:left="2836" w:hanging="283"/>
+      </w:pPr>
+      <w:rPr>
+        <w:rFonts w:ascii="Symbol" w:hAnsi="Symbol" w:cs="Symbol" w:hint="default"/>
       </w:rPr>
     </w:lvl>
     <w:lvl w:ilvl="4">
       <w:start w:val="1"/>
       <w:numFmt w:val="bullet"/>
-      <w:lvlText w:val=""/>
-      <w:lvlJc w:val="left"/>
-      <w:pPr>
-        <w:tabs>
-          <w:tab w:val="num" w:pos="0"/>
-        </w:tabs>
-        <w:ind w:left="3600" w:hanging="360"/>
-      </w:pPr>
-      <w:rPr>
-        <w:rFonts w:ascii="Wingdings 2" w:hAnsi="Wingdings 2" w:cs="Wingdings 2" w:hint="default"/>
+      <w:lvlText w:val=""/>
+      <w:lvlJc w:val="left"/>
+      <w:pPr>
+        <w:tabs>
+          <w:tab w:val="num" w:pos="3545"/>
+        </w:tabs>
+        <w:ind w:left="3545" w:hanging="283"/>
+      </w:pPr>
+      <w:rPr>
+        <w:rFonts w:ascii="Symbol" w:hAnsi="Symbol" w:cs="Symbol" w:hint="default"/>
       </w:rPr>
     </w:lvl>
     <w:lvl w:ilvl="5">
       <w:start w:val="1"/>
       <w:numFmt w:val="bullet"/>
-      <w:lvlText w:val="■"/>
-      <w:lvlJc w:val="left"/>
-      <w:pPr>
-        <w:tabs>
-          <w:tab w:val="num" w:pos="0"/>
-        </w:tabs>
-        <w:ind w:left="4320" w:hanging="360"/>
-      </w:pPr>
-      <w:rPr>
-        <w:rFonts w:ascii="OpenSymbol" w:hAnsi="OpenSymbol" w:cs="OpenSymbol" w:hint="default"/>
+      <w:lvlText w:val=""/>
+      <w:lvlJc w:val="left"/>
+      <w:pPr>
+        <w:tabs>
+          <w:tab w:val="num" w:pos="4254"/>
+        </w:tabs>
+        <w:ind w:left="4254" w:hanging="283"/>
+      </w:pPr>
+      <w:rPr>
+        <w:rFonts w:ascii="Symbol" w:hAnsi="Symbol" w:cs="Symbol" w:hint="default"/>
       </w:rPr>
     </w:lvl>
     <w:lvl w:ilvl="6">
       <w:start w:val="1"/>
       <w:numFmt w:val="bullet"/>
-      <w:lvlText w:val=""/>
-      <w:lvlJc w:val="left"/>
-      <w:pPr>
-        <w:tabs>
-          <w:tab w:val="num" w:pos="0"/>
-        </w:tabs>
-        <w:ind w:left="5040" w:hanging="360"/>
-      </w:pPr>
-      <w:rPr>
-        <w:rFonts w:ascii="Wingdings" w:hAnsi="Wingdings" w:cs="Wingdings" w:hint="default"/>
+      <w:lvlText w:val=""/>
+      <w:lvlJc w:val="left"/>
+      <w:pPr>
+        <w:tabs>
+          <w:tab w:val="num" w:pos="4963"/>
+        </w:tabs>
+        <w:ind w:left="4963" w:hanging="283"/>
+      </w:pPr>
+      <w:rPr>
+        <w:rFonts w:ascii="Symbol" w:hAnsi="Symbol" w:cs="Symbol" w:hint="default"/>
       </w:rPr>
     </w:lvl>
     <w:lvl w:ilvl="7">
       <w:start w:val="1"/>
       <w:numFmt w:val="bullet"/>
-      <w:lvlText w:val=""/>
-      <w:lvlJc w:val="left"/>
-      <w:pPr>
-        <w:tabs>
-          <w:tab w:val="num" w:pos="0"/>
-        </w:tabs>
-        <w:ind w:left="5760" w:hanging="360"/>
-      </w:pPr>
-      <w:rPr>
-        <w:rFonts w:ascii="Wingdings" w:hAnsi="Wingdings" w:cs="Wingdings" w:hint="default"/>
+      <w:lvlText w:val=""/>
+      <w:lvlJc w:val="left"/>
+      <w:pPr>
+        <w:tabs>
+          <w:tab w:val="num" w:pos="5672"/>
+        </w:tabs>
+        <w:ind w:left="5672" w:hanging="283"/>
+      </w:pPr>
+      <w:rPr>
+        <w:rFonts w:ascii="Symbol" w:hAnsi="Symbol" w:cs="Symbol" w:hint="default"/>
       </w:rPr>
     </w:lvl>
     <w:lvl w:ilvl="8">
       <w:start w:val="1"/>
       <w:numFmt w:val="bullet"/>
-      <w:lvlText w:val=""/>
-      <w:lvlJc w:val="left"/>
-      <w:pPr>
-        <w:tabs>
-          <w:tab w:val="num" w:pos="0"/>
-        </w:tabs>
-        <w:ind w:left="6480" w:hanging="360"/>
-      </w:pPr>
-      <w:rPr>
-        <w:rFonts w:ascii="Wingdings" w:hAnsi="Wingdings" w:cs="Wingdings" w:hint="default"/>
+      <w:lvlText w:val=""/>
+      <w:lvlJc w:val="left"/>
+      <w:pPr>
+        <w:tabs>
+          <w:tab w:val="num" w:pos="6381"/>
+        </w:tabs>
+        <w:ind w:left="6381" w:hanging="283"/>
+      </w:pPr>
+      <w:rPr>
+        <w:rFonts w:ascii="Symbol" w:hAnsi="Symbol" w:cs="Symbol" w:hint="default"/>
       </w:rPr>
     </w:lvl>
   </w:abstractNum>
@@ -6353,140 +6222,7401 @@
     <w:lvl w:ilvl="0">
       <w:start w:val="1"/>
       <w:numFmt w:val="bullet"/>
-      <w:lvlText w:val=""/>
-      <w:lvlJc w:val="left"/>
-      <w:pPr>
-        <w:tabs>
-          <w:tab w:val="num" w:pos="709"/>
-        </w:tabs>
-        <w:ind w:left="709" w:hanging="283"/>
-      </w:pPr>
-      <w:rPr>
-        <w:rFonts w:ascii="Symbol" w:hAnsi="Symbol" w:cs="Symbol" w:hint="default"/>
+      <w:lvlText w:val=""/>
+      <w:lvlJc w:val="left"/>
+      <w:pPr>
+        <w:tabs>
+          <w:tab w:val="num" w:pos="0"/>
+        </w:tabs>
+        <w:ind w:left="720" w:hanging="360"/>
+      </w:pPr>
+      <w:rPr>
+        <w:rFonts w:ascii="Wingdings" w:hAnsi="Wingdings" w:cs="Wingdings" w:hint="default"/>
       </w:rPr>
     </w:lvl>
     <w:lvl w:ilvl="1">
       <w:start w:val="1"/>
       <w:numFmt w:val="bullet"/>
-      <w:lvlText w:val=""/>
-      <w:lvlJc w:val="left"/>
-      <w:pPr>
-        <w:tabs>
-          <w:tab w:val="num" w:pos="1418"/>
-        </w:tabs>
-        <w:ind w:left="1418" w:hanging="283"/>
-      </w:pPr>
-      <w:rPr>
-        <w:rFonts w:ascii="Symbol" w:hAnsi="Symbol" w:cs="Symbol" w:hint="default"/>
+      <w:lvlText w:val=""/>
+      <w:lvlJc w:val="left"/>
+      <w:pPr>
+        <w:tabs>
+          <w:tab w:val="num" w:pos="0"/>
+        </w:tabs>
+        <w:ind w:left="1440" w:hanging="360"/>
+      </w:pPr>
+      <w:rPr>
+        <w:rFonts w:ascii="Wingdings 2" w:hAnsi="Wingdings 2" w:cs="Wingdings 2" w:hint="default"/>
       </w:rPr>
     </w:lvl>
     <w:lvl w:ilvl="2">
       <w:start w:val="1"/>
       <w:numFmt w:val="bullet"/>
-      <w:lvlText w:val=""/>
-      <w:lvlJc w:val="left"/>
-      <w:pPr>
-        <w:tabs>
-          <w:tab w:val="num" w:pos="2127"/>
-        </w:tabs>
-        <w:ind w:left="2127" w:hanging="283"/>
-      </w:pPr>
-      <w:rPr>
-        <w:rFonts w:ascii="Symbol" w:hAnsi="Symbol" w:cs="Symbol" w:hint="default"/>
+      <w:lvlText w:val="■"/>
+      <w:lvlJc w:val="left"/>
+      <w:pPr>
+        <w:tabs>
+          <w:tab w:val="num" w:pos="0"/>
+        </w:tabs>
+        <w:ind w:left="2160" w:hanging="360"/>
+      </w:pPr>
+      <w:rPr>
+        <w:rFonts w:ascii="OpenSymbol" w:hAnsi="OpenSymbol" w:cs="OpenSymbol" w:hint="default"/>
       </w:rPr>
     </w:lvl>
     <w:lvl w:ilvl="3">
       <w:start w:val="1"/>
       <w:numFmt w:val="bullet"/>
-      <w:lvlText w:val=""/>
-      <w:lvlJc w:val="left"/>
-      <w:pPr>
-        <w:tabs>
-          <w:tab w:val="num" w:pos="2836"/>
-        </w:tabs>
-        <w:ind w:left="2836" w:hanging="283"/>
-      </w:pPr>
-      <w:rPr>
-        <w:rFonts w:ascii="Symbol" w:hAnsi="Symbol" w:cs="Symbol" w:hint="default"/>
+      <w:lvlText w:val=""/>
+      <w:lvlJc w:val="left"/>
+      <w:pPr>
+        <w:tabs>
+          <w:tab w:val="num" w:pos="0"/>
+        </w:tabs>
+        <w:ind w:left="2880" w:hanging="360"/>
+      </w:pPr>
+      <w:rPr>
+        <w:rFonts w:ascii="Wingdings" w:hAnsi="Wingdings" w:cs="Wingdings" w:hint="default"/>
       </w:rPr>
     </w:lvl>
     <w:lvl w:ilvl="4">
       <w:start w:val="1"/>
       <w:numFmt w:val="bullet"/>
-      <w:lvlText w:val=""/>
-      <w:lvlJc w:val="left"/>
-      <w:pPr>
-        <w:tabs>
-          <w:tab w:val="num" w:pos="3545"/>
-        </w:tabs>
-        <w:ind w:left="3545" w:hanging="283"/>
-      </w:pPr>
-      <w:rPr>
-        <w:rFonts w:ascii="Symbol" w:hAnsi="Symbol" w:cs="Symbol" w:hint="default"/>
+      <w:lvlText w:val=""/>
+      <w:lvlJc w:val="left"/>
+      <w:pPr>
+        <w:tabs>
+          <w:tab w:val="num" w:pos="0"/>
+        </w:tabs>
+        <w:ind w:left="3600" w:hanging="360"/>
+      </w:pPr>
+      <w:rPr>
+        <w:rFonts w:ascii="Wingdings 2" w:hAnsi="Wingdings 2" w:cs="Wingdings 2" w:hint="default"/>
       </w:rPr>
     </w:lvl>
     <w:lvl w:ilvl="5">
       <w:start w:val="1"/>
       <w:numFmt w:val="bullet"/>
-      <w:lvlText w:val=""/>
-      <w:lvlJc w:val="left"/>
-      <w:pPr>
-        <w:tabs>
-          <w:tab w:val="num" w:pos="4254"/>
-        </w:tabs>
-        <w:ind w:left="4254" w:hanging="283"/>
-      </w:pPr>
-      <w:rPr>
-        <w:rFonts w:ascii="Symbol" w:hAnsi="Symbol" w:cs="Symbol" w:hint="default"/>
+      <w:lvlText w:val="■"/>
+      <w:lvlJc w:val="left"/>
+      <w:pPr>
+        <w:tabs>
+          <w:tab w:val="num" w:pos="0"/>
+        </w:tabs>
+        <w:ind w:left="4320" w:hanging="360"/>
+      </w:pPr>
+      <w:rPr>
+        <w:rFonts w:ascii="OpenSymbol" w:hAnsi="OpenSymbol" w:cs="OpenSymbol" w:hint="default"/>
       </w:rPr>
     </w:lvl>
     <w:lvl w:ilvl="6">
       <w:start w:val="1"/>
       <w:numFmt w:val="bullet"/>
-      <w:lvlText w:val=""/>
-      <w:lvlJc w:val="left"/>
-      <w:pPr>
-        <w:tabs>
-          <w:tab w:val="num" w:pos="4963"/>
-        </w:tabs>
-        <w:ind w:left="4963" w:hanging="283"/>
-      </w:pPr>
-      <w:rPr>
-        <w:rFonts w:ascii="Symbol" w:hAnsi="Symbol" w:cs="Symbol" w:hint="default"/>
+      <w:lvlText w:val=""/>
+      <w:lvlJc w:val="left"/>
+      <w:pPr>
+        <w:tabs>
+          <w:tab w:val="num" w:pos="0"/>
+        </w:tabs>
+        <w:ind w:left="5040" w:hanging="360"/>
+      </w:pPr>
+      <w:rPr>
+        <w:rFonts w:ascii="Wingdings" w:hAnsi="Wingdings" w:cs="Wingdings" w:hint="default"/>
       </w:rPr>
     </w:lvl>
     <w:lvl w:ilvl="7">
       <w:start w:val="1"/>
       <w:numFmt w:val="bullet"/>
-      <w:lvlText w:val=""/>
-      <w:lvlJc w:val="left"/>
-      <w:pPr>
-        <w:tabs>
-          <w:tab w:val="num" w:pos="5672"/>
-        </w:tabs>
-        <w:ind w:left="5672" w:hanging="283"/>
-      </w:pPr>
-      <w:rPr>
-        <w:rFonts w:ascii="Symbol" w:hAnsi="Symbol" w:cs="Symbol" w:hint="default"/>
+      <w:lvlText w:val=""/>
+      <w:lvlJc w:val="left"/>
+      <w:pPr>
+        <w:tabs>
+          <w:tab w:val="num" w:pos="0"/>
+        </w:tabs>
+        <w:ind w:left="5760" w:hanging="360"/>
+      </w:pPr>
+      <w:rPr>
+        <w:rFonts w:ascii="Wingdings" w:hAnsi="Wingdings" w:cs="Wingdings" w:hint="default"/>
       </w:rPr>
     </w:lvl>
     <w:lvl w:ilvl="8">
       <w:start w:val="1"/>
       <w:numFmt w:val="bullet"/>
-      <w:lvlText w:val=""/>
-      <w:lvlJc w:val="left"/>
-      <w:pPr>
-        <w:tabs>
-          <w:tab w:val="num" w:pos="6381"/>
-        </w:tabs>
-        <w:ind w:left="6381" w:hanging="283"/>
-      </w:pPr>
-      <w:rPr>
-        <w:rFonts w:ascii="Symbol" w:hAnsi="Symbol" w:cs="Symbol" w:hint="default"/>
+      <w:lvlText w:val=""/>
+      <w:lvlJc w:val="left"/>
+      <w:pPr>
+        <w:tabs>
+          <w:tab w:val="num" w:pos="0"/>
+        </w:tabs>
+        <w:ind w:left="6480" w:hanging="360"/>
+      </w:pPr>
+      <w:rPr>
+        <w:rFonts w:ascii="Wingdings" w:hAnsi="Wingdings" w:cs="Wingdings" w:hint="default"/>
       </w:rPr>
     </w:lvl>
   </w:abstractNum>
   <w:abstractNum w:abstractNumId="4">
+    <w:lvl w:ilvl="0">
+      <w:start w:val="1"/>
+      <w:numFmt w:val="bullet"/>
+      <w:lvlText w:val=""/>
+      <w:lvlJc w:val="left"/>
+      <w:pPr>
+        <w:tabs>
+          <w:tab w:val="num" w:pos="0"/>
+        </w:tabs>
+        <w:ind w:left="720" w:hanging="360"/>
+      </w:pPr>
+      <w:rPr>
+        <w:rFonts w:ascii="Wingdings" w:hAnsi="Wingdings" w:cs="Wingdings" w:hint="default"/>
+      </w:rPr>
+    </w:lvl>
+    <w:lvl w:ilvl="1">
+      <w:start w:val="1"/>
+      <w:numFmt w:val="bullet"/>
+      <w:lvlText w:val=""/>
+      <w:lvlJc w:val="left"/>
+      <w:pPr>
+        <w:tabs>
+          <w:tab w:val="num" w:pos="0"/>
+        </w:tabs>
+        <w:ind w:left="1440" w:hanging="360"/>
+      </w:pPr>
+      <w:rPr>
+        <w:rFonts w:ascii="Wingdings 2" w:hAnsi="Wingdings 2" w:cs="Wingdings 2" w:hint="default"/>
+      </w:rPr>
+    </w:lvl>
+    <w:lvl w:ilvl="2">
+      <w:start w:val="1"/>
+      <w:numFmt w:val="bullet"/>
+      <w:lvlText w:val="■"/>
+      <w:lvlJc w:val="left"/>
+      <w:pPr>
+        <w:tabs>
+          <w:tab w:val="num" w:pos="0"/>
+        </w:tabs>
+        <w:ind w:left="2160" w:hanging="360"/>
+      </w:pPr>
+      <w:rPr>
+        <w:rFonts w:ascii="OpenSymbol" w:hAnsi="OpenSymbol" w:cs="OpenSymbol" w:hint="default"/>
+      </w:rPr>
+    </w:lvl>
+    <w:lvl w:ilvl="3">
+      <w:start w:val="1"/>
+      <w:numFmt w:val="bullet"/>
+      <w:lvlText w:val=""/>
+      <w:lvlJc w:val="left"/>
+      <w:pPr>
+        <w:tabs>
+          <w:tab w:val="num" w:pos="0"/>
+        </w:tabs>
+        <w:ind w:left="2880" w:hanging="360"/>
+      </w:pPr>
+      <w:rPr>
+        <w:rFonts w:ascii="Wingdings" w:hAnsi="Wingdings" w:cs="Wingdings" w:hint="default"/>
+      </w:rPr>
+    </w:lvl>
+    <w:lvl w:ilvl="4">
+      <w:start w:val="1"/>
+      <w:numFmt w:val="bullet"/>
+      <w:lvlText w:val=""/>
+      <w:lvlJc w:val="left"/>
+      <w:pPr>
+        <w:tabs>
+          <w:tab w:val="num" w:pos="0"/>
+        </w:tabs>
+        <w:ind w:left="3600" w:hanging="360"/>
+      </w:pPr>
+      <w:rPr>
+        <w:rFonts w:ascii="Wingdings 2" w:hAnsi="Wingdings 2" w:cs="Wingdings 2" w:hint="default"/>
+      </w:rPr>
+    </w:lvl>
+    <w:lvl w:ilvl="5">
+      <w:start w:val="1"/>
+      <w:numFmt w:val="bullet"/>
+      <w:lvlText w:val="■"/>
+      <w:lvlJc w:val="left"/>
+      <w:pPr>
+        <w:tabs>
+          <w:tab w:val="num" w:pos="0"/>
+        </w:tabs>
+        <w:ind w:left="4320" w:hanging="360"/>
+      </w:pPr>
+      <w:rPr>
+        <w:rFonts w:ascii="OpenSymbol" w:hAnsi="OpenSymbol" w:cs="OpenSymbol" w:hint="default"/>
+      </w:rPr>
+    </w:lvl>
+    <w:lvl w:ilvl="6">
+      <w:start w:val="1"/>
+      <w:numFmt w:val="bullet"/>
+      <w:lvlText w:val=""/>
+      <w:lvlJc w:val="left"/>
+      <w:pPr>
+        <w:tabs>
+          <w:tab w:val="num" w:pos="0"/>
+        </w:tabs>
+        <w:ind w:left="5040" w:hanging="360"/>
+      </w:pPr>
+      <w:rPr>
+        <w:rFonts w:ascii="Wingdings" w:hAnsi="Wingdings" w:cs="Wingdings" w:hint="default"/>
+      </w:rPr>
+    </w:lvl>
+    <w:lvl w:ilvl="7">
+      <w:start w:val="1"/>
+      <w:numFmt w:val="bullet"/>
+      <w:lvlText w:val=""/>
+      <w:lvlJc w:val="left"/>
+      <w:pPr>
+        <w:tabs>
+          <w:tab w:val="num" w:pos="0"/>
+        </w:tabs>
+        <w:ind w:left="5760" w:hanging="360"/>
+      </w:pPr>
+      <w:rPr>
+        <w:rFonts w:ascii="Wingdings" w:hAnsi="Wingdings" w:cs="Wingdings" w:hint="default"/>
+      </w:rPr>
+    </w:lvl>
+    <w:lvl w:ilvl="8">
+      <w:start w:val="1"/>
+      <w:numFmt w:val="bullet"/>
+      <w:lvlText w:val=""/>
+      <w:lvlJc w:val="left"/>
+      <w:pPr>
+        <w:tabs>
+          <w:tab w:val="num" w:pos="0"/>
+        </w:tabs>
+        <w:ind w:left="6480" w:hanging="360"/>
+      </w:pPr>
+      <w:rPr>
+        <w:rFonts w:ascii="Wingdings" w:hAnsi="Wingdings" w:cs="Wingdings" w:hint="default"/>
+      </w:rPr>
+    </w:lvl>
+  </w:abstractNum>
+  <w:abstractNum w:abstractNumId="5">
+    <w:lvl w:ilvl="0">
+      <w:start w:val="1"/>
+      <w:numFmt w:val="bullet"/>
+      <w:lvlText w:val=""/>
+      <w:lvlJc w:val="left"/>
+      <w:pPr>
+        <w:tabs>
+          <w:tab w:val="num" w:pos="0"/>
+        </w:tabs>
+        <w:ind w:left="720" w:hanging="360"/>
+      </w:pPr>
+      <w:rPr>
+        <w:rFonts w:ascii="Wingdings" w:hAnsi="Wingdings" w:cs="Wingdings" w:hint="default"/>
+      </w:rPr>
+    </w:lvl>
+    <w:lvl w:ilvl="1">
+      <w:start w:val="1"/>
+      <w:numFmt w:val="bullet"/>
+      <w:lvlText w:val=""/>
+      <w:lvlJc w:val="left"/>
+      <w:pPr>
+        <w:tabs>
+          <w:tab w:val="num" w:pos="0"/>
+        </w:tabs>
+        <w:ind w:left="1440" w:hanging="360"/>
+      </w:pPr>
+      <w:rPr>
+        <w:rFonts w:ascii="Wingdings 2" w:hAnsi="Wingdings 2" w:cs="Wingdings 2" w:hint="default"/>
+      </w:rPr>
+    </w:lvl>
+    <w:lvl w:ilvl="2">
+      <w:start w:val="1"/>
+      <w:numFmt w:val="bullet"/>
+      <w:lvlText w:val="■"/>
+      <w:lvlJc w:val="left"/>
+      <w:pPr>
+        <w:tabs>
+          <w:tab w:val="num" w:pos="0"/>
+        </w:tabs>
+        <w:ind w:left="2160" w:hanging="360"/>
+      </w:pPr>
+      <w:rPr>
+        <w:rFonts w:ascii="OpenSymbol" w:hAnsi="OpenSymbol" w:cs="OpenSymbol" w:hint="default"/>
+      </w:rPr>
+    </w:lvl>
+    <w:lvl w:ilvl="3">
+      <w:start w:val="1"/>
+      <w:numFmt w:val="bullet"/>
+      <w:lvlText w:val=""/>
+      <w:lvlJc w:val="left"/>
+      <w:pPr>
+        <w:tabs>
+          <w:tab w:val="num" w:pos="0"/>
+        </w:tabs>
+        <w:ind w:left="2880" w:hanging="360"/>
+      </w:pPr>
+      <w:rPr>
+        <w:rFonts w:ascii="Wingdings" w:hAnsi="Wingdings" w:cs="Wingdings" w:hint="default"/>
+      </w:rPr>
+    </w:lvl>
+    <w:lvl w:ilvl="4">
+      <w:start w:val="1"/>
+      <w:numFmt w:val="bullet"/>
+      <w:lvlText w:val=""/>
+      <w:lvlJc w:val="left"/>
+      <w:pPr>
+        <w:tabs>
+          <w:tab w:val="num" w:pos="0"/>
+        </w:tabs>
+        <w:ind w:left="3600" w:hanging="360"/>
+      </w:pPr>
+      <w:rPr>
+        <w:rFonts w:ascii="Wingdings 2" w:hAnsi="Wingdings 2" w:cs="Wingdings 2" w:hint="default"/>
+      </w:rPr>
+    </w:lvl>
+    <w:lvl w:ilvl="5">
+      <w:start w:val="1"/>
+      <w:numFmt w:val="bullet"/>
+      <w:lvlText w:val="■"/>
+      <w:lvlJc w:val="left"/>
+      <w:pPr>
+        <w:tabs>
+          <w:tab w:val="num" w:pos="0"/>
+        </w:tabs>
+        <w:ind w:left="4320" w:hanging="360"/>
+      </w:pPr>
+      <w:rPr>
+        <w:rFonts w:ascii="OpenSymbol" w:hAnsi="OpenSymbol" w:cs="OpenSymbol" w:hint="default"/>
+      </w:rPr>
+    </w:lvl>
+    <w:lvl w:ilvl="6">
+      <w:start w:val="1"/>
+      <w:numFmt w:val="bullet"/>
+      <w:lvlText w:val=""/>
+      <w:lvlJc w:val="left"/>
+      <w:pPr>
+        <w:tabs>
+          <w:tab w:val="num" w:pos="0"/>
+        </w:tabs>
+        <w:ind w:left="5040" w:hanging="360"/>
+      </w:pPr>
+      <w:rPr>
+        <w:rFonts w:ascii="Wingdings" w:hAnsi="Wingdings" w:cs="Wingdings" w:hint="default"/>
+      </w:rPr>
+    </w:lvl>
+    <w:lvl w:ilvl="7">
+      <w:start w:val="1"/>
+      <w:numFmt w:val="bullet"/>
+      <w:lvlText w:val=""/>
+      <w:lvlJc w:val="left"/>
+      <w:pPr>
+        <w:tabs>
+          <w:tab w:val="num" w:pos="0"/>
+        </w:tabs>
+        <w:ind w:left="5760" w:hanging="360"/>
+      </w:pPr>
+      <w:rPr>
+        <w:rFonts w:ascii="Wingdings" w:hAnsi="Wingdings" w:cs="Wingdings" w:hint="default"/>
+      </w:rPr>
+    </w:lvl>
+    <w:lvl w:ilvl="8">
+      <w:start w:val="1"/>
+      <w:numFmt w:val="bullet"/>
+      <w:lvlText w:val=""/>
+      <w:lvlJc w:val="left"/>
+      <w:pPr>
+        <w:tabs>
+          <w:tab w:val="num" w:pos="0"/>
+        </w:tabs>
+        <w:ind w:left="6480" w:hanging="360"/>
+      </w:pPr>
+      <w:rPr>
+        <w:rFonts w:ascii="Wingdings" w:hAnsi="Wingdings" w:cs="Wingdings" w:hint="default"/>
+      </w:rPr>
+    </w:lvl>
+  </w:abstractNum>
+  <w:abstractNum w:abstractNumId="6">
+    <w:lvl w:ilvl="0">
+      <w:start w:val="1"/>
+      <w:numFmt w:val="bullet"/>
+      <w:lvlText w:val=""/>
+      <w:lvlJc w:val="left"/>
+      <w:pPr>
+        <w:tabs>
+          <w:tab w:val="num" w:pos="0"/>
+        </w:tabs>
+        <w:ind w:left="720" w:hanging="360"/>
+      </w:pPr>
+      <w:rPr>
+        <w:rFonts w:ascii="Wingdings" w:hAnsi="Wingdings" w:cs="Wingdings" w:hint="default"/>
+      </w:rPr>
+    </w:lvl>
+    <w:lvl w:ilvl="1">
+      <w:start w:val="1"/>
+      <w:numFmt w:val="bullet"/>
+      <w:lvlText w:val=""/>
+      <w:lvlJc w:val="left"/>
+      <w:pPr>
+        <w:tabs>
+          <w:tab w:val="num" w:pos="0"/>
+        </w:tabs>
+        <w:ind w:left="1440" w:hanging="360"/>
+      </w:pPr>
+      <w:rPr>
+        <w:rFonts w:ascii="Wingdings 2" w:hAnsi="Wingdings 2" w:cs="Wingdings 2" w:hint="default"/>
+      </w:rPr>
+    </w:lvl>
+    <w:lvl w:ilvl="2">
+      <w:start w:val="1"/>
+      <w:numFmt w:val="bullet"/>
+      <w:lvlText w:val="■"/>
+      <w:lvlJc w:val="left"/>
+      <w:pPr>
+        <w:tabs>
+          <w:tab w:val="num" w:pos="0"/>
+        </w:tabs>
+        <w:ind w:left="2160" w:hanging="360"/>
+      </w:pPr>
+      <w:rPr>
+        <w:rFonts w:ascii="OpenSymbol" w:hAnsi="OpenSymbol" w:cs="OpenSymbol" w:hint="default"/>
+      </w:rPr>
+    </w:lvl>
+    <w:lvl w:ilvl="3">
+      <w:start w:val="1"/>
+      <w:numFmt w:val="bullet"/>
+      <w:lvlText w:val=""/>
+      <w:lvlJc w:val="left"/>
+      <w:pPr>
+        <w:tabs>
+          <w:tab w:val="num" w:pos="0"/>
+        </w:tabs>
+        <w:ind w:left="2880" w:hanging="360"/>
+      </w:pPr>
+      <w:rPr>
+        <w:rFonts w:ascii="Wingdings" w:hAnsi="Wingdings" w:cs="Wingdings" w:hint="default"/>
+      </w:rPr>
+    </w:lvl>
+    <w:lvl w:ilvl="4">
+      <w:start w:val="1"/>
+      <w:numFmt w:val="bullet"/>
+      <w:lvlText w:val=""/>
+      <w:lvlJc w:val="left"/>
+      <w:pPr>
+        <w:tabs>
+          <w:tab w:val="num" w:pos="0"/>
+        </w:tabs>
+        <w:ind w:left="3600" w:hanging="360"/>
+      </w:pPr>
+      <w:rPr>
+        <w:rFonts w:ascii="Wingdings 2" w:hAnsi="Wingdings 2" w:cs="Wingdings 2" w:hint="default"/>
+      </w:rPr>
+    </w:lvl>
+    <w:lvl w:ilvl="5">
+      <w:start w:val="1"/>
+      <w:numFmt w:val="bullet"/>
+      <w:lvlText w:val="■"/>
+      <w:lvlJc w:val="left"/>
+      <w:pPr>
+        <w:tabs>
+          <w:tab w:val="num" w:pos="0"/>
+        </w:tabs>
+        <w:ind w:left="4320" w:hanging="360"/>
+      </w:pPr>
+      <w:rPr>
+        <w:rFonts w:ascii="OpenSymbol" w:hAnsi="OpenSymbol" w:cs="OpenSymbol" w:hint="default"/>
+      </w:rPr>
+    </w:lvl>
+    <w:lvl w:ilvl="6">
+      <w:start w:val="1"/>
+      <w:numFmt w:val="bullet"/>
+      <w:lvlText w:val=""/>
+      <w:lvlJc w:val="left"/>
+      <w:pPr>
+        <w:tabs>
+          <w:tab w:val="num" w:pos="0"/>
+        </w:tabs>
+        <w:ind w:left="5040" w:hanging="360"/>
+      </w:pPr>
+      <w:rPr>
+        <w:rFonts w:ascii="Wingdings" w:hAnsi="Wingdings" w:cs="Wingdings" w:hint="default"/>
+      </w:rPr>
+    </w:lvl>
+    <w:lvl w:ilvl="7">
+      <w:start w:val="1"/>
+      <w:numFmt w:val="bullet"/>
+      <w:lvlText w:val=""/>
+      <w:lvlJc w:val="left"/>
+      <w:pPr>
+        <w:tabs>
+          <w:tab w:val="num" w:pos="0"/>
+        </w:tabs>
+        <w:ind w:left="5760" w:hanging="360"/>
+      </w:pPr>
+      <w:rPr>
+        <w:rFonts w:ascii="Wingdings" w:hAnsi="Wingdings" w:cs="Wingdings" w:hint="default"/>
+      </w:rPr>
+    </w:lvl>
+    <w:lvl w:ilvl="8">
+      <w:start w:val="1"/>
+      <w:numFmt w:val="bullet"/>
+      <w:lvlText w:val=""/>
+      <w:lvlJc w:val="left"/>
+      <w:pPr>
+        <w:tabs>
+          <w:tab w:val="num" w:pos="0"/>
+        </w:tabs>
+        <w:ind w:left="6480" w:hanging="360"/>
+      </w:pPr>
+      <w:rPr>
+        <w:rFonts w:ascii="Wingdings" w:hAnsi="Wingdings" w:cs="Wingdings" w:hint="default"/>
+      </w:rPr>
+    </w:lvl>
+  </w:abstractNum>
+  <w:abstractNum w:abstractNumId="7">
+    <w:lvl w:ilvl="0">
+      <w:start w:val="1"/>
+      <w:numFmt w:val="bullet"/>
+      <w:lvlText w:val=""/>
+      <w:lvlJc w:val="left"/>
+      <w:pPr>
+        <w:tabs>
+          <w:tab w:val="num" w:pos="0"/>
+        </w:tabs>
+        <w:ind w:left="720" w:hanging="360"/>
+      </w:pPr>
+      <w:rPr>
+        <w:rFonts w:ascii="Wingdings" w:hAnsi="Wingdings" w:cs="Wingdings" w:hint="default"/>
+      </w:rPr>
+    </w:lvl>
+    <w:lvl w:ilvl="1">
+      <w:start w:val="1"/>
+      <w:numFmt w:val="bullet"/>
+      <w:lvlText w:val=""/>
+      <w:lvlJc w:val="left"/>
+      <w:pPr>
+        <w:tabs>
+          <w:tab w:val="num" w:pos="0"/>
+        </w:tabs>
+        <w:ind w:left="1440" w:hanging="360"/>
+      </w:pPr>
+      <w:rPr>
+        <w:rFonts w:ascii="Wingdings 2" w:hAnsi="Wingdings 2" w:cs="Wingdings 2" w:hint="default"/>
+      </w:rPr>
+    </w:lvl>
+    <w:lvl w:ilvl="2">
+      <w:start w:val="1"/>
+      <w:numFmt w:val="bullet"/>
+      <w:lvlText w:val="■"/>
+      <w:lvlJc w:val="left"/>
+      <w:pPr>
+        <w:tabs>
+          <w:tab w:val="num" w:pos="0"/>
+        </w:tabs>
+        <w:ind w:left="2160" w:hanging="360"/>
+      </w:pPr>
+      <w:rPr>
+        <w:rFonts w:ascii="OpenSymbol" w:hAnsi="OpenSymbol" w:cs="OpenSymbol" w:hint="default"/>
+      </w:rPr>
+    </w:lvl>
+    <w:lvl w:ilvl="3">
+      <w:start w:val="1"/>
+      <w:numFmt w:val="bullet"/>
+      <w:lvlText w:val=""/>
+      <w:lvlJc w:val="left"/>
+      <w:pPr>
+        <w:tabs>
+          <w:tab w:val="num" w:pos="0"/>
+        </w:tabs>
+        <w:ind w:left="2880" w:hanging="360"/>
+      </w:pPr>
+      <w:rPr>
+        <w:rFonts w:ascii="Wingdings" w:hAnsi="Wingdings" w:cs="Wingdings" w:hint="default"/>
+      </w:rPr>
+    </w:lvl>
+    <w:lvl w:ilvl="4">
+      <w:start w:val="1"/>
+      <w:numFmt w:val="bullet"/>
+      <w:lvlText w:val=""/>
+      <w:lvlJc w:val="left"/>
+      <w:pPr>
+        <w:tabs>
+          <w:tab w:val="num" w:pos="0"/>
+        </w:tabs>
+        <w:ind w:left="3600" w:hanging="360"/>
+      </w:pPr>
+      <w:rPr>
+        <w:rFonts w:ascii="Wingdings 2" w:hAnsi="Wingdings 2" w:cs="Wingdings 2" w:hint="default"/>
+      </w:rPr>
+    </w:lvl>
+    <w:lvl w:ilvl="5">
+      <w:start w:val="1"/>
+      <w:numFmt w:val="bullet"/>
+      <w:lvlText w:val="■"/>
+      <w:lvlJc w:val="left"/>
+      <w:pPr>
+        <w:tabs>
+          <w:tab w:val="num" w:pos="0"/>
+        </w:tabs>
+        <w:ind w:left="4320" w:hanging="360"/>
+      </w:pPr>
+      <w:rPr>
+        <w:rFonts w:ascii="OpenSymbol" w:hAnsi="OpenSymbol" w:cs="OpenSymbol" w:hint="default"/>
+      </w:rPr>
+    </w:lvl>
+    <w:lvl w:ilvl="6">
+      <w:start w:val="1"/>
+      <w:numFmt w:val="bullet"/>
+      <w:lvlText w:val=""/>
+      <w:lvlJc w:val="left"/>
+      <w:pPr>
+        <w:tabs>
+          <w:tab w:val="num" w:pos="0"/>
+        </w:tabs>
+        <w:ind w:left="5040" w:hanging="360"/>
+      </w:pPr>
+      <w:rPr>
+        <w:rFonts w:ascii="Wingdings" w:hAnsi="Wingdings" w:cs="Wingdings" w:hint="default"/>
+      </w:rPr>
+    </w:lvl>
+    <w:lvl w:ilvl="7">
+      <w:start w:val="1"/>
+      <w:numFmt w:val="bullet"/>
+      <w:lvlText w:val=""/>
+      <w:lvlJc w:val="left"/>
+      <w:pPr>
+        <w:tabs>
+          <w:tab w:val="num" w:pos="0"/>
+        </w:tabs>
+        <w:ind w:left="5760" w:hanging="360"/>
+      </w:pPr>
+      <w:rPr>
+        <w:rFonts w:ascii="Wingdings" w:hAnsi="Wingdings" w:cs="Wingdings" w:hint="default"/>
+      </w:rPr>
+    </w:lvl>
+    <w:lvl w:ilvl="8">
+      <w:start w:val="1"/>
+      <w:numFmt w:val="bullet"/>
+      <w:lvlText w:val=""/>
+      <w:lvlJc w:val="left"/>
+      <w:pPr>
+        <w:tabs>
+          <w:tab w:val="num" w:pos="0"/>
+        </w:tabs>
+        <w:ind w:left="6480" w:hanging="360"/>
+      </w:pPr>
+      <w:rPr>
+        <w:rFonts w:ascii="Wingdings" w:hAnsi="Wingdings" w:cs="Wingdings" w:hint="default"/>
+      </w:rPr>
+    </w:lvl>
+  </w:abstractNum>
+  <w:abstractNum w:abstractNumId="8">
+    <w:lvl w:ilvl="0">
+      <w:start w:val="1"/>
+      <w:numFmt w:val="bullet"/>
+      <w:lvlText w:val=""/>
+      <w:lvlJc w:val="left"/>
+      <w:pPr>
+        <w:tabs>
+          <w:tab w:val="num" w:pos="0"/>
+        </w:tabs>
+        <w:ind w:left="720" w:hanging="360"/>
+      </w:pPr>
+      <w:rPr>
+        <w:rFonts w:ascii="Wingdings" w:hAnsi="Wingdings" w:cs="Wingdings" w:hint="default"/>
+      </w:rPr>
+    </w:lvl>
+    <w:lvl w:ilvl="1">
+      <w:start w:val="1"/>
+      <w:numFmt w:val="bullet"/>
+      <w:lvlText w:val=""/>
+      <w:lvlJc w:val="left"/>
+      <w:pPr>
+        <w:tabs>
+          <w:tab w:val="num" w:pos="0"/>
+        </w:tabs>
+        <w:ind w:left="1440" w:hanging="360"/>
+      </w:pPr>
+      <w:rPr>
+        <w:rFonts w:ascii="Wingdings 2" w:hAnsi="Wingdings 2" w:cs="Wingdings 2" w:hint="default"/>
+      </w:rPr>
+    </w:lvl>
+    <w:lvl w:ilvl="2">
+      <w:start w:val="1"/>
+      <w:numFmt w:val="bullet"/>
+      <w:lvlText w:val="■"/>
+      <w:lvlJc w:val="left"/>
+      <w:pPr>
+        <w:tabs>
+          <w:tab w:val="num" w:pos="0"/>
+        </w:tabs>
+        <w:ind w:left="2160" w:hanging="360"/>
+      </w:pPr>
+      <w:rPr>
+        <w:rFonts w:ascii="OpenSymbol" w:hAnsi="OpenSymbol" w:cs="OpenSymbol" w:hint="default"/>
+      </w:rPr>
+    </w:lvl>
+    <w:lvl w:ilvl="3">
+      <w:start w:val="1"/>
+      <w:numFmt w:val="bullet"/>
+      <w:lvlText w:val=""/>
+      <w:lvlJc w:val="left"/>
+      <w:pPr>
+        <w:tabs>
+          <w:tab w:val="num" w:pos="0"/>
+        </w:tabs>
+        <w:ind w:left="2880" w:hanging="360"/>
+      </w:pPr>
+      <w:rPr>
+        <w:rFonts w:ascii="Wingdings" w:hAnsi="Wingdings" w:cs="Wingdings" w:hint="default"/>
+      </w:rPr>
+    </w:lvl>
+    <w:lvl w:ilvl="4">
+      <w:start w:val="1"/>
+      <w:numFmt w:val="bullet"/>
+      <w:lvlText w:val=""/>
+      <w:lvlJc w:val="left"/>
+      <w:pPr>
+        <w:tabs>
+          <w:tab w:val="num" w:pos="0"/>
+        </w:tabs>
+        <w:ind w:left="3600" w:hanging="360"/>
+      </w:pPr>
+      <w:rPr>
+        <w:rFonts w:ascii="Wingdings 2" w:hAnsi="Wingdings 2" w:cs="Wingdings 2" w:hint="default"/>
+      </w:rPr>
+    </w:lvl>
+    <w:lvl w:ilvl="5">
+      <w:start w:val="1"/>
+      <w:numFmt w:val="bullet"/>
+      <w:lvlText w:val="■"/>
+      <w:lvlJc w:val="left"/>
+      <w:pPr>
+        <w:tabs>
+          <w:tab w:val="num" w:pos="0"/>
+        </w:tabs>
+        <w:ind w:left="4320" w:hanging="360"/>
+      </w:pPr>
+      <w:rPr>
+        <w:rFonts w:ascii="OpenSymbol" w:hAnsi="OpenSymbol" w:cs="OpenSymbol" w:hint="default"/>
+      </w:rPr>
+    </w:lvl>
+    <w:lvl w:ilvl="6">
+      <w:start w:val="1"/>
+      <w:numFmt w:val="bullet"/>
+      <w:lvlText w:val=""/>
+      <w:lvlJc w:val="left"/>
+      <w:pPr>
+        <w:tabs>
+          <w:tab w:val="num" w:pos="0"/>
+        </w:tabs>
+        <w:ind w:left="5040" w:hanging="360"/>
+      </w:pPr>
+      <w:rPr>
+        <w:rFonts w:ascii="Wingdings" w:hAnsi="Wingdings" w:cs="Wingdings" w:hint="default"/>
+      </w:rPr>
+    </w:lvl>
+    <w:lvl w:ilvl="7">
+      <w:start w:val="1"/>
+      <w:numFmt w:val="bullet"/>
+      <w:lvlText w:val=""/>
+      <w:lvlJc w:val="left"/>
+      <w:pPr>
+        <w:tabs>
+          <w:tab w:val="num" w:pos="0"/>
+        </w:tabs>
+        <w:ind w:left="5760" w:hanging="360"/>
+      </w:pPr>
+      <w:rPr>
+        <w:rFonts w:ascii="Wingdings" w:hAnsi="Wingdings" w:cs="Wingdings" w:hint="default"/>
+      </w:rPr>
+    </w:lvl>
+    <w:lvl w:ilvl="8">
+      <w:start w:val="1"/>
+      <w:numFmt w:val="bullet"/>
+      <w:lvlText w:val=""/>
+      <w:lvlJc w:val="left"/>
+      <w:pPr>
+        <w:tabs>
+          <w:tab w:val="num" w:pos="0"/>
+        </w:tabs>
+        <w:ind w:left="6480" w:hanging="360"/>
+      </w:pPr>
+      <w:rPr>
+        <w:rFonts w:ascii="Wingdings" w:hAnsi="Wingdings" w:cs="Wingdings" w:hint="default"/>
+      </w:rPr>
+    </w:lvl>
+  </w:abstractNum>
+  <w:abstractNum w:abstractNumId="9">
+    <w:lvl w:ilvl="0">
+      <w:start w:val="1"/>
+      <w:numFmt w:val="bullet"/>
+      <w:lvlText w:val=""/>
+      <w:lvlJc w:val="left"/>
+      <w:pPr>
+        <w:tabs>
+          <w:tab w:val="num" w:pos="0"/>
+        </w:tabs>
+        <w:ind w:left="720" w:hanging="360"/>
+      </w:pPr>
+      <w:rPr>
+        <w:rFonts w:ascii="Wingdings" w:hAnsi="Wingdings" w:cs="Wingdings" w:hint="default"/>
+      </w:rPr>
+    </w:lvl>
+    <w:lvl w:ilvl="1">
+      <w:start w:val="1"/>
+      <w:numFmt w:val="bullet"/>
+      <w:lvlText w:val=""/>
+      <w:lvlJc w:val="left"/>
+      <w:pPr>
+        <w:tabs>
+          <w:tab w:val="num" w:pos="0"/>
+        </w:tabs>
+        <w:ind w:left="1440" w:hanging="360"/>
+      </w:pPr>
+      <w:rPr>
+        <w:rFonts w:ascii="Wingdings 2" w:hAnsi="Wingdings 2" w:cs="Wingdings 2" w:hint="default"/>
+      </w:rPr>
+    </w:lvl>
+    <w:lvl w:ilvl="2">
+      <w:start w:val="1"/>
+      <w:numFmt w:val="bullet"/>
+      <w:lvlText w:val="■"/>
+      <w:lvlJc w:val="left"/>
+      <w:pPr>
+        <w:tabs>
+          <w:tab w:val="num" w:pos="0"/>
+        </w:tabs>
+        <w:ind w:left="2160" w:hanging="360"/>
+      </w:pPr>
+      <w:rPr>
+        <w:rFonts w:ascii="OpenSymbol" w:hAnsi="OpenSymbol" w:cs="OpenSymbol" w:hint="default"/>
+      </w:rPr>
+    </w:lvl>
+    <w:lvl w:ilvl="3">
+      <w:start w:val="1"/>
+      <w:numFmt w:val="bullet"/>
+      <w:lvlText w:val=""/>
+      <w:lvlJc w:val="left"/>
+      <w:pPr>
+        <w:tabs>
+          <w:tab w:val="num" w:pos="0"/>
+        </w:tabs>
+        <w:ind w:left="2880" w:hanging="360"/>
+      </w:pPr>
+      <w:rPr>
+        <w:rFonts w:ascii="Wingdings" w:hAnsi="Wingdings" w:cs="Wingdings" w:hint="default"/>
+      </w:rPr>
+    </w:lvl>
+    <w:lvl w:ilvl="4">
+      <w:start w:val="1"/>
+      <w:numFmt w:val="bullet"/>
+      <w:lvlText w:val=""/>
+      <w:lvlJc w:val="left"/>
+      <w:pPr>
+        <w:tabs>
+          <w:tab w:val="num" w:pos="0"/>
+        </w:tabs>
+        <w:ind w:left="3600" w:hanging="360"/>
+      </w:pPr>
+      <w:rPr>
+        <w:rFonts w:ascii="Wingdings 2" w:hAnsi="Wingdings 2" w:cs="Wingdings 2" w:hint="default"/>
+      </w:rPr>
+    </w:lvl>
+    <w:lvl w:ilvl="5">
+      <w:start w:val="1"/>
+      <w:numFmt w:val="bullet"/>
+      <w:lvlText w:val="■"/>
+      <w:lvlJc w:val="left"/>
+      <w:pPr>
+        <w:tabs>
+          <w:tab w:val="num" w:pos="0"/>
+        </w:tabs>
+        <w:ind w:left="4320" w:hanging="360"/>
+      </w:pPr>
+      <w:rPr>
+        <w:rFonts w:ascii="OpenSymbol" w:hAnsi="OpenSymbol" w:cs="OpenSymbol" w:hint="default"/>
+      </w:rPr>
+    </w:lvl>
+    <w:lvl w:ilvl="6">
+      <w:start w:val="1"/>
+      <w:numFmt w:val="bullet"/>
+      <w:lvlText w:val=""/>
+      <w:lvlJc w:val="left"/>
+      <w:pPr>
+        <w:tabs>
+          <w:tab w:val="num" w:pos="0"/>
+        </w:tabs>
+        <w:ind w:left="5040" w:hanging="360"/>
+      </w:pPr>
+      <w:rPr>
+        <w:rFonts w:ascii="Wingdings" w:hAnsi="Wingdings" w:cs="Wingdings" w:hint="default"/>
+      </w:rPr>
+    </w:lvl>
+    <w:lvl w:ilvl="7">
+      <w:start w:val="1"/>
+      <w:numFmt w:val="bullet"/>
+      <w:lvlText w:val=""/>
+      <w:lvlJc w:val="left"/>
+      <w:pPr>
+        <w:tabs>
+          <w:tab w:val="num" w:pos="0"/>
+        </w:tabs>
+        <w:ind w:left="5760" w:hanging="360"/>
+      </w:pPr>
+      <w:rPr>
+        <w:rFonts w:ascii="Wingdings" w:hAnsi="Wingdings" w:cs="Wingdings" w:hint="default"/>
+      </w:rPr>
+    </w:lvl>
+    <w:lvl w:ilvl="8">
+      <w:start w:val="1"/>
+      <w:numFmt w:val="bullet"/>
+      <w:lvlText w:val=""/>
+      <w:lvlJc w:val="left"/>
+      <w:pPr>
+        <w:tabs>
+          <w:tab w:val="num" w:pos="0"/>
+        </w:tabs>
+        <w:ind w:left="6480" w:hanging="360"/>
+      </w:pPr>
+      <w:rPr>
+        <w:rFonts w:ascii="Wingdings" w:hAnsi="Wingdings" w:cs="Wingdings" w:hint="default"/>
+      </w:rPr>
+    </w:lvl>
+  </w:abstractNum>
+  <w:abstractNum w:abstractNumId="10">
+    <w:lvl w:ilvl="0">
+      <w:start w:val="1"/>
+      <w:numFmt w:val="bullet"/>
+      <w:lvlText w:val=""/>
+      <w:lvlJc w:val="left"/>
+      <w:pPr>
+        <w:tabs>
+          <w:tab w:val="num" w:pos="0"/>
+        </w:tabs>
+        <w:ind w:left="720" w:hanging="360"/>
+      </w:pPr>
+      <w:rPr>
+        <w:rFonts w:ascii="Wingdings" w:hAnsi="Wingdings" w:cs="Wingdings" w:hint="default"/>
+      </w:rPr>
+    </w:lvl>
+    <w:lvl w:ilvl="1">
+      <w:start w:val="1"/>
+      <w:numFmt w:val="bullet"/>
+      <w:lvlText w:val=""/>
+      <w:lvlJc w:val="left"/>
+      <w:pPr>
+        <w:tabs>
+          <w:tab w:val="num" w:pos="0"/>
+        </w:tabs>
+        <w:ind w:left="1440" w:hanging="360"/>
+      </w:pPr>
+      <w:rPr>
+        <w:rFonts w:ascii="Wingdings 2" w:hAnsi="Wingdings 2" w:cs="Wingdings 2" w:hint="default"/>
+      </w:rPr>
+    </w:lvl>
+    <w:lvl w:ilvl="2">
+      <w:start w:val="1"/>
+      <w:numFmt w:val="bullet"/>
+      <w:lvlText w:val="■"/>
+      <w:lvlJc w:val="left"/>
+      <w:pPr>
+        <w:tabs>
+          <w:tab w:val="num" w:pos="0"/>
+        </w:tabs>
+        <w:ind w:left="2160" w:hanging="360"/>
+      </w:pPr>
+      <w:rPr>
+        <w:rFonts w:ascii="OpenSymbol" w:hAnsi="OpenSymbol" w:cs="OpenSymbol" w:hint="default"/>
+      </w:rPr>
+    </w:lvl>
+    <w:lvl w:ilvl="3">
+      <w:start w:val="1"/>
+      <w:numFmt w:val="bullet"/>
+      <w:lvlText w:val=""/>
+      <w:lvlJc w:val="left"/>
+      <w:pPr>
+        <w:tabs>
+          <w:tab w:val="num" w:pos="0"/>
+        </w:tabs>
+        <w:ind w:left="2880" w:hanging="360"/>
+      </w:pPr>
+      <w:rPr>
+        <w:rFonts w:ascii="Wingdings" w:hAnsi="Wingdings" w:cs="Wingdings" w:hint="default"/>
+      </w:rPr>
+    </w:lvl>
+    <w:lvl w:ilvl="4">
+      <w:start w:val="1"/>
+      <w:numFmt w:val="bullet"/>
+      <w:lvlText w:val=""/>
+      <w:lvlJc w:val="left"/>
+      <w:pPr>
+        <w:tabs>
+          <w:tab w:val="num" w:pos="0"/>
+        </w:tabs>
+        <w:ind w:left="3600" w:hanging="360"/>
+      </w:pPr>
+      <w:rPr>
+        <w:rFonts w:ascii="Wingdings 2" w:hAnsi="Wingdings 2" w:cs="Wingdings 2" w:hint="default"/>
+      </w:rPr>
+    </w:lvl>
+    <w:lvl w:ilvl="5">
+      <w:start w:val="1"/>
+      <w:numFmt w:val="bullet"/>
+      <w:lvlText w:val="■"/>
+      <w:lvlJc w:val="left"/>
+      <w:pPr>
+        <w:tabs>
+          <w:tab w:val="num" w:pos="0"/>
+        </w:tabs>
+        <w:ind w:left="4320" w:hanging="360"/>
+      </w:pPr>
+      <w:rPr>
+        <w:rFonts w:ascii="OpenSymbol" w:hAnsi="OpenSymbol" w:cs="OpenSymbol" w:hint="default"/>
+      </w:rPr>
+    </w:lvl>
+    <w:lvl w:ilvl="6">
+      <w:start w:val="1"/>
+      <w:numFmt w:val="bullet"/>
+      <w:lvlText w:val=""/>
+      <w:lvlJc w:val="left"/>
+      <w:pPr>
+        <w:tabs>
+          <w:tab w:val="num" w:pos="0"/>
+        </w:tabs>
+        <w:ind w:left="5040" w:hanging="360"/>
+      </w:pPr>
+      <w:rPr>
+        <w:rFonts w:ascii="Wingdings" w:hAnsi="Wingdings" w:cs="Wingdings" w:hint="default"/>
+      </w:rPr>
+    </w:lvl>
+    <w:lvl w:ilvl="7">
+      <w:start w:val="1"/>
+      <w:numFmt w:val="bullet"/>
+      <w:lvlText w:val=""/>
+      <w:lvlJc w:val="left"/>
+      <w:pPr>
+        <w:tabs>
+          <w:tab w:val="num" w:pos="0"/>
+        </w:tabs>
+        <w:ind w:left="5760" w:hanging="360"/>
+      </w:pPr>
+      <w:rPr>
+        <w:rFonts w:ascii="Wingdings" w:hAnsi="Wingdings" w:cs="Wingdings" w:hint="default"/>
+      </w:rPr>
+    </w:lvl>
+    <w:lvl w:ilvl="8">
+      <w:start w:val="1"/>
+      <w:numFmt w:val="bullet"/>
+      <w:lvlText w:val=""/>
+      <w:lvlJc w:val="left"/>
+      <w:pPr>
+        <w:tabs>
+          <w:tab w:val="num" w:pos="0"/>
+        </w:tabs>
+        <w:ind w:left="6480" w:hanging="360"/>
+      </w:pPr>
+      <w:rPr>
+        <w:rFonts w:ascii="Wingdings" w:hAnsi="Wingdings" w:cs="Wingdings" w:hint="default"/>
+      </w:rPr>
+    </w:lvl>
+  </w:abstractNum>
+  <w:abstractNum w:abstractNumId="11">
+    <w:lvl w:ilvl="0">
+      <w:start w:val="1"/>
+      <w:numFmt w:val="bullet"/>
+      <w:lvlText w:val=""/>
+      <w:lvlJc w:val="left"/>
+      <w:pPr>
+        <w:tabs>
+          <w:tab w:val="num" w:pos="0"/>
+        </w:tabs>
+        <w:ind w:left="720" w:hanging="360"/>
+      </w:pPr>
+      <w:rPr>
+        <w:rFonts w:ascii="Wingdings" w:hAnsi="Wingdings" w:cs="Wingdings" w:hint="default"/>
+      </w:rPr>
+    </w:lvl>
+    <w:lvl w:ilvl="1">
+      <w:start w:val="1"/>
+      <w:numFmt w:val="bullet"/>
+      <w:lvlText w:val=""/>
+      <w:lvlJc w:val="left"/>
+      <w:pPr>
+        <w:tabs>
+          <w:tab w:val="num" w:pos="0"/>
+        </w:tabs>
+        <w:ind w:left="1440" w:hanging="360"/>
+      </w:pPr>
+      <w:rPr>
+        <w:rFonts w:ascii="Wingdings 2" w:hAnsi="Wingdings 2" w:cs="Wingdings 2" w:hint="default"/>
+      </w:rPr>
+    </w:lvl>
+    <w:lvl w:ilvl="2">
+      <w:start w:val="1"/>
+      <w:numFmt w:val="bullet"/>
+      <w:lvlText w:val="■"/>
+      <w:lvlJc w:val="left"/>
+      <w:pPr>
+        <w:tabs>
+          <w:tab w:val="num" w:pos="0"/>
+        </w:tabs>
+        <w:ind w:left="2160" w:hanging="360"/>
+      </w:pPr>
+      <w:rPr>
+        <w:rFonts w:ascii="OpenSymbol" w:hAnsi="OpenSymbol" w:cs="OpenSymbol" w:hint="default"/>
+      </w:rPr>
+    </w:lvl>
+    <w:lvl w:ilvl="3">
+      <w:start w:val="1"/>
+      <w:numFmt w:val="bullet"/>
+      <w:lvlText w:val=""/>
+      <w:lvlJc w:val="left"/>
+      <w:pPr>
+        <w:tabs>
+          <w:tab w:val="num" w:pos="0"/>
+        </w:tabs>
+        <w:ind w:left="2880" w:hanging="360"/>
+      </w:pPr>
+      <w:rPr>
+        <w:rFonts w:ascii="Wingdings" w:hAnsi="Wingdings" w:cs="Wingdings" w:hint="default"/>
+      </w:rPr>
+    </w:lvl>
+    <w:lvl w:ilvl="4">
+      <w:start w:val="1"/>
+      <w:numFmt w:val="bullet"/>
+      <w:lvlText w:val=""/>
+      <w:lvlJc w:val="left"/>
+      <w:pPr>
+        <w:tabs>
+          <w:tab w:val="num" w:pos="0"/>
+        </w:tabs>
+        <w:ind w:left="3600" w:hanging="360"/>
+      </w:pPr>
+      <w:rPr>
+        <w:rFonts w:ascii="Wingdings 2" w:hAnsi="Wingdings 2" w:cs="Wingdings 2" w:hint="default"/>
+      </w:rPr>
+    </w:lvl>
+    <w:lvl w:ilvl="5">
+      <w:start w:val="1"/>
+      <w:numFmt w:val="bullet"/>
+      <w:lvlText w:val="■"/>
+      <w:lvlJc w:val="left"/>
+      <w:pPr>
+        <w:tabs>
+          <w:tab w:val="num" w:pos="0"/>
+        </w:tabs>
+        <w:ind w:left="4320" w:hanging="360"/>
+      </w:pPr>
+      <w:rPr>
+        <w:rFonts w:ascii="OpenSymbol" w:hAnsi="OpenSymbol" w:cs="OpenSymbol" w:hint="default"/>
+      </w:rPr>
+    </w:lvl>
+    <w:lvl w:ilvl="6">
+      <w:start w:val="1"/>
+      <w:numFmt w:val="bullet"/>
+      <w:lvlText w:val=""/>
+      <w:lvlJc w:val="left"/>
+      <w:pPr>
+        <w:tabs>
+          <w:tab w:val="num" w:pos="0"/>
+        </w:tabs>
+        <w:ind w:left="5040" w:hanging="360"/>
+      </w:pPr>
+      <w:rPr>
+        <w:rFonts w:ascii="Wingdings" w:hAnsi="Wingdings" w:cs="Wingdings" w:hint="default"/>
+      </w:rPr>
+    </w:lvl>
+    <w:lvl w:ilvl="7">
+      <w:start w:val="1"/>
+      <w:numFmt w:val="bullet"/>
+      <w:lvlText w:val=""/>
+      <w:lvlJc w:val="left"/>
+      <w:pPr>
+        <w:tabs>
+          <w:tab w:val="num" w:pos="0"/>
+        </w:tabs>
+        <w:ind w:left="5760" w:hanging="360"/>
+      </w:pPr>
+      <w:rPr>
+        <w:rFonts w:ascii="Wingdings" w:hAnsi="Wingdings" w:cs="Wingdings" w:hint="default"/>
+      </w:rPr>
+    </w:lvl>
+    <w:lvl w:ilvl="8">
+      <w:start w:val="1"/>
+      <w:numFmt w:val="bullet"/>
+      <w:lvlText w:val=""/>
+      <w:lvlJc w:val="left"/>
+      <w:pPr>
+        <w:tabs>
+          <w:tab w:val="num" w:pos="0"/>
+        </w:tabs>
+        <w:ind w:left="6480" w:hanging="360"/>
+      </w:pPr>
+      <w:rPr>
+        <w:rFonts w:ascii="Wingdings" w:hAnsi="Wingdings" w:cs="Wingdings" w:hint="default"/>
+      </w:rPr>
+    </w:lvl>
+  </w:abstractNum>
+  <w:abstractNum w:abstractNumId="12">
+    <w:lvl w:ilvl="0">
+      <w:start w:val="1"/>
+      <w:numFmt w:val="bullet"/>
+      <w:lvlText w:val=""/>
+      <w:lvlJc w:val="left"/>
+      <w:pPr>
+        <w:tabs>
+          <w:tab w:val="num" w:pos="0"/>
+        </w:tabs>
+        <w:ind w:left="720" w:hanging="360"/>
+      </w:pPr>
+      <w:rPr>
+        <w:rFonts w:ascii="Wingdings" w:hAnsi="Wingdings" w:cs="Wingdings" w:hint="default"/>
+      </w:rPr>
+    </w:lvl>
+    <w:lvl w:ilvl="1">
+      <w:start w:val="1"/>
+      <w:numFmt w:val="bullet"/>
+      <w:lvlText w:val=""/>
+      <w:lvlJc w:val="left"/>
+      <w:pPr>
+        <w:tabs>
+          <w:tab w:val="num" w:pos="0"/>
+        </w:tabs>
+        <w:ind w:left="1440" w:hanging="360"/>
+      </w:pPr>
+      <w:rPr>
+        <w:rFonts w:ascii="Wingdings 2" w:hAnsi="Wingdings 2" w:cs="Wingdings 2" w:hint="default"/>
+      </w:rPr>
+    </w:lvl>
+    <w:lvl w:ilvl="2">
+      <w:start w:val="1"/>
+      <w:numFmt w:val="bullet"/>
+      <w:lvlText w:val="■"/>
+      <w:lvlJc w:val="left"/>
+      <w:pPr>
+        <w:tabs>
+          <w:tab w:val="num" w:pos="0"/>
+        </w:tabs>
+        <w:ind w:left="2160" w:hanging="360"/>
+      </w:pPr>
+      <w:rPr>
+        <w:rFonts w:ascii="OpenSymbol" w:hAnsi="OpenSymbol" w:cs="OpenSymbol" w:hint="default"/>
+      </w:rPr>
+    </w:lvl>
+    <w:lvl w:ilvl="3">
+      <w:start w:val="1"/>
+      <w:numFmt w:val="bullet"/>
+      <w:lvlText w:val=""/>
+      <w:lvlJc w:val="left"/>
+      <w:pPr>
+        <w:tabs>
+          <w:tab w:val="num" w:pos="0"/>
+        </w:tabs>
+        <w:ind w:left="2880" w:hanging="360"/>
+      </w:pPr>
+      <w:rPr>
+        <w:rFonts w:ascii="Wingdings" w:hAnsi="Wingdings" w:cs="Wingdings" w:hint="default"/>
+      </w:rPr>
+    </w:lvl>
+    <w:lvl w:ilvl="4">
+      <w:start w:val="1"/>
+      <w:numFmt w:val="bullet"/>
+      <w:lvlText w:val=""/>
+      <w:lvlJc w:val="left"/>
+      <w:pPr>
+        <w:tabs>
+          <w:tab w:val="num" w:pos="0"/>
+        </w:tabs>
+        <w:ind w:left="3600" w:hanging="360"/>
+      </w:pPr>
+      <w:rPr>
+        <w:rFonts w:ascii="Wingdings 2" w:hAnsi="Wingdings 2" w:cs="Wingdings 2" w:hint="default"/>
+      </w:rPr>
+    </w:lvl>
+    <w:lvl w:ilvl="5">
+      <w:start w:val="1"/>
+      <w:numFmt w:val="bullet"/>
+      <w:lvlText w:val="■"/>
+      <w:lvlJc w:val="left"/>
+      <w:pPr>
+        <w:tabs>
+          <w:tab w:val="num" w:pos="0"/>
+        </w:tabs>
+        <w:ind w:left="4320" w:hanging="360"/>
+      </w:pPr>
+      <w:rPr>
+        <w:rFonts w:ascii="OpenSymbol" w:hAnsi="OpenSymbol" w:cs="OpenSymbol" w:hint="default"/>
+      </w:rPr>
+    </w:lvl>
+    <w:lvl w:ilvl="6">
+      <w:start w:val="1"/>
+      <w:numFmt w:val="bullet"/>
+      <w:lvlText w:val=""/>
+      <w:lvlJc w:val="left"/>
+      <w:pPr>
+        <w:tabs>
+          <w:tab w:val="num" w:pos="0"/>
+        </w:tabs>
+        <w:ind w:left="5040" w:hanging="360"/>
+      </w:pPr>
+      <w:rPr>
+        <w:rFonts w:ascii="Wingdings" w:hAnsi="Wingdings" w:cs="Wingdings" w:hint="default"/>
+      </w:rPr>
+    </w:lvl>
+    <w:lvl w:ilvl="7">
+      <w:start w:val="1"/>
+      <w:numFmt w:val="bullet"/>
+      <w:lvlText w:val=""/>
+      <w:lvlJc w:val="left"/>
+      <w:pPr>
+        <w:tabs>
+          <w:tab w:val="num" w:pos="0"/>
+        </w:tabs>
+        <w:ind w:left="5760" w:hanging="360"/>
+      </w:pPr>
+      <w:rPr>
+        <w:rFonts w:ascii="Wingdings" w:hAnsi="Wingdings" w:cs="Wingdings" w:hint="default"/>
+      </w:rPr>
+    </w:lvl>
+    <w:lvl w:ilvl="8">
+      <w:start w:val="1"/>
+      <w:numFmt w:val="bullet"/>
+      <w:lvlText w:val=""/>
+      <w:lvlJc w:val="left"/>
+      <w:pPr>
+        <w:tabs>
+          <w:tab w:val="num" w:pos="0"/>
+        </w:tabs>
+        <w:ind w:left="6480" w:hanging="360"/>
+      </w:pPr>
+      <w:rPr>
+        <w:rFonts w:ascii="Wingdings" w:hAnsi="Wingdings" w:cs="Wingdings" w:hint="default"/>
+      </w:rPr>
+    </w:lvl>
+  </w:abstractNum>
+  <w:abstractNum w:abstractNumId="13">
+    <w:lvl w:ilvl="0">
+      <w:start w:val="1"/>
+      <w:numFmt w:val="bullet"/>
+      <w:lvlText w:val=""/>
+      <w:lvlJc w:val="left"/>
+      <w:pPr>
+        <w:tabs>
+          <w:tab w:val="num" w:pos="0"/>
+        </w:tabs>
+        <w:ind w:left="720" w:hanging="360"/>
+      </w:pPr>
+      <w:rPr>
+        <w:rFonts w:ascii="Wingdings" w:hAnsi="Wingdings" w:cs="Wingdings" w:hint="default"/>
+      </w:rPr>
+    </w:lvl>
+    <w:lvl w:ilvl="1">
+      <w:start w:val="1"/>
+      <w:numFmt w:val="bullet"/>
+      <w:lvlText w:val=""/>
+      <w:lvlJc w:val="left"/>
+      <w:pPr>
+        <w:tabs>
+          <w:tab w:val="num" w:pos="0"/>
+        </w:tabs>
+        <w:ind w:left="1440" w:hanging="360"/>
+      </w:pPr>
+      <w:rPr>
+        <w:rFonts w:ascii="Wingdings 2" w:hAnsi="Wingdings 2" w:cs="Wingdings 2" w:hint="default"/>
+      </w:rPr>
+    </w:lvl>
+    <w:lvl w:ilvl="2">
+      <w:start w:val="1"/>
+      <w:numFmt w:val="bullet"/>
+      <w:lvlText w:val="■"/>
+      <w:lvlJc w:val="left"/>
+      <w:pPr>
+        <w:tabs>
+          <w:tab w:val="num" w:pos="0"/>
+        </w:tabs>
+        <w:ind w:left="2160" w:hanging="360"/>
+      </w:pPr>
+      <w:rPr>
+        <w:rFonts w:ascii="OpenSymbol" w:hAnsi="OpenSymbol" w:cs="OpenSymbol" w:hint="default"/>
+      </w:rPr>
+    </w:lvl>
+    <w:lvl w:ilvl="3">
+      <w:start w:val="1"/>
+      <w:numFmt w:val="bullet"/>
+      <w:lvlText w:val=""/>
+      <w:lvlJc w:val="left"/>
+      <w:pPr>
+        <w:tabs>
+          <w:tab w:val="num" w:pos="0"/>
+        </w:tabs>
+        <w:ind w:left="2880" w:hanging="360"/>
+      </w:pPr>
+      <w:rPr>
+        <w:rFonts w:ascii="Wingdings" w:hAnsi="Wingdings" w:cs="Wingdings" w:hint="default"/>
+      </w:rPr>
+    </w:lvl>
+    <w:lvl w:ilvl="4">
+      <w:start w:val="1"/>
+      <w:numFmt w:val="bullet"/>
+      <w:lvlText w:val=""/>
+      <w:lvlJc w:val="left"/>
+      <w:pPr>
+        <w:tabs>
+          <w:tab w:val="num" w:pos="0"/>
+        </w:tabs>
+        <w:ind w:left="3600" w:hanging="360"/>
+      </w:pPr>
+      <w:rPr>
+        <w:rFonts w:ascii="Wingdings 2" w:hAnsi="Wingdings 2" w:cs="Wingdings 2" w:hint="default"/>
+      </w:rPr>
+    </w:lvl>
+    <w:lvl w:ilvl="5">
+      <w:start w:val="1"/>
+      <w:numFmt w:val="bullet"/>
+      <w:lvlText w:val="■"/>
+      <w:lvlJc w:val="left"/>
+      <w:pPr>
+        <w:tabs>
+          <w:tab w:val="num" w:pos="0"/>
+        </w:tabs>
+        <w:ind w:left="4320" w:hanging="360"/>
+      </w:pPr>
+      <w:rPr>
+        <w:rFonts w:ascii="OpenSymbol" w:hAnsi="OpenSymbol" w:cs="OpenSymbol" w:hint="default"/>
+      </w:rPr>
+    </w:lvl>
+    <w:lvl w:ilvl="6">
+      <w:start w:val="1"/>
+      <w:numFmt w:val="bullet"/>
+      <w:lvlText w:val=""/>
+      <w:lvlJc w:val="left"/>
+      <w:pPr>
+        <w:tabs>
+          <w:tab w:val="num" w:pos="0"/>
+        </w:tabs>
+        <w:ind w:left="5040" w:hanging="360"/>
+      </w:pPr>
+      <w:rPr>
+        <w:rFonts w:ascii="Wingdings" w:hAnsi="Wingdings" w:cs="Wingdings" w:hint="default"/>
+      </w:rPr>
+    </w:lvl>
+    <w:lvl w:ilvl="7">
+      <w:start w:val="1"/>
+      <w:numFmt w:val="bullet"/>
+      <w:lvlText w:val=""/>
+      <w:lvlJc w:val="left"/>
+      <w:pPr>
+        <w:tabs>
+          <w:tab w:val="num" w:pos="0"/>
+        </w:tabs>
+        <w:ind w:left="5760" w:hanging="360"/>
+      </w:pPr>
+      <w:rPr>
+        <w:rFonts w:ascii="Wingdings" w:hAnsi="Wingdings" w:cs="Wingdings" w:hint="default"/>
+      </w:rPr>
+    </w:lvl>
+    <w:lvl w:ilvl="8">
+      <w:start w:val="1"/>
+      <w:numFmt w:val="bullet"/>
+      <w:lvlText w:val=""/>
+      <w:lvlJc w:val="left"/>
+      <w:pPr>
+        <w:tabs>
+          <w:tab w:val="num" w:pos="0"/>
+        </w:tabs>
+        <w:ind w:left="6480" w:hanging="360"/>
+      </w:pPr>
+      <w:rPr>
+        <w:rFonts w:ascii="Wingdings" w:hAnsi="Wingdings" w:cs="Wingdings" w:hint="default"/>
+      </w:rPr>
+    </w:lvl>
+  </w:abstractNum>
+  <w:abstractNum w:abstractNumId="14">
+    <w:lvl w:ilvl="0">
+      <w:start w:val="1"/>
+      <w:numFmt w:val="bullet"/>
+      <w:lvlText w:val=""/>
+      <w:lvlJc w:val="left"/>
+      <w:pPr>
+        <w:tabs>
+          <w:tab w:val="num" w:pos="0"/>
+        </w:tabs>
+        <w:ind w:left="720" w:hanging="360"/>
+      </w:pPr>
+      <w:rPr>
+        <w:rFonts w:ascii="Wingdings" w:hAnsi="Wingdings" w:cs="Wingdings" w:hint="default"/>
+      </w:rPr>
+    </w:lvl>
+    <w:lvl w:ilvl="1">
+      <w:start w:val="1"/>
+      <w:numFmt w:val="bullet"/>
+      <w:lvlText w:val=""/>
+      <w:lvlJc w:val="left"/>
+      <w:pPr>
+        <w:tabs>
+          <w:tab w:val="num" w:pos="0"/>
+        </w:tabs>
+        <w:ind w:left="1440" w:hanging="360"/>
+      </w:pPr>
+      <w:rPr>
+        <w:rFonts w:ascii="Wingdings 2" w:hAnsi="Wingdings 2" w:cs="Wingdings 2" w:hint="default"/>
+      </w:rPr>
+    </w:lvl>
+    <w:lvl w:ilvl="2">
+      <w:start w:val="1"/>
+      <w:numFmt w:val="bullet"/>
+      <w:lvlText w:val="■"/>
+      <w:lvlJc w:val="left"/>
+      <w:pPr>
+        <w:tabs>
+          <w:tab w:val="num" w:pos="0"/>
+        </w:tabs>
+        <w:ind w:left="2160" w:hanging="360"/>
+      </w:pPr>
+      <w:rPr>
+        <w:rFonts w:ascii="OpenSymbol" w:hAnsi="OpenSymbol" w:cs="OpenSymbol" w:hint="default"/>
+      </w:rPr>
+    </w:lvl>
+    <w:lvl w:ilvl="3">
+      <w:start w:val="1"/>
+      <w:numFmt w:val="bullet"/>
+      <w:lvlText w:val=""/>
+      <w:lvlJc w:val="left"/>
+      <w:pPr>
+        <w:tabs>
+          <w:tab w:val="num" w:pos="0"/>
+        </w:tabs>
+        <w:ind w:left="2880" w:hanging="360"/>
+      </w:pPr>
+      <w:rPr>
+        <w:rFonts w:ascii="Wingdings" w:hAnsi="Wingdings" w:cs="Wingdings" w:hint="default"/>
+      </w:rPr>
+    </w:lvl>
+    <w:lvl w:ilvl="4">
+      <w:start w:val="1"/>
+      <w:numFmt w:val="bullet"/>
+      <w:lvlText w:val=""/>
+      <w:lvlJc w:val="left"/>
+      <w:pPr>
+        <w:tabs>
+          <w:tab w:val="num" w:pos="0"/>
+        </w:tabs>
+        <w:ind w:left="3600" w:hanging="360"/>
+      </w:pPr>
+      <w:rPr>
+        <w:rFonts w:ascii="Wingdings 2" w:hAnsi="Wingdings 2" w:cs="Wingdings 2" w:hint="default"/>
+      </w:rPr>
+    </w:lvl>
+    <w:lvl w:ilvl="5">
+      <w:start w:val="1"/>
+      <w:numFmt w:val="bullet"/>
+      <w:lvlText w:val="■"/>
+      <w:lvlJc w:val="left"/>
+      <w:pPr>
+        <w:tabs>
+          <w:tab w:val="num" w:pos="0"/>
+        </w:tabs>
+        <w:ind w:left="4320" w:hanging="360"/>
+      </w:pPr>
+      <w:rPr>
+        <w:rFonts w:ascii="OpenSymbol" w:hAnsi="OpenSymbol" w:cs="OpenSymbol" w:hint="default"/>
+      </w:rPr>
+    </w:lvl>
+    <w:lvl w:ilvl="6">
+      <w:start w:val="1"/>
+      <w:numFmt w:val="bullet"/>
+      <w:lvlText w:val=""/>
+      <w:lvlJc w:val="left"/>
+      <w:pPr>
+        <w:tabs>
+          <w:tab w:val="num" w:pos="0"/>
+        </w:tabs>
+        <w:ind w:left="5040" w:hanging="360"/>
+      </w:pPr>
+      <w:rPr>
+        <w:rFonts w:ascii="Wingdings" w:hAnsi="Wingdings" w:cs="Wingdings" w:hint="default"/>
+      </w:rPr>
+    </w:lvl>
+    <w:lvl w:ilvl="7">
+      <w:start w:val="1"/>
+      <w:numFmt w:val="bullet"/>
+      <w:lvlText w:val=""/>
+      <w:lvlJc w:val="left"/>
+      <w:pPr>
+        <w:tabs>
+          <w:tab w:val="num" w:pos="0"/>
+        </w:tabs>
+        <w:ind w:left="5760" w:hanging="360"/>
+      </w:pPr>
+      <w:rPr>
+        <w:rFonts w:ascii="Wingdings" w:hAnsi="Wingdings" w:cs="Wingdings" w:hint="default"/>
+      </w:rPr>
+    </w:lvl>
+    <w:lvl w:ilvl="8">
+      <w:start w:val="1"/>
+      <w:numFmt w:val="bullet"/>
+      <w:lvlText w:val=""/>
+      <w:lvlJc w:val="left"/>
+      <w:pPr>
+        <w:tabs>
+          <w:tab w:val="num" w:pos="0"/>
+        </w:tabs>
+        <w:ind w:left="6480" w:hanging="360"/>
+      </w:pPr>
+      <w:rPr>
+        <w:rFonts w:ascii="Wingdings" w:hAnsi="Wingdings" w:cs="Wingdings" w:hint="default"/>
+      </w:rPr>
+    </w:lvl>
+  </w:abstractNum>
+  <w:abstractNum w:abstractNumId="15">
+    <w:lvl w:ilvl="0">
+      <w:start w:val="1"/>
+      <w:numFmt w:val="bullet"/>
+      <w:lvlText w:val=""/>
+      <w:lvlJc w:val="left"/>
+      <w:pPr>
+        <w:tabs>
+          <w:tab w:val="num" w:pos="0"/>
+        </w:tabs>
+        <w:ind w:left="720" w:hanging="360"/>
+      </w:pPr>
+      <w:rPr>
+        <w:rFonts w:ascii="Wingdings" w:hAnsi="Wingdings" w:cs="Wingdings" w:hint="default"/>
+      </w:rPr>
+    </w:lvl>
+    <w:lvl w:ilvl="1">
+      <w:start w:val="1"/>
+      <w:numFmt w:val="bullet"/>
+      <w:lvlText w:val=""/>
+      <w:lvlJc w:val="left"/>
+      <w:pPr>
+        <w:tabs>
+          <w:tab w:val="num" w:pos="0"/>
+        </w:tabs>
+        <w:ind w:left="1440" w:hanging="360"/>
+      </w:pPr>
+      <w:rPr>
+        <w:rFonts w:ascii="Wingdings 2" w:hAnsi="Wingdings 2" w:cs="Wingdings 2" w:hint="default"/>
+      </w:rPr>
+    </w:lvl>
+    <w:lvl w:ilvl="2">
+      <w:start w:val="1"/>
+      <w:numFmt w:val="bullet"/>
+      <w:lvlText w:val="■"/>
+      <w:lvlJc w:val="left"/>
+      <w:pPr>
+        <w:tabs>
+          <w:tab w:val="num" w:pos="0"/>
+        </w:tabs>
+        <w:ind w:left="2160" w:hanging="360"/>
+      </w:pPr>
+      <w:rPr>
+        <w:rFonts w:ascii="OpenSymbol" w:hAnsi="OpenSymbol" w:cs="OpenSymbol" w:hint="default"/>
+      </w:rPr>
+    </w:lvl>
+    <w:lvl w:ilvl="3">
+      <w:start w:val="1"/>
+      <w:numFmt w:val="bullet"/>
+      <w:lvlText w:val=""/>
+      <w:lvlJc w:val="left"/>
+      <w:pPr>
+        <w:tabs>
+          <w:tab w:val="num" w:pos="0"/>
+        </w:tabs>
+        <w:ind w:left="2880" w:hanging="360"/>
+      </w:pPr>
+      <w:rPr>
+        <w:rFonts w:ascii="Wingdings" w:hAnsi="Wingdings" w:cs="Wingdings" w:hint="default"/>
+      </w:rPr>
+    </w:lvl>
+    <w:lvl w:ilvl="4">
+      <w:start w:val="1"/>
+      <w:numFmt w:val="bullet"/>
+      <w:lvlText w:val=""/>
+      <w:lvlJc w:val="left"/>
+      <w:pPr>
+        <w:tabs>
+          <w:tab w:val="num" w:pos="0"/>
+        </w:tabs>
+        <w:ind w:left="3600" w:hanging="360"/>
+      </w:pPr>
+      <w:rPr>
+        <w:rFonts w:ascii="Wingdings 2" w:hAnsi="Wingdings 2" w:cs="Wingdings 2" w:hint="default"/>
+      </w:rPr>
+    </w:lvl>
+    <w:lvl w:ilvl="5">
+      <w:start w:val="1"/>
+      <w:numFmt w:val="bullet"/>
+      <w:lvlText w:val="■"/>
+      <w:lvlJc w:val="left"/>
+      <w:pPr>
+        <w:tabs>
+          <w:tab w:val="num" w:pos="0"/>
+        </w:tabs>
+        <w:ind w:left="4320" w:hanging="360"/>
+      </w:pPr>
+      <w:rPr>
+        <w:rFonts w:ascii="OpenSymbol" w:hAnsi="OpenSymbol" w:cs="OpenSymbol" w:hint="default"/>
+      </w:rPr>
+    </w:lvl>
+    <w:lvl w:ilvl="6">
+      <w:start w:val="1"/>
+      <w:numFmt w:val="bullet"/>
+      <w:lvlText w:val=""/>
+      <w:lvlJc w:val="left"/>
+      <w:pPr>
+        <w:tabs>
+          <w:tab w:val="num" w:pos="0"/>
+        </w:tabs>
+        <w:ind w:left="5040" w:hanging="360"/>
+      </w:pPr>
+      <w:rPr>
+        <w:rFonts w:ascii="Wingdings" w:hAnsi="Wingdings" w:cs="Wingdings" w:hint="default"/>
+      </w:rPr>
+    </w:lvl>
+    <w:lvl w:ilvl="7">
+      <w:start w:val="1"/>
+      <w:numFmt w:val="bullet"/>
+      <w:lvlText w:val=""/>
+      <w:lvlJc w:val="left"/>
+      <w:pPr>
+        <w:tabs>
+          <w:tab w:val="num" w:pos="0"/>
+        </w:tabs>
+        <w:ind w:left="5760" w:hanging="360"/>
+      </w:pPr>
+      <w:rPr>
+        <w:rFonts w:ascii="Wingdings" w:hAnsi="Wingdings" w:cs="Wingdings" w:hint="default"/>
+      </w:rPr>
+    </w:lvl>
+    <w:lvl w:ilvl="8">
+      <w:start w:val="1"/>
+      <w:numFmt w:val="bullet"/>
+      <w:lvlText w:val=""/>
+      <w:lvlJc w:val="left"/>
+      <w:pPr>
+        <w:tabs>
+          <w:tab w:val="num" w:pos="0"/>
+        </w:tabs>
+        <w:ind w:left="6480" w:hanging="360"/>
+      </w:pPr>
+      <w:rPr>
+        <w:rFonts w:ascii="Wingdings" w:hAnsi="Wingdings" w:cs="Wingdings" w:hint="default"/>
+      </w:rPr>
+    </w:lvl>
+  </w:abstractNum>
+  <w:abstractNum w:abstractNumId="16">
+    <w:lvl w:ilvl="0">
+      <w:start w:val="1"/>
+      <w:numFmt w:val="bullet"/>
+      <w:lvlText w:val=""/>
+      <w:lvlJc w:val="left"/>
+      <w:pPr>
+        <w:tabs>
+          <w:tab w:val="num" w:pos="0"/>
+        </w:tabs>
+        <w:ind w:left="720" w:hanging="360"/>
+      </w:pPr>
+      <w:rPr>
+        <w:rFonts w:ascii="Wingdings" w:hAnsi="Wingdings" w:cs="Wingdings" w:hint="default"/>
+      </w:rPr>
+    </w:lvl>
+    <w:lvl w:ilvl="1">
+      <w:start w:val="1"/>
+      <w:numFmt w:val="bullet"/>
+      <w:lvlText w:val=""/>
+      <w:lvlJc w:val="left"/>
+      <w:pPr>
+        <w:tabs>
+          <w:tab w:val="num" w:pos="0"/>
+        </w:tabs>
+        <w:ind w:left="1440" w:hanging="360"/>
+      </w:pPr>
+      <w:rPr>
+        <w:rFonts w:ascii="Wingdings 2" w:hAnsi="Wingdings 2" w:cs="Wingdings 2" w:hint="default"/>
+      </w:rPr>
+    </w:lvl>
+    <w:lvl w:ilvl="2">
+      <w:start w:val="1"/>
+      <w:numFmt w:val="bullet"/>
+      <w:lvlText w:val="■"/>
+      <w:lvlJc w:val="left"/>
+      <w:pPr>
+        <w:tabs>
+          <w:tab w:val="num" w:pos="0"/>
+        </w:tabs>
+        <w:ind w:left="2160" w:hanging="360"/>
+      </w:pPr>
+      <w:rPr>
+        <w:rFonts w:ascii="OpenSymbol" w:hAnsi="OpenSymbol" w:cs="OpenSymbol" w:hint="default"/>
+      </w:rPr>
+    </w:lvl>
+    <w:lvl w:ilvl="3">
+      <w:start w:val="1"/>
+      <w:numFmt w:val="bullet"/>
+      <w:lvlText w:val=""/>
+      <w:lvlJc w:val="left"/>
+      <w:pPr>
+        <w:tabs>
+          <w:tab w:val="num" w:pos="0"/>
+        </w:tabs>
+        <w:ind w:left="2880" w:hanging="360"/>
+      </w:pPr>
+      <w:rPr>
+        <w:rFonts w:ascii="Wingdings" w:hAnsi="Wingdings" w:cs="Wingdings" w:hint="default"/>
+      </w:rPr>
+    </w:lvl>
+    <w:lvl w:ilvl="4">
+      <w:start w:val="1"/>
+      <w:numFmt w:val="bullet"/>
+      <w:lvlText w:val=""/>
+      <w:lvlJc w:val="left"/>
+      <w:pPr>
+        <w:tabs>
+          <w:tab w:val="num" w:pos="0"/>
+        </w:tabs>
+        <w:ind w:left="3600" w:hanging="360"/>
+      </w:pPr>
+      <w:rPr>
+        <w:rFonts w:ascii="Wingdings 2" w:hAnsi="Wingdings 2" w:cs="Wingdings 2" w:hint="default"/>
+      </w:rPr>
+    </w:lvl>
+    <w:lvl w:ilvl="5">
+      <w:start w:val="1"/>
+      <w:numFmt w:val="bullet"/>
+      <w:lvlText w:val="■"/>
+      <w:lvlJc w:val="left"/>
+      <w:pPr>
+        <w:tabs>
+          <w:tab w:val="num" w:pos="0"/>
+        </w:tabs>
+        <w:ind w:left="4320" w:hanging="360"/>
+      </w:pPr>
+      <w:rPr>
+        <w:rFonts w:ascii="OpenSymbol" w:hAnsi="OpenSymbol" w:cs="OpenSymbol" w:hint="default"/>
+      </w:rPr>
+    </w:lvl>
+    <w:lvl w:ilvl="6">
+      <w:start w:val="1"/>
+      <w:numFmt w:val="bullet"/>
+      <w:lvlText w:val=""/>
+      <w:lvlJc w:val="left"/>
+      <w:pPr>
+        <w:tabs>
+          <w:tab w:val="num" w:pos="0"/>
+        </w:tabs>
+        <w:ind w:left="5040" w:hanging="360"/>
+      </w:pPr>
+      <w:rPr>
+        <w:rFonts w:ascii="Wingdings" w:hAnsi="Wingdings" w:cs="Wingdings" w:hint="default"/>
+      </w:rPr>
+    </w:lvl>
+    <w:lvl w:ilvl="7">
+      <w:start w:val="1"/>
+      <w:numFmt w:val="bullet"/>
+      <w:lvlText w:val=""/>
+      <w:lvlJc w:val="left"/>
+      <w:pPr>
+        <w:tabs>
+          <w:tab w:val="num" w:pos="0"/>
+        </w:tabs>
+        <w:ind w:left="5760" w:hanging="360"/>
+      </w:pPr>
+      <w:rPr>
+        <w:rFonts w:ascii="Wingdings" w:hAnsi="Wingdings" w:cs="Wingdings" w:hint="default"/>
+      </w:rPr>
+    </w:lvl>
+    <w:lvl w:ilvl="8">
+      <w:start w:val="1"/>
+      <w:numFmt w:val="bullet"/>
+      <w:lvlText w:val=""/>
+      <w:lvlJc w:val="left"/>
+      <w:pPr>
+        <w:tabs>
+          <w:tab w:val="num" w:pos="0"/>
+        </w:tabs>
+        <w:ind w:left="6480" w:hanging="360"/>
+      </w:pPr>
+      <w:rPr>
+        <w:rFonts w:ascii="Wingdings" w:hAnsi="Wingdings" w:cs="Wingdings" w:hint="default"/>
+      </w:rPr>
+    </w:lvl>
+  </w:abstractNum>
+  <w:abstractNum w:abstractNumId="17">
+    <w:lvl w:ilvl="0">
+      <w:start w:val="1"/>
+      <w:numFmt w:val="bullet"/>
+      <w:lvlText w:val=""/>
+      <w:lvlJc w:val="left"/>
+      <w:pPr>
+        <w:tabs>
+          <w:tab w:val="num" w:pos="0"/>
+        </w:tabs>
+        <w:ind w:left="720" w:hanging="360"/>
+      </w:pPr>
+      <w:rPr>
+        <w:rFonts w:ascii="Wingdings" w:hAnsi="Wingdings" w:cs="Wingdings" w:hint="default"/>
+      </w:rPr>
+    </w:lvl>
+    <w:lvl w:ilvl="1">
+      <w:start w:val="1"/>
+      <w:numFmt w:val="bullet"/>
+      <w:lvlText w:val=""/>
+      <w:lvlJc w:val="left"/>
+      <w:pPr>
+        <w:tabs>
+          <w:tab w:val="num" w:pos="0"/>
+        </w:tabs>
+        <w:ind w:left="1440" w:hanging="360"/>
+      </w:pPr>
+      <w:rPr>
+        <w:rFonts w:ascii="Wingdings 2" w:hAnsi="Wingdings 2" w:cs="Wingdings 2" w:hint="default"/>
+      </w:rPr>
+    </w:lvl>
+    <w:lvl w:ilvl="2">
+      <w:start w:val="1"/>
+      <w:numFmt w:val="bullet"/>
+      <w:lvlText w:val="■"/>
+      <w:lvlJc w:val="left"/>
+      <w:pPr>
+        <w:tabs>
+          <w:tab w:val="num" w:pos="0"/>
+        </w:tabs>
+        <w:ind w:left="2160" w:hanging="360"/>
+      </w:pPr>
+      <w:rPr>
+        <w:rFonts w:ascii="OpenSymbol" w:hAnsi="OpenSymbol" w:cs="OpenSymbol" w:hint="default"/>
+      </w:rPr>
+    </w:lvl>
+    <w:lvl w:ilvl="3">
+      <w:start w:val="1"/>
+      <w:numFmt w:val="bullet"/>
+      <w:lvlText w:val=""/>
+      <w:lvlJc w:val="left"/>
+      <w:pPr>
+        <w:tabs>
+          <w:tab w:val="num" w:pos="0"/>
+        </w:tabs>
+        <w:ind w:left="2880" w:hanging="360"/>
+      </w:pPr>
+      <w:rPr>
+        <w:rFonts w:ascii="Wingdings" w:hAnsi="Wingdings" w:cs="Wingdings" w:hint="default"/>
+      </w:rPr>
+    </w:lvl>
+    <w:lvl w:ilvl="4">
+      <w:start w:val="1"/>
+      <w:numFmt w:val="bullet"/>
+      <w:lvlText w:val=""/>
+      <w:lvlJc w:val="left"/>
+      <w:pPr>
+        <w:tabs>
+          <w:tab w:val="num" w:pos="0"/>
+        </w:tabs>
+        <w:ind w:left="3600" w:hanging="360"/>
+      </w:pPr>
+      <w:rPr>
+        <w:rFonts w:ascii="Wingdings 2" w:hAnsi="Wingdings 2" w:cs="Wingdings 2" w:hint="default"/>
+      </w:rPr>
+    </w:lvl>
+    <w:lvl w:ilvl="5">
+      <w:start w:val="1"/>
+      <w:numFmt w:val="bullet"/>
+      <w:lvlText w:val="■"/>
+      <w:lvlJc w:val="left"/>
+      <w:pPr>
+        <w:tabs>
+          <w:tab w:val="num" w:pos="0"/>
+        </w:tabs>
+        <w:ind w:left="4320" w:hanging="360"/>
+      </w:pPr>
+      <w:rPr>
+        <w:rFonts w:ascii="OpenSymbol" w:hAnsi="OpenSymbol" w:cs="OpenSymbol" w:hint="default"/>
+      </w:rPr>
+    </w:lvl>
+    <w:lvl w:ilvl="6">
+      <w:start w:val="1"/>
+      <w:numFmt w:val="bullet"/>
+      <w:lvlText w:val=""/>
+      <w:lvlJc w:val="left"/>
+      <w:pPr>
+        <w:tabs>
+          <w:tab w:val="num" w:pos="0"/>
+        </w:tabs>
+        <w:ind w:left="5040" w:hanging="360"/>
+      </w:pPr>
+      <w:rPr>
+        <w:rFonts w:ascii="Wingdings" w:hAnsi="Wingdings" w:cs="Wingdings" w:hint="default"/>
+      </w:rPr>
+    </w:lvl>
+    <w:lvl w:ilvl="7">
+      <w:start w:val="1"/>
+      <w:numFmt w:val="bullet"/>
+      <w:lvlText w:val=""/>
+      <w:lvlJc w:val="left"/>
+      <w:pPr>
+        <w:tabs>
+          <w:tab w:val="num" w:pos="0"/>
+        </w:tabs>
+        <w:ind w:left="5760" w:hanging="360"/>
+      </w:pPr>
+      <w:rPr>
+        <w:rFonts w:ascii="Wingdings" w:hAnsi="Wingdings" w:cs="Wingdings" w:hint="default"/>
+      </w:rPr>
+    </w:lvl>
+    <w:lvl w:ilvl="8">
+      <w:start w:val="1"/>
+      <w:numFmt w:val="bullet"/>
+      <w:lvlText w:val=""/>
+      <w:lvlJc w:val="left"/>
+      <w:pPr>
+        <w:tabs>
+          <w:tab w:val="num" w:pos="0"/>
+        </w:tabs>
+        <w:ind w:left="6480" w:hanging="360"/>
+      </w:pPr>
+      <w:rPr>
+        <w:rFonts w:ascii="Wingdings" w:hAnsi="Wingdings" w:cs="Wingdings" w:hint="default"/>
+      </w:rPr>
+    </w:lvl>
+  </w:abstractNum>
+  <w:abstractNum w:abstractNumId="18">
+    <w:lvl w:ilvl="0">
+      <w:start w:val="1"/>
+      <w:numFmt w:val="bullet"/>
+      <w:lvlText w:val=""/>
+      <w:lvlJc w:val="left"/>
+      <w:pPr>
+        <w:tabs>
+          <w:tab w:val="num" w:pos="0"/>
+        </w:tabs>
+        <w:ind w:left="720" w:hanging="360"/>
+      </w:pPr>
+      <w:rPr>
+        <w:rFonts w:ascii="Wingdings" w:hAnsi="Wingdings" w:cs="Wingdings" w:hint="default"/>
+      </w:rPr>
+    </w:lvl>
+    <w:lvl w:ilvl="1">
+      <w:start w:val="1"/>
+      <w:numFmt w:val="bullet"/>
+      <w:lvlText w:val=""/>
+      <w:lvlJc w:val="left"/>
+      <w:pPr>
+        <w:tabs>
+          <w:tab w:val="num" w:pos="0"/>
+        </w:tabs>
+        <w:ind w:left="1440" w:hanging="360"/>
+      </w:pPr>
+      <w:rPr>
+        <w:rFonts w:ascii="Wingdings 2" w:hAnsi="Wingdings 2" w:cs="Wingdings 2" w:hint="default"/>
+      </w:rPr>
+    </w:lvl>
+    <w:lvl w:ilvl="2">
+      <w:start w:val="1"/>
+      <w:numFmt w:val="bullet"/>
+      <w:lvlText w:val="■"/>
+      <w:lvlJc w:val="left"/>
+      <w:pPr>
+        <w:tabs>
+          <w:tab w:val="num" w:pos="0"/>
+        </w:tabs>
+        <w:ind w:left="2160" w:hanging="360"/>
+      </w:pPr>
+      <w:rPr>
+        <w:rFonts w:ascii="OpenSymbol" w:hAnsi="OpenSymbol" w:cs="OpenSymbol" w:hint="default"/>
+      </w:rPr>
+    </w:lvl>
+    <w:lvl w:ilvl="3">
+      <w:start w:val="1"/>
+      <w:numFmt w:val="bullet"/>
+      <w:lvlText w:val=""/>
+      <w:lvlJc w:val="left"/>
+      <w:pPr>
+        <w:tabs>
+          <w:tab w:val="num" w:pos="0"/>
+        </w:tabs>
+        <w:ind w:left="2880" w:hanging="360"/>
+      </w:pPr>
+      <w:rPr>
+        <w:rFonts w:ascii="Wingdings" w:hAnsi="Wingdings" w:cs="Wingdings" w:hint="default"/>
+      </w:rPr>
+    </w:lvl>
+    <w:lvl w:ilvl="4">
+      <w:start w:val="1"/>
+      <w:numFmt w:val="bullet"/>
+      <w:lvlText w:val=""/>
+      <w:lvlJc w:val="left"/>
+      <w:pPr>
+        <w:tabs>
+          <w:tab w:val="num" w:pos="0"/>
+        </w:tabs>
+        <w:ind w:left="3600" w:hanging="360"/>
+      </w:pPr>
+      <w:rPr>
+        <w:rFonts w:ascii="Wingdings 2" w:hAnsi="Wingdings 2" w:cs="Wingdings 2" w:hint="default"/>
+      </w:rPr>
+    </w:lvl>
+    <w:lvl w:ilvl="5">
+      <w:start w:val="1"/>
+      <w:numFmt w:val="bullet"/>
+      <w:lvlText w:val="■"/>
+      <w:lvlJc w:val="left"/>
+      <w:pPr>
+        <w:tabs>
+          <w:tab w:val="num" w:pos="0"/>
+        </w:tabs>
+        <w:ind w:left="4320" w:hanging="360"/>
+      </w:pPr>
+      <w:rPr>
+        <w:rFonts w:ascii="OpenSymbol" w:hAnsi="OpenSymbol" w:cs="OpenSymbol" w:hint="default"/>
+      </w:rPr>
+    </w:lvl>
+    <w:lvl w:ilvl="6">
+      <w:start w:val="1"/>
+      <w:numFmt w:val="bullet"/>
+      <w:lvlText w:val=""/>
+      <w:lvlJc w:val="left"/>
+      <w:pPr>
+        <w:tabs>
+          <w:tab w:val="num" w:pos="0"/>
+        </w:tabs>
+        <w:ind w:left="5040" w:hanging="360"/>
+      </w:pPr>
+      <w:rPr>
+        <w:rFonts w:ascii="Wingdings" w:hAnsi="Wingdings" w:cs="Wingdings" w:hint="default"/>
+      </w:rPr>
+    </w:lvl>
+    <w:lvl w:ilvl="7">
+      <w:start w:val="1"/>
+      <w:numFmt w:val="bullet"/>
+      <w:lvlText w:val=""/>
+      <w:lvlJc w:val="left"/>
+      <w:pPr>
+        <w:tabs>
+          <w:tab w:val="num" w:pos="0"/>
+        </w:tabs>
+        <w:ind w:left="5760" w:hanging="360"/>
+      </w:pPr>
+      <w:rPr>
+        <w:rFonts w:ascii="Wingdings" w:hAnsi="Wingdings" w:cs="Wingdings" w:hint="default"/>
+      </w:rPr>
+    </w:lvl>
+    <w:lvl w:ilvl="8">
+      <w:start w:val="1"/>
+      <w:numFmt w:val="bullet"/>
+      <w:lvlText w:val=""/>
+      <w:lvlJc w:val="left"/>
+      <w:pPr>
+        <w:tabs>
+          <w:tab w:val="num" w:pos="0"/>
+        </w:tabs>
+        <w:ind w:left="6480" w:hanging="360"/>
+      </w:pPr>
+      <w:rPr>
+        <w:rFonts w:ascii="Wingdings" w:hAnsi="Wingdings" w:cs="Wingdings" w:hint="default"/>
+      </w:rPr>
+    </w:lvl>
+  </w:abstractNum>
+  <w:abstractNum w:abstractNumId="19">
+    <w:lvl w:ilvl="0">
+      <w:start w:val="1"/>
+      <w:numFmt w:val="bullet"/>
+      <w:lvlText w:val=""/>
+      <w:lvlJc w:val="left"/>
+      <w:pPr>
+        <w:tabs>
+          <w:tab w:val="num" w:pos="0"/>
+        </w:tabs>
+        <w:ind w:left="720" w:hanging="360"/>
+      </w:pPr>
+      <w:rPr>
+        <w:rFonts w:ascii="Wingdings" w:hAnsi="Wingdings" w:cs="Wingdings" w:hint="default"/>
+      </w:rPr>
+    </w:lvl>
+    <w:lvl w:ilvl="1">
+      <w:start w:val="1"/>
+      <w:numFmt w:val="bullet"/>
+      <w:lvlText w:val=""/>
+      <w:lvlJc w:val="left"/>
+      <w:pPr>
+        <w:tabs>
+          <w:tab w:val="num" w:pos="0"/>
+        </w:tabs>
+        <w:ind w:left="1440" w:hanging="360"/>
+      </w:pPr>
+      <w:rPr>
+        <w:rFonts w:ascii="Wingdings 2" w:hAnsi="Wingdings 2" w:cs="Wingdings 2" w:hint="default"/>
+      </w:rPr>
+    </w:lvl>
+    <w:lvl w:ilvl="2">
+      <w:start w:val="1"/>
+      <w:numFmt w:val="bullet"/>
+      <w:lvlText w:val="■"/>
+      <w:lvlJc w:val="left"/>
+      <w:pPr>
+        <w:tabs>
+          <w:tab w:val="num" w:pos="0"/>
+        </w:tabs>
+        <w:ind w:left="2160" w:hanging="360"/>
+      </w:pPr>
+      <w:rPr>
+        <w:rFonts w:ascii="OpenSymbol" w:hAnsi="OpenSymbol" w:cs="OpenSymbol" w:hint="default"/>
+      </w:rPr>
+    </w:lvl>
+    <w:lvl w:ilvl="3">
+      <w:start w:val="1"/>
+      <w:numFmt w:val="bullet"/>
+      <w:lvlText w:val=""/>
+      <w:lvlJc w:val="left"/>
+      <w:pPr>
+        <w:tabs>
+          <w:tab w:val="num" w:pos="0"/>
+        </w:tabs>
+        <w:ind w:left="2880" w:hanging="360"/>
+      </w:pPr>
+      <w:rPr>
+        <w:rFonts w:ascii="Wingdings" w:hAnsi="Wingdings" w:cs="Wingdings" w:hint="default"/>
+      </w:rPr>
+    </w:lvl>
+    <w:lvl w:ilvl="4">
+      <w:start w:val="1"/>
+      <w:numFmt w:val="bullet"/>
+      <w:lvlText w:val=""/>
+      <w:lvlJc w:val="left"/>
+      <w:pPr>
+        <w:tabs>
+          <w:tab w:val="num" w:pos="0"/>
+        </w:tabs>
+        <w:ind w:left="3600" w:hanging="360"/>
+      </w:pPr>
+      <w:rPr>
+        <w:rFonts w:ascii="Wingdings 2" w:hAnsi="Wingdings 2" w:cs="Wingdings 2" w:hint="default"/>
+      </w:rPr>
+    </w:lvl>
+    <w:lvl w:ilvl="5">
+      <w:start w:val="1"/>
+      <w:numFmt w:val="bullet"/>
+      <w:lvlText w:val="■"/>
+      <w:lvlJc w:val="left"/>
+      <w:pPr>
+        <w:tabs>
+          <w:tab w:val="num" w:pos="0"/>
+        </w:tabs>
+        <w:ind w:left="4320" w:hanging="360"/>
+      </w:pPr>
+      <w:rPr>
+        <w:rFonts w:ascii="OpenSymbol" w:hAnsi="OpenSymbol" w:cs="OpenSymbol" w:hint="default"/>
+      </w:rPr>
+    </w:lvl>
+    <w:lvl w:ilvl="6">
+      <w:start w:val="1"/>
+      <w:numFmt w:val="bullet"/>
+      <w:lvlText w:val=""/>
+      <w:lvlJc w:val="left"/>
+      <w:pPr>
+        <w:tabs>
+          <w:tab w:val="num" w:pos="0"/>
+        </w:tabs>
+        <w:ind w:left="5040" w:hanging="360"/>
+      </w:pPr>
+      <w:rPr>
+        <w:rFonts w:ascii="Wingdings" w:hAnsi="Wingdings" w:cs="Wingdings" w:hint="default"/>
+      </w:rPr>
+    </w:lvl>
+    <w:lvl w:ilvl="7">
+      <w:start w:val="1"/>
+      <w:numFmt w:val="bullet"/>
+      <w:lvlText w:val=""/>
+      <w:lvlJc w:val="left"/>
+      <w:pPr>
+        <w:tabs>
+          <w:tab w:val="num" w:pos="0"/>
+        </w:tabs>
+        <w:ind w:left="5760" w:hanging="360"/>
+      </w:pPr>
+      <w:rPr>
+        <w:rFonts w:ascii="Wingdings" w:hAnsi="Wingdings" w:cs="Wingdings" w:hint="default"/>
+      </w:rPr>
+    </w:lvl>
+    <w:lvl w:ilvl="8">
+      <w:start w:val="1"/>
+      <w:numFmt w:val="bullet"/>
+      <w:lvlText w:val=""/>
+      <w:lvlJc w:val="left"/>
+      <w:pPr>
+        <w:tabs>
+          <w:tab w:val="num" w:pos="0"/>
+        </w:tabs>
+        <w:ind w:left="6480" w:hanging="360"/>
+      </w:pPr>
+      <w:rPr>
+        <w:rFonts w:ascii="Wingdings" w:hAnsi="Wingdings" w:cs="Wingdings" w:hint="default"/>
+      </w:rPr>
+    </w:lvl>
+  </w:abstractNum>
+  <w:abstractNum w:abstractNumId="20">
+    <w:lvl w:ilvl="0">
+      <w:start w:val="1"/>
+      <w:numFmt w:val="bullet"/>
+      <w:lvlText w:val=""/>
+      <w:lvlJc w:val="left"/>
+      <w:pPr>
+        <w:tabs>
+          <w:tab w:val="num" w:pos="0"/>
+        </w:tabs>
+        <w:ind w:left="720" w:hanging="360"/>
+      </w:pPr>
+      <w:rPr>
+        <w:rFonts w:ascii="Wingdings" w:hAnsi="Wingdings" w:cs="Wingdings" w:hint="default"/>
+      </w:rPr>
+    </w:lvl>
+    <w:lvl w:ilvl="1">
+      <w:start w:val="1"/>
+      <w:numFmt w:val="bullet"/>
+      <w:lvlText w:val=""/>
+      <w:lvlJc w:val="left"/>
+      <w:pPr>
+        <w:tabs>
+          <w:tab w:val="num" w:pos="0"/>
+        </w:tabs>
+        <w:ind w:left="1440" w:hanging="360"/>
+      </w:pPr>
+      <w:rPr>
+        <w:rFonts w:ascii="Wingdings 2" w:hAnsi="Wingdings 2" w:cs="Wingdings 2" w:hint="default"/>
+      </w:rPr>
+    </w:lvl>
+    <w:lvl w:ilvl="2">
+      <w:start w:val="1"/>
+      <w:numFmt w:val="bullet"/>
+      <w:lvlText w:val="■"/>
+      <w:lvlJc w:val="left"/>
+      <w:pPr>
+        <w:tabs>
+          <w:tab w:val="num" w:pos="0"/>
+        </w:tabs>
+        <w:ind w:left="2160" w:hanging="360"/>
+      </w:pPr>
+      <w:rPr>
+        <w:rFonts w:ascii="OpenSymbol" w:hAnsi="OpenSymbol" w:cs="OpenSymbol" w:hint="default"/>
+      </w:rPr>
+    </w:lvl>
+    <w:lvl w:ilvl="3">
+      <w:start w:val="1"/>
+      <w:numFmt w:val="bullet"/>
+      <w:lvlText w:val=""/>
+      <w:lvlJc w:val="left"/>
+      <w:pPr>
+        <w:tabs>
+          <w:tab w:val="num" w:pos="0"/>
+        </w:tabs>
+        <w:ind w:left="2880" w:hanging="360"/>
+      </w:pPr>
+      <w:rPr>
+        <w:rFonts w:ascii="Wingdings" w:hAnsi="Wingdings" w:cs="Wingdings" w:hint="default"/>
+      </w:rPr>
+    </w:lvl>
+    <w:lvl w:ilvl="4">
+      <w:start w:val="1"/>
+      <w:numFmt w:val="bullet"/>
+      <w:lvlText w:val=""/>
+      <w:lvlJc w:val="left"/>
+      <w:pPr>
+        <w:tabs>
+          <w:tab w:val="num" w:pos="0"/>
+        </w:tabs>
+        <w:ind w:left="3600" w:hanging="360"/>
+      </w:pPr>
+      <w:rPr>
+        <w:rFonts w:ascii="Wingdings 2" w:hAnsi="Wingdings 2" w:cs="Wingdings 2" w:hint="default"/>
+      </w:rPr>
+    </w:lvl>
+    <w:lvl w:ilvl="5">
+      <w:start w:val="1"/>
+      <w:numFmt w:val="bullet"/>
+      <w:lvlText w:val="■"/>
+      <w:lvlJc w:val="left"/>
+      <w:pPr>
+        <w:tabs>
+          <w:tab w:val="num" w:pos="0"/>
+        </w:tabs>
+        <w:ind w:left="4320" w:hanging="360"/>
+      </w:pPr>
+      <w:rPr>
+        <w:rFonts w:ascii="OpenSymbol" w:hAnsi="OpenSymbol" w:cs="OpenSymbol" w:hint="default"/>
+      </w:rPr>
+    </w:lvl>
+    <w:lvl w:ilvl="6">
+      <w:start w:val="1"/>
+      <w:numFmt w:val="bullet"/>
+      <w:lvlText w:val=""/>
+      <w:lvlJc w:val="left"/>
+      <w:pPr>
+        <w:tabs>
+          <w:tab w:val="num" w:pos="0"/>
+        </w:tabs>
+        <w:ind w:left="5040" w:hanging="360"/>
+      </w:pPr>
+      <w:rPr>
+        <w:rFonts w:ascii="Wingdings" w:hAnsi="Wingdings" w:cs="Wingdings" w:hint="default"/>
+      </w:rPr>
+    </w:lvl>
+    <w:lvl w:ilvl="7">
+      <w:start w:val="1"/>
+      <w:numFmt w:val="bullet"/>
+      <w:lvlText w:val=""/>
+      <w:lvlJc w:val="left"/>
+      <w:pPr>
+        <w:tabs>
+          <w:tab w:val="num" w:pos="0"/>
+        </w:tabs>
+        <w:ind w:left="5760" w:hanging="360"/>
+      </w:pPr>
+      <w:rPr>
+        <w:rFonts w:ascii="Wingdings" w:hAnsi="Wingdings" w:cs="Wingdings" w:hint="default"/>
+      </w:rPr>
+    </w:lvl>
+    <w:lvl w:ilvl="8">
+      <w:start w:val="1"/>
+      <w:numFmt w:val="bullet"/>
+      <w:lvlText w:val=""/>
+      <w:lvlJc w:val="left"/>
+      <w:pPr>
+        <w:tabs>
+          <w:tab w:val="num" w:pos="0"/>
+        </w:tabs>
+        <w:ind w:left="6480" w:hanging="360"/>
+      </w:pPr>
+      <w:rPr>
+        <w:rFonts w:ascii="Wingdings" w:hAnsi="Wingdings" w:cs="Wingdings" w:hint="default"/>
+      </w:rPr>
+    </w:lvl>
+  </w:abstractNum>
+  <w:abstractNum w:abstractNumId="21">
+    <w:lvl w:ilvl="0">
+      <w:start w:val="1"/>
+      <w:numFmt w:val="bullet"/>
+      <w:lvlText w:val=""/>
+      <w:lvlJc w:val="left"/>
+      <w:pPr>
+        <w:tabs>
+          <w:tab w:val="num" w:pos="0"/>
+        </w:tabs>
+        <w:ind w:left="720" w:hanging="360"/>
+      </w:pPr>
+      <w:rPr>
+        <w:rFonts w:ascii="Wingdings" w:hAnsi="Wingdings" w:cs="Wingdings" w:hint="default"/>
+      </w:rPr>
+    </w:lvl>
+    <w:lvl w:ilvl="1">
+      <w:start w:val="1"/>
+      <w:numFmt w:val="bullet"/>
+      <w:lvlText w:val=""/>
+      <w:lvlJc w:val="left"/>
+      <w:pPr>
+        <w:tabs>
+          <w:tab w:val="num" w:pos="0"/>
+        </w:tabs>
+        <w:ind w:left="1440" w:hanging="360"/>
+      </w:pPr>
+      <w:rPr>
+        <w:rFonts w:ascii="Wingdings 2" w:hAnsi="Wingdings 2" w:cs="Wingdings 2" w:hint="default"/>
+      </w:rPr>
+    </w:lvl>
+    <w:lvl w:ilvl="2">
+      <w:start w:val="1"/>
+      <w:numFmt w:val="bullet"/>
+      <w:lvlText w:val="■"/>
+      <w:lvlJc w:val="left"/>
+      <w:pPr>
+        <w:tabs>
+          <w:tab w:val="num" w:pos="0"/>
+        </w:tabs>
+        <w:ind w:left="2160" w:hanging="360"/>
+      </w:pPr>
+      <w:rPr>
+        <w:rFonts w:ascii="OpenSymbol" w:hAnsi="OpenSymbol" w:cs="OpenSymbol" w:hint="default"/>
+      </w:rPr>
+    </w:lvl>
+    <w:lvl w:ilvl="3">
+      <w:start w:val="1"/>
+      <w:numFmt w:val="bullet"/>
+      <w:lvlText w:val=""/>
+      <w:lvlJc w:val="left"/>
+      <w:pPr>
+        <w:tabs>
+          <w:tab w:val="num" w:pos="0"/>
+        </w:tabs>
+        <w:ind w:left="2880" w:hanging="360"/>
+      </w:pPr>
+      <w:rPr>
+        <w:rFonts w:ascii="Wingdings" w:hAnsi="Wingdings" w:cs="Wingdings" w:hint="default"/>
+      </w:rPr>
+    </w:lvl>
+    <w:lvl w:ilvl="4">
+      <w:start w:val="1"/>
+      <w:numFmt w:val="bullet"/>
+      <w:lvlText w:val=""/>
+      <w:lvlJc w:val="left"/>
+      <w:pPr>
+        <w:tabs>
+          <w:tab w:val="num" w:pos="0"/>
+        </w:tabs>
+        <w:ind w:left="3600" w:hanging="360"/>
+      </w:pPr>
+      <w:rPr>
+        <w:rFonts w:ascii="Wingdings 2" w:hAnsi="Wingdings 2" w:cs="Wingdings 2" w:hint="default"/>
+      </w:rPr>
+    </w:lvl>
+    <w:lvl w:ilvl="5">
+      <w:start w:val="1"/>
+      <w:numFmt w:val="bullet"/>
+      <w:lvlText w:val="■"/>
+      <w:lvlJc w:val="left"/>
+      <w:pPr>
+        <w:tabs>
+          <w:tab w:val="num" w:pos="0"/>
+        </w:tabs>
+        <w:ind w:left="4320" w:hanging="360"/>
+      </w:pPr>
+      <w:rPr>
+        <w:rFonts w:ascii="OpenSymbol" w:hAnsi="OpenSymbol" w:cs="OpenSymbol" w:hint="default"/>
+      </w:rPr>
+    </w:lvl>
+    <w:lvl w:ilvl="6">
+      <w:start w:val="1"/>
+      <w:numFmt w:val="bullet"/>
+      <w:lvlText w:val=""/>
+      <w:lvlJc w:val="left"/>
+      <w:pPr>
+        <w:tabs>
+          <w:tab w:val="num" w:pos="0"/>
+        </w:tabs>
+        <w:ind w:left="5040" w:hanging="360"/>
+      </w:pPr>
+      <w:rPr>
+        <w:rFonts w:ascii="Wingdings" w:hAnsi="Wingdings" w:cs="Wingdings" w:hint="default"/>
+      </w:rPr>
+    </w:lvl>
+    <w:lvl w:ilvl="7">
+      <w:start w:val="1"/>
+      <w:numFmt w:val="bullet"/>
+      <w:lvlText w:val=""/>
+      <w:lvlJc w:val="left"/>
+      <w:pPr>
+        <w:tabs>
+          <w:tab w:val="num" w:pos="0"/>
+        </w:tabs>
+        <w:ind w:left="5760" w:hanging="360"/>
+      </w:pPr>
+      <w:rPr>
+        <w:rFonts w:ascii="Wingdings" w:hAnsi="Wingdings" w:cs="Wingdings" w:hint="default"/>
+      </w:rPr>
+    </w:lvl>
+    <w:lvl w:ilvl="8">
+      <w:start w:val="1"/>
+      <w:numFmt w:val="bullet"/>
+      <w:lvlText w:val=""/>
+      <w:lvlJc w:val="left"/>
+      <w:pPr>
+        <w:tabs>
+          <w:tab w:val="num" w:pos="0"/>
+        </w:tabs>
+        <w:ind w:left="6480" w:hanging="360"/>
+      </w:pPr>
+      <w:rPr>
+        <w:rFonts w:ascii="Wingdings" w:hAnsi="Wingdings" w:cs="Wingdings" w:hint="default"/>
+      </w:rPr>
+    </w:lvl>
+  </w:abstractNum>
+  <w:abstractNum w:abstractNumId="22">
+    <w:lvl w:ilvl="0">
+      <w:start w:val="1"/>
+      <w:numFmt w:val="bullet"/>
+      <w:lvlText w:val=""/>
+      <w:lvlJc w:val="left"/>
+      <w:pPr>
+        <w:tabs>
+          <w:tab w:val="num" w:pos="0"/>
+        </w:tabs>
+        <w:ind w:left="720" w:hanging="360"/>
+      </w:pPr>
+      <w:rPr>
+        <w:rFonts w:ascii="Wingdings" w:hAnsi="Wingdings" w:cs="Wingdings" w:hint="default"/>
+      </w:rPr>
+    </w:lvl>
+    <w:lvl w:ilvl="1">
+      <w:start w:val="1"/>
+      <w:numFmt w:val="bullet"/>
+      <w:lvlText w:val=""/>
+      <w:lvlJc w:val="left"/>
+      <w:pPr>
+        <w:tabs>
+          <w:tab w:val="num" w:pos="0"/>
+        </w:tabs>
+        <w:ind w:left="1440" w:hanging="360"/>
+      </w:pPr>
+      <w:rPr>
+        <w:rFonts w:ascii="Wingdings 2" w:hAnsi="Wingdings 2" w:cs="Wingdings 2" w:hint="default"/>
+      </w:rPr>
+    </w:lvl>
+    <w:lvl w:ilvl="2">
+      <w:start w:val="1"/>
+      <w:numFmt w:val="bullet"/>
+      <w:lvlText w:val="■"/>
+      <w:lvlJc w:val="left"/>
+      <w:pPr>
+        <w:tabs>
+          <w:tab w:val="num" w:pos="0"/>
+        </w:tabs>
+        <w:ind w:left="2160" w:hanging="360"/>
+      </w:pPr>
+      <w:rPr>
+        <w:rFonts w:ascii="OpenSymbol" w:hAnsi="OpenSymbol" w:cs="OpenSymbol" w:hint="default"/>
+      </w:rPr>
+    </w:lvl>
+    <w:lvl w:ilvl="3">
+      <w:start w:val="1"/>
+      <w:numFmt w:val="bullet"/>
+      <w:lvlText w:val=""/>
+      <w:lvlJc w:val="left"/>
+      <w:pPr>
+        <w:tabs>
+          <w:tab w:val="num" w:pos="0"/>
+        </w:tabs>
+        <w:ind w:left="2880" w:hanging="360"/>
+      </w:pPr>
+      <w:rPr>
+        <w:rFonts w:ascii="Wingdings" w:hAnsi="Wingdings" w:cs="Wingdings" w:hint="default"/>
+      </w:rPr>
+    </w:lvl>
+    <w:lvl w:ilvl="4">
+      <w:start w:val="1"/>
+      <w:numFmt w:val="bullet"/>
+      <w:lvlText w:val=""/>
+      <w:lvlJc w:val="left"/>
+      <w:pPr>
+        <w:tabs>
+          <w:tab w:val="num" w:pos="0"/>
+        </w:tabs>
+        <w:ind w:left="3600" w:hanging="360"/>
+      </w:pPr>
+      <w:rPr>
+        <w:rFonts w:ascii="Wingdings 2" w:hAnsi="Wingdings 2" w:cs="Wingdings 2" w:hint="default"/>
+      </w:rPr>
+    </w:lvl>
+    <w:lvl w:ilvl="5">
+      <w:start w:val="1"/>
+      <w:numFmt w:val="bullet"/>
+      <w:lvlText w:val="■"/>
+      <w:lvlJc w:val="left"/>
+      <w:pPr>
+        <w:tabs>
+          <w:tab w:val="num" w:pos="0"/>
+        </w:tabs>
+        <w:ind w:left="4320" w:hanging="360"/>
+      </w:pPr>
+      <w:rPr>
+        <w:rFonts w:ascii="OpenSymbol" w:hAnsi="OpenSymbol" w:cs="OpenSymbol" w:hint="default"/>
+      </w:rPr>
+    </w:lvl>
+    <w:lvl w:ilvl="6">
+      <w:start w:val="1"/>
+      <w:numFmt w:val="bullet"/>
+      <w:lvlText w:val=""/>
+      <w:lvlJc w:val="left"/>
+      <w:pPr>
+        <w:tabs>
+          <w:tab w:val="num" w:pos="0"/>
+        </w:tabs>
+        <w:ind w:left="5040" w:hanging="360"/>
+      </w:pPr>
+      <w:rPr>
+        <w:rFonts w:ascii="Wingdings" w:hAnsi="Wingdings" w:cs="Wingdings" w:hint="default"/>
+      </w:rPr>
+    </w:lvl>
+    <w:lvl w:ilvl="7">
+      <w:start w:val="1"/>
+      <w:numFmt w:val="bullet"/>
+      <w:lvlText w:val=""/>
+      <w:lvlJc w:val="left"/>
+      <w:pPr>
+        <w:tabs>
+          <w:tab w:val="num" w:pos="0"/>
+        </w:tabs>
+        <w:ind w:left="5760" w:hanging="360"/>
+      </w:pPr>
+      <w:rPr>
+        <w:rFonts w:ascii="Wingdings" w:hAnsi="Wingdings" w:cs="Wingdings" w:hint="default"/>
+      </w:rPr>
+    </w:lvl>
+    <w:lvl w:ilvl="8">
+      <w:start w:val="1"/>
+      <w:numFmt w:val="bullet"/>
+      <w:lvlText w:val=""/>
+      <w:lvlJc w:val="left"/>
+      <w:pPr>
+        <w:tabs>
+          <w:tab w:val="num" w:pos="0"/>
+        </w:tabs>
+        <w:ind w:left="6480" w:hanging="360"/>
+      </w:pPr>
+      <w:rPr>
+        <w:rFonts w:ascii="Wingdings" w:hAnsi="Wingdings" w:cs="Wingdings" w:hint="default"/>
+      </w:rPr>
+    </w:lvl>
+  </w:abstractNum>
+  <w:abstractNum w:abstractNumId="23">
+    <w:lvl w:ilvl="0">
+      <w:start w:val="1"/>
+      <w:numFmt w:val="bullet"/>
+      <w:lvlText w:val=""/>
+      <w:lvlJc w:val="left"/>
+      <w:pPr>
+        <w:tabs>
+          <w:tab w:val="num" w:pos="0"/>
+        </w:tabs>
+        <w:ind w:left="720" w:hanging="360"/>
+      </w:pPr>
+      <w:rPr>
+        <w:rFonts w:ascii="Wingdings" w:hAnsi="Wingdings" w:cs="Wingdings" w:hint="default"/>
+      </w:rPr>
+    </w:lvl>
+    <w:lvl w:ilvl="1">
+      <w:start w:val="1"/>
+      <w:numFmt w:val="bullet"/>
+      <w:lvlText w:val=""/>
+      <w:lvlJc w:val="left"/>
+      <w:pPr>
+        <w:tabs>
+          <w:tab w:val="num" w:pos="0"/>
+        </w:tabs>
+        <w:ind w:left="1440" w:hanging="360"/>
+      </w:pPr>
+      <w:rPr>
+        <w:rFonts w:ascii="Wingdings 2" w:hAnsi="Wingdings 2" w:cs="Wingdings 2" w:hint="default"/>
+      </w:rPr>
+    </w:lvl>
+    <w:lvl w:ilvl="2">
+      <w:start w:val="1"/>
+      <w:numFmt w:val="bullet"/>
+      <w:lvlText w:val="■"/>
+      <w:lvlJc w:val="left"/>
+      <w:pPr>
+        <w:tabs>
+          <w:tab w:val="num" w:pos="0"/>
+        </w:tabs>
+        <w:ind w:left="2160" w:hanging="360"/>
+      </w:pPr>
+      <w:rPr>
+        <w:rFonts w:ascii="OpenSymbol" w:hAnsi="OpenSymbol" w:cs="OpenSymbol" w:hint="default"/>
+      </w:rPr>
+    </w:lvl>
+    <w:lvl w:ilvl="3">
+      <w:start w:val="1"/>
+      <w:numFmt w:val="bullet"/>
+      <w:lvlText w:val=""/>
+      <w:lvlJc w:val="left"/>
+      <w:pPr>
+        <w:tabs>
+          <w:tab w:val="num" w:pos="0"/>
+        </w:tabs>
+        <w:ind w:left="2880" w:hanging="360"/>
+      </w:pPr>
+      <w:rPr>
+        <w:rFonts w:ascii="Wingdings" w:hAnsi="Wingdings" w:cs="Wingdings" w:hint="default"/>
+      </w:rPr>
+    </w:lvl>
+    <w:lvl w:ilvl="4">
+      <w:start w:val="1"/>
+      <w:numFmt w:val="bullet"/>
+      <w:lvlText w:val=""/>
+      <w:lvlJc w:val="left"/>
+      <w:pPr>
+        <w:tabs>
+          <w:tab w:val="num" w:pos="0"/>
+        </w:tabs>
+        <w:ind w:left="3600" w:hanging="360"/>
+      </w:pPr>
+      <w:rPr>
+        <w:rFonts w:ascii="Wingdings 2" w:hAnsi="Wingdings 2" w:cs="Wingdings 2" w:hint="default"/>
+      </w:rPr>
+    </w:lvl>
+    <w:lvl w:ilvl="5">
+      <w:start w:val="1"/>
+      <w:numFmt w:val="bullet"/>
+      <w:lvlText w:val="■"/>
+      <w:lvlJc w:val="left"/>
+      <w:pPr>
+        <w:tabs>
+          <w:tab w:val="num" w:pos="0"/>
+        </w:tabs>
+        <w:ind w:left="4320" w:hanging="360"/>
+      </w:pPr>
+      <w:rPr>
+        <w:rFonts w:ascii="OpenSymbol" w:hAnsi="OpenSymbol" w:cs="OpenSymbol" w:hint="default"/>
+      </w:rPr>
+    </w:lvl>
+    <w:lvl w:ilvl="6">
+      <w:start w:val="1"/>
+      <w:numFmt w:val="bullet"/>
+      <w:lvlText w:val=""/>
+      <w:lvlJc w:val="left"/>
+      <w:pPr>
+        <w:tabs>
+          <w:tab w:val="num" w:pos="0"/>
+        </w:tabs>
+        <w:ind w:left="5040" w:hanging="360"/>
+      </w:pPr>
+      <w:rPr>
+        <w:rFonts w:ascii="Wingdings" w:hAnsi="Wingdings" w:cs="Wingdings" w:hint="default"/>
+      </w:rPr>
+    </w:lvl>
+    <w:lvl w:ilvl="7">
+      <w:start w:val="1"/>
+      <w:numFmt w:val="bullet"/>
+      <w:lvlText w:val=""/>
+      <w:lvlJc w:val="left"/>
+      <w:pPr>
+        <w:tabs>
+          <w:tab w:val="num" w:pos="0"/>
+        </w:tabs>
+        <w:ind w:left="5760" w:hanging="360"/>
+      </w:pPr>
+      <w:rPr>
+        <w:rFonts w:ascii="Wingdings" w:hAnsi="Wingdings" w:cs="Wingdings" w:hint="default"/>
+      </w:rPr>
+    </w:lvl>
+    <w:lvl w:ilvl="8">
+      <w:start w:val="1"/>
+      <w:numFmt w:val="bullet"/>
+      <w:lvlText w:val=""/>
+      <w:lvlJc w:val="left"/>
+      <w:pPr>
+        <w:tabs>
+          <w:tab w:val="num" w:pos="0"/>
+        </w:tabs>
+        <w:ind w:left="6480" w:hanging="360"/>
+      </w:pPr>
+      <w:rPr>
+        <w:rFonts w:ascii="Wingdings" w:hAnsi="Wingdings" w:cs="Wingdings" w:hint="default"/>
+      </w:rPr>
+    </w:lvl>
+  </w:abstractNum>
+  <w:abstractNum w:abstractNumId="24">
+    <w:lvl w:ilvl="0">
+      <w:start w:val="1"/>
+      <w:numFmt w:val="bullet"/>
+      <w:lvlText w:val=""/>
+      <w:lvlJc w:val="left"/>
+      <w:pPr>
+        <w:tabs>
+          <w:tab w:val="num" w:pos="0"/>
+        </w:tabs>
+        <w:ind w:left="720" w:hanging="360"/>
+      </w:pPr>
+      <w:rPr>
+        <w:rFonts w:ascii="Wingdings" w:hAnsi="Wingdings" w:cs="Wingdings" w:hint="default"/>
+      </w:rPr>
+    </w:lvl>
+    <w:lvl w:ilvl="1">
+      <w:start w:val="1"/>
+      <w:numFmt w:val="bullet"/>
+      <w:lvlText w:val=""/>
+      <w:lvlJc w:val="left"/>
+      <w:pPr>
+        <w:tabs>
+          <w:tab w:val="num" w:pos="0"/>
+        </w:tabs>
+        <w:ind w:left="1440" w:hanging="360"/>
+      </w:pPr>
+      <w:rPr>
+        <w:rFonts w:ascii="Wingdings 2" w:hAnsi="Wingdings 2" w:cs="Wingdings 2" w:hint="default"/>
+      </w:rPr>
+    </w:lvl>
+    <w:lvl w:ilvl="2">
+      <w:start w:val="1"/>
+      <w:numFmt w:val="bullet"/>
+      <w:lvlText w:val="■"/>
+      <w:lvlJc w:val="left"/>
+      <w:pPr>
+        <w:tabs>
+          <w:tab w:val="num" w:pos="0"/>
+        </w:tabs>
+        <w:ind w:left="2160" w:hanging="360"/>
+      </w:pPr>
+      <w:rPr>
+        <w:rFonts w:ascii="OpenSymbol" w:hAnsi="OpenSymbol" w:cs="OpenSymbol" w:hint="default"/>
+      </w:rPr>
+    </w:lvl>
+    <w:lvl w:ilvl="3">
+      <w:start w:val="1"/>
+      <w:numFmt w:val="bullet"/>
+      <w:lvlText w:val=""/>
+      <w:lvlJc w:val="left"/>
+      <w:pPr>
+        <w:tabs>
+          <w:tab w:val="num" w:pos="0"/>
+        </w:tabs>
+        <w:ind w:left="2880" w:hanging="360"/>
+      </w:pPr>
+      <w:rPr>
+        <w:rFonts w:ascii="Wingdings" w:hAnsi="Wingdings" w:cs="Wingdings" w:hint="default"/>
+      </w:rPr>
+    </w:lvl>
+    <w:lvl w:ilvl="4">
+      <w:start w:val="1"/>
+      <w:numFmt w:val="bullet"/>
+      <w:lvlText w:val=""/>
+      <w:lvlJc w:val="left"/>
+      <w:pPr>
+        <w:tabs>
+          <w:tab w:val="num" w:pos="0"/>
+        </w:tabs>
+        <w:ind w:left="3600" w:hanging="360"/>
+      </w:pPr>
+      <w:rPr>
+        <w:rFonts w:ascii="Wingdings 2" w:hAnsi="Wingdings 2" w:cs="Wingdings 2" w:hint="default"/>
+      </w:rPr>
+    </w:lvl>
+    <w:lvl w:ilvl="5">
+      <w:start w:val="1"/>
+      <w:numFmt w:val="bullet"/>
+      <w:lvlText w:val="■"/>
+      <w:lvlJc w:val="left"/>
+      <w:pPr>
+        <w:tabs>
+          <w:tab w:val="num" w:pos="0"/>
+        </w:tabs>
+        <w:ind w:left="4320" w:hanging="360"/>
+      </w:pPr>
+      <w:rPr>
+        <w:rFonts w:ascii="OpenSymbol" w:hAnsi="OpenSymbol" w:cs="OpenSymbol" w:hint="default"/>
+      </w:rPr>
+    </w:lvl>
+    <w:lvl w:ilvl="6">
+      <w:start w:val="1"/>
+      <w:numFmt w:val="bullet"/>
+      <w:lvlText w:val=""/>
+      <w:lvlJc w:val="left"/>
+      <w:pPr>
+        <w:tabs>
+          <w:tab w:val="num" w:pos="0"/>
+        </w:tabs>
+        <w:ind w:left="5040" w:hanging="360"/>
+      </w:pPr>
+      <w:rPr>
+        <w:rFonts w:ascii="Wingdings" w:hAnsi="Wingdings" w:cs="Wingdings" w:hint="default"/>
+      </w:rPr>
+    </w:lvl>
+    <w:lvl w:ilvl="7">
+      <w:start w:val="1"/>
+      <w:numFmt w:val="bullet"/>
+      <w:lvlText w:val=""/>
+      <w:lvlJc w:val="left"/>
+      <w:pPr>
+        <w:tabs>
+          <w:tab w:val="num" w:pos="0"/>
+        </w:tabs>
+        <w:ind w:left="5760" w:hanging="360"/>
+      </w:pPr>
+      <w:rPr>
+        <w:rFonts w:ascii="Wingdings" w:hAnsi="Wingdings" w:cs="Wingdings" w:hint="default"/>
+      </w:rPr>
+    </w:lvl>
+    <w:lvl w:ilvl="8">
+      <w:start w:val="1"/>
+      <w:numFmt w:val="bullet"/>
+      <w:lvlText w:val=""/>
+      <w:lvlJc w:val="left"/>
+      <w:pPr>
+        <w:tabs>
+          <w:tab w:val="num" w:pos="0"/>
+        </w:tabs>
+        <w:ind w:left="6480" w:hanging="360"/>
+      </w:pPr>
+      <w:rPr>
+        <w:rFonts w:ascii="Wingdings" w:hAnsi="Wingdings" w:cs="Wingdings" w:hint="default"/>
+      </w:rPr>
+    </w:lvl>
+  </w:abstractNum>
+  <w:abstractNum w:abstractNumId="25">
+    <w:lvl w:ilvl="0">
+      <w:start w:val="1"/>
+      <w:numFmt w:val="bullet"/>
+      <w:lvlText w:val=""/>
+      <w:lvlJc w:val="left"/>
+      <w:pPr>
+        <w:tabs>
+          <w:tab w:val="num" w:pos="0"/>
+        </w:tabs>
+        <w:ind w:left="720" w:hanging="360"/>
+      </w:pPr>
+      <w:rPr>
+        <w:rFonts w:ascii="Wingdings" w:hAnsi="Wingdings" w:cs="Wingdings" w:hint="default"/>
+      </w:rPr>
+    </w:lvl>
+    <w:lvl w:ilvl="1">
+      <w:start w:val="1"/>
+      <w:numFmt w:val="bullet"/>
+      <w:lvlText w:val=""/>
+      <w:lvlJc w:val="left"/>
+      <w:pPr>
+        <w:tabs>
+          <w:tab w:val="num" w:pos="0"/>
+        </w:tabs>
+        <w:ind w:left="1440" w:hanging="360"/>
+      </w:pPr>
+      <w:rPr>
+        <w:rFonts w:ascii="Wingdings 2" w:hAnsi="Wingdings 2" w:cs="Wingdings 2" w:hint="default"/>
+      </w:rPr>
+    </w:lvl>
+    <w:lvl w:ilvl="2">
+      <w:start w:val="1"/>
+      <w:numFmt w:val="bullet"/>
+      <w:lvlText w:val="■"/>
+      <w:lvlJc w:val="left"/>
+      <w:pPr>
+        <w:tabs>
+          <w:tab w:val="num" w:pos="0"/>
+        </w:tabs>
+        <w:ind w:left="2160" w:hanging="360"/>
+      </w:pPr>
+      <w:rPr>
+        <w:rFonts w:ascii="OpenSymbol" w:hAnsi="OpenSymbol" w:cs="OpenSymbol" w:hint="default"/>
+      </w:rPr>
+    </w:lvl>
+    <w:lvl w:ilvl="3">
+      <w:start w:val="1"/>
+      <w:numFmt w:val="bullet"/>
+      <w:lvlText w:val=""/>
+      <w:lvlJc w:val="left"/>
+      <w:pPr>
+        <w:tabs>
+          <w:tab w:val="num" w:pos="0"/>
+        </w:tabs>
+        <w:ind w:left="2880" w:hanging="360"/>
+      </w:pPr>
+      <w:rPr>
+        <w:rFonts w:ascii="Wingdings" w:hAnsi="Wingdings" w:cs="Wingdings" w:hint="default"/>
+      </w:rPr>
+    </w:lvl>
+    <w:lvl w:ilvl="4">
+      <w:start w:val="1"/>
+      <w:numFmt w:val="bullet"/>
+      <w:lvlText w:val=""/>
+      <w:lvlJc w:val="left"/>
+      <w:pPr>
+        <w:tabs>
+          <w:tab w:val="num" w:pos="0"/>
+        </w:tabs>
+        <w:ind w:left="3600" w:hanging="360"/>
+      </w:pPr>
+      <w:rPr>
+        <w:rFonts w:ascii="Wingdings 2" w:hAnsi="Wingdings 2" w:cs="Wingdings 2" w:hint="default"/>
+      </w:rPr>
+    </w:lvl>
+    <w:lvl w:ilvl="5">
+      <w:start w:val="1"/>
+      <w:numFmt w:val="bullet"/>
+      <w:lvlText w:val="■"/>
+      <w:lvlJc w:val="left"/>
+      <w:pPr>
+        <w:tabs>
+          <w:tab w:val="num" w:pos="0"/>
+        </w:tabs>
+        <w:ind w:left="4320" w:hanging="360"/>
+      </w:pPr>
+      <w:rPr>
+        <w:rFonts w:ascii="OpenSymbol" w:hAnsi="OpenSymbol" w:cs="OpenSymbol" w:hint="default"/>
+      </w:rPr>
+    </w:lvl>
+    <w:lvl w:ilvl="6">
+      <w:start w:val="1"/>
+      <w:numFmt w:val="bullet"/>
+      <w:lvlText w:val=""/>
+      <w:lvlJc w:val="left"/>
+      <w:pPr>
+        <w:tabs>
+          <w:tab w:val="num" w:pos="0"/>
+        </w:tabs>
+        <w:ind w:left="5040" w:hanging="360"/>
+      </w:pPr>
+      <w:rPr>
+        <w:rFonts w:ascii="Wingdings" w:hAnsi="Wingdings" w:cs="Wingdings" w:hint="default"/>
+      </w:rPr>
+    </w:lvl>
+    <w:lvl w:ilvl="7">
+      <w:start w:val="1"/>
+      <w:numFmt w:val="bullet"/>
+      <w:lvlText w:val=""/>
+      <w:lvlJc w:val="left"/>
+      <w:pPr>
+        <w:tabs>
+          <w:tab w:val="num" w:pos="0"/>
+        </w:tabs>
+        <w:ind w:left="5760" w:hanging="360"/>
+      </w:pPr>
+      <w:rPr>
+        <w:rFonts w:ascii="Wingdings" w:hAnsi="Wingdings" w:cs="Wingdings" w:hint="default"/>
+      </w:rPr>
+    </w:lvl>
+    <w:lvl w:ilvl="8">
+      <w:start w:val="1"/>
+      <w:numFmt w:val="bullet"/>
+      <w:lvlText w:val=""/>
+      <w:lvlJc w:val="left"/>
+      <w:pPr>
+        <w:tabs>
+          <w:tab w:val="num" w:pos="0"/>
+        </w:tabs>
+        <w:ind w:left="6480" w:hanging="360"/>
+      </w:pPr>
+      <w:rPr>
+        <w:rFonts w:ascii="Wingdings" w:hAnsi="Wingdings" w:cs="Wingdings" w:hint="default"/>
+      </w:rPr>
+    </w:lvl>
+  </w:abstractNum>
+  <w:abstractNum w:abstractNumId="26">
+    <w:lvl w:ilvl="0">
+      <w:start w:val="1"/>
+      <w:numFmt w:val="bullet"/>
+      <w:lvlText w:val=""/>
+      <w:lvlJc w:val="left"/>
+      <w:pPr>
+        <w:tabs>
+          <w:tab w:val="num" w:pos="0"/>
+        </w:tabs>
+        <w:ind w:left="720" w:hanging="360"/>
+      </w:pPr>
+      <w:rPr>
+        <w:rFonts w:ascii="Wingdings" w:hAnsi="Wingdings" w:cs="Wingdings" w:hint="default"/>
+      </w:rPr>
+    </w:lvl>
+    <w:lvl w:ilvl="1">
+      <w:start w:val="1"/>
+      <w:numFmt w:val="bullet"/>
+      <w:lvlText w:val=""/>
+      <w:lvlJc w:val="left"/>
+      <w:pPr>
+        <w:tabs>
+          <w:tab w:val="num" w:pos="0"/>
+        </w:tabs>
+        <w:ind w:left="1440" w:hanging="360"/>
+      </w:pPr>
+      <w:rPr>
+        <w:rFonts w:ascii="Wingdings 2" w:hAnsi="Wingdings 2" w:cs="Wingdings 2" w:hint="default"/>
+      </w:rPr>
+    </w:lvl>
+    <w:lvl w:ilvl="2">
+      <w:start w:val="1"/>
+      <w:numFmt w:val="bullet"/>
+      <w:lvlText w:val="■"/>
+      <w:lvlJc w:val="left"/>
+      <w:pPr>
+        <w:tabs>
+          <w:tab w:val="num" w:pos="0"/>
+        </w:tabs>
+        <w:ind w:left="2160" w:hanging="360"/>
+      </w:pPr>
+      <w:rPr>
+        <w:rFonts w:ascii="OpenSymbol" w:hAnsi="OpenSymbol" w:cs="OpenSymbol" w:hint="default"/>
+      </w:rPr>
+    </w:lvl>
+    <w:lvl w:ilvl="3">
+      <w:start w:val="1"/>
+      <w:numFmt w:val="bullet"/>
+      <w:lvlText w:val=""/>
+      <w:lvlJc w:val="left"/>
+      <w:pPr>
+        <w:tabs>
+          <w:tab w:val="num" w:pos="0"/>
+        </w:tabs>
+        <w:ind w:left="2880" w:hanging="360"/>
+      </w:pPr>
+      <w:rPr>
+        <w:rFonts w:ascii="Wingdings" w:hAnsi="Wingdings" w:cs="Wingdings" w:hint="default"/>
+      </w:rPr>
+    </w:lvl>
+    <w:lvl w:ilvl="4">
+      <w:start w:val="1"/>
+      <w:numFmt w:val="bullet"/>
+      <w:lvlText w:val=""/>
+      <w:lvlJc w:val="left"/>
+      <w:pPr>
+        <w:tabs>
+          <w:tab w:val="num" w:pos="0"/>
+        </w:tabs>
+        <w:ind w:left="3600" w:hanging="360"/>
+      </w:pPr>
+      <w:rPr>
+        <w:rFonts w:ascii="Wingdings 2" w:hAnsi="Wingdings 2" w:cs="Wingdings 2" w:hint="default"/>
+      </w:rPr>
+    </w:lvl>
+    <w:lvl w:ilvl="5">
+      <w:start w:val="1"/>
+      <w:numFmt w:val="bullet"/>
+      <w:lvlText w:val="■"/>
+      <w:lvlJc w:val="left"/>
+      <w:pPr>
+        <w:tabs>
+          <w:tab w:val="num" w:pos="0"/>
+        </w:tabs>
+        <w:ind w:left="4320" w:hanging="360"/>
+      </w:pPr>
+      <w:rPr>
+        <w:rFonts w:ascii="OpenSymbol" w:hAnsi="OpenSymbol" w:cs="OpenSymbol" w:hint="default"/>
+      </w:rPr>
+    </w:lvl>
+    <w:lvl w:ilvl="6">
+      <w:start w:val="1"/>
+      <w:numFmt w:val="bullet"/>
+      <w:lvlText w:val=""/>
+      <w:lvlJc w:val="left"/>
+      <w:pPr>
+        <w:tabs>
+          <w:tab w:val="num" w:pos="0"/>
+        </w:tabs>
+        <w:ind w:left="5040" w:hanging="360"/>
+      </w:pPr>
+      <w:rPr>
+        <w:rFonts w:ascii="Wingdings" w:hAnsi="Wingdings" w:cs="Wingdings" w:hint="default"/>
+      </w:rPr>
+    </w:lvl>
+    <w:lvl w:ilvl="7">
+      <w:start w:val="1"/>
+      <w:numFmt w:val="bullet"/>
+      <w:lvlText w:val=""/>
+      <w:lvlJc w:val="left"/>
+      <w:pPr>
+        <w:tabs>
+          <w:tab w:val="num" w:pos="0"/>
+        </w:tabs>
+        <w:ind w:left="5760" w:hanging="360"/>
+      </w:pPr>
+      <w:rPr>
+        <w:rFonts w:ascii="Wingdings" w:hAnsi="Wingdings" w:cs="Wingdings" w:hint="default"/>
+      </w:rPr>
+    </w:lvl>
+    <w:lvl w:ilvl="8">
+      <w:start w:val="1"/>
+      <w:numFmt w:val="bullet"/>
+      <w:lvlText w:val=""/>
+      <w:lvlJc w:val="left"/>
+      <w:pPr>
+        <w:tabs>
+          <w:tab w:val="num" w:pos="0"/>
+        </w:tabs>
+        <w:ind w:left="6480" w:hanging="360"/>
+      </w:pPr>
+      <w:rPr>
+        <w:rFonts w:ascii="Wingdings" w:hAnsi="Wingdings" w:cs="Wingdings" w:hint="default"/>
+      </w:rPr>
+    </w:lvl>
+  </w:abstractNum>
+  <w:abstractNum w:abstractNumId="27">
+    <w:lvl w:ilvl="0">
+      <w:start w:val="1"/>
+      <w:numFmt w:val="bullet"/>
+      <w:lvlText w:val=""/>
+      <w:lvlJc w:val="left"/>
+      <w:pPr>
+        <w:tabs>
+          <w:tab w:val="num" w:pos="0"/>
+        </w:tabs>
+        <w:ind w:left="720" w:hanging="360"/>
+      </w:pPr>
+      <w:rPr>
+        <w:rFonts w:ascii="Wingdings" w:hAnsi="Wingdings" w:cs="Wingdings" w:hint="default"/>
+      </w:rPr>
+    </w:lvl>
+    <w:lvl w:ilvl="1">
+      <w:start w:val="1"/>
+      <w:numFmt w:val="bullet"/>
+      <w:lvlText w:val=""/>
+      <w:lvlJc w:val="left"/>
+      <w:pPr>
+        <w:tabs>
+          <w:tab w:val="num" w:pos="0"/>
+        </w:tabs>
+        <w:ind w:left="1440" w:hanging="360"/>
+      </w:pPr>
+      <w:rPr>
+        <w:rFonts w:ascii="Wingdings 2" w:hAnsi="Wingdings 2" w:cs="Wingdings 2" w:hint="default"/>
+      </w:rPr>
+    </w:lvl>
+    <w:lvl w:ilvl="2">
+      <w:start w:val="1"/>
+      <w:numFmt w:val="bullet"/>
+      <w:lvlText w:val="■"/>
+      <w:lvlJc w:val="left"/>
+      <w:pPr>
+        <w:tabs>
+          <w:tab w:val="num" w:pos="0"/>
+        </w:tabs>
+        <w:ind w:left="2160" w:hanging="360"/>
+      </w:pPr>
+      <w:rPr>
+        <w:rFonts w:ascii="OpenSymbol" w:hAnsi="OpenSymbol" w:cs="OpenSymbol" w:hint="default"/>
+      </w:rPr>
+    </w:lvl>
+    <w:lvl w:ilvl="3">
+      <w:start w:val="1"/>
+      <w:numFmt w:val="bullet"/>
+      <w:lvlText w:val=""/>
+      <w:lvlJc w:val="left"/>
+      <w:pPr>
+        <w:tabs>
+          <w:tab w:val="num" w:pos="0"/>
+        </w:tabs>
+        <w:ind w:left="2880" w:hanging="360"/>
+      </w:pPr>
+      <w:rPr>
+        <w:rFonts w:ascii="Wingdings" w:hAnsi="Wingdings" w:cs="Wingdings" w:hint="default"/>
+      </w:rPr>
+    </w:lvl>
+    <w:lvl w:ilvl="4">
+      <w:start w:val="1"/>
+      <w:numFmt w:val="bullet"/>
+      <w:lvlText w:val=""/>
+      <w:lvlJc w:val="left"/>
+      <w:pPr>
+        <w:tabs>
+          <w:tab w:val="num" w:pos="0"/>
+        </w:tabs>
+        <w:ind w:left="3600" w:hanging="360"/>
+      </w:pPr>
+      <w:rPr>
+        <w:rFonts w:ascii="Wingdings 2" w:hAnsi="Wingdings 2" w:cs="Wingdings 2" w:hint="default"/>
+      </w:rPr>
+    </w:lvl>
+    <w:lvl w:ilvl="5">
+      <w:start w:val="1"/>
+      <w:numFmt w:val="bullet"/>
+      <w:lvlText w:val="■"/>
+      <w:lvlJc w:val="left"/>
+      <w:pPr>
+        <w:tabs>
+          <w:tab w:val="num" w:pos="0"/>
+        </w:tabs>
+        <w:ind w:left="4320" w:hanging="360"/>
+      </w:pPr>
+      <w:rPr>
+        <w:rFonts w:ascii="OpenSymbol" w:hAnsi="OpenSymbol" w:cs="OpenSymbol" w:hint="default"/>
+      </w:rPr>
+    </w:lvl>
+    <w:lvl w:ilvl="6">
+      <w:start w:val="1"/>
+      <w:numFmt w:val="bullet"/>
+      <w:lvlText w:val=""/>
+      <w:lvlJc w:val="left"/>
+      <w:pPr>
+        <w:tabs>
+          <w:tab w:val="num" w:pos="0"/>
+        </w:tabs>
+        <w:ind w:left="5040" w:hanging="360"/>
+      </w:pPr>
+      <w:rPr>
+        <w:rFonts w:ascii="Wingdings" w:hAnsi="Wingdings" w:cs="Wingdings" w:hint="default"/>
+      </w:rPr>
+    </w:lvl>
+    <w:lvl w:ilvl="7">
+      <w:start w:val="1"/>
+      <w:numFmt w:val="bullet"/>
+      <w:lvlText w:val=""/>
+      <w:lvlJc w:val="left"/>
+      <w:pPr>
+        <w:tabs>
+          <w:tab w:val="num" w:pos="0"/>
+        </w:tabs>
+        <w:ind w:left="5760" w:hanging="360"/>
+      </w:pPr>
+      <w:rPr>
+        <w:rFonts w:ascii="Wingdings" w:hAnsi="Wingdings" w:cs="Wingdings" w:hint="default"/>
+      </w:rPr>
+    </w:lvl>
+    <w:lvl w:ilvl="8">
+      <w:start w:val="1"/>
+      <w:numFmt w:val="bullet"/>
+      <w:lvlText w:val=""/>
+      <w:lvlJc w:val="left"/>
+      <w:pPr>
+        <w:tabs>
+          <w:tab w:val="num" w:pos="0"/>
+        </w:tabs>
+        <w:ind w:left="6480" w:hanging="360"/>
+      </w:pPr>
+      <w:rPr>
+        <w:rFonts w:ascii="Wingdings" w:hAnsi="Wingdings" w:cs="Wingdings" w:hint="default"/>
+      </w:rPr>
+    </w:lvl>
+  </w:abstractNum>
+  <w:abstractNum w:abstractNumId="28">
+    <w:lvl w:ilvl="0">
+      <w:start w:val="1"/>
+      <w:numFmt w:val="bullet"/>
+      <w:lvlText w:val=""/>
+      <w:lvlJc w:val="left"/>
+      <w:pPr>
+        <w:tabs>
+          <w:tab w:val="num" w:pos="0"/>
+        </w:tabs>
+        <w:ind w:left="720" w:hanging="360"/>
+      </w:pPr>
+      <w:rPr>
+        <w:rFonts w:ascii="Wingdings" w:hAnsi="Wingdings" w:cs="Wingdings" w:hint="default"/>
+      </w:rPr>
+    </w:lvl>
+    <w:lvl w:ilvl="1">
+      <w:start w:val="1"/>
+      <w:numFmt w:val="bullet"/>
+      <w:lvlText w:val=""/>
+      <w:lvlJc w:val="left"/>
+      <w:pPr>
+        <w:tabs>
+          <w:tab w:val="num" w:pos="0"/>
+        </w:tabs>
+        <w:ind w:left="1440" w:hanging="360"/>
+      </w:pPr>
+      <w:rPr>
+        <w:rFonts w:ascii="Wingdings 2" w:hAnsi="Wingdings 2" w:cs="Wingdings 2" w:hint="default"/>
+      </w:rPr>
+    </w:lvl>
+    <w:lvl w:ilvl="2">
+      <w:start w:val="1"/>
+      <w:numFmt w:val="bullet"/>
+      <w:lvlText w:val="■"/>
+      <w:lvlJc w:val="left"/>
+      <w:pPr>
+        <w:tabs>
+          <w:tab w:val="num" w:pos="0"/>
+        </w:tabs>
+        <w:ind w:left="2160" w:hanging="360"/>
+      </w:pPr>
+      <w:rPr>
+        <w:rFonts w:ascii="OpenSymbol" w:hAnsi="OpenSymbol" w:cs="OpenSymbol" w:hint="default"/>
+      </w:rPr>
+    </w:lvl>
+    <w:lvl w:ilvl="3">
+      <w:start w:val="1"/>
+      <w:numFmt w:val="bullet"/>
+      <w:lvlText w:val=""/>
+      <w:lvlJc w:val="left"/>
+      <w:pPr>
+        <w:tabs>
+          <w:tab w:val="num" w:pos="0"/>
+        </w:tabs>
+        <w:ind w:left="2880" w:hanging="360"/>
+      </w:pPr>
+      <w:rPr>
+        <w:rFonts w:ascii="Wingdings" w:hAnsi="Wingdings" w:cs="Wingdings" w:hint="default"/>
+      </w:rPr>
+    </w:lvl>
+    <w:lvl w:ilvl="4">
+      <w:start w:val="1"/>
+      <w:numFmt w:val="bullet"/>
+      <w:lvlText w:val=""/>
+      <w:lvlJc w:val="left"/>
+      <w:pPr>
+        <w:tabs>
+          <w:tab w:val="num" w:pos="0"/>
+        </w:tabs>
+        <w:ind w:left="3600" w:hanging="360"/>
+      </w:pPr>
+      <w:rPr>
+        <w:rFonts w:ascii="Wingdings 2" w:hAnsi="Wingdings 2" w:cs="Wingdings 2" w:hint="default"/>
+      </w:rPr>
+    </w:lvl>
+    <w:lvl w:ilvl="5">
+      <w:start w:val="1"/>
+      <w:numFmt w:val="bullet"/>
+      <w:lvlText w:val="■"/>
+      <w:lvlJc w:val="left"/>
+      <w:pPr>
+        <w:tabs>
+          <w:tab w:val="num" w:pos="0"/>
+        </w:tabs>
+        <w:ind w:left="4320" w:hanging="360"/>
+      </w:pPr>
+      <w:rPr>
+        <w:rFonts w:ascii="OpenSymbol" w:hAnsi="OpenSymbol" w:cs="OpenSymbol" w:hint="default"/>
+      </w:rPr>
+    </w:lvl>
+    <w:lvl w:ilvl="6">
+      <w:start w:val="1"/>
+      <w:numFmt w:val="bullet"/>
+      <w:lvlText w:val=""/>
+      <w:lvlJc w:val="left"/>
+      <w:pPr>
+        <w:tabs>
+          <w:tab w:val="num" w:pos="0"/>
+        </w:tabs>
+        <w:ind w:left="5040" w:hanging="360"/>
+      </w:pPr>
+      <w:rPr>
+        <w:rFonts w:ascii="Wingdings" w:hAnsi="Wingdings" w:cs="Wingdings" w:hint="default"/>
+      </w:rPr>
+    </w:lvl>
+    <w:lvl w:ilvl="7">
+      <w:start w:val="1"/>
+      <w:numFmt w:val="bullet"/>
+      <w:lvlText w:val=""/>
+      <w:lvlJc w:val="left"/>
+      <w:pPr>
+        <w:tabs>
+          <w:tab w:val="num" w:pos="0"/>
+        </w:tabs>
+        <w:ind w:left="5760" w:hanging="360"/>
+      </w:pPr>
+      <w:rPr>
+        <w:rFonts w:ascii="Wingdings" w:hAnsi="Wingdings" w:cs="Wingdings" w:hint="default"/>
+      </w:rPr>
+    </w:lvl>
+    <w:lvl w:ilvl="8">
+      <w:start w:val="1"/>
+      <w:numFmt w:val="bullet"/>
+      <w:lvlText w:val=""/>
+      <w:lvlJc w:val="left"/>
+      <w:pPr>
+        <w:tabs>
+          <w:tab w:val="num" w:pos="0"/>
+        </w:tabs>
+        <w:ind w:left="6480" w:hanging="360"/>
+      </w:pPr>
+      <w:rPr>
+        <w:rFonts w:ascii="Wingdings" w:hAnsi="Wingdings" w:cs="Wingdings" w:hint="default"/>
+      </w:rPr>
+    </w:lvl>
+  </w:abstractNum>
+  <w:abstractNum w:abstractNumId="29">
+    <w:lvl w:ilvl="0">
+      <w:start w:val="1"/>
+      <w:numFmt w:val="bullet"/>
+      <w:lvlText w:val=""/>
+      <w:lvlJc w:val="left"/>
+      <w:pPr>
+        <w:tabs>
+          <w:tab w:val="num" w:pos="0"/>
+        </w:tabs>
+        <w:ind w:left="720" w:hanging="360"/>
+      </w:pPr>
+      <w:rPr>
+        <w:rFonts w:ascii="Wingdings" w:hAnsi="Wingdings" w:cs="Wingdings" w:hint="default"/>
+      </w:rPr>
+    </w:lvl>
+    <w:lvl w:ilvl="1">
+      <w:start w:val="1"/>
+      <w:numFmt w:val="bullet"/>
+      <w:lvlText w:val=""/>
+      <w:lvlJc w:val="left"/>
+      <w:pPr>
+        <w:tabs>
+          <w:tab w:val="num" w:pos="0"/>
+        </w:tabs>
+        <w:ind w:left="1440" w:hanging="360"/>
+      </w:pPr>
+      <w:rPr>
+        <w:rFonts w:ascii="Wingdings 2" w:hAnsi="Wingdings 2" w:cs="Wingdings 2" w:hint="default"/>
+      </w:rPr>
+    </w:lvl>
+    <w:lvl w:ilvl="2">
+      <w:start w:val="1"/>
+      <w:numFmt w:val="bullet"/>
+      <w:lvlText w:val="■"/>
+      <w:lvlJc w:val="left"/>
+      <w:pPr>
+        <w:tabs>
+          <w:tab w:val="num" w:pos="0"/>
+        </w:tabs>
+        <w:ind w:left="2160" w:hanging="360"/>
+      </w:pPr>
+      <w:rPr>
+        <w:rFonts w:ascii="OpenSymbol" w:hAnsi="OpenSymbol" w:cs="OpenSymbol" w:hint="default"/>
+      </w:rPr>
+    </w:lvl>
+    <w:lvl w:ilvl="3">
+      <w:start w:val="1"/>
+      <w:numFmt w:val="bullet"/>
+      <w:lvlText w:val=""/>
+      <w:lvlJc w:val="left"/>
+      <w:pPr>
+        <w:tabs>
+          <w:tab w:val="num" w:pos="0"/>
+        </w:tabs>
+        <w:ind w:left="2880" w:hanging="360"/>
+      </w:pPr>
+      <w:rPr>
+        <w:rFonts w:ascii="Wingdings" w:hAnsi="Wingdings" w:cs="Wingdings" w:hint="default"/>
+      </w:rPr>
+    </w:lvl>
+    <w:lvl w:ilvl="4">
+      <w:start w:val="1"/>
+      <w:numFmt w:val="bullet"/>
+      <w:lvlText w:val=""/>
+      <w:lvlJc w:val="left"/>
+      <w:pPr>
+        <w:tabs>
+          <w:tab w:val="num" w:pos="0"/>
+        </w:tabs>
+        <w:ind w:left="3600" w:hanging="360"/>
+      </w:pPr>
+      <w:rPr>
+        <w:rFonts w:ascii="Wingdings 2" w:hAnsi="Wingdings 2" w:cs="Wingdings 2" w:hint="default"/>
+      </w:rPr>
+    </w:lvl>
+    <w:lvl w:ilvl="5">
+      <w:start w:val="1"/>
+      <w:numFmt w:val="bullet"/>
+      <w:lvlText w:val="■"/>
+      <w:lvlJc w:val="left"/>
+      <w:pPr>
+        <w:tabs>
+          <w:tab w:val="num" w:pos="0"/>
+        </w:tabs>
+        <w:ind w:left="4320" w:hanging="360"/>
+      </w:pPr>
+      <w:rPr>
+        <w:rFonts w:ascii="OpenSymbol" w:hAnsi="OpenSymbol" w:cs="OpenSymbol" w:hint="default"/>
+      </w:rPr>
+    </w:lvl>
+    <w:lvl w:ilvl="6">
+      <w:start w:val="1"/>
+      <w:numFmt w:val="bullet"/>
+      <w:lvlText w:val=""/>
+      <w:lvlJc w:val="left"/>
+      <w:pPr>
+        <w:tabs>
+          <w:tab w:val="num" w:pos="0"/>
+        </w:tabs>
+        <w:ind w:left="5040" w:hanging="360"/>
+      </w:pPr>
+      <w:rPr>
+        <w:rFonts w:ascii="Wingdings" w:hAnsi="Wingdings" w:cs="Wingdings" w:hint="default"/>
+      </w:rPr>
+    </w:lvl>
+    <w:lvl w:ilvl="7">
+      <w:start w:val="1"/>
+      <w:numFmt w:val="bullet"/>
+      <w:lvlText w:val=""/>
+      <w:lvlJc w:val="left"/>
+      <w:pPr>
+        <w:tabs>
+          <w:tab w:val="num" w:pos="0"/>
+        </w:tabs>
+        <w:ind w:left="5760" w:hanging="360"/>
+      </w:pPr>
+      <w:rPr>
+        <w:rFonts w:ascii="Wingdings" w:hAnsi="Wingdings" w:cs="Wingdings" w:hint="default"/>
+      </w:rPr>
+    </w:lvl>
+    <w:lvl w:ilvl="8">
+      <w:start w:val="1"/>
+      <w:numFmt w:val="bullet"/>
+      <w:lvlText w:val=""/>
+      <w:lvlJc w:val="left"/>
+      <w:pPr>
+        <w:tabs>
+          <w:tab w:val="num" w:pos="0"/>
+        </w:tabs>
+        <w:ind w:left="6480" w:hanging="360"/>
+      </w:pPr>
+      <w:rPr>
+        <w:rFonts w:ascii="Wingdings" w:hAnsi="Wingdings" w:cs="Wingdings" w:hint="default"/>
+      </w:rPr>
+    </w:lvl>
+  </w:abstractNum>
+  <w:abstractNum w:abstractNumId="30">
+    <w:lvl w:ilvl="0">
+      <w:start w:val="1"/>
+      <w:numFmt w:val="bullet"/>
+      <w:lvlText w:val=""/>
+      <w:lvlJc w:val="left"/>
+      <w:pPr>
+        <w:tabs>
+          <w:tab w:val="num" w:pos="0"/>
+        </w:tabs>
+        <w:ind w:left="720" w:hanging="360"/>
+      </w:pPr>
+      <w:rPr>
+        <w:rFonts w:ascii="Wingdings" w:hAnsi="Wingdings" w:cs="Wingdings" w:hint="default"/>
+      </w:rPr>
+    </w:lvl>
+    <w:lvl w:ilvl="1">
+      <w:start w:val="1"/>
+      <w:numFmt w:val="bullet"/>
+      <w:lvlText w:val=""/>
+      <w:lvlJc w:val="left"/>
+      <w:pPr>
+        <w:tabs>
+          <w:tab w:val="num" w:pos="0"/>
+        </w:tabs>
+        <w:ind w:left="1440" w:hanging="360"/>
+      </w:pPr>
+      <w:rPr>
+        <w:rFonts w:ascii="Wingdings 2" w:hAnsi="Wingdings 2" w:cs="Wingdings 2" w:hint="default"/>
+      </w:rPr>
+    </w:lvl>
+    <w:lvl w:ilvl="2">
+      <w:start w:val="1"/>
+      <w:numFmt w:val="bullet"/>
+      <w:lvlText w:val="■"/>
+      <w:lvlJc w:val="left"/>
+      <w:pPr>
+        <w:tabs>
+          <w:tab w:val="num" w:pos="0"/>
+        </w:tabs>
+        <w:ind w:left="2160" w:hanging="360"/>
+      </w:pPr>
+      <w:rPr>
+        <w:rFonts w:ascii="OpenSymbol" w:hAnsi="OpenSymbol" w:cs="OpenSymbol" w:hint="default"/>
+      </w:rPr>
+    </w:lvl>
+    <w:lvl w:ilvl="3">
+      <w:start w:val="1"/>
+      <w:numFmt w:val="bullet"/>
+      <w:lvlText w:val=""/>
+      <w:lvlJc w:val="left"/>
+      <w:pPr>
+        <w:tabs>
+          <w:tab w:val="num" w:pos="0"/>
+        </w:tabs>
+        <w:ind w:left="2880" w:hanging="360"/>
+      </w:pPr>
+      <w:rPr>
+        <w:rFonts w:ascii="Wingdings" w:hAnsi="Wingdings" w:cs="Wingdings" w:hint="default"/>
+      </w:rPr>
+    </w:lvl>
+    <w:lvl w:ilvl="4">
+      <w:start w:val="1"/>
+      <w:numFmt w:val="bullet"/>
+      <w:lvlText w:val=""/>
+      <w:lvlJc w:val="left"/>
+      <w:pPr>
+        <w:tabs>
+          <w:tab w:val="num" w:pos="0"/>
+        </w:tabs>
+        <w:ind w:left="3600" w:hanging="360"/>
+      </w:pPr>
+      <w:rPr>
+        <w:rFonts w:ascii="Wingdings 2" w:hAnsi="Wingdings 2" w:cs="Wingdings 2" w:hint="default"/>
+      </w:rPr>
+    </w:lvl>
+    <w:lvl w:ilvl="5">
+      <w:start w:val="1"/>
+      <w:numFmt w:val="bullet"/>
+      <w:lvlText w:val="■"/>
+      <w:lvlJc w:val="left"/>
+      <w:pPr>
+        <w:tabs>
+          <w:tab w:val="num" w:pos="0"/>
+        </w:tabs>
+        <w:ind w:left="4320" w:hanging="360"/>
+      </w:pPr>
+      <w:rPr>
+        <w:rFonts w:ascii="OpenSymbol" w:hAnsi="OpenSymbol" w:cs="OpenSymbol" w:hint="default"/>
+      </w:rPr>
+    </w:lvl>
+    <w:lvl w:ilvl="6">
+      <w:start w:val="1"/>
+      <w:numFmt w:val="bullet"/>
+      <w:lvlText w:val=""/>
+      <w:lvlJc w:val="left"/>
+      <w:pPr>
+        <w:tabs>
+          <w:tab w:val="num" w:pos="0"/>
+        </w:tabs>
+        <w:ind w:left="5040" w:hanging="360"/>
+      </w:pPr>
+      <w:rPr>
+        <w:rFonts w:ascii="Wingdings" w:hAnsi="Wingdings" w:cs="Wingdings" w:hint="default"/>
+      </w:rPr>
+    </w:lvl>
+    <w:lvl w:ilvl="7">
+      <w:start w:val="1"/>
+      <w:numFmt w:val="bullet"/>
+      <w:lvlText w:val=""/>
+      <w:lvlJc w:val="left"/>
+      <w:pPr>
+        <w:tabs>
+          <w:tab w:val="num" w:pos="0"/>
+        </w:tabs>
+        <w:ind w:left="5760" w:hanging="360"/>
+      </w:pPr>
+      <w:rPr>
+        <w:rFonts w:ascii="Wingdings" w:hAnsi="Wingdings" w:cs="Wingdings" w:hint="default"/>
+      </w:rPr>
+    </w:lvl>
+    <w:lvl w:ilvl="8">
+      <w:start w:val="1"/>
+      <w:numFmt w:val="bullet"/>
+      <w:lvlText w:val=""/>
+      <w:lvlJc w:val="left"/>
+      <w:pPr>
+        <w:tabs>
+          <w:tab w:val="num" w:pos="0"/>
+        </w:tabs>
+        <w:ind w:left="6480" w:hanging="360"/>
+      </w:pPr>
+      <w:rPr>
+        <w:rFonts w:ascii="Wingdings" w:hAnsi="Wingdings" w:cs="Wingdings" w:hint="default"/>
+      </w:rPr>
+    </w:lvl>
+  </w:abstractNum>
+  <w:abstractNum w:abstractNumId="31">
+    <w:lvl w:ilvl="0">
+      <w:start w:val="1"/>
+      <w:numFmt w:val="bullet"/>
+      <w:lvlText w:val=""/>
+      <w:lvlJc w:val="left"/>
+      <w:pPr>
+        <w:tabs>
+          <w:tab w:val="num" w:pos="0"/>
+        </w:tabs>
+        <w:ind w:left="720" w:hanging="360"/>
+      </w:pPr>
+      <w:rPr>
+        <w:rFonts w:ascii="Wingdings" w:hAnsi="Wingdings" w:cs="Wingdings" w:hint="default"/>
+      </w:rPr>
+    </w:lvl>
+    <w:lvl w:ilvl="1">
+      <w:start w:val="1"/>
+      <w:numFmt w:val="bullet"/>
+      <w:lvlText w:val=""/>
+      <w:lvlJc w:val="left"/>
+      <w:pPr>
+        <w:tabs>
+          <w:tab w:val="num" w:pos="0"/>
+        </w:tabs>
+        <w:ind w:left="1440" w:hanging="360"/>
+      </w:pPr>
+      <w:rPr>
+        <w:rFonts w:ascii="Wingdings 2" w:hAnsi="Wingdings 2" w:cs="Wingdings 2" w:hint="default"/>
+      </w:rPr>
+    </w:lvl>
+    <w:lvl w:ilvl="2">
+      <w:start w:val="1"/>
+      <w:numFmt w:val="bullet"/>
+      <w:lvlText w:val="■"/>
+      <w:lvlJc w:val="left"/>
+      <w:pPr>
+        <w:tabs>
+          <w:tab w:val="num" w:pos="0"/>
+        </w:tabs>
+        <w:ind w:left="2160" w:hanging="360"/>
+      </w:pPr>
+      <w:rPr>
+        <w:rFonts w:ascii="OpenSymbol" w:hAnsi="OpenSymbol" w:cs="OpenSymbol" w:hint="default"/>
+      </w:rPr>
+    </w:lvl>
+    <w:lvl w:ilvl="3">
+      <w:start w:val="1"/>
+      <w:numFmt w:val="bullet"/>
+      <w:lvlText w:val=""/>
+      <w:lvlJc w:val="left"/>
+      <w:pPr>
+        <w:tabs>
+          <w:tab w:val="num" w:pos="0"/>
+        </w:tabs>
+        <w:ind w:left="2880" w:hanging="360"/>
+      </w:pPr>
+      <w:rPr>
+        <w:rFonts w:ascii="Wingdings" w:hAnsi="Wingdings" w:cs="Wingdings" w:hint="default"/>
+      </w:rPr>
+    </w:lvl>
+    <w:lvl w:ilvl="4">
+      <w:start w:val="1"/>
+      <w:numFmt w:val="bullet"/>
+      <w:lvlText w:val=""/>
+      <w:lvlJc w:val="left"/>
+      <w:pPr>
+        <w:tabs>
+          <w:tab w:val="num" w:pos="0"/>
+        </w:tabs>
+        <w:ind w:left="3600" w:hanging="360"/>
+      </w:pPr>
+      <w:rPr>
+        <w:rFonts w:ascii="Wingdings 2" w:hAnsi="Wingdings 2" w:cs="Wingdings 2" w:hint="default"/>
+      </w:rPr>
+    </w:lvl>
+    <w:lvl w:ilvl="5">
+      <w:start w:val="1"/>
+      <w:numFmt w:val="bullet"/>
+      <w:lvlText w:val="■"/>
+      <w:lvlJc w:val="left"/>
+      <w:pPr>
+        <w:tabs>
+          <w:tab w:val="num" w:pos="0"/>
+        </w:tabs>
+        <w:ind w:left="4320" w:hanging="360"/>
+      </w:pPr>
+      <w:rPr>
+        <w:rFonts w:ascii="OpenSymbol" w:hAnsi="OpenSymbol" w:cs="OpenSymbol" w:hint="default"/>
+      </w:rPr>
+    </w:lvl>
+    <w:lvl w:ilvl="6">
+      <w:start w:val="1"/>
+      <w:numFmt w:val="bullet"/>
+      <w:lvlText w:val=""/>
+      <w:lvlJc w:val="left"/>
+      <w:pPr>
+        <w:tabs>
+          <w:tab w:val="num" w:pos="0"/>
+        </w:tabs>
+        <w:ind w:left="5040" w:hanging="360"/>
+      </w:pPr>
+      <w:rPr>
+        <w:rFonts w:ascii="Wingdings" w:hAnsi="Wingdings" w:cs="Wingdings" w:hint="default"/>
+      </w:rPr>
+    </w:lvl>
+    <w:lvl w:ilvl="7">
+      <w:start w:val="1"/>
+      <w:numFmt w:val="bullet"/>
+      <w:lvlText w:val=""/>
+      <w:lvlJc w:val="left"/>
+      <w:pPr>
+        <w:tabs>
+          <w:tab w:val="num" w:pos="0"/>
+        </w:tabs>
+        <w:ind w:left="5760" w:hanging="360"/>
+      </w:pPr>
+      <w:rPr>
+        <w:rFonts w:ascii="Wingdings" w:hAnsi="Wingdings" w:cs="Wingdings" w:hint="default"/>
+      </w:rPr>
+    </w:lvl>
+    <w:lvl w:ilvl="8">
+      <w:start w:val="1"/>
+      <w:numFmt w:val="bullet"/>
+      <w:lvlText w:val=""/>
+      <w:lvlJc w:val="left"/>
+      <w:pPr>
+        <w:tabs>
+          <w:tab w:val="num" w:pos="0"/>
+        </w:tabs>
+        <w:ind w:left="6480" w:hanging="360"/>
+      </w:pPr>
+      <w:rPr>
+        <w:rFonts w:ascii="Wingdings" w:hAnsi="Wingdings" w:cs="Wingdings" w:hint="default"/>
+      </w:rPr>
+    </w:lvl>
+  </w:abstractNum>
+  <w:abstractNum w:abstractNumId="32">
+    <w:lvl w:ilvl="0">
+      <w:start w:val="1"/>
+      <w:numFmt w:val="bullet"/>
+      <w:lvlText w:val=""/>
+      <w:lvlJc w:val="left"/>
+      <w:pPr>
+        <w:tabs>
+          <w:tab w:val="num" w:pos="0"/>
+        </w:tabs>
+        <w:ind w:left="720" w:hanging="360"/>
+      </w:pPr>
+      <w:rPr>
+        <w:rFonts w:ascii="Wingdings" w:hAnsi="Wingdings" w:cs="Wingdings" w:hint="default"/>
+      </w:rPr>
+    </w:lvl>
+    <w:lvl w:ilvl="1">
+      <w:start w:val="1"/>
+      <w:numFmt w:val="bullet"/>
+      <w:lvlText w:val=""/>
+      <w:lvlJc w:val="left"/>
+      <w:pPr>
+        <w:tabs>
+          <w:tab w:val="num" w:pos="0"/>
+        </w:tabs>
+        <w:ind w:left="1440" w:hanging="360"/>
+      </w:pPr>
+      <w:rPr>
+        <w:rFonts w:ascii="Wingdings 2" w:hAnsi="Wingdings 2" w:cs="Wingdings 2" w:hint="default"/>
+      </w:rPr>
+    </w:lvl>
+    <w:lvl w:ilvl="2">
+      <w:start w:val="1"/>
+      <w:numFmt w:val="bullet"/>
+      <w:lvlText w:val="■"/>
+      <w:lvlJc w:val="left"/>
+      <w:pPr>
+        <w:tabs>
+          <w:tab w:val="num" w:pos="0"/>
+        </w:tabs>
+        <w:ind w:left="2160" w:hanging="360"/>
+      </w:pPr>
+      <w:rPr>
+        <w:rFonts w:ascii="OpenSymbol" w:hAnsi="OpenSymbol" w:cs="OpenSymbol" w:hint="default"/>
+      </w:rPr>
+    </w:lvl>
+    <w:lvl w:ilvl="3">
+      <w:start w:val="1"/>
+      <w:numFmt w:val="bullet"/>
+      <w:lvlText w:val=""/>
+      <w:lvlJc w:val="left"/>
+      <w:pPr>
+        <w:tabs>
+          <w:tab w:val="num" w:pos="0"/>
+        </w:tabs>
+        <w:ind w:left="2880" w:hanging="360"/>
+      </w:pPr>
+      <w:rPr>
+        <w:rFonts w:ascii="Wingdings" w:hAnsi="Wingdings" w:cs="Wingdings" w:hint="default"/>
+      </w:rPr>
+    </w:lvl>
+    <w:lvl w:ilvl="4">
+      <w:start w:val="1"/>
+      <w:numFmt w:val="bullet"/>
+      <w:lvlText w:val=""/>
+      <w:lvlJc w:val="left"/>
+      <w:pPr>
+        <w:tabs>
+          <w:tab w:val="num" w:pos="0"/>
+        </w:tabs>
+        <w:ind w:left="3600" w:hanging="360"/>
+      </w:pPr>
+      <w:rPr>
+        <w:rFonts w:ascii="Wingdings 2" w:hAnsi="Wingdings 2" w:cs="Wingdings 2" w:hint="default"/>
+      </w:rPr>
+    </w:lvl>
+    <w:lvl w:ilvl="5">
+      <w:start w:val="1"/>
+      <w:numFmt w:val="bullet"/>
+      <w:lvlText w:val="■"/>
+      <w:lvlJc w:val="left"/>
+      <w:pPr>
+        <w:tabs>
+          <w:tab w:val="num" w:pos="0"/>
+        </w:tabs>
+        <w:ind w:left="4320" w:hanging="360"/>
+      </w:pPr>
+      <w:rPr>
+        <w:rFonts w:ascii="OpenSymbol" w:hAnsi="OpenSymbol" w:cs="OpenSymbol" w:hint="default"/>
+      </w:rPr>
+    </w:lvl>
+    <w:lvl w:ilvl="6">
+      <w:start w:val="1"/>
+      <w:numFmt w:val="bullet"/>
+      <w:lvlText w:val=""/>
+      <w:lvlJc w:val="left"/>
+      <w:pPr>
+        <w:tabs>
+          <w:tab w:val="num" w:pos="0"/>
+        </w:tabs>
+        <w:ind w:left="5040" w:hanging="360"/>
+      </w:pPr>
+      <w:rPr>
+        <w:rFonts w:ascii="Wingdings" w:hAnsi="Wingdings" w:cs="Wingdings" w:hint="default"/>
+      </w:rPr>
+    </w:lvl>
+    <w:lvl w:ilvl="7">
+      <w:start w:val="1"/>
+      <w:numFmt w:val="bullet"/>
+      <w:lvlText w:val=""/>
+      <w:lvlJc w:val="left"/>
+      <w:pPr>
+        <w:tabs>
+          <w:tab w:val="num" w:pos="0"/>
+        </w:tabs>
+        <w:ind w:left="5760" w:hanging="360"/>
+      </w:pPr>
+      <w:rPr>
+        <w:rFonts w:ascii="Wingdings" w:hAnsi="Wingdings" w:cs="Wingdings" w:hint="default"/>
+      </w:rPr>
+    </w:lvl>
+    <w:lvl w:ilvl="8">
+      <w:start w:val="1"/>
+      <w:numFmt w:val="bullet"/>
+      <w:lvlText w:val=""/>
+      <w:lvlJc w:val="left"/>
+      <w:pPr>
+        <w:tabs>
+          <w:tab w:val="num" w:pos="0"/>
+        </w:tabs>
+        <w:ind w:left="6480" w:hanging="360"/>
+      </w:pPr>
+      <w:rPr>
+        <w:rFonts w:ascii="Wingdings" w:hAnsi="Wingdings" w:cs="Wingdings" w:hint="default"/>
+      </w:rPr>
+    </w:lvl>
+  </w:abstractNum>
+  <w:abstractNum w:abstractNumId="33">
+    <w:lvl w:ilvl="0">
+      <w:start w:val="1"/>
+      <w:numFmt w:val="bullet"/>
+      <w:lvlText w:val=""/>
+      <w:lvlJc w:val="left"/>
+      <w:pPr>
+        <w:tabs>
+          <w:tab w:val="num" w:pos="0"/>
+        </w:tabs>
+        <w:ind w:left="720" w:hanging="360"/>
+      </w:pPr>
+      <w:rPr>
+        <w:rFonts w:ascii="Wingdings" w:hAnsi="Wingdings" w:cs="Wingdings" w:hint="default"/>
+      </w:rPr>
+    </w:lvl>
+    <w:lvl w:ilvl="1">
+      <w:start w:val="1"/>
+      <w:numFmt w:val="bullet"/>
+      <w:lvlText w:val=""/>
+      <w:lvlJc w:val="left"/>
+      <w:pPr>
+        <w:tabs>
+          <w:tab w:val="num" w:pos="0"/>
+        </w:tabs>
+        <w:ind w:left="1440" w:hanging="360"/>
+      </w:pPr>
+      <w:rPr>
+        <w:rFonts w:ascii="Wingdings 2" w:hAnsi="Wingdings 2" w:cs="Wingdings 2" w:hint="default"/>
+      </w:rPr>
+    </w:lvl>
+    <w:lvl w:ilvl="2">
+      <w:start w:val="1"/>
+      <w:numFmt w:val="bullet"/>
+      <w:lvlText w:val="■"/>
+      <w:lvlJc w:val="left"/>
+      <w:pPr>
+        <w:tabs>
+          <w:tab w:val="num" w:pos="0"/>
+        </w:tabs>
+        <w:ind w:left="2160" w:hanging="360"/>
+      </w:pPr>
+      <w:rPr>
+        <w:rFonts w:ascii="OpenSymbol" w:hAnsi="OpenSymbol" w:cs="OpenSymbol" w:hint="default"/>
+      </w:rPr>
+    </w:lvl>
+    <w:lvl w:ilvl="3">
+      <w:start w:val="1"/>
+      <w:numFmt w:val="bullet"/>
+      <w:lvlText w:val=""/>
+      <w:lvlJc w:val="left"/>
+      <w:pPr>
+        <w:tabs>
+          <w:tab w:val="num" w:pos="0"/>
+        </w:tabs>
+        <w:ind w:left="2880" w:hanging="360"/>
+      </w:pPr>
+      <w:rPr>
+        <w:rFonts w:ascii="Wingdings" w:hAnsi="Wingdings" w:cs="Wingdings" w:hint="default"/>
+      </w:rPr>
+    </w:lvl>
+    <w:lvl w:ilvl="4">
+      <w:start w:val="1"/>
+      <w:numFmt w:val="bullet"/>
+      <w:lvlText w:val=""/>
+      <w:lvlJc w:val="left"/>
+      <w:pPr>
+        <w:tabs>
+          <w:tab w:val="num" w:pos="0"/>
+        </w:tabs>
+        <w:ind w:left="3600" w:hanging="360"/>
+      </w:pPr>
+      <w:rPr>
+        <w:rFonts w:ascii="Wingdings 2" w:hAnsi="Wingdings 2" w:cs="Wingdings 2" w:hint="default"/>
+      </w:rPr>
+    </w:lvl>
+    <w:lvl w:ilvl="5">
+      <w:start w:val="1"/>
+      <w:numFmt w:val="bullet"/>
+      <w:lvlText w:val="■"/>
+      <w:lvlJc w:val="left"/>
+      <w:pPr>
+        <w:tabs>
+          <w:tab w:val="num" w:pos="0"/>
+        </w:tabs>
+        <w:ind w:left="4320" w:hanging="360"/>
+      </w:pPr>
+      <w:rPr>
+        <w:rFonts w:ascii="OpenSymbol" w:hAnsi="OpenSymbol" w:cs="OpenSymbol" w:hint="default"/>
+      </w:rPr>
+    </w:lvl>
+    <w:lvl w:ilvl="6">
+      <w:start w:val="1"/>
+      <w:numFmt w:val="bullet"/>
+      <w:lvlText w:val=""/>
+      <w:lvlJc w:val="left"/>
+      <w:pPr>
+        <w:tabs>
+          <w:tab w:val="num" w:pos="0"/>
+        </w:tabs>
+        <w:ind w:left="5040" w:hanging="360"/>
+      </w:pPr>
+      <w:rPr>
+        <w:rFonts w:ascii="Wingdings" w:hAnsi="Wingdings" w:cs="Wingdings" w:hint="default"/>
+      </w:rPr>
+    </w:lvl>
+    <w:lvl w:ilvl="7">
+      <w:start w:val="1"/>
+      <w:numFmt w:val="bullet"/>
+      <w:lvlText w:val=""/>
+      <w:lvlJc w:val="left"/>
+      <w:pPr>
+        <w:tabs>
+          <w:tab w:val="num" w:pos="0"/>
+        </w:tabs>
+        <w:ind w:left="5760" w:hanging="360"/>
+      </w:pPr>
+      <w:rPr>
+        <w:rFonts w:ascii="Wingdings" w:hAnsi="Wingdings" w:cs="Wingdings" w:hint="default"/>
+      </w:rPr>
+    </w:lvl>
+    <w:lvl w:ilvl="8">
+      <w:start w:val="1"/>
+      <w:numFmt w:val="bullet"/>
+      <w:lvlText w:val=""/>
+      <w:lvlJc w:val="left"/>
+      <w:pPr>
+        <w:tabs>
+          <w:tab w:val="num" w:pos="0"/>
+        </w:tabs>
+        <w:ind w:left="6480" w:hanging="360"/>
+      </w:pPr>
+      <w:rPr>
+        <w:rFonts w:ascii="Wingdings" w:hAnsi="Wingdings" w:cs="Wingdings" w:hint="default"/>
+      </w:rPr>
+    </w:lvl>
+  </w:abstractNum>
+  <w:abstractNum w:abstractNumId="34">
+    <w:lvl w:ilvl="0">
+      <w:start w:val="1"/>
+      <w:numFmt w:val="bullet"/>
+      <w:lvlText w:val=""/>
+      <w:lvlJc w:val="left"/>
+      <w:pPr>
+        <w:tabs>
+          <w:tab w:val="num" w:pos="0"/>
+        </w:tabs>
+        <w:ind w:left="720" w:hanging="360"/>
+      </w:pPr>
+      <w:rPr>
+        <w:rFonts w:ascii="Wingdings" w:hAnsi="Wingdings" w:cs="Wingdings" w:hint="default"/>
+      </w:rPr>
+    </w:lvl>
+    <w:lvl w:ilvl="1">
+      <w:start w:val="1"/>
+      <w:numFmt w:val="bullet"/>
+      <w:lvlText w:val=""/>
+      <w:lvlJc w:val="left"/>
+      <w:pPr>
+        <w:tabs>
+          <w:tab w:val="num" w:pos="0"/>
+        </w:tabs>
+        <w:ind w:left="1440" w:hanging="360"/>
+      </w:pPr>
+      <w:rPr>
+        <w:rFonts w:ascii="Wingdings 2" w:hAnsi="Wingdings 2" w:cs="Wingdings 2" w:hint="default"/>
+      </w:rPr>
+    </w:lvl>
+    <w:lvl w:ilvl="2">
+      <w:start w:val="1"/>
+      <w:numFmt w:val="bullet"/>
+      <w:lvlText w:val="■"/>
+      <w:lvlJc w:val="left"/>
+      <w:pPr>
+        <w:tabs>
+          <w:tab w:val="num" w:pos="0"/>
+        </w:tabs>
+        <w:ind w:left="2160" w:hanging="360"/>
+      </w:pPr>
+      <w:rPr>
+        <w:rFonts w:ascii="OpenSymbol" w:hAnsi="OpenSymbol" w:cs="OpenSymbol" w:hint="default"/>
+      </w:rPr>
+    </w:lvl>
+    <w:lvl w:ilvl="3">
+      <w:start w:val="1"/>
+      <w:numFmt w:val="bullet"/>
+      <w:lvlText w:val=""/>
+      <w:lvlJc w:val="left"/>
+      <w:pPr>
+        <w:tabs>
+          <w:tab w:val="num" w:pos="0"/>
+        </w:tabs>
+        <w:ind w:left="2880" w:hanging="360"/>
+      </w:pPr>
+      <w:rPr>
+        <w:rFonts w:ascii="Wingdings" w:hAnsi="Wingdings" w:cs="Wingdings" w:hint="default"/>
+      </w:rPr>
+    </w:lvl>
+    <w:lvl w:ilvl="4">
+      <w:start w:val="1"/>
+      <w:numFmt w:val="bullet"/>
+      <w:lvlText w:val=""/>
+      <w:lvlJc w:val="left"/>
+      <w:pPr>
+        <w:tabs>
+          <w:tab w:val="num" w:pos="0"/>
+        </w:tabs>
+        <w:ind w:left="3600" w:hanging="360"/>
+      </w:pPr>
+      <w:rPr>
+        <w:rFonts w:ascii="Wingdings 2" w:hAnsi="Wingdings 2" w:cs="Wingdings 2" w:hint="default"/>
+      </w:rPr>
+    </w:lvl>
+    <w:lvl w:ilvl="5">
+      <w:start w:val="1"/>
+      <w:numFmt w:val="bullet"/>
+      <w:lvlText w:val="■"/>
+      <w:lvlJc w:val="left"/>
+      <w:pPr>
+        <w:tabs>
+          <w:tab w:val="num" w:pos="0"/>
+        </w:tabs>
+        <w:ind w:left="4320" w:hanging="360"/>
+      </w:pPr>
+      <w:rPr>
+        <w:rFonts w:ascii="OpenSymbol" w:hAnsi="OpenSymbol" w:cs="OpenSymbol" w:hint="default"/>
+      </w:rPr>
+    </w:lvl>
+    <w:lvl w:ilvl="6">
+      <w:start w:val="1"/>
+      <w:numFmt w:val="bullet"/>
+      <w:lvlText w:val=""/>
+      <w:lvlJc w:val="left"/>
+      <w:pPr>
+        <w:tabs>
+          <w:tab w:val="num" w:pos="0"/>
+        </w:tabs>
+        <w:ind w:left="5040" w:hanging="360"/>
+      </w:pPr>
+      <w:rPr>
+        <w:rFonts w:ascii="Wingdings" w:hAnsi="Wingdings" w:cs="Wingdings" w:hint="default"/>
+      </w:rPr>
+    </w:lvl>
+    <w:lvl w:ilvl="7">
+      <w:start w:val="1"/>
+      <w:numFmt w:val="bullet"/>
+      <w:lvlText w:val=""/>
+      <w:lvlJc w:val="left"/>
+      <w:pPr>
+        <w:tabs>
+          <w:tab w:val="num" w:pos="0"/>
+        </w:tabs>
+        <w:ind w:left="5760" w:hanging="360"/>
+      </w:pPr>
+      <w:rPr>
+        <w:rFonts w:ascii="Wingdings" w:hAnsi="Wingdings" w:cs="Wingdings" w:hint="default"/>
+      </w:rPr>
+    </w:lvl>
+    <w:lvl w:ilvl="8">
+      <w:start w:val="1"/>
+      <w:numFmt w:val="bullet"/>
+      <w:lvlText w:val=""/>
+      <w:lvlJc w:val="left"/>
+      <w:pPr>
+        <w:tabs>
+          <w:tab w:val="num" w:pos="0"/>
+        </w:tabs>
+        <w:ind w:left="6480" w:hanging="360"/>
+      </w:pPr>
+      <w:rPr>
+        <w:rFonts w:ascii="Wingdings" w:hAnsi="Wingdings" w:cs="Wingdings" w:hint="default"/>
+      </w:rPr>
+    </w:lvl>
+  </w:abstractNum>
+  <w:abstractNum w:abstractNumId="35">
+    <w:lvl w:ilvl="0">
+      <w:start w:val="1"/>
+      <w:numFmt w:val="bullet"/>
+      <w:lvlText w:val=""/>
+      <w:lvlJc w:val="left"/>
+      <w:pPr>
+        <w:tabs>
+          <w:tab w:val="num" w:pos="0"/>
+        </w:tabs>
+        <w:ind w:left="720" w:hanging="360"/>
+      </w:pPr>
+      <w:rPr>
+        <w:rFonts w:ascii="Wingdings" w:hAnsi="Wingdings" w:cs="Wingdings" w:hint="default"/>
+      </w:rPr>
+    </w:lvl>
+    <w:lvl w:ilvl="1">
+      <w:start w:val="1"/>
+      <w:numFmt w:val="bullet"/>
+      <w:lvlText w:val=""/>
+      <w:lvlJc w:val="left"/>
+      <w:pPr>
+        <w:tabs>
+          <w:tab w:val="num" w:pos="0"/>
+        </w:tabs>
+        <w:ind w:left="1440" w:hanging="360"/>
+      </w:pPr>
+      <w:rPr>
+        <w:rFonts w:ascii="Wingdings 2" w:hAnsi="Wingdings 2" w:cs="Wingdings 2" w:hint="default"/>
+      </w:rPr>
+    </w:lvl>
+    <w:lvl w:ilvl="2">
+      <w:start w:val="1"/>
+      <w:numFmt w:val="bullet"/>
+      <w:lvlText w:val="■"/>
+      <w:lvlJc w:val="left"/>
+      <w:pPr>
+        <w:tabs>
+          <w:tab w:val="num" w:pos="0"/>
+        </w:tabs>
+        <w:ind w:left="2160" w:hanging="360"/>
+      </w:pPr>
+      <w:rPr>
+        <w:rFonts w:ascii="OpenSymbol" w:hAnsi="OpenSymbol" w:cs="OpenSymbol" w:hint="default"/>
+      </w:rPr>
+    </w:lvl>
+    <w:lvl w:ilvl="3">
+      <w:start w:val="1"/>
+      <w:numFmt w:val="bullet"/>
+      <w:lvlText w:val=""/>
+      <w:lvlJc w:val="left"/>
+      <w:pPr>
+        <w:tabs>
+          <w:tab w:val="num" w:pos="0"/>
+        </w:tabs>
+        <w:ind w:left="2880" w:hanging="360"/>
+      </w:pPr>
+      <w:rPr>
+        <w:rFonts w:ascii="Wingdings" w:hAnsi="Wingdings" w:cs="Wingdings" w:hint="default"/>
+      </w:rPr>
+    </w:lvl>
+    <w:lvl w:ilvl="4">
+      <w:start w:val="1"/>
+      <w:numFmt w:val="bullet"/>
+      <w:lvlText w:val=""/>
+      <w:lvlJc w:val="left"/>
+      <w:pPr>
+        <w:tabs>
+          <w:tab w:val="num" w:pos="0"/>
+        </w:tabs>
+        <w:ind w:left="3600" w:hanging="360"/>
+      </w:pPr>
+      <w:rPr>
+        <w:rFonts w:ascii="Wingdings 2" w:hAnsi="Wingdings 2" w:cs="Wingdings 2" w:hint="default"/>
+      </w:rPr>
+    </w:lvl>
+    <w:lvl w:ilvl="5">
+      <w:start w:val="1"/>
+      <w:numFmt w:val="bullet"/>
+      <w:lvlText w:val="■"/>
+      <w:lvlJc w:val="left"/>
+      <w:pPr>
+        <w:tabs>
+          <w:tab w:val="num" w:pos="0"/>
+        </w:tabs>
+        <w:ind w:left="4320" w:hanging="360"/>
+      </w:pPr>
+      <w:rPr>
+        <w:rFonts w:ascii="OpenSymbol" w:hAnsi="OpenSymbol" w:cs="OpenSymbol" w:hint="default"/>
+      </w:rPr>
+    </w:lvl>
+    <w:lvl w:ilvl="6">
+      <w:start w:val="1"/>
+      <w:numFmt w:val="bullet"/>
+      <w:lvlText w:val=""/>
+      <w:lvlJc w:val="left"/>
+      <w:pPr>
+        <w:tabs>
+          <w:tab w:val="num" w:pos="0"/>
+        </w:tabs>
+        <w:ind w:left="5040" w:hanging="360"/>
+      </w:pPr>
+      <w:rPr>
+        <w:rFonts w:ascii="Wingdings" w:hAnsi="Wingdings" w:cs="Wingdings" w:hint="default"/>
+      </w:rPr>
+    </w:lvl>
+    <w:lvl w:ilvl="7">
+      <w:start w:val="1"/>
+      <w:numFmt w:val="bullet"/>
+      <w:lvlText w:val=""/>
+      <w:lvlJc w:val="left"/>
+      <w:pPr>
+        <w:tabs>
+          <w:tab w:val="num" w:pos="0"/>
+        </w:tabs>
+        <w:ind w:left="5760" w:hanging="360"/>
+      </w:pPr>
+      <w:rPr>
+        <w:rFonts w:ascii="Wingdings" w:hAnsi="Wingdings" w:cs="Wingdings" w:hint="default"/>
+      </w:rPr>
+    </w:lvl>
+    <w:lvl w:ilvl="8">
+      <w:start w:val="1"/>
+      <w:numFmt w:val="bullet"/>
+      <w:lvlText w:val=""/>
+      <w:lvlJc w:val="left"/>
+      <w:pPr>
+        <w:tabs>
+          <w:tab w:val="num" w:pos="0"/>
+        </w:tabs>
+        <w:ind w:left="6480" w:hanging="360"/>
+      </w:pPr>
+      <w:rPr>
+        <w:rFonts w:ascii="Wingdings" w:hAnsi="Wingdings" w:cs="Wingdings" w:hint="default"/>
+      </w:rPr>
+    </w:lvl>
+  </w:abstractNum>
+  <w:abstractNum w:abstractNumId="36">
+    <w:lvl w:ilvl="0">
+      <w:start w:val="1"/>
+      <w:numFmt w:val="bullet"/>
+      <w:lvlText w:val=""/>
+      <w:lvlJc w:val="left"/>
+      <w:pPr>
+        <w:tabs>
+          <w:tab w:val="num" w:pos="0"/>
+        </w:tabs>
+        <w:ind w:left="720" w:hanging="360"/>
+      </w:pPr>
+      <w:rPr>
+        <w:rFonts w:ascii="Wingdings" w:hAnsi="Wingdings" w:cs="Wingdings" w:hint="default"/>
+      </w:rPr>
+    </w:lvl>
+    <w:lvl w:ilvl="1">
+      <w:start w:val="1"/>
+      <w:numFmt w:val="bullet"/>
+      <w:lvlText w:val=""/>
+      <w:lvlJc w:val="left"/>
+      <w:pPr>
+        <w:tabs>
+          <w:tab w:val="num" w:pos="0"/>
+        </w:tabs>
+        <w:ind w:left="1440" w:hanging="360"/>
+      </w:pPr>
+      <w:rPr>
+        <w:rFonts w:ascii="Wingdings 2" w:hAnsi="Wingdings 2" w:cs="Wingdings 2" w:hint="default"/>
+      </w:rPr>
+    </w:lvl>
+    <w:lvl w:ilvl="2">
+      <w:start w:val="1"/>
+      <w:numFmt w:val="bullet"/>
+      <w:lvlText w:val="■"/>
+      <w:lvlJc w:val="left"/>
+      <w:pPr>
+        <w:tabs>
+          <w:tab w:val="num" w:pos="0"/>
+        </w:tabs>
+        <w:ind w:left="2160" w:hanging="360"/>
+      </w:pPr>
+      <w:rPr>
+        <w:rFonts w:ascii="OpenSymbol" w:hAnsi="OpenSymbol" w:cs="OpenSymbol" w:hint="default"/>
+      </w:rPr>
+    </w:lvl>
+    <w:lvl w:ilvl="3">
+      <w:start w:val="1"/>
+      <w:numFmt w:val="bullet"/>
+      <w:lvlText w:val=""/>
+      <w:lvlJc w:val="left"/>
+      <w:pPr>
+        <w:tabs>
+          <w:tab w:val="num" w:pos="0"/>
+        </w:tabs>
+        <w:ind w:left="2880" w:hanging="360"/>
+      </w:pPr>
+      <w:rPr>
+        <w:rFonts w:ascii="Wingdings" w:hAnsi="Wingdings" w:cs="Wingdings" w:hint="default"/>
+      </w:rPr>
+    </w:lvl>
+    <w:lvl w:ilvl="4">
+      <w:start w:val="1"/>
+      <w:numFmt w:val="bullet"/>
+      <w:lvlText w:val=""/>
+      <w:lvlJc w:val="left"/>
+      <w:pPr>
+        <w:tabs>
+          <w:tab w:val="num" w:pos="0"/>
+        </w:tabs>
+        <w:ind w:left="3600" w:hanging="360"/>
+      </w:pPr>
+      <w:rPr>
+        <w:rFonts w:ascii="Wingdings 2" w:hAnsi="Wingdings 2" w:cs="Wingdings 2" w:hint="default"/>
+      </w:rPr>
+    </w:lvl>
+    <w:lvl w:ilvl="5">
+      <w:start w:val="1"/>
+      <w:numFmt w:val="bullet"/>
+      <w:lvlText w:val="■"/>
+      <w:lvlJc w:val="left"/>
+      <w:pPr>
+        <w:tabs>
+          <w:tab w:val="num" w:pos="0"/>
+        </w:tabs>
+        <w:ind w:left="4320" w:hanging="360"/>
+      </w:pPr>
+      <w:rPr>
+        <w:rFonts w:ascii="OpenSymbol" w:hAnsi="OpenSymbol" w:cs="OpenSymbol" w:hint="default"/>
+      </w:rPr>
+    </w:lvl>
+    <w:lvl w:ilvl="6">
+      <w:start w:val="1"/>
+      <w:numFmt w:val="bullet"/>
+      <w:lvlText w:val=""/>
+      <w:lvlJc w:val="left"/>
+      <w:pPr>
+        <w:tabs>
+          <w:tab w:val="num" w:pos="0"/>
+        </w:tabs>
+        <w:ind w:left="5040" w:hanging="360"/>
+      </w:pPr>
+      <w:rPr>
+        <w:rFonts w:ascii="Wingdings" w:hAnsi="Wingdings" w:cs="Wingdings" w:hint="default"/>
+      </w:rPr>
+    </w:lvl>
+    <w:lvl w:ilvl="7">
+      <w:start w:val="1"/>
+      <w:numFmt w:val="bullet"/>
+      <w:lvlText w:val=""/>
+      <w:lvlJc w:val="left"/>
+      <w:pPr>
+        <w:tabs>
+          <w:tab w:val="num" w:pos="0"/>
+        </w:tabs>
+        <w:ind w:left="5760" w:hanging="360"/>
+      </w:pPr>
+      <w:rPr>
+        <w:rFonts w:ascii="Wingdings" w:hAnsi="Wingdings" w:cs="Wingdings" w:hint="default"/>
+      </w:rPr>
+    </w:lvl>
+    <w:lvl w:ilvl="8">
+      <w:start w:val="1"/>
+      <w:numFmt w:val="bullet"/>
+      <w:lvlText w:val=""/>
+      <w:lvlJc w:val="left"/>
+      <w:pPr>
+        <w:tabs>
+          <w:tab w:val="num" w:pos="0"/>
+        </w:tabs>
+        <w:ind w:left="6480" w:hanging="360"/>
+      </w:pPr>
+      <w:rPr>
+        <w:rFonts w:ascii="Wingdings" w:hAnsi="Wingdings" w:cs="Wingdings" w:hint="default"/>
+      </w:rPr>
+    </w:lvl>
+  </w:abstractNum>
+  <w:abstractNum w:abstractNumId="37">
+    <w:lvl w:ilvl="0">
+      <w:start w:val="1"/>
+      <w:numFmt w:val="bullet"/>
+      <w:lvlText w:val=""/>
+      <w:lvlJc w:val="left"/>
+      <w:pPr>
+        <w:tabs>
+          <w:tab w:val="num" w:pos="0"/>
+        </w:tabs>
+        <w:ind w:left="720" w:hanging="360"/>
+      </w:pPr>
+      <w:rPr>
+        <w:rFonts w:ascii="Wingdings" w:hAnsi="Wingdings" w:cs="Wingdings" w:hint="default"/>
+      </w:rPr>
+    </w:lvl>
+    <w:lvl w:ilvl="1">
+      <w:start w:val="1"/>
+      <w:numFmt w:val="bullet"/>
+      <w:lvlText w:val=""/>
+      <w:lvlJc w:val="left"/>
+      <w:pPr>
+        <w:tabs>
+          <w:tab w:val="num" w:pos="0"/>
+        </w:tabs>
+        <w:ind w:left="1440" w:hanging="360"/>
+      </w:pPr>
+      <w:rPr>
+        <w:rFonts w:ascii="Wingdings 2" w:hAnsi="Wingdings 2" w:cs="Wingdings 2" w:hint="default"/>
+      </w:rPr>
+    </w:lvl>
+    <w:lvl w:ilvl="2">
+      <w:start w:val="1"/>
+      <w:numFmt w:val="bullet"/>
+      <w:lvlText w:val="■"/>
+      <w:lvlJc w:val="left"/>
+      <w:pPr>
+        <w:tabs>
+          <w:tab w:val="num" w:pos="0"/>
+        </w:tabs>
+        <w:ind w:left="2160" w:hanging="360"/>
+      </w:pPr>
+      <w:rPr>
+        <w:rFonts w:ascii="OpenSymbol" w:hAnsi="OpenSymbol" w:cs="OpenSymbol" w:hint="default"/>
+      </w:rPr>
+    </w:lvl>
+    <w:lvl w:ilvl="3">
+      <w:start w:val="1"/>
+      <w:numFmt w:val="bullet"/>
+      <w:lvlText w:val=""/>
+      <w:lvlJc w:val="left"/>
+      <w:pPr>
+        <w:tabs>
+          <w:tab w:val="num" w:pos="0"/>
+        </w:tabs>
+        <w:ind w:left="2880" w:hanging="360"/>
+      </w:pPr>
+      <w:rPr>
+        <w:rFonts w:ascii="Wingdings" w:hAnsi="Wingdings" w:cs="Wingdings" w:hint="default"/>
+      </w:rPr>
+    </w:lvl>
+    <w:lvl w:ilvl="4">
+      <w:start w:val="1"/>
+      <w:numFmt w:val="bullet"/>
+      <w:lvlText w:val=""/>
+      <w:lvlJc w:val="left"/>
+      <w:pPr>
+        <w:tabs>
+          <w:tab w:val="num" w:pos="0"/>
+        </w:tabs>
+        <w:ind w:left="3600" w:hanging="360"/>
+      </w:pPr>
+      <w:rPr>
+        <w:rFonts w:ascii="Wingdings 2" w:hAnsi="Wingdings 2" w:cs="Wingdings 2" w:hint="default"/>
+      </w:rPr>
+    </w:lvl>
+    <w:lvl w:ilvl="5">
+      <w:start w:val="1"/>
+      <w:numFmt w:val="bullet"/>
+      <w:lvlText w:val="■"/>
+      <w:lvlJc w:val="left"/>
+      <w:pPr>
+        <w:tabs>
+          <w:tab w:val="num" w:pos="0"/>
+        </w:tabs>
+        <w:ind w:left="4320" w:hanging="360"/>
+      </w:pPr>
+      <w:rPr>
+        <w:rFonts w:ascii="OpenSymbol" w:hAnsi="OpenSymbol" w:cs="OpenSymbol" w:hint="default"/>
+      </w:rPr>
+    </w:lvl>
+    <w:lvl w:ilvl="6">
+      <w:start w:val="1"/>
+      <w:numFmt w:val="bullet"/>
+      <w:lvlText w:val=""/>
+      <w:lvlJc w:val="left"/>
+      <w:pPr>
+        <w:tabs>
+          <w:tab w:val="num" w:pos="0"/>
+        </w:tabs>
+        <w:ind w:left="5040" w:hanging="360"/>
+      </w:pPr>
+      <w:rPr>
+        <w:rFonts w:ascii="Wingdings" w:hAnsi="Wingdings" w:cs="Wingdings" w:hint="default"/>
+      </w:rPr>
+    </w:lvl>
+    <w:lvl w:ilvl="7">
+      <w:start w:val="1"/>
+      <w:numFmt w:val="bullet"/>
+      <w:lvlText w:val=""/>
+      <w:lvlJc w:val="left"/>
+      <w:pPr>
+        <w:tabs>
+          <w:tab w:val="num" w:pos="0"/>
+        </w:tabs>
+        <w:ind w:left="5760" w:hanging="360"/>
+      </w:pPr>
+      <w:rPr>
+        <w:rFonts w:ascii="Wingdings" w:hAnsi="Wingdings" w:cs="Wingdings" w:hint="default"/>
+      </w:rPr>
+    </w:lvl>
+    <w:lvl w:ilvl="8">
+      <w:start w:val="1"/>
+      <w:numFmt w:val="bullet"/>
+      <w:lvlText w:val=""/>
+      <w:lvlJc w:val="left"/>
+      <w:pPr>
+        <w:tabs>
+          <w:tab w:val="num" w:pos="0"/>
+        </w:tabs>
+        <w:ind w:left="6480" w:hanging="360"/>
+      </w:pPr>
+      <w:rPr>
+        <w:rFonts w:ascii="Wingdings" w:hAnsi="Wingdings" w:cs="Wingdings" w:hint="default"/>
+      </w:rPr>
+    </w:lvl>
+  </w:abstractNum>
+  <w:abstractNum w:abstractNumId="38">
+    <w:lvl w:ilvl="0">
+      <w:start w:val="1"/>
+      <w:numFmt w:val="bullet"/>
+      <w:lvlText w:val=""/>
+      <w:lvlJc w:val="left"/>
+      <w:pPr>
+        <w:tabs>
+          <w:tab w:val="num" w:pos="0"/>
+        </w:tabs>
+        <w:ind w:left="720" w:hanging="360"/>
+      </w:pPr>
+      <w:rPr>
+        <w:rFonts w:ascii="Wingdings" w:hAnsi="Wingdings" w:cs="Wingdings" w:hint="default"/>
+      </w:rPr>
+    </w:lvl>
+    <w:lvl w:ilvl="1">
+      <w:start w:val="1"/>
+      <w:numFmt w:val="bullet"/>
+      <w:lvlText w:val=""/>
+      <w:lvlJc w:val="left"/>
+      <w:pPr>
+        <w:tabs>
+          <w:tab w:val="num" w:pos="0"/>
+        </w:tabs>
+        <w:ind w:left="1440" w:hanging="360"/>
+      </w:pPr>
+      <w:rPr>
+        <w:rFonts w:ascii="Wingdings 2" w:hAnsi="Wingdings 2" w:cs="Wingdings 2" w:hint="default"/>
+      </w:rPr>
+    </w:lvl>
+    <w:lvl w:ilvl="2">
+      <w:start w:val="1"/>
+      <w:numFmt w:val="bullet"/>
+      <w:lvlText w:val="■"/>
+      <w:lvlJc w:val="left"/>
+      <w:pPr>
+        <w:tabs>
+          <w:tab w:val="num" w:pos="0"/>
+        </w:tabs>
+        <w:ind w:left="2160" w:hanging="360"/>
+      </w:pPr>
+      <w:rPr>
+        <w:rFonts w:ascii="OpenSymbol" w:hAnsi="OpenSymbol" w:cs="OpenSymbol" w:hint="default"/>
+      </w:rPr>
+    </w:lvl>
+    <w:lvl w:ilvl="3">
+      <w:start w:val="1"/>
+      <w:numFmt w:val="bullet"/>
+      <w:lvlText w:val=""/>
+      <w:lvlJc w:val="left"/>
+      <w:pPr>
+        <w:tabs>
+          <w:tab w:val="num" w:pos="0"/>
+        </w:tabs>
+        <w:ind w:left="2880" w:hanging="360"/>
+      </w:pPr>
+      <w:rPr>
+        <w:rFonts w:ascii="Wingdings" w:hAnsi="Wingdings" w:cs="Wingdings" w:hint="default"/>
+      </w:rPr>
+    </w:lvl>
+    <w:lvl w:ilvl="4">
+      <w:start w:val="1"/>
+      <w:numFmt w:val="bullet"/>
+      <w:lvlText w:val=""/>
+      <w:lvlJc w:val="left"/>
+      <w:pPr>
+        <w:tabs>
+          <w:tab w:val="num" w:pos="0"/>
+        </w:tabs>
+        <w:ind w:left="3600" w:hanging="360"/>
+      </w:pPr>
+      <w:rPr>
+        <w:rFonts w:ascii="Wingdings 2" w:hAnsi="Wingdings 2" w:cs="Wingdings 2" w:hint="default"/>
+      </w:rPr>
+    </w:lvl>
+    <w:lvl w:ilvl="5">
+      <w:start w:val="1"/>
+      <w:numFmt w:val="bullet"/>
+      <w:lvlText w:val="■"/>
+      <w:lvlJc w:val="left"/>
+      <w:pPr>
+        <w:tabs>
+          <w:tab w:val="num" w:pos="0"/>
+        </w:tabs>
+        <w:ind w:left="4320" w:hanging="360"/>
+      </w:pPr>
+      <w:rPr>
+        <w:rFonts w:ascii="OpenSymbol" w:hAnsi="OpenSymbol" w:cs="OpenSymbol" w:hint="default"/>
+      </w:rPr>
+    </w:lvl>
+    <w:lvl w:ilvl="6">
+      <w:start w:val="1"/>
+      <w:numFmt w:val="bullet"/>
+      <w:lvlText w:val=""/>
+      <w:lvlJc w:val="left"/>
+      <w:pPr>
+        <w:tabs>
+          <w:tab w:val="num" w:pos="0"/>
+        </w:tabs>
+        <w:ind w:left="5040" w:hanging="360"/>
+      </w:pPr>
+      <w:rPr>
+        <w:rFonts w:ascii="Wingdings" w:hAnsi="Wingdings" w:cs="Wingdings" w:hint="default"/>
+      </w:rPr>
+    </w:lvl>
+    <w:lvl w:ilvl="7">
+      <w:start w:val="1"/>
+      <w:numFmt w:val="bullet"/>
+      <w:lvlText w:val=""/>
+      <w:lvlJc w:val="left"/>
+      <w:pPr>
+        <w:tabs>
+          <w:tab w:val="num" w:pos="0"/>
+        </w:tabs>
+        <w:ind w:left="5760" w:hanging="360"/>
+      </w:pPr>
+      <w:rPr>
+        <w:rFonts w:ascii="Wingdings" w:hAnsi="Wingdings" w:cs="Wingdings" w:hint="default"/>
+      </w:rPr>
+    </w:lvl>
+    <w:lvl w:ilvl="8">
+      <w:start w:val="1"/>
+      <w:numFmt w:val="bullet"/>
+      <w:lvlText w:val=""/>
+      <w:lvlJc w:val="left"/>
+      <w:pPr>
+        <w:tabs>
+          <w:tab w:val="num" w:pos="0"/>
+        </w:tabs>
+        <w:ind w:left="6480" w:hanging="360"/>
+      </w:pPr>
+      <w:rPr>
+        <w:rFonts w:ascii="Wingdings" w:hAnsi="Wingdings" w:cs="Wingdings" w:hint="default"/>
+      </w:rPr>
+    </w:lvl>
+  </w:abstractNum>
+  <w:abstractNum w:abstractNumId="39">
+    <w:lvl w:ilvl="0">
+      <w:start w:val="1"/>
+      <w:numFmt w:val="bullet"/>
+      <w:lvlText w:val=""/>
+      <w:lvlJc w:val="left"/>
+      <w:pPr>
+        <w:tabs>
+          <w:tab w:val="num" w:pos="0"/>
+        </w:tabs>
+        <w:ind w:left="720" w:hanging="360"/>
+      </w:pPr>
+      <w:rPr>
+        <w:rFonts w:ascii="Wingdings" w:hAnsi="Wingdings" w:cs="Wingdings" w:hint="default"/>
+      </w:rPr>
+    </w:lvl>
+    <w:lvl w:ilvl="1">
+      <w:start w:val="1"/>
+      <w:numFmt w:val="bullet"/>
+      <w:lvlText w:val=""/>
+      <w:lvlJc w:val="left"/>
+      <w:pPr>
+        <w:tabs>
+          <w:tab w:val="num" w:pos="0"/>
+        </w:tabs>
+        <w:ind w:left="1440" w:hanging="360"/>
+      </w:pPr>
+      <w:rPr>
+        <w:rFonts w:ascii="Wingdings 2" w:hAnsi="Wingdings 2" w:cs="Wingdings 2" w:hint="default"/>
+      </w:rPr>
+    </w:lvl>
+    <w:lvl w:ilvl="2">
+      <w:start w:val="1"/>
+      <w:numFmt w:val="bullet"/>
+      <w:lvlText w:val="■"/>
+      <w:lvlJc w:val="left"/>
+      <w:pPr>
+        <w:tabs>
+          <w:tab w:val="num" w:pos="0"/>
+        </w:tabs>
+        <w:ind w:left="2160" w:hanging="360"/>
+      </w:pPr>
+      <w:rPr>
+        <w:rFonts w:ascii="OpenSymbol" w:hAnsi="OpenSymbol" w:cs="OpenSymbol" w:hint="default"/>
+      </w:rPr>
+    </w:lvl>
+    <w:lvl w:ilvl="3">
+      <w:start w:val="1"/>
+      <w:numFmt w:val="bullet"/>
+      <w:lvlText w:val=""/>
+      <w:lvlJc w:val="left"/>
+      <w:pPr>
+        <w:tabs>
+          <w:tab w:val="num" w:pos="0"/>
+        </w:tabs>
+        <w:ind w:left="2880" w:hanging="360"/>
+      </w:pPr>
+      <w:rPr>
+        <w:rFonts w:ascii="Wingdings" w:hAnsi="Wingdings" w:cs="Wingdings" w:hint="default"/>
+      </w:rPr>
+    </w:lvl>
+    <w:lvl w:ilvl="4">
+      <w:start w:val="1"/>
+      <w:numFmt w:val="bullet"/>
+      <w:lvlText w:val=""/>
+      <w:lvlJc w:val="left"/>
+      <w:pPr>
+        <w:tabs>
+          <w:tab w:val="num" w:pos="0"/>
+        </w:tabs>
+        <w:ind w:left="3600" w:hanging="360"/>
+      </w:pPr>
+      <w:rPr>
+        <w:rFonts w:ascii="Wingdings 2" w:hAnsi="Wingdings 2" w:cs="Wingdings 2" w:hint="default"/>
+      </w:rPr>
+    </w:lvl>
+    <w:lvl w:ilvl="5">
+      <w:start w:val="1"/>
+      <w:numFmt w:val="bullet"/>
+      <w:lvlText w:val="■"/>
+      <w:lvlJc w:val="left"/>
+      <w:pPr>
+        <w:tabs>
+          <w:tab w:val="num" w:pos="0"/>
+        </w:tabs>
+        <w:ind w:left="4320" w:hanging="360"/>
+      </w:pPr>
+      <w:rPr>
+        <w:rFonts w:ascii="OpenSymbol" w:hAnsi="OpenSymbol" w:cs="OpenSymbol" w:hint="default"/>
+      </w:rPr>
+    </w:lvl>
+    <w:lvl w:ilvl="6">
+      <w:start w:val="1"/>
+      <w:numFmt w:val="bullet"/>
+      <w:lvlText w:val=""/>
+      <w:lvlJc w:val="left"/>
+      <w:pPr>
+        <w:tabs>
+          <w:tab w:val="num" w:pos="0"/>
+        </w:tabs>
+        <w:ind w:left="5040" w:hanging="360"/>
+      </w:pPr>
+      <w:rPr>
+        <w:rFonts w:ascii="Wingdings" w:hAnsi="Wingdings" w:cs="Wingdings" w:hint="default"/>
+      </w:rPr>
+    </w:lvl>
+    <w:lvl w:ilvl="7">
+      <w:start w:val="1"/>
+      <w:numFmt w:val="bullet"/>
+      <w:lvlText w:val=""/>
+      <w:lvlJc w:val="left"/>
+      <w:pPr>
+        <w:tabs>
+          <w:tab w:val="num" w:pos="0"/>
+        </w:tabs>
+        <w:ind w:left="5760" w:hanging="360"/>
+      </w:pPr>
+      <w:rPr>
+        <w:rFonts w:ascii="Wingdings" w:hAnsi="Wingdings" w:cs="Wingdings" w:hint="default"/>
+      </w:rPr>
+    </w:lvl>
+    <w:lvl w:ilvl="8">
+      <w:start w:val="1"/>
+      <w:numFmt w:val="bullet"/>
+      <w:lvlText w:val=""/>
+      <w:lvlJc w:val="left"/>
+      <w:pPr>
+        <w:tabs>
+          <w:tab w:val="num" w:pos="0"/>
+        </w:tabs>
+        <w:ind w:left="6480" w:hanging="360"/>
+      </w:pPr>
+      <w:rPr>
+        <w:rFonts w:ascii="Wingdings" w:hAnsi="Wingdings" w:cs="Wingdings" w:hint="default"/>
+      </w:rPr>
+    </w:lvl>
+  </w:abstractNum>
+  <w:abstractNum w:abstractNumId="40">
+    <w:lvl w:ilvl="0">
+      <w:start w:val="1"/>
+      <w:numFmt w:val="bullet"/>
+      <w:lvlText w:val=""/>
+      <w:lvlJc w:val="left"/>
+      <w:pPr>
+        <w:tabs>
+          <w:tab w:val="num" w:pos="0"/>
+        </w:tabs>
+        <w:ind w:left="720" w:hanging="360"/>
+      </w:pPr>
+      <w:rPr>
+        <w:rFonts w:ascii="Wingdings" w:hAnsi="Wingdings" w:cs="Wingdings" w:hint="default"/>
+      </w:rPr>
+    </w:lvl>
+    <w:lvl w:ilvl="1">
+      <w:start w:val="1"/>
+      <w:numFmt w:val="bullet"/>
+      <w:lvlText w:val=""/>
+      <w:lvlJc w:val="left"/>
+      <w:pPr>
+        <w:tabs>
+          <w:tab w:val="num" w:pos="0"/>
+        </w:tabs>
+        <w:ind w:left="1440" w:hanging="360"/>
+      </w:pPr>
+      <w:rPr>
+        <w:rFonts w:ascii="Wingdings 2" w:hAnsi="Wingdings 2" w:cs="Wingdings 2" w:hint="default"/>
+      </w:rPr>
+    </w:lvl>
+    <w:lvl w:ilvl="2">
+      <w:start w:val="1"/>
+      <w:numFmt w:val="bullet"/>
+      <w:lvlText w:val="■"/>
+      <w:lvlJc w:val="left"/>
+      <w:pPr>
+        <w:tabs>
+          <w:tab w:val="num" w:pos="0"/>
+        </w:tabs>
+        <w:ind w:left="2160" w:hanging="360"/>
+      </w:pPr>
+      <w:rPr>
+        <w:rFonts w:ascii="OpenSymbol" w:hAnsi="OpenSymbol" w:cs="OpenSymbol" w:hint="default"/>
+      </w:rPr>
+    </w:lvl>
+    <w:lvl w:ilvl="3">
+      <w:start w:val="1"/>
+      <w:numFmt w:val="bullet"/>
+      <w:lvlText w:val=""/>
+      <w:lvlJc w:val="left"/>
+      <w:pPr>
+        <w:tabs>
+          <w:tab w:val="num" w:pos="0"/>
+        </w:tabs>
+        <w:ind w:left="2880" w:hanging="360"/>
+      </w:pPr>
+      <w:rPr>
+        <w:rFonts w:ascii="Wingdings" w:hAnsi="Wingdings" w:cs="Wingdings" w:hint="default"/>
+      </w:rPr>
+    </w:lvl>
+    <w:lvl w:ilvl="4">
+      <w:start w:val="1"/>
+      <w:numFmt w:val="bullet"/>
+      <w:lvlText w:val=""/>
+      <w:lvlJc w:val="left"/>
+      <w:pPr>
+        <w:tabs>
+          <w:tab w:val="num" w:pos="0"/>
+        </w:tabs>
+        <w:ind w:left="3600" w:hanging="360"/>
+      </w:pPr>
+      <w:rPr>
+        <w:rFonts w:ascii="Wingdings 2" w:hAnsi="Wingdings 2" w:cs="Wingdings 2" w:hint="default"/>
+      </w:rPr>
+    </w:lvl>
+    <w:lvl w:ilvl="5">
+      <w:start w:val="1"/>
+      <w:numFmt w:val="bullet"/>
+      <w:lvlText w:val="■"/>
+      <w:lvlJc w:val="left"/>
+      <w:pPr>
+        <w:tabs>
+          <w:tab w:val="num" w:pos="0"/>
+        </w:tabs>
+        <w:ind w:left="4320" w:hanging="360"/>
+      </w:pPr>
+      <w:rPr>
+        <w:rFonts w:ascii="OpenSymbol" w:hAnsi="OpenSymbol" w:cs="OpenSymbol" w:hint="default"/>
+      </w:rPr>
+    </w:lvl>
+    <w:lvl w:ilvl="6">
+      <w:start w:val="1"/>
+      <w:numFmt w:val="bullet"/>
+      <w:lvlText w:val=""/>
+      <w:lvlJc w:val="left"/>
+      <w:pPr>
+        <w:tabs>
+          <w:tab w:val="num" w:pos="0"/>
+        </w:tabs>
+        <w:ind w:left="5040" w:hanging="360"/>
+      </w:pPr>
+      <w:rPr>
+        <w:rFonts w:ascii="Wingdings" w:hAnsi="Wingdings" w:cs="Wingdings" w:hint="default"/>
+      </w:rPr>
+    </w:lvl>
+    <w:lvl w:ilvl="7">
+      <w:start w:val="1"/>
+      <w:numFmt w:val="bullet"/>
+      <w:lvlText w:val=""/>
+      <w:lvlJc w:val="left"/>
+      <w:pPr>
+        <w:tabs>
+          <w:tab w:val="num" w:pos="0"/>
+        </w:tabs>
+        <w:ind w:left="5760" w:hanging="360"/>
+      </w:pPr>
+      <w:rPr>
+        <w:rFonts w:ascii="Wingdings" w:hAnsi="Wingdings" w:cs="Wingdings" w:hint="default"/>
+      </w:rPr>
+    </w:lvl>
+    <w:lvl w:ilvl="8">
+      <w:start w:val="1"/>
+      <w:numFmt w:val="bullet"/>
+      <w:lvlText w:val=""/>
+      <w:lvlJc w:val="left"/>
+      <w:pPr>
+        <w:tabs>
+          <w:tab w:val="num" w:pos="0"/>
+        </w:tabs>
+        <w:ind w:left="6480" w:hanging="360"/>
+      </w:pPr>
+      <w:rPr>
+        <w:rFonts w:ascii="Wingdings" w:hAnsi="Wingdings" w:cs="Wingdings" w:hint="default"/>
+      </w:rPr>
+    </w:lvl>
+  </w:abstractNum>
+  <w:abstractNum w:abstractNumId="41">
+    <w:lvl w:ilvl="0">
+      <w:start w:val="1"/>
+      <w:numFmt w:val="bullet"/>
+      <w:lvlText w:val=""/>
+      <w:lvlJc w:val="left"/>
+      <w:pPr>
+        <w:tabs>
+          <w:tab w:val="num" w:pos="0"/>
+        </w:tabs>
+        <w:ind w:left="720" w:hanging="360"/>
+      </w:pPr>
+      <w:rPr>
+        <w:rFonts w:ascii="Wingdings" w:hAnsi="Wingdings" w:cs="Wingdings" w:hint="default"/>
+      </w:rPr>
+    </w:lvl>
+    <w:lvl w:ilvl="1">
+      <w:start w:val="1"/>
+      <w:numFmt w:val="bullet"/>
+      <w:lvlText w:val=""/>
+      <w:lvlJc w:val="left"/>
+      <w:pPr>
+        <w:tabs>
+          <w:tab w:val="num" w:pos="0"/>
+        </w:tabs>
+        <w:ind w:left="1440" w:hanging="360"/>
+      </w:pPr>
+      <w:rPr>
+        <w:rFonts w:ascii="Wingdings 2" w:hAnsi="Wingdings 2" w:cs="Wingdings 2" w:hint="default"/>
+      </w:rPr>
+    </w:lvl>
+    <w:lvl w:ilvl="2">
+      <w:start w:val="1"/>
+      <w:numFmt w:val="bullet"/>
+      <w:lvlText w:val="■"/>
+      <w:lvlJc w:val="left"/>
+      <w:pPr>
+        <w:tabs>
+          <w:tab w:val="num" w:pos="0"/>
+        </w:tabs>
+        <w:ind w:left="2160" w:hanging="360"/>
+      </w:pPr>
+      <w:rPr>
+        <w:rFonts w:ascii="OpenSymbol" w:hAnsi="OpenSymbol" w:cs="OpenSymbol" w:hint="default"/>
+      </w:rPr>
+    </w:lvl>
+    <w:lvl w:ilvl="3">
+      <w:start w:val="1"/>
+      <w:numFmt w:val="bullet"/>
+      <w:lvlText w:val=""/>
+      <w:lvlJc w:val="left"/>
+      <w:pPr>
+        <w:tabs>
+          <w:tab w:val="num" w:pos="0"/>
+        </w:tabs>
+        <w:ind w:left="2880" w:hanging="360"/>
+      </w:pPr>
+      <w:rPr>
+        <w:rFonts w:ascii="Wingdings" w:hAnsi="Wingdings" w:cs="Wingdings" w:hint="default"/>
+      </w:rPr>
+    </w:lvl>
+    <w:lvl w:ilvl="4">
+      <w:start w:val="1"/>
+      <w:numFmt w:val="bullet"/>
+      <w:lvlText w:val=""/>
+      <w:lvlJc w:val="left"/>
+      <w:pPr>
+        <w:tabs>
+          <w:tab w:val="num" w:pos="0"/>
+        </w:tabs>
+        <w:ind w:left="3600" w:hanging="360"/>
+      </w:pPr>
+      <w:rPr>
+        <w:rFonts w:ascii="Wingdings 2" w:hAnsi="Wingdings 2" w:cs="Wingdings 2" w:hint="default"/>
+      </w:rPr>
+    </w:lvl>
+    <w:lvl w:ilvl="5">
+      <w:start w:val="1"/>
+      <w:numFmt w:val="bullet"/>
+      <w:lvlText w:val="■"/>
+      <w:lvlJc w:val="left"/>
+      <w:pPr>
+        <w:tabs>
+          <w:tab w:val="num" w:pos="0"/>
+        </w:tabs>
+        <w:ind w:left="4320" w:hanging="360"/>
+      </w:pPr>
+      <w:rPr>
+        <w:rFonts w:ascii="OpenSymbol" w:hAnsi="OpenSymbol" w:cs="OpenSymbol" w:hint="default"/>
+      </w:rPr>
+    </w:lvl>
+    <w:lvl w:ilvl="6">
+      <w:start w:val="1"/>
+      <w:numFmt w:val="bullet"/>
+      <w:lvlText w:val=""/>
+      <w:lvlJc w:val="left"/>
+      <w:pPr>
+        <w:tabs>
+          <w:tab w:val="num" w:pos="0"/>
+        </w:tabs>
+        <w:ind w:left="5040" w:hanging="360"/>
+      </w:pPr>
+      <w:rPr>
+        <w:rFonts w:ascii="Wingdings" w:hAnsi="Wingdings" w:cs="Wingdings" w:hint="default"/>
+      </w:rPr>
+    </w:lvl>
+    <w:lvl w:ilvl="7">
+      <w:start w:val="1"/>
+      <w:numFmt w:val="bullet"/>
+      <w:lvlText w:val=""/>
+      <w:lvlJc w:val="left"/>
+      <w:pPr>
+        <w:tabs>
+          <w:tab w:val="num" w:pos="0"/>
+        </w:tabs>
+        <w:ind w:left="5760" w:hanging="360"/>
+      </w:pPr>
+      <w:rPr>
+        <w:rFonts w:ascii="Wingdings" w:hAnsi="Wingdings" w:cs="Wingdings" w:hint="default"/>
+      </w:rPr>
+    </w:lvl>
+    <w:lvl w:ilvl="8">
+      <w:start w:val="1"/>
+      <w:numFmt w:val="bullet"/>
+      <w:lvlText w:val=""/>
+      <w:lvlJc w:val="left"/>
+      <w:pPr>
+        <w:tabs>
+          <w:tab w:val="num" w:pos="0"/>
+        </w:tabs>
+        <w:ind w:left="6480" w:hanging="360"/>
+      </w:pPr>
+      <w:rPr>
+        <w:rFonts w:ascii="Wingdings" w:hAnsi="Wingdings" w:cs="Wingdings" w:hint="default"/>
+      </w:rPr>
+    </w:lvl>
+  </w:abstractNum>
+  <w:abstractNum w:abstractNumId="42">
+    <w:lvl w:ilvl="0">
+      <w:start w:val="1"/>
+      <w:numFmt w:val="bullet"/>
+      <w:lvlText w:val=""/>
+      <w:lvlJc w:val="left"/>
+      <w:pPr>
+        <w:tabs>
+          <w:tab w:val="num" w:pos="0"/>
+        </w:tabs>
+        <w:ind w:left="720" w:hanging="360"/>
+      </w:pPr>
+      <w:rPr>
+        <w:rFonts w:ascii="Wingdings" w:hAnsi="Wingdings" w:cs="Wingdings" w:hint="default"/>
+      </w:rPr>
+    </w:lvl>
+    <w:lvl w:ilvl="1">
+      <w:start w:val="1"/>
+      <w:numFmt w:val="bullet"/>
+      <w:lvlText w:val=""/>
+      <w:lvlJc w:val="left"/>
+      <w:pPr>
+        <w:tabs>
+          <w:tab w:val="num" w:pos="0"/>
+        </w:tabs>
+        <w:ind w:left="1440" w:hanging="360"/>
+      </w:pPr>
+      <w:rPr>
+        <w:rFonts w:ascii="Wingdings 2" w:hAnsi="Wingdings 2" w:cs="Wingdings 2" w:hint="default"/>
+      </w:rPr>
+    </w:lvl>
+    <w:lvl w:ilvl="2">
+      <w:start w:val="1"/>
+      <w:numFmt w:val="bullet"/>
+      <w:lvlText w:val="■"/>
+      <w:lvlJc w:val="left"/>
+      <w:pPr>
+        <w:tabs>
+          <w:tab w:val="num" w:pos="0"/>
+        </w:tabs>
+        <w:ind w:left="2160" w:hanging="360"/>
+      </w:pPr>
+      <w:rPr>
+        <w:rFonts w:ascii="OpenSymbol" w:hAnsi="OpenSymbol" w:cs="OpenSymbol" w:hint="default"/>
+      </w:rPr>
+    </w:lvl>
+    <w:lvl w:ilvl="3">
+      <w:start w:val="1"/>
+      <w:numFmt w:val="bullet"/>
+      <w:lvlText w:val=""/>
+      <w:lvlJc w:val="left"/>
+      <w:pPr>
+        <w:tabs>
+          <w:tab w:val="num" w:pos="0"/>
+        </w:tabs>
+        <w:ind w:left="2880" w:hanging="360"/>
+      </w:pPr>
+      <w:rPr>
+        <w:rFonts w:ascii="Wingdings" w:hAnsi="Wingdings" w:cs="Wingdings" w:hint="default"/>
+      </w:rPr>
+    </w:lvl>
+    <w:lvl w:ilvl="4">
+      <w:start w:val="1"/>
+      <w:numFmt w:val="bullet"/>
+      <w:lvlText w:val=""/>
+      <w:lvlJc w:val="left"/>
+      <w:pPr>
+        <w:tabs>
+          <w:tab w:val="num" w:pos="0"/>
+        </w:tabs>
+        <w:ind w:left="3600" w:hanging="360"/>
+      </w:pPr>
+      <w:rPr>
+        <w:rFonts w:ascii="Wingdings 2" w:hAnsi="Wingdings 2" w:cs="Wingdings 2" w:hint="default"/>
+      </w:rPr>
+    </w:lvl>
+    <w:lvl w:ilvl="5">
+      <w:start w:val="1"/>
+      <w:numFmt w:val="bullet"/>
+      <w:lvlText w:val="■"/>
+      <w:lvlJc w:val="left"/>
+      <w:pPr>
+        <w:tabs>
+          <w:tab w:val="num" w:pos="0"/>
+        </w:tabs>
+        <w:ind w:left="4320" w:hanging="360"/>
+      </w:pPr>
+      <w:rPr>
+        <w:rFonts w:ascii="OpenSymbol" w:hAnsi="OpenSymbol" w:cs="OpenSymbol" w:hint="default"/>
+      </w:rPr>
+    </w:lvl>
+    <w:lvl w:ilvl="6">
+      <w:start w:val="1"/>
+      <w:numFmt w:val="bullet"/>
+      <w:lvlText w:val=""/>
+      <w:lvlJc w:val="left"/>
+      <w:pPr>
+        <w:tabs>
+          <w:tab w:val="num" w:pos="0"/>
+        </w:tabs>
+        <w:ind w:left="5040" w:hanging="360"/>
+      </w:pPr>
+      <w:rPr>
+        <w:rFonts w:ascii="Wingdings" w:hAnsi="Wingdings" w:cs="Wingdings" w:hint="default"/>
+      </w:rPr>
+    </w:lvl>
+    <w:lvl w:ilvl="7">
+      <w:start w:val="1"/>
+      <w:numFmt w:val="bullet"/>
+      <w:lvlText w:val=""/>
+      <w:lvlJc w:val="left"/>
+      <w:pPr>
+        <w:tabs>
+          <w:tab w:val="num" w:pos="0"/>
+        </w:tabs>
+        <w:ind w:left="5760" w:hanging="360"/>
+      </w:pPr>
+      <w:rPr>
+        <w:rFonts w:ascii="Wingdings" w:hAnsi="Wingdings" w:cs="Wingdings" w:hint="default"/>
+      </w:rPr>
+    </w:lvl>
+    <w:lvl w:ilvl="8">
+      <w:start w:val="1"/>
+      <w:numFmt w:val="bullet"/>
+      <w:lvlText w:val=""/>
+      <w:lvlJc w:val="left"/>
+      <w:pPr>
+        <w:tabs>
+          <w:tab w:val="num" w:pos="0"/>
+        </w:tabs>
+        <w:ind w:left="6480" w:hanging="360"/>
+      </w:pPr>
+      <w:rPr>
+        <w:rFonts w:ascii="Wingdings" w:hAnsi="Wingdings" w:cs="Wingdings" w:hint="default"/>
+      </w:rPr>
+    </w:lvl>
+  </w:abstractNum>
+  <w:abstractNum w:abstractNumId="43">
+    <w:lvl w:ilvl="0">
+      <w:start w:val="1"/>
+      <w:numFmt w:val="bullet"/>
+      <w:lvlText w:val=""/>
+      <w:lvlJc w:val="left"/>
+      <w:pPr>
+        <w:tabs>
+          <w:tab w:val="num" w:pos="0"/>
+        </w:tabs>
+        <w:ind w:left="720" w:hanging="360"/>
+      </w:pPr>
+      <w:rPr>
+        <w:rFonts w:ascii="Wingdings" w:hAnsi="Wingdings" w:cs="Wingdings" w:hint="default"/>
+      </w:rPr>
+    </w:lvl>
+    <w:lvl w:ilvl="1">
+      <w:start w:val="1"/>
+      <w:numFmt w:val="bullet"/>
+      <w:lvlText w:val=""/>
+      <w:lvlJc w:val="left"/>
+      <w:pPr>
+        <w:tabs>
+          <w:tab w:val="num" w:pos="0"/>
+        </w:tabs>
+        <w:ind w:left="1440" w:hanging="360"/>
+      </w:pPr>
+      <w:rPr>
+        <w:rFonts w:ascii="Wingdings 2" w:hAnsi="Wingdings 2" w:cs="Wingdings 2" w:hint="default"/>
+      </w:rPr>
+    </w:lvl>
+    <w:lvl w:ilvl="2">
+      <w:start w:val="1"/>
+      <w:numFmt w:val="bullet"/>
+      <w:lvlText w:val="■"/>
+      <w:lvlJc w:val="left"/>
+      <w:pPr>
+        <w:tabs>
+          <w:tab w:val="num" w:pos="0"/>
+        </w:tabs>
+        <w:ind w:left="2160" w:hanging="360"/>
+      </w:pPr>
+      <w:rPr>
+        <w:rFonts w:ascii="OpenSymbol" w:hAnsi="OpenSymbol" w:cs="OpenSymbol" w:hint="default"/>
+      </w:rPr>
+    </w:lvl>
+    <w:lvl w:ilvl="3">
+      <w:start w:val="1"/>
+      <w:numFmt w:val="bullet"/>
+      <w:lvlText w:val=""/>
+      <w:lvlJc w:val="left"/>
+      <w:pPr>
+        <w:tabs>
+          <w:tab w:val="num" w:pos="0"/>
+        </w:tabs>
+        <w:ind w:left="2880" w:hanging="360"/>
+      </w:pPr>
+      <w:rPr>
+        <w:rFonts w:ascii="Wingdings" w:hAnsi="Wingdings" w:cs="Wingdings" w:hint="default"/>
+      </w:rPr>
+    </w:lvl>
+    <w:lvl w:ilvl="4">
+      <w:start w:val="1"/>
+      <w:numFmt w:val="bullet"/>
+      <w:lvlText w:val=""/>
+      <w:lvlJc w:val="left"/>
+      <w:pPr>
+        <w:tabs>
+          <w:tab w:val="num" w:pos="0"/>
+        </w:tabs>
+        <w:ind w:left="3600" w:hanging="360"/>
+      </w:pPr>
+      <w:rPr>
+        <w:rFonts w:ascii="Wingdings 2" w:hAnsi="Wingdings 2" w:cs="Wingdings 2" w:hint="default"/>
+      </w:rPr>
+    </w:lvl>
+    <w:lvl w:ilvl="5">
+      <w:start w:val="1"/>
+      <w:numFmt w:val="bullet"/>
+      <w:lvlText w:val="■"/>
+      <w:lvlJc w:val="left"/>
+      <w:pPr>
+        <w:tabs>
+          <w:tab w:val="num" w:pos="0"/>
+        </w:tabs>
+        <w:ind w:left="4320" w:hanging="360"/>
+      </w:pPr>
+      <w:rPr>
+        <w:rFonts w:ascii="OpenSymbol" w:hAnsi="OpenSymbol" w:cs="OpenSymbol" w:hint="default"/>
+      </w:rPr>
+    </w:lvl>
+    <w:lvl w:ilvl="6">
+      <w:start w:val="1"/>
+      <w:numFmt w:val="bullet"/>
+      <w:lvlText w:val=""/>
+      <w:lvlJc w:val="left"/>
+      <w:pPr>
+        <w:tabs>
+          <w:tab w:val="num" w:pos="0"/>
+        </w:tabs>
+        <w:ind w:left="5040" w:hanging="360"/>
+      </w:pPr>
+      <w:rPr>
+        <w:rFonts w:ascii="Wingdings" w:hAnsi="Wingdings" w:cs="Wingdings" w:hint="default"/>
+      </w:rPr>
+    </w:lvl>
+    <w:lvl w:ilvl="7">
+      <w:start w:val="1"/>
+      <w:numFmt w:val="bullet"/>
+      <w:lvlText w:val=""/>
+      <w:lvlJc w:val="left"/>
+      <w:pPr>
+        <w:tabs>
+          <w:tab w:val="num" w:pos="0"/>
+        </w:tabs>
+        <w:ind w:left="5760" w:hanging="360"/>
+      </w:pPr>
+      <w:rPr>
+        <w:rFonts w:ascii="Wingdings" w:hAnsi="Wingdings" w:cs="Wingdings" w:hint="default"/>
+      </w:rPr>
+    </w:lvl>
+    <w:lvl w:ilvl="8">
+      <w:start w:val="1"/>
+      <w:numFmt w:val="bullet"/>
+      <w:lvlText w:val=""/>
+      <w:lvlJc w:val="left"/>
+      <w:pPr>
+        <w:tabs>
+          <w:tab w:val="num" w:pos="0"/>
+        </w:tabs>
+        <w:ind w:left="6480" w:hanging="360"/>
+      </w:pPr>
+      <w:rPr>
+        <w:rFonts w:ascii="Wingdings" w:hAnsi="Wingdings" w:cs="Wingdings" w:hint="default"/>
+      </w:rPr>
+    </w:lvl>
+  </w:abstractNum>
+  <w:abstractNum w:abstractNumId="44">
+    <w:lvl w:ilvl="0">
+      <w:start w:val="1"/>
+      <w:numFmt w:val="bullet"/>
+      <w:lvlText w:val=""/>
+      <w:lvlJc w:val="left"/>
+      <w:pPr>
+        <w:tabs>
+          <w:tab w:val="num" w:pos="0"/>
+        </w:tabs>
+        <w:ind w:left="720" w:hanging="360"/>
+      </w:pPr>
+      <w:rPr>
+        <w:rFonts w:ascii="Wingdings" w:hAnsi="Wingdings" w:cs="Wingdings" w:hint="default"/>
+      </w:rPr>
+    </w:lvl>
+    <w:lvl w:ilvl="1">
+      <w:start w:val="1"/>
+      <w:numFmt w:val="bullet"/>
+      <w:lvlText w:val=""/>
+      <w:lvlJc w:val="left"/>
+      <w:pPr>
+        <w:tabs>
+          <w:tab w:val="num" w:pos="0"/>
+        </w:tabs>
+        <w:ind w:left="1440" w:hanging="360"/>
+      </w:pPr>
+      <w:rPr>
+        <w:rFonts w:ascii="Wingdings 2" w:hAnsi="Wingdings 2" w:cs="Wingdings 2" w:hint="default"/>
+      </w:rPr>
+    </w:lvl>
+    <w:lvl w:ilvl="2">
+      <w:start w:val="1"/>
+      <w:numFmt w:val="bullet"/>
+      <w:lvlText w:val="■"/>
+      <w:lvlJc w:val="left"/>
+      <w:pPr>
+        <w:tabs>
+          <w:tab w:val="num" w:pos="0"/>
+        </w:tabs>
+        <w:ind w:left="2160" w:hanging="360"/>
+      </w:pPr>
+      <w:rPr>
+        <w:rFonts w:ascii="OpenSymbol" w:hAnsi="OpenSymbol" w:cs="OpenSymbol" w:hint="default"/>
+      </w:rPr>
+    </w:lvl>
+    <w:lvl w:ilvl="3">
+      <w:start w:val="1"/>
+      <w:numFmt w:val="bullet"/>
+      <w:lvlText w:val=""/>
+      <w:lvlJc w:val="left"/>
+      <w:pPr>
+        <w:tabs>
+          <w:tab w:val="num" w:pos="0"/>
+        </w:tabs>
+        <w:ind w:left="2880" w:hanging="360"/>
+      </w:pPr>
+      <w:rPr>
+        <w:rFonts w:ascii="Wingdings" w:hAnsi="Wingdings" w:cs="Wingdings" w:hint="default"/>
+      </w:rPr>
+    </w:lvl>
+    <w:lvl w:ilvl="4">
+      <w:start w:val="1"/>
+      <w:numFmt w:val="bullet"/>
+      <w:lvlText w:val=""/>
+      <w:lvlJc w:val="left"/>
+      <w:pPr>
+        <w:tabs>
+          <w:tab w:val="num" w:pos="0"/>
+        </w:tabs>
+        <w:ind w:left="3600" w:hanging="360"/>
+      </w:pPr>
+      <w:rPr>
+        <w:rFonts w:ascii="Wingdings 2" w:hAnsi="Wingdings 2" w:cs="Wingdings 2" w:hint="default"/>
+      </w:rPr>
+    </w:lvl>
+    <w:lvl w:ilvl="5">
+      <w:start w:val="1"/>
+      <w:numFmt w:val="bullet"/>
+      <w:lvlText w:val="■"/>
+      <w:lvlJc w:val="left"/>
+      <w:pPr>
+        <w:tabs>
+          <w:tab w:val="num" w:pos="0"/>
+        </w:tabs>
+        <w:ind w:left="4320" w:hanging="360"/>
+      </w:pPr>
+      <w:rPr>
+        <w:rFonts w:ascii="OpenSymbol" w:hAnsi="OpenSymbol" w:cs="OpenSymbol" w:hint="default"/>
+      </w:rPr>
+    </w:lvl>
+    <w:lvl w:ilvl="6">
+      <w:start w:val="1"/>
+      <w:numFmt w:val="bullet"/>
+      <w:lvlText w:val=""/>
+      <w:lvlJc w:val="left"/>
+      <w:pPr>
+        <w:tabs>
+          <w:tab w:val="num" w:pos="0"/>
+        </w:tabs>
+        <w:ind w:left="5040" w:hanging="360"/>
+      </w:pPr>
+      <w:rPr>
+        <w:rFonts w:ascii="Wingdings" w:hAnsi="Wingdings" w:cs="Wingdings" w:hint="default"/>
+      </w:rPr>
+    </w:lvl>
+    <w:lvl w:ilvl="7">
+      <w:start w:val="1"/>
+      <w:numFmt w:val="bullet"/>
+      <w:lvlText w:val=""/>
+      <w:lvlJc w:val="left"/>
+      <w:pPr>
+        <w:tabs>
+          <w:tab w:val="num" w:pos="0"/>
+        </w:tabs>
+        <w:ind w:left="5760" w:hanging="360"/>
+      </w:pPr>
+      <w:rPr>
+        <w:rFonts w:ascii="Wingdings" w:hAnsi="Wingdings" w:cs="Wingdings" w:hint="default"/>
+      </w:rPr>
+    </w:lvl>
+    <w:lvl w:ilvl="8">
+      <w:start w:val="1"/>
+      <w:numFmt w:val="bullet"/>
+      <w:lvlText w:val=""/>
+      <w:lvlJc w:val="left"/>
+      <w:pPr>
+        <w:tabs>
+          <w:tab w:val="num" w:pos="0"/>
+        </w:tabs>
+        <w:ind w:left="6480" w:hanging="360"/>
+      </w:pPr>
+      <w:rPr>
+        <w:rFonts w:ascii="Wingdings" w:hAnsi="Wingdings" w:cs="Wingdings" w:hint="default"/>
+      </w:rPr>
+    </w:lvl>
+  </w:abstractNum>
+  <w:abstractNum w:abstractNumId="45">
+    <w:lvl w:ilvl="0">
+      <w:start w:val="1"/>
+      <w:numFmt w:val="bullet"/>
+      <w:lvlText w:val=""/>
+      <w:lvlJc w:val="left"/>
+      <w:pPr>
+        <w:tabs>
+          <w:tab w:val="num" w:pos="0"/>
+        </w:tabs>
+        <w:ind w:left="720" w:hanging="360"/>
+      </w:pPr>
+      <w:rPr>
+        <w:rFonts w:ascii="Wingdings" w:hAnsi="Wingdings" w:cs="Wingdings" w:hint="default"/>
+      </w:rPr>
+    </w:lvl>
+    <w:lvl w:ilvl="1">
+      <w:start w:val="1"/>
+      <w:numFmt w:val="bullet"/>
+      <w:lvlText w:val=""/>
+      <w:lvlJc w:val="left"/>
+      <w:pPr>
+        <w:tabs>
+          <w:tab w:val="num" w:pos="0"/>
+        </w:tabs>
+        <w:ind w:left="1440" w:hanging="360"/>
+      </w:pPr>
+      <w:rPr>
+        <w:rFonts w:ascii="Wingdings 2" w:hAnsi="Wingdings 2" w:cs="Wingdings 2" w:hint="default"/>
+      </w:rPr>
+    </w:lvl>
+    <w:lvl w:ilvl="2">
+      <w:start w:val="1"/>
+      <w:numFmt w:val="bullet"/>
+      <w:lvlText w:val="■"/>
+      <w:lvlJc w:val="left"/>
+      <w:pPr>
+        <w:tabs>
+          <w:tab w:val="num" w:pos="0"/>
+        </w:tabs>
+        <w:ind w:left="2160" w:hanging="360"/>
+      </w:pPr>
+      <w:rPr>
+        <w:rFonts w:ascii="OpenSymbol" w:hAnsi="OpenSymbol" w:cs="OpenSymbol" w:hint="default"/>
+      </w:rPr>
+    </w:lvl>
+    <w:lvl w:ilvl="3">
+      <w:start w:val="1"/>
+      <w:numFmt w:val="bullet"/>
+      <w:lvlText w:val=""/>
+      <w:lvlJc w:val="left"/>
+      <w:pPr>
+        <w:tabs>
+          <w:tab w:val="num" w:pos="0"/>
+        </w:tabs>
+        <w:ind w:left="2880" w:hanging="360"/>
+      </w:pPr>
+      <w:rPr>
+        <w:rFonts w:ascii="Wingdings" w:hAnsi="Wingdings" w:cs="Wingdings" w:hint="default"/>
+      </w:rPr>
+    </w:lvl>
+    <w:lvl w:ilvl="4">
+      <w:start w:val="1"/>
+      <w:numFmt w:val="bullet"/>
+      <w:lvlText w:val=""/>
+      <w:lvlJc w:val="left"/>
+      <w:pPr>
+        <w:tabs>
+          <w:tab w:val="num" w:pos="0"/>
+        </w:tabs>
+        <w:ind w:left="3600" w:hanging="360"/>
+      </w:pPr>
+      <w:rPr>
+        <w:rFonts w:ascii="Wingdings 2" w:hAnsi="Wingdings 2" w:cs="Wingdings 2" w:hint="default"/>
+      </w:rPr>
+    </w:lvl>
+    <w:lvl w:ilvl="5">
+      <w:start w:val="1"/>
+      <w:numFmt w:val="bullet"/>
+      <w:lvlText w:val="■"/>
+      <w:lvlJc w:val="left"/>
+      <w:pPr>
+        <w:tabs>
+          <w:tab w:val="num" w:pos="0"/>
+        </w:tabs>
+        <w:ind w:left="4320" w:hanging="360"/>
+      </w:pPr>
+      <w:rPr>
+        <w:rFonts w:ascii="OpenSymbol" w:hAnsi="OpenSymbol" w:cs="OpenSymbol" w:hint="default"/>
+      </w:rPr>
+    </w:lvl>
+    <w:lvl w:ilvl="6">
+      <w:start w:val="1"/>
+      <w:numFmt w:val="bullet"/>
+      <w:lvlText w:val=""/>
+      <w:lvlJc w:val="left"/>
+      <w:pPr>
+        <w:tabs>
+          <w:tab w:val="num" w:pos="0"/>
+        </w:tabs>
+        <w:ind w:left="5040" w:hanging="360"/>
+      </w:pPr>
+      <w:rPr>
+        <w:rFonts w:ascii="Wingdings" w:hAnsi="Wingdings" w:cs="Wingdings" w:hint="default"/>
+      </w:rPr>
+    </w:lvl>
+    <w:lvl w:ilvl="7">
+      <w:start w:val="1"/>
+      <w:numFmt w:val="bullet"/>
+      <w:lvlText w:val=""/>
+      <w:lvlJc w:val="left"/>
+      <w:pPr>
+        <w:tabs>
+          <w:tab w:val="num" w:pos="0"/>
+        </w:tabs>
+        <w:ind w:left="5760" w:hanging="360"/>
+      </w:pPr>
+      <w:rPr>
+        <w:rFonts w:ascii="Wingdings" w:hAnsi="Wingdings" w:cs="Wingdings" w:hint="default"/>
+      </w:rPr>
+    </w:lvl>
+    <w:lvl w:ilvl="8">
+      <w:start w:val="1"/>
+      <w:numFmt w:val="bullet"/>
+      <w:lvlText w:val=""/>
+      <w:lvlJc w:val="left"/>
+      <w:pPr>
+        <w:tabs>
+          <w:tab w:val="num" w:pos="0"/>
+        </w:tabs>
+        <w:ind w:left="6480" w:hanging="360"/>
+      </w:pPr>
+      <w:rPr>
+        <w:rFonts w:ascii="Wingdings" w:hAnsi="Wingdings" w:cs="Wingdings" w:hint="default"/>
+      </w:rPr>
+    </w:lvl>
+  </w:abstractNum>
+  <w:abstractNum w:abstractNumId="46">
+    <w:lvl w:ilvl="0">
+      <w:start w:val="1"/>
+      <w:numFmt w:val="bullet"/>
+      <w:lvlText w:val=""/>
+      <w:lvlJc w:val="left"/>
+      <w:pPr>
+        <w:tabs>
+          <w:tab w:val="num" w:pos="0"/>
+        </w:tabs>
+        <w:ind w:left="720" w:hanging="360"/>
+      </w:pPr>
+      <w:rPr>
+        <w:rFonts w:ascii="Wingdings" w:hAnsi="Wingdings" w:cs="Wingdings" w:hint="default"/>
+      </w:rPr>
+    </w:lvl>
+    <w:lvl w:ilvl="1">
+      <w:start w:val="1"/>
+      <w:numFmt w:val="bullet"/>
+      <w:lvlText w:val=""/>
+      <w:lvlJc w:val="left"/>
+      <w:pPr>
+        <w:tabs>
+          <w:tab w:val="num" w:pos="0"/>
+        </w:tabs>
+        <w:ind w:left="1440" w:hanging="360"/>
+      </w:pPr>
+      <w:rPr>
+        <w:rFonts w:ascii="Wingdings 2" w:hAnsi="Wingdings 2" w:cs="Wingdings 2" w:hint="default"/>
+      </w:rPr>
+    </w:lvl>
+    <w:lvl w:ilvl="2">
+      <w:start w:val="1"/>
+      <w:numFmt w:val="bullet"/>
+      <w:lvlText w:val="■"/>
+      <w:lvlJc w:val="left"/>
+      <w:pPr>
+        <w:tabs>
+          <w:tab w:val="num" w:pos="0"/>
+        </w:tabs>
+        <w:ind w:left="2160" w:hanging="360"/>
+      </w:pPr>
+      <w:rPr>
+        <w:rFonts w:ascii="OpenSymbol" w:hAnsi="OpenSymbol" w:cs="OpenSymbol" w:hint="default"/>
+      </w:rPr>
+    </w:lvl>
+    <w:lvl w:ilvl="3">
+      <w:start w:val="1"/>
+      <w:numFmt w:val="bullet"/>
+      <w:lvlText w:val=""/>
+      <w:lvlJc w:val="left"/>
+      <w:pPr>
+        <w:tabs>
+          <w:tab w:val="num" w:pos="0"/>
+        </w:tabs>
+        <w:ind w:left="2880" w:hanging="360"/>
+      </w:pPr>
+      <w:rPr>
+        <w:rFonts w:ascii="Wingdings" w:hAnsi="Wingdings" w:cs="Wingdings" w:hint="default"/>
+      </w:rPr>
+    </w:lvl>
+    <w:lvl w:ilvl="4">
+      <w:start w:val="1"/>
+      <w:numFmt w:val="bullet"/>
+      <w:lvlText w:val=""/>
+      <w:lvlJc w:val="left"/>
+      <w:pPr>
+        <w:tabs>
+          <w:tab w:val="num" w:pos="0"/>
+        </w:tabs>
+        <w:ind w:left="3600" w:hanging="360"/>
+      </w:pPr>
+      <w:rPr>
+        <w:rFonts w:ascii="Wingdings 2" w:hAnsi="Wingdings 2" w:cs="Wingdings 2" w:hint="default"/>
+      </w:rPr>
+    </w:lvl>
+    <w:lvl w:ilvl="5">
+      <w:start w:val="1"/>
+      <w:numFmt w:val="bullet"/>
+      <w:lvlText w:val="■"/>
+      <w:lvlJc w:val="left"/>
+      <w:pPr>
+        <w:tabs>
+          <w:tab w:val="num" w:pos="0"/>
+        </w:tabs>
+        <w:ind w:left="4320" w:hanging="360"/>
+      </w:pPr>
+      <w:rPr>
+        <w:rFonts w:ascii="OpenSymbol" w:hAnsi="OpenSymbol" w:cs="OpenSymbol" w:hint="default"/>
+      </w:rPr>
+    </w:lvl>
+    <w:lvl w:ilvl="6">
+      <w:start w:val="1"/>
+      <w:numFmt w:val="bullet"/>
+      <w:lvlText w:val=""/>
+      <w:lvlJc w:val="left"/>
+      <w:pPr>
+        <w:tabs>
+          <w:tab w:val="num" w:pos="0"/>
+        </w:tabs>
+        <w:ind w:left="5040" w:hanging="360"/>
+      </w:pPr>
+      <w:rPr>
+        <w:rFonts w:ascii="Wingdings" w:hAnsi="Wingdings" w:cs="Wingdings" w:hint="default"/>
+      </w:rPr>
+    </w:lvl>
+    <w:lvl w:ilvl="7">
+      <w:start w:val="1"/>
+      <w:numFmt w:val="bullet"/>
+      <w:lvlText w:val=""/>
+      <w:lvlJc w:val="left"/>
+      <w:pPr>
+        <w:tabs>
+          <w:tab w:val="num" w:pos="0"/>
+        </w:tabs>
+        <w:ind w:left="5760" w:hanging="360"/>
+      </w:pPr>
+      <w:rPr>
+        <w:rFonts w:ascii="Wingdings" w:hAnsi="Wingdings" w:cs="Wingdings" w:hint="default"/>
+      </w:rPr>
+    </w:lvl>
+    <w:lvl w:ilvl="8">
+      <w:start w:val="1"/>
+      <w:numFmt w:val="bullet"/>
+      <w:lvlText w:val=""/>
+      <w:lvlJc w:val="left"/>
+      <w:pPr>
+        <w:tabs>
+          <w:tab w:val="num" w:pos="0"/>
+        </w:tabs>
+        <w:ind w:left="6480" w:hanging="360"/>
+      </w:pPr>
+      <w:rPr>
+        <w:rFonts w:ascii="Wingdings" w:hAnsi="Wingdings" w:cs="Wingdings" w:hint="default"/>
+      </w:rPr>
+    </w:lvl>
+  </w:abstractNum>
+  <w:abstractNum w:abstractNumId="47">
+    <w:lvl w:ilvl="0">
+      <w:start w:val="1"/>
+      <w:numFmt w:val="bullet"/>
+      <w:lvlText w:val=""/>
+      <w:lvlJc w:val="left"/>
+      <w:pPr>
+        <w:tabs>
+          <w:tab w:val="num" w:pos="0"/>
+        </w:tabs>
+        <w:ind w:left="720" w:hanging="360"/>
+      </w:pPr>
+      <w:rPr>
+        <w:rFonts w:ascii="Wingdings" w:hAnsi="Wingdings" w:cs="Wingdings" w:hint="default"/>
+      </w:rPr>
+    </w:lvl>
+    <w:lvl w:ilvl="1">
+      <w:start w:val="1"/>
+      <w:numFmt w:val="bullet"/>
+      <w:lvlText w:val=""/>
+      <w:lvlJc w:val="left"/>
+      <w:pPr>
+        <w:tabs>
+          <w:tab w:val="num" w:pos="0"/>
+        </w:tabs>
+        <w:ind w:left="1440" w:hanging="360"/>
+      </w:pPr>
+      <w:rPr>
+        <w:rFonts w:ascii="Wingdings 2" w:hAnsi="Wingdings 2" w:cs="Wingdings 2" w:hint="default"/>
+      </w:rPr>
+    </w:lvl>
+    <w:lvl w:ilvl="2">
+      <w:start w:val="1"/>
+      <w:numFmt w:val="bullet"/>
+      <w:lvlText w:val="■"/>
+      <w:lvlJc w:val="left"/>
+      <w:pPr>
+        <w:tabs>
+          <w:tab w:val="num" w:pos="0"/>
+        </w:tabs>
+        <w:ind w:left="2160" w:hanging="360"/>
+      </w:pPr>
+      <w:rPr>
+        <w:rFonts w:ascii="OpenSymbol" w:hAnsi="OpenSymbol" w:cs="OpenSymbol" w:hint="default"/>
+      </w:rPr>
+    </w:lvl>
+    <w:lvl w:ilvl="3">
+      <w:start w:val="1"/>
+      <w:numFmt w:val="bullet"/>
+      <w:lvlText w:val=""/>
+      <w:lvlJc w:val="left"/>
+      <w:pPr>
+        <w:tabs>
+          <w:tab w:val="num" w:pos="0"/>
+        </w:tabs>
+        <w:ind w:left="2880" w:hanging="360"/>
+      </w:pPr>
+      <w:rPr>
+        <w:rFonts w:ascii="Wingdings" w:hAnsi="Wingdings" w:cs="Wingdings" w:hint="default"/>
+      </w:rPr>
+    </w:lvl>
+    <w:lvl w:ilvl="4">
+      <w:start w:val="1"/>
+      <w:numFmt w:val="bullet"/>
+      <w:lvlText w:val=""/>
+      <w:lvlJc w:val="left"/>
+      <w:pPr>
+        <w:tabs>
+          <w:tab w:val="num" w:pos="0"/>
+        </w:tabs>
+        <w:ind w:left="3600" w:hanging="360"/>
+      </w:pPr>
+      <w:rPr>
+        <w:rFonts w:ascii="Wingdings 2" w:hAnsi="Wingdings 2" w:cs="Wingdings 2" w:hint="default"/>
+      </w:rPr>
+    </w:lvl>
+    <w:lvl w:ilvl="5">
+      <w:start w:val="1"/>
+      <w:numFmt w:val="bullet"/>
+      <w:lvlText w:val="■"/>
+      <w:lvlJc w:val="left"/>
+      <w:pPr>
+        <w:tabs>
+          <w:tab w:val="num" w:pos="0"/>
+        </w:tabs>
+        <w:ind w:left="4320" w:hanging="360"/>
+      </w:pPr>
+      <w:rPr>
+        <w:rFonts w:ascii="OpenSymbol" w:hAnsi="OpenSymbol" w:cs="OpenSymbol" w:hint="default"/>
+      </w:rPr>
+    </w:lvl>
+    <w:lvl w:ilvl="6">
+      <w:start w:val="1"/>
+      <w:numFmt w:val="bullet"/>
+      <w:lvlText w:val=""/>
+      <w:lvlJc w:val="left"/>
+      <w:pPr>
+        <w:tabs>
+          <w:tab w:val="num" w:pos="0"/>
+        </w:tabs>
+        <w:ind w:left="5040" w:hanging="360"/>
+      </w:pPr>
+      <w:rPr>
+        <w:rFonts w:ascii="Wingdings" w:hAnsi="Wingdings" w:cs="Wingdings" w:hint="default"/>
+      </w:rPr>
+    </w:lvl>
+    <w:lvl w:ilvl="7">
+      <w:start w:val="1"/>
+      <w:numFmt w:val="bullet"/>
+      <w:lvlText w:val=""/>
+      <w:lvlJc w:val="left"/>
+      <w:pPr>
+        <w:tabs>
+          <w:tab w:val="num" w:pos="0"/>
+        </w:tabs>
+        <w:ind w:left="5760" w:hanging="360"/>
+      </w:pPr>
+      <w:rPr>
+        <w:rFonts w:ascii="Wingdings" w:hAnsi="Wingdings" w:cs="Wingdings" w:hint="default"/>
+      </w:rPr>
+    </w:lvl>
+    <w:lvl w:ilvl="8">
+      <w:start w:val="1"/>
+      <w:numFmt w:val="bullet"/>
+      <w:lvlText w:val=""/>
+      <w:lvlJc w:val="left"/>
+      <w:pPr>
+        <w:tabs>
+          <w:tab w:val="num" w:pos="0"/>
+        </w:tabs>
+        <w:ind w:left="6480" w:hanging="360"/>
+      </w:pPr>
+      <w:rPr>
+        <w:rFonts w:ascii="Wingdings" w:hAnsi="Wingdings" w:cs="Wingdings" w:hint="default"/>
+      </w:rPr>
+    </w:lvl>
+  </w:abstractNum>
+  <w:abstractNum w:abstractNumId="48">
+    <w:lvl w:ilvl="0">
+      <w:start w:val="1"/>
+      <w:numFmt w:val="bullet"/>
+      <w:lvlText w:val=""/>
+      <w:lvlJc w:val="left"/>
+      <w:pPr>
+        <w:tabs>
+          <w:tab w:val="num" w:pos="0"/>
+        </w:tabs>
+        <w:ind w:left="720" w:hanging="360"/>
+      </w:pPr>
+      <w:rPr>
+        <w:rFonts w:ascii="Wingdings" w:hAnsi="Wingdings" w:cs="Wingdings" w:hint="default"/>
+      </w:rPr>
+    </w:lvl>
+    <w:lvl w:ilvl="1">
+      <w:start w:val="1"/>
+      <w:numFmt w:val="bullet"/>
+      <w:lvlText w:val=""/>
+      <w:lvlJc w:val="left"/>
+      <w:pPr>
+        <w:tabs>
+          <w:tab w:val="num" w:pos="0"/>
+        </w:tabs>
+        <w:ind w:left="1440" w:hanging="360"/>
+      </w:pPr>
+      <w:rPr>
+        <w:rFonts w:ascii="Wingdings 2" w:hAnsi="Wingdings 2" w:cs="Wingdings 2" w:hint="default"/>
+      </w:rPr>
+    </w:lvl>
+    <w:lvl w:ilvl="2">
+      <w:start w:val="1"/>
+      <w:numFmt w:val="bullet"/>
+      <w:lvlText w:val="■"/>
+      <w:lvlJc w:val="left"/>
+      <w:pPr>
+        <w:tabs>
+          <w:tab w:val="num" w:pos="0"/>
+        </w:tabs>
+        <w:ind w:left="2160" w:hanging="360"/>
+      </w:pPr>
+      <w:rPr>
+        <w:rFonts w:ascii="OpenSymbol" w:hAnsi="OpenSymbol" w:cs="OpenSymbol" w:hint="default"/>
+      </w:rPr>
+    </w:lvl>
+    <w:lvl w:ilvl="3">
+      <w:start w:val="1"/>
+      <w:numFmt w:val="bullet"/>
+      <w:lvlText w:val=""/>
+      <w:lvlJc w:val="left"/>
+      <w:pPr>
+        <w:tabs>
+          <w:tab w:val="num" w:pos="0"/>
+        </w:tabs>
+        <w:ind w:left="2880" w:hanging="360"/>
+      </w:pPr>
+      <w:rPr>
+        <w:rFonts w:ascii="Wingdings" w:hAnsi="Wingdings" w:cs="Wingdings" w:hint="default"/>
+      </w:rPr>
+    </w:lvl>
+    <w:lvl w:ilvl="4">
+      <w:start w:val="1"/>
+      <w:numFmt w:val="bullet"/>
+      <w:lvlText w:val=""/>
+      <w:lvlJc w:val="left"/>
+      <w:pPr>
+        <w:tabs>
+          <w:tab w:val="num" w:pos="0"/>
+        </w:tabs>
+        <w:ind w:left="3600" w:hanging="360"/>
+      </w:pPr>
+      <w:rPr>
+        <w:rFonts w:ascii="Wingdings 2" w:hAnsi="Wingdings 2" w:cs="Wingdings 2" w:hint="default"/>
+      </w:rPr>
+    </w:lvl>
+    <w:lvl w:ilvl="5">
+      <w:start w:val="1"/>
+      <w:numFmt w:val="bullet"/>
+      <w:lvlText w:val="■"/>
+      <w:lvlJc w:val="left"/>
+      <w:pPr>
+        <w:tabs>
+          <w:tab w:val="num" w:pos="0"/>
+        </w:tabs>
+        <w:ind w:left="4320" w:hanging="360"/>
+      </w:pPr>
+      <w:rPr>
+        <w:rFonts w:ascii="OpenSymbol" w:hAnsi="OpenSymbol" w:cs="OpenSymbol" w:hint="default"/>
+      </w:rPr>
+    </w:lvl>
+    <w:lvl w:ilvl="6">
+      <w:start w:val="1"/>
+      <w:numFmt w:val="bullet"/>
+      <w:lvlText w:val=""/>
+      <w:lvlJc w:val="left"/>
+      <w:pPr>
+        <w:tabs>
+          <w:tab w:val="num" w:pos="0"/>
+        </w:tabs>
+        <w:ind w:left="5040" w:hanging="360"/>
+      </w:pPr>
+      <w:rPr>
+        <w:rFonts w:ascii="Wingdings" w:hAnsi="Wingdings" w:cs="Wingdings" w:hint="default"/>
+      </w:rPr>
+    </w:lvl>
+    <w:lvl w:ilvl="7">
+      <w:start w:val="1"/>
+      <w:numFmt w:val="bullet"/>
+      <w:lvlText w:val=""/>
+      <w:lvlJc w:val="left"/>
+      <w:pPr>
+        <w:tabs>
+          <w:tab w:val="num" w:pos="0"/>
+        </w:tabs>
+        <w:ind w:left="5760" w:hanging="360"/>
+      </w:pPr>
+      <w:rPr>
+        <w:rFonts w:ascii="Wingdings" w:hAnsi="Wingdings" w:cs="Wingdings" w:hint="default"/>
+      </w:rPr>
+    </w:lvl>
+    <w:lvl w:ilvl="8">
+      <w:start w:val="1"/>
+      <w:numFmt w:val="bullet"/>
+      <w:lvlText w:val=""/>
+      <w:lvlJc w:val="left"/>
+      <w:pPr>
+        <w:tabs>
+          <w:tab w:val="num" w:pos="0"/>
+        </w:tabs>
+        <w:ind w:left="6480" w:hanging="360"/>
+      </w:pPr>
+      <w:rPr>
+        <w:rFonts w:ascii="Wingdings" w:hAnsi="Wingdings" w:cs="Wingdings" w:hint="default"/>
+      </w:rPr>
+    </w:lvl>
+  </w:abstractNum>
+  <w:abstractNum w:abstractNumId="49">
+    <w:lvl w:ilvl="0">
+      <w:start w:val="1"/>
+      <w:numFmt w:val="bullet"/>
+      <w:lvlText w:val=""/>
+      <w:lvlJc w:val="left"/>
+      <w:pPr>
+        <w:tabs>
+          <w:tab w:val="num" w:pos="0"/>
+        </w:tabs>
+        <w:ind w:left="720" w:hanging="360"/>
+      </w:pPr>
+      <w:rPr>
+        <w:rFonts w:ascii="Wingdings" w:hAnsi="Wingdings" w:cs="Wingdings" w:hint="default"/>
+      </w:rPr>
+    </w:lvl>
+    <w:lvl w:ilvl="1">
+      <w:start w:val="1"/>
+      <w:numFmt w:val="bullet"/>
+      <w:lvlText w:val=""/>
+      <w:lvlJc w:val="left"/>
+      <w:pPr>
+        <w:tabs>
+          <w:tab w:val="num" w:pos="0"/>
+        </w:tabs>
+        <w:ind w:left="1440" w:hanging="360"/>
+      </w:pPr>
+      <w:rPr>
+        <w:rFonts w:ascii="Wingdings 2" w:hAnsi="Wingdings 2" w:cs="Wingdings 2" w:hint="default"/>
+      </w:rPr>
+    </w:lvl>
+    <w:lvl w:ilvl="2">
+      <w:start w:val="1"/>
+      <w:numFmt w:val="bullet"/>
+      <w:lvlText w:val="■"/>
+      <w:lvlJc w:val="left"/>
+      <w:pPr>
+        <w:tabs>
+          <w:tab w:val="num" w:pos="0"/>
+        </w:tabs>
+        <w:ind w:left="2160" w:hanging="360"/>
+      </w:pPr>
+      <w:rPr>
+        <w:rFonts w:ascii="OpenSymbol" w:hAnsi="OpenSymbol" w:cs="OpenSymbol" w:hint="default"/>
+      </w:rPr>
+    </w:lvl>
+    <w:lvl w:ilvl="3">
+      <w:start w:val="1"/>
+      <w:numFmt w:val="bullet"/>
+      <w:lvlText w:val=""/>
+      <w:lvlJc w:val="left"/>
+      <w:pPr>
+        <w:tabs>
+          <w:tab w:val="num" w:pos="0"/>
+        </w:tabs>
+        <w:ind w:left="2880" w:hanging="360"/>
+      </w:pPr>
+      <w:rPr>
+        <w:rFonts w:ascii="Wingdings" w:hAnsi="Wingdings" w:cs="Wingdings" w:hint="default"/>
+      </w:rPr>
+    </w:lvl>
+    <w:lvl w:ilvl="4">
+      <w:start w:val="1"/>
+      <w:numFmt w:val="bullet"/>
+      <w:lvlText w:val=""/>
+      <w:lvlJc w:val="left"/>
+      <w:pPr>
+        <w:tabs>
+          <w:tab w:val="num" w:pos="0"/>
+        </w:tabs>
+        <w:ind w:left="3600" w:hanging="360"/>
+      </w:pPr>
+      <w:rPr>
+        <w:rFonts w:ascii="Wingdings 2" w:hAnsi="Wingdings 2" w:cs="Wingdings 2" w:hint="default"/>
+      </w:rPr>
+    </w:lvl>
+    <w:lvl w:ilvl="5">
+      <w:start w:val="1"/>
+      <w:numFmt w:val="bullet"/>
+      <w:lvlText w:val="■"/>
+      <w:lvlJc w:val="left"/>
+      <w:pPr>
+        <w:tabs>
+          <w:tab w:val="num" w:pos="0"/>
+        </w:tabs>
+        <w:ind w:left="4320" w:hanging="360"/>
+      </w:pPr>
+      <w:rPr>
+        <w:rFonts w:ascii="OpenSymbol" w:hAnsi="OpenSymbol" w:cs="OpenSymbol" w:hint="default"/>
+      </w:rPr>
+    </w:lvl>
+    <w:lvl w:ilvl="6">
+      <w:start w:val="1"/>
+      <w:numFmt w:val="bullet"/>
+      <w:lvlText w:val=""/>
+      <w:lvlJc w:val="left"/>
+      <w:pPr>
+        <w:tabs>
+          <w:tab w:val="num" w:pos="0"/>
+        </w:tabs>
+        <w:ind w:left="5040" w:hanging="360"/>
+      </w:pPr>
+      <w:rPr>
+        <w:rFonts w:ascii="Wingdings" w:hAnsi="Wingdings" w:cs="Wingdings" w:hint="default"/>
+      </w:rPr>
+    </w:lvl>
+    <w:lvl w:ilvl="7">
+      <w:start w:val="1"/>
+      <w:numFmt w:val="bullet"/>
+      <w:lvlText w:val=""/>
+      <w:lvlJc w:val="left"/>
+      <w:pPr>
+        <w:tabs>
+          <w:tab w:val="num" w:pos="0"/>
+        </w:tabs>
+        <w:ind w:left="5760" w:hanging="360"/>
+      </w:pPr>
+      <w:rPr>
+        <w:rFonts w:ascii="Wingdings" w:hAnsi="Wingdings" w:cs="Wingdings" w:hint="default"/>
+      </w:rPr>
+    </w:lvl>
+    <w:lvl w:ilvl="8">
+      <w:start w:val="1"/>
+      <w:numFmt w:val="bullet"/>
+      <w:lvlText w:val=""/>
+      <w:lvlJc w:val="left"/>
+      <w:pPr>
+        <w:tabs>
+          <w:tab w:val="num" w:pos="0"/>
+        </w:tabs>
+        <w:ind w:left="6480" w:hanging="360"/>
+      </w:pPr>
+      <w:rPr>
+        <w:rFonts w:ascii="Wingdings" w:hAnsi="Wingdings" w:cs="Wingdings" w:hint="default"/>
+      </w:rPr>
+    </w:lvl>
+  </w:abstractNum>
+  <w:abstractNum w:abstractNumId="50">
+    <w:lvl w:ilvl="0">
+      <w:start w:val="1"/>
+      <w:numFmt w:val="bullet"/>
+      <w:lvlText w:val=""/>
+      <w:lvlJc w:val="left"/>
+      <w:pPr>
+        <w:tabs>
+          <w:tab w:val="num" w:pos="0"/>
+        </w:tabs>
+        <w:ind w:left="720" w:hanging="360"/>
+      </w:pPr>
+      <w:rPr>
+        <w:rFonts w:ascii="Wingdings" w:hAnsi="Wingdings" w:cs="Wingdings" w:hint="default"/>
+      </w:rPr>
+    </w:lvl>
+    <w:lvl w:ilvl="1">
+      <w:start w:val="1"/>
+      <w:numFmt w:val="bullet"/>
+      <w:lvlText w:val=""/>
+      <w:lvlJc w:val="left"/>
+      <w:pPr>
+        <w:tabs>
+          <w:tab w:val="num" w:pos="0"/>
+        </w:tabs>
+        <w:ind w:left="1440" w:hanging="360"/>
+      </w:pPr>
+      <w:rPr>
+        <w:rFonts w:ascii="Wingdings 2" w:hAnsi="Wingdings 2" w:cs="Wingdings 2" w:hint="default"/>
+      </w:rPr>
+    </w:lvl>
+    <w:lvl w:ilvl="2">
+      <w:start w:val="1"/>
+      <w:numFmt w:val="bullet"/>
+      <w:lvlText w:val="■"/>
+      <w:lvlJc w:val="left"/>
+      <w:pPr>
+        <w:tabs>
+          <w:tab w:val="num" w:pos="0"/>
+        </w:tabs>
+        <w:ind w:left="2160" w:hanging="360"/>
+      </w:pPr>
+      <w:rPr>
+        <w:rFonts w:ascii="OpenSymbol" w:hAnsi="OpenSymbol" w:cs="OpenSymbol" w:hint="default"/>
+      </w:rPr>
+    </w:lvl>
+    <w:lvl w:ilvl="3">
+      <w:start w:val="1"/>
+      <w:numFmt w:val="bullet"/>
+      <w:lvlText w:val=""/>
+      <w:lvlJc w:val="left"/>
+      <w:pPr>
+        <w:tabs>
+          <w:tab w:val="num" w:pos="0"/>
+        </w:tabs>
+        <w:ind w:left="2880" w:hanging="360"/>
+      </w:pPr>
+      <w:rPr>
+        <w:rFonts w:ascii="Wingdings" w:hAnsi="Wingdings" w:cs="Wingdings" w:hint="default"/>
+      </w:rPr>
+    </w:lvl>
+    <w:lvl w:ilvl="4">
+      <w:start w:val="1"/>
+      <w:numFmt w:val="bullet"/>
+      <w:lvlText w:val=""/>
+      <w:lvlJc w:val="left"/>
+      <w:pPr>
+        <w:tabs>
+          <w:tab w:val="num" w:pos="0"/>
+        </w:tabs>
+        <w:ind w:left="3600" w:hanging="360"/>
+      </w:pPr>
+      <w:rPr>
+        <w:rFonts w:ascii="Wingdings 2" w:hAnsi="Wingdings 2" w:cs="Wingdings 2" w:hint="default"/>
+      </w:rPr>
+    </w:lvl>
+    <w:lvl w:ilvl="5">
+      <w:start w:val="1"/>
+      <w:numFmt w:val="bullet"/>
+      <w:lvlText w:val="■"/>
+      <w:lvlJc w:val="left"/>
+      <w:pPr>
+        <w:tabs>
+          <w:tab w:val="num" w:pos="0"/>
+        </w:tabs>
+        <w:ind w:left="4320" w:hanging="360"/>
+      </w:pPr>
+      <w:rPr>
+        <w:rFonts w:ascii="OpenSymbol" w:hAnsi="OpenSymbol" w:cs="OpenSymbol" w:hint="default"/>
+      </w:rPr>
+    </w:lvl>
+    <w:lvl w:ilvl="6">
+      <w:start w:val="1"/>
+      <w:numFmt w:val="bullet"/>
+      <w:lvlText w:val=""/>
+      <w:lvlJc w:val="left"/>
+      <w:pPr>
+        <w:tabs>
+          <w:tab w:val="num" w:pos="0"/>
+        </w:tabs>
+        <w:ind w:left="5040" w:hanging="360"/>
+      </w:pPr>
+      <w:rPr>
+        <w:rFonts w:ascii="Wingdings" w:hAnsi="Wingdings" w:cs="Wingdings" w:hint="default"/>
+      </w:rPr>
+    </w:lvl>
+    <w:lvl w:ilvl="7">
+      <w:start w:val="1"/>
+      <w:numFmt w:val="bullet"/>
+      <w:lvlText w:val=""/>
+      <w:lvlJc w:val="left"/>
+      <w:pPr>
+        <w:tabs>
+          <w:tab w:val="num" w:pos="0"/>
+        </w:tabs>
+        <w:ind w:left="5760" w:hanging="360"/>
+      </w:pPr>
+      <w:rPr>
+        <w:rFonts w:ascii="Wingdings" w:hAnsi="Wingdings" w:cs="Wingdings" w:hint="default"/>
+      </w:rPr>
+    </w:lvl>
+    <w:lvl w:ilvl="8">
+      <w:start w:val="1"/>
+      <w:numFmt w:val="bullet"/>
+      <w:lvlText w:val=""/>
+      <w:lvlJc w:val="left"/>
+      <w:pPr>
+        <w:tabs>
+          <w:tab w:val="num" w:pos="0"/>
+        </w:tabs>
+        <w:ind w:left="6480" w:hanging="360"/>
+      </w:pPr>
+      <w:rPr>
+        <w:rFonts w:ascii="Wingdings" w:hAnsi="Wingdings" w:cs="Wingdings" w:hint="default"/>
+      </w:rPr>
+    </w:lvl>
+  </w:abstractNum>
+  <w:abstractNum w:abstractNumId="51">
+    <w:lvl w:ilvl="0">
+      <w:start w:val="1"/>
+      <w:numFmt w:val="bullet"/>
+      <w:lvlText w:val=""/>
+      <w:lvlJc w:val="left"/>
+      <w:pPr>
+        <w:tabs>
+          <w:tab w:val="num" w:pos="0"/>
+        </w:tabs>
+        <w:ind w:left="720" w:hanging="360"/>
+      </w:pPr>
+      <w:rPr>
+        <w:rFonts w:ascii="Wingdings" w:hAnsi="Wingdings" w:cs="Wingdings" w:hint="default"/>
+      </w:rPr>
+    </w:lvl>
+    <w:lvl w:ilvl="1">
+      <w:start w:val="1"/>
+      <w:numFmt w:val="bullet"/>
+      <w:lvlText w:val=""/>
+      <w:lvlJc w:val="left"/>
+      <w:pPr>
+        <w:tabs>
+          <w:tab w:val="num" w:pos="0"/>
+        </w:tabs>
+        <w:ind w:left="1440" w:hanging="360"/>
+      </w:pPr>
+      <w:rPr>
+        <w:rFonts w:ascii="Wingdings 2" w:hAnsi="Wingdings 2" w:cs="Wingdings 2" w:hint="default"/>
+      </w:rPr>
+    </w:lvl>
+    <w:lvl w:ilvl="2">
+      <w:start w:val="1"/>
+      <w:numFmt w:val="bullet"/>
+      <w:lvlText w:val="■"/>
+      <w:lvlJc w:val="left"/>
+      <w:pPr>
+        <w:tabs>
+          <w:tab w:val="num" w:pos="0"/>
+        </w:tabs>
+        <w:ind w:left="2160" w:hanging="360"/>
+      </w:pPr>
+      <w:rPr>
+        <w:rFonts w:ascii="OpenSymbol" w:hAnsi="OpenSymbol" w:cs="OpenSymbol" w:hint="default"/>
+      </w:rPr>
+    </w:lvl>
+    <w:lvl w:ilvl="3">
+      <w:start w:val="1"/>
+      <w:numFmt w:val="bullet"/>
+      <w:lvlText w:val=""/>
+      <w:lvlJc w:val="left"/>
+      <w:pPr>
+        <w:tabs>
+          <w:tab w:val="num" w:pos="0"/>
+        </w:tabs>
+        <w:ind w:left="2880" w:hanging="360"/>
+      </w:pPr>
+      <w:rPr>
+        <w:rFonts w:ascii="Wingdings" w:hAnsi="Wingdings" w:cs="Wingdings" w:hint="default"/>
+      </w:rPr>
+    </w:lvl>
+    <w:lvl w:ilvl="4">
+      <w:start w:val="1"/>
+      <w:numFmt w:val="bullet"/>
+      <w:lvlText w:val=""/>
+      <w:lvlJc w:val="left"/>
+      <w:pPr>
+        <w:tabs>
+          <w:tab w:val="num" w:pos="0"/>
+        </w:tabs>
+        <w:ind w:left="3600" w:hanging="360"/>
+      </w:pPr>
+      <w:rPr>
+        <w:rFonts w:ascii="Wingdings 2" w:hAnsi="Wingdings 2" w:cs="Wingdings 2" w:hint="default"/>
+      </w:rPr>
+    </w:lvl>
+    <w:lvl w:ilvl="5">
+      <w:start w:val="1"/>
+      <w:numFmt w:val="bullet"/>
+      <w:lvlText w:val="■"/>
+      <w:lvlJc w:val="left"/>
+      <w:pPr>
+        <w:tabs>
+          <w:tab w:val="num" w:pos="0"/>
+        </w:tabs>
+        <w:ind w:left="4320" w:hanging="360"/>
+      </w:pPr>
+      <w:rPr>
+        <w:rFonts w:ascii="OpenSymbol" w:hAnsi="OpenSymbol" w:cs="OpenSymbol" w:hint="default"/>
+      </w:rPr>
+    </w:lvl>
+    <w:lvl w:ilvl="6">
+      <w:start w:val="1"/>
+      <w:numFmt w:val="bullet"/>
+      <w:lvlText w:val=""/>
+      <w:lvlJc w:val="left"/>
+      <w:pPr>
+        <w:tabs>
+          <w:tab w:val="num" w:pos="0"/>
+        </w:tabs>
+        <w:ind w:left="5040" w:hanging="360"/>
+      </w:pPr>
+      <w:rPr>
+        <w:rFonts w:ascii="Wingdings" w:hAnsi="Wingdings" w:cs="Wingdings" w:hint="default"/>
+      </w:rPr>
+    </w:lvl>
+    <w:lvl w:ilvl="7">
+      <w:start w:val="1"/>
+      <w:numFmt w:val="bullet"/>
+      <w:lvlText w:val=""/>
+      <w:lvlJc w:val="left"/>
+      <w:pPr>
+        <w:tabs>
+          <w:tab w:val="num" w:pos="0"/>
+        </w:tabs>
+        <w:ind w:left="5760" w:hanging="360"/>
+      </w:pPr>
+      <w:rPr>
+        <w:rFonts w:ascii="Wingdings" w:hAnsi="Wingdings" w:cs="Wingdings" w:hint="default"/>
+      </w:rPr>
+    </w:lvl>
+    <w:lvl w:ilvl="8">
+      <w:start w:val="1"/>
+      <w:numFmt w:val="bullet"/>
+      <w:lvlText w:val=""/>
+      <w:lvlJc w:val="left"/>
+      <w:pPr>
+        <w:tabs>
+          <w:tab w:val="num" w:pos="0"/>
+        </w:tabs>
+        <w:ind w:left="6480" w:hanging="360"/>
+      </w:pPr>
+      <w:rPr>
+        <w:rFonts w:ascii="Wingdings" w:hAnsi="Wingdings" w:cs="Wingdings" w:hint="default"/>
+      </w:rPr>
+    </w:lvl>
+  </w:abstractNum>
+  <w:abstractNum w:abstractNumId="52">
+    <w:lvl w:ilvl="0">
+      <w:start w:val="1"/>
+      <w:numFmt w:val="bullet"/>
+      <w:lvlText w:val=""/>
+      <w:lvlJc w:val="left"/>
+      <w:pPr>
+        <w:tabs>
+          <w:tab w:val="num" w:pos="0"/>
+        </w:tabs>
+        <w:ind w:left="720" w:hanging="360"/>
+      </w:pPr>
+      <w:rPr>
+        <w:rFonts w:ascii="Wingdings" w:hAnsi="Wingdings" w:cs="Wingdings" w:hint="default"/>
+      </w:rPr>
+    </w:lvl>
+    <w:lvl w:ilvl="1">
+      <w:start w:val="1"/>
+      <w:numFmt w:val="bullet"/>
+      <w:lvlText w:val=""/>
+      <w:lvlJc w:val="left"/>
+      <w:pPr>
+        <w:tabs>
+          <w:tab w:val="num" w:pos="0"/>
+        </w:tabs>
+        <w:ind w:left="1440" w:hanging="360"/>
+      </w:pPr>
+      <w:rPr>
+        <w:rFonts w:ascii="Wingdings 2" w:hAnsi="Wingdings 2" w:cs="Wingdings 2" w:hint="default"/>
+      </w:rPr>
+    </w:lvl>
+    <w:lvl w:ilvl="2">
+      <w:start w:val="1"/>
+      <w:numFmt w:val="bullet"/>
+      <w:lvlText w:val="■"/>
+      <w:lvlJc w:val="left"/>
+      <w:pPr>
+        <w:tabs>
+          <w:tab w:val="num" w:pos="0"/>
+        </w:tabs>
+        <w:ind w:left="2160" w:hanging="360"/>
+      </w:pPr>
+      <w:rPr>
+        <w:rFonts w:ascii="OpenSymbol" w:hAnsi="OpenSymbol" w:cs="OpenSymbol" w:hint="default"/>
+      </w:rPr>
+    </w:lvl>
+    <w:lvl w:ilvl="3">
+      <w:start w:val="1"/>
+      <w:numFmt w:val="bullet"/>
+      <w:lvlText w:val=""/>
+      <w:lvlJc w:val="left"/>
+      <w:pPr>
+        <w:tabs>
+          <w:tab w:val="num" w:pos="0"/>
+        </w:tabs>
+        <w:ind w:left="2880" w:hanging="360"/>
+      </w:pPr>
+      <w:rPr>
+        <w:rFonts w:ascii="Wingdings" w:hAnsi="Wingdings" w:cs="Wingdings" w:hint="default"/>
+      </w:rPr>
+    </w:lvl>
+    <w:lvl w:ilvl="4">
+      <w:start w:val="1"/>
+      <w:numFmt w:val="bullet"/>
+      <w:lvlText w:val=""/>
+      <w:lvlJc w:val="left"/>
+      <w:pPr>
+        <w:tabs>
+          <w:tab w:val="num" w:pos="0"/>
+        </w:tabs>
+        <w:ind w:left="3600" w:hanging="360"/>
+      </w:pPr>
+      <w:rPr>
+        <w:rFonts w:ascii="Wingdings 2" w:hAnsi="Wingdings 2" w:cs="Wingdings 2" w:hint="default"/>
+      </w:rPr>
+    </w:lvl>
+    <w:lvl w:ilvl="5">
+      <w:start w:val="1"/>
+      <w:numFmt w:val="bullet"/>
+      <w:lvlText w:val="■"/>
+      <w:lvlJc w:val="left"/>
+      <w:pPr>
+        <w:tabs>
+          <w:tab w:val="num" w:pos="0"/>
+        </w:tabs>
+        <w:ind w:left="4320" w:hanging="360"/>
+      </w:pPr>
+      <w:rPr>
+        <w:rFonts w:ascii="OpenSymbol" w:hAnsi="OpenSymbol" w:cs="OpenSymbol" w:hint="default"/>
+      </w:rPr>
+    </w:lvl>
+    <w:lvl w:ilvl="6">
+      <w:start w:val="1"/>
+      <w:numFmt w:val="bullet"/>
+      <w:lvlText w:val=""/>
+      <w:lvlJc w:val="left"/>
+      <w:pPr>
+        <w:tabs>
+          <w:tab w:val="num" w:pos="0"/>
+        </w:tabs>
+        <w:ind w:left="5040" w:hanging="360"/>
+      </w:pPr>
+      <w:rPr>
+        <w:rFonts w:ascii="Wingdings" w:hAnsi="Wingdings" w:cs="Wingdings" w:hint="default"/>
+      </w:rPr>
+    </w:lvl>
+    <w:lvl w:ilvl="7">
+      <w:start w:val="1"/>
+      <w:numFmt w:val="bullet"/>
+      <w:lvlText w:val=""/>
+      <w:lvlJc w:val="left"/>
+      <w:pPr>
+        <w:tabs>
+          <w:tab w:val="num" w:pos="0"/>
+        </w:tabs>
+        <w:ind w:left="5760" w:hanging="360"/>
+      </w:pPr>
+      <w:rPr>
+        <w:rFonts w:ascii="Wingdings" w:hAnsi="Wingdings" w:cs="Wingdings" w:hint="default"/>
+      </w:rPr>
+    </w:lvl>
+    <w:lvl w:ilvl="8">
+      <w:start w:val="1"/>
+      <w:numFmt w:val="bullet"/>
+      <w:lvlText w:val=""/>
+      <w:lvlJc w:val="left"/>
+      <w:pPr>
+        <w:tabs>
+          <w:tab w:val="num" w:pos="0"/>
+        </w:tabs>
+        <w:ind w:left="6480" w:hanging="360"/>
+      </w:pPr>
+      <w:rPr>
+        <w:rFonts w:ascii="Wingdings" w:hAnsi="Wingdings" w:cs="Wingdings" w:hint="default"/>
+      </w:rPr>
+    </w:lvl>
+  </w:abstractNum>
+  <w:abstractNum w:abstractNumId="53">
+    <w:lvl w:ilvl="0">
+      <w:start w:val="1"/>
+      <w:numFmt w:val="bullet"/>
+      <w:lvlText w:val=""/>
+      <w:lvlJc w:val="left"/>
+      <w:pPr>
+        <w:tabs>
+          <w:tab w:val="num" w:pos="0"/>
+        </w:tabs>
+        <w:ind w:left="720" w:hanging="360"/>
+      </w:pPr>
+      <w:rPr>
+        <w:rFonts w:ascii="Wingdings" w:hAnsi="Wingdings" w:cs="Wingdings" w:hint="default"/>
+      </w:rPr>
+    </w:lvl>
+    <w:lvl w:ilvl="1">
+      <w:start w:val="1"/>
+      <w:numFmt w:val="bullet"/>
+      <w:lvlText w:val=""/>
+      <w:lvlJc w:val="left"/>
+      <w:pPr>
+        <w:tabs>
+          <w:tab w:val="num" w:pos="0"/>
+        </w:tabs>
+        <w:ind w:left="1440" w:hanging="360"/>
+      </w:pPr>
+      <w:rPr>
+        <w:rFonts w:ascii="Wingdings 2" w:hAnsi="Wingdings 2" w:cs="Wingdings 2" w:hint="default"/>
+      </w:rPr>
+    </w:lvl>
+    <w:lvl w:ilvl="2">
+      <w:start w:val="1"/>
+      <w:numFmt w:val="bullet"/>
+      <w:lvlText w:val="■"/>
+      <w:lvlJc w:val="left"/>
+      <w:pPr>
+        <w:tabs>
+          <w:tab w:val="num" w:pos="0"/>
+        </w:tabs>
+        <w:ind w:left="2160" w:hanging="360"/>
+      </w:pPr>
+      <w:rPr>
+        <w:rFonts w:ascii="OpenSymbol" w:hAnsi="OpenSymbol" w:cs="OpenSymbol" w:hint="default"/>
+      </w:rPr>
+    </w:lvl>
+    <w:lvl w:ilvl="3">
+      <w:start w:val="1"/>
+      <w:numFmt w:val="bullet"/>
+      <w:lvlText w:val=""/>
+      <w:lvlJc w:val="left"/>
+      <w:pPr>
+        <w:tabs>
+          <w:tab w:val="num" w:pos="0"/>
+        </w:tabs>
+        <w:ind w:left="2880" w:hanging="360"/>
+      </w:pPr>
+      <w:rPr>
+        <w:rFonts w:ascii="Wingdings" w:hAnsi="Wingdings" w:cs="Wingdings" w:hint="default"/>
+      </w:rPr>
+    </w:lvl>
+    <w:lvl w:ilvl="4">
+      <w:start w:val="1"/>
+      <w:numFmt w:val="bullet"/>
+      <w:lvlText w:val=""/>
+      <w:lvlJc w:val="left"/>
+      <w:pPr>
+        <w:tabs>
+          <w:tab w:val="num" w:pos="0"/>
+        </w:tabs>
+        <w:ind w:left="3600" w:hanging="360"/>
+      </w:pPr>
+      <w:rPr>
+        <w:rFonts w:ascii="Wingdings 2" w:hAnsi="Wingdings 2" w:cs="Wingdings 2" w:hint="default"/>
+      </w:rPr>
+    </w:lvl>
+    <w:lvl w:ilvl="5">
+      <w:start w:val="1"/>
+      <w:numFmt w:val="bullet"/>
+      <w:lvlText w:val="■"/>
+      <w:lvlJc w:val="left"/>
+      <w:pPr>
+        <w:tabs>
+          <w:tab w:val="num" w:pos="0"/>
+        </w:tabs>
+        <w:ind w:left="4320" w:hanging="360"/>
+      </w:pPr>
+      <w:rPr>
+        <w:rFonts w:ascii="OpenSymbol" w:hAnsi="OpenSymbol" w:cs="OpenSymbol" w:hint="default"/>
+      </w:rPr>
+    </w:lvl>
+    <w:lvl w:ilvl="6">
+      <w:start w:val="1"/>
+      <w:numFmt w:val="bullet"/>
+      <w:lvlText w:val=""/>
+      <w:lvlJc w:val="left"/>
+      <w:pPr>
+        <w:tabs>
+          <w:tab w:val="num" w:pos="0"/>
+        </w:tabs>
+        <w:ind w:left="5040" w:hanging="360"/>
+      </w:pPr>
+      <w:rPr>
+        <w:rFonts w:ascii="Wingdings" w:hAnsi="Wingdings" w:cs="Wingdings" w:hint="default"/>
+      </w:rPr>
+    </w:lvl>
+    <w:lvl w:ilvl="7">
+      <w:start w:val="1"/>
+      <w:numFmt w:val="bullet"/>
+      <w:lvlText w:val=""/>
+      <w:lvlJc w:val="left"/>
+      <w:pPr>
+        <w:tabs>
+          <w:tab w:val="num" w:pos="0"/>
+        </w:tabs>
+        <w:ind w:left="5760" w:hanging="360"/>
+      </w:pPr>
+      <w:rPr>
+        <w:rFonts w:ascii="Wingdings" w:hAnsi="Wingdings" w:cs="Wingdings" w:hint="default"/>
+      </w:rPr>
+    </w:lvl>
+    <w:lvl w:ilvl="8">
+      <w:start w:val="1"/>
+      <w:numFmt w:val="bullet"/>
+      <w:lvlText w:val=""/>
+      <w:lvlJc w:val="left"/>
+      <w:pPr>
+        <w:tabs>
+          <w:tab w:val="num" w:pos="0"/>
+        </w:tabs>
+        <w:ind w:left="6480" w:hanging="360"/>
+      </w:pPr>
+      <w:rPr>
+        <w:rFonts w:ascii="Wingdings" w:hAnsi="Wingdings" w:cs="Wingdings" w:hint="default"/>
+      </w:rPr>
+    </w:lvl>
+  </w:abstractNum>
+  <w:abstractNum w:abstractNumId="54">
+    <w:lvl w:ilvl="0">
+      <w:start w:val="1"/>
+      <w:numFmt w:val="bullet"/>
+      <w:lvlText w:val=""/>
+      <w:lvlJc w:val="left"/>
+      <w:pPr>
+        <w:tabs>
+          <w:tab w:val="num" w:pos="0"/>
+        </w:tabs>
+        <w:ind w:left="720" w:hanging="360"/>
+      </w:pPr>
+      <w:rPr>
+        <w:rFonts w:ascii="Wingdings" w:hAnsi="Wingdings" w:cs="Wingdings" w:hint="default"/>
+      </w:rPr>
+    </w:lvl>
+    <w:lvl w:ilvl="1">
+      <w:start w:val="1"/>
+      <w:numFmt w:val="bullet"/>
+      <w:lvlText w:val=""/>
+      <w:lvlJc w:val="left"/>
+      <w:pPr>
+        <w:tabs>
+          <w:tab w:val="num" w:pos="0"/>
+        </w:tabs>
+        <w:ind w:left="1440" w:hanging="360"/>
+      </w:pPr>
+      <w:rPr>
+        <w:rFonts w:ascii="Wingdings 2" w:hAnsi="Wingdings 2" w:cs="Wingdings 2" w:hint="default"/>
+      </w:rPr>
+    </w:lvl>
+    <w:lvl w:ilvl="2">
+      <w:start w:val="1"/>
+      <w:numFmt w:val="bullet"/>
+      <w:lvlText w:val="■"/>
+      <w:lvlJc w:val="left"/>
+      <w:pPr>
+        <w:tabs>
+          <w:tab w:val="num" w:pos="0"/>
+        </w:tabs>
+        <w:ind w:left="2160" w:hanging="360"/>
+      </w:pPr>
+      <w:rPr>
+        <w:rFonts w:ascii="OpenSymbol" w:hAnsi="OpenSymbol" w:cs="OpenSymbol" w:hint="default"/>
+      </w:rPr>
+    </w:lvl>
+    <w:lvl w:ilvl="3">
+      <w:start w:val="1"/>
+      <w:numFmt w:val="bullet"/>
+      <w:lvlText w:val=""/>
+      <w:lvlJc w:val="left"/>
+      <w:pPr>
+        <w:tabs>
+          <w:tab w:val="num" w:pos="0"/>
+        </w:tabs>
+        <w:ind w:left="2880" w:hanging="360"/>
+      </w:pPr>
+      <w:rPr>
+        <w:rFonts w:ascii="Wingdings" w:hAnsi="Wingdings" w:cs="Wingdings" w:hint="default"/>
+      </w:rPr>
+    </w:lvl>
+    <w:lvl w:ilvl="4">
+      <w:start w:val="1"/>
+      <w:numFmt w:val="bullet"/>
+      <w:lvlText w:val=""/>
+      <w:lvlJc w:val="left"/>
+      <w:pPr>
+        <w:tabs>
+          <w:tab w:val="num" w:pos="0"/>
+        </w:tabs>
+        <w:ind w:left="3600" w:hanging="360"/>
+      </w:pPr>
+      <w:rPr>
+        <w:rFonts w:ascii="Wingdings 2" w:hAnsi="Wingdings 2" w:cs="Wingdings 2" w:hint="default"/>
+      </w:rPr>
+    </w:lvl>
+    <w:lvl w:ilvl="5">
+      <w:start w:val="1"/>
+      <w:numFmt w:val="bullet"/>
+      <w:lvlText w:val="■"/>
+      <w:lvlJc w:val="left"/>
+      <w:pPr>
+        <w:tabs>
+          <w:tab w:val="num" w:pos="0"/>
+        </w:tabs>
+        <w:ind w:left="4320" w:hanging="360"/>
+      </w:pPr>
+      <w:rPr>
+        <w:rFonts w:ascii="OpenSymbol" w:hAnsi="OpenSymbol" w:cs="OpenSymbol" w:hint="default"/>
+      </w:rPr>
+    </w:lvl>
+    <w:lvl w:ilvl="6">
+      <w:start w:val="1"/>
+      <w:numFmt w:val="bullet"/>
+      <w:lvlText w:val=""/>
+      <w:lvlJc w:val="left"/>
+      <w:pPr>
+        <w:tabs>
+          <w:tab w:val="num" w:pos="0"/>
+        </w:tabs>
+        <w:ind w:left="5040" w:hanging="360"/>
+      </w:pPr>
+      <w:rPr>
+        <w:rFonts w:ascii="Wingdings" w:hAnsi="Wingdings" w:cs="Wingdings" w:hint="default"/>
+      </w:rPr>
+    </w:lvl>
+    <w:lvl w:ilvl="7">
+      <w:start w:val="1"/>
+      <w:numFmt w:val="bullet"/>
+      <w:lvlText w:val=""/>
+      <w:lvlJc w:val="left"/>
+      <w:pPr>
+        <w:tabs>
+          <w:tab w:val="num" w:pos="0"/>
+        </w:tabs>
+        <w:ind w:left="5760" w:hanging="360"/>
+      </w:pPr>
+      <w:rPr>
+        <w:rFonts w:ascii="Wingdings" w:hAnsi="Wingdings" w:cs="Wingdings" w:hint="default"/>
+      </w:rPr>
+    </w:lvl>
+    <w:lvl w:ilvl="8">
+      <w:start w:val="1"/>
+      <w:numFmt w:val="bullet"/>
+      <w:lvlText w:val=""/>
+      <w:lvlJc w:val="left"/>
+      <w:pPr>
+        <w:tabs>
+          <w:tab w:val="num" w:pos="0"/>
+        </w:tabs>
+        <w:ind w:left="6480" w:hanging="360"/>
+      </w:pPr>
+      <w:rPr>
+        <w:rFonts w:ascii="Wingdings" w:hAnsi="Wingdings" w:cs="Wingdings" w:hint="default"/>
+      </w:rPr>
+    </w:lvl>
+  </w:abstractNum>
+  <w:abstractNum w:abstractNumId="55">
+    <w:lvl w:ilvl="0">
+      <w:start w:val="1"/>
+      <w:numFmt w:val="bullet"/>
+      <w:lvlText w:val=""/>
+      <w:lvlJc w:val="left"/>
+      <w:pPr>
+        <w:tabs>
+          <w:tab w:val="num" w:pos="0"/>
+        </w:tabs>
+        <w:ind w:left="720" w:hanging="360"/>
+      </w:pPr>
+      <w:rPr>
+        <w:rFonts w:ascii="Wingdings" w:hAnsi="Wingdings" w:cs="Wingdings" w:hint="default"/>
+      </w:rPr>
+    </w:lvl>
+    <w:lvl w:ilvl="1">
+      <w:start w:val="1"/>
+      <w:numFmt w:val="bullet"/>
+      <w:lvlText w:val=""/>
+      <w:lvlJc w:val="left"/>
+      <w:pPr>
+        <w:tabs>
+          <w:tab w:val="num" w:pos="0"/>
+        </w:tabs>
+        <w:ind w:left="1440" w:hanging="360"/>
+      </w:pPr>
+      <w:rPr>
+        <w:rFonts w:ascii="Wingdings 2" w:hAnsi="Wingdings 2" w:cs="Wingdings 2" w:hint="default"/>
+      </w:rPr>
+    </w:lvl>
+    <w:lvl w:ilvl="2">
+      <w:start w:val="1"/>
+      <w:numFmt w:val="bullet"/>
+      <w:lvlText w:val="■"/>
+      <w:lvlJc w:val="left"/>
+      <w:pPr>
+        <w:tabs>
+          <w:tab w:val="num" w:pos="0"/>
+        </w:tabs>
+        <w:ind w:left="2160" w:hanging="360"/>
+      </w:pPr>
+      <w:rPr>
+        <w:rFonts w:ascii="OpenSymbol" w:hAnsi="OpenSymbol" w:cs="OpenSymbol" w:hint="default"/>
+      </w:rPr>
+    </w:lvl>
+    <w:lvl w:ilvl="3">
+      <w:start w:val="1"/>
+      <w:numFmt w:val="bullet"/>
+      <w:lvlText w:val=""/>
+      <w:lvlJc w:val="left"/>
+      <w:pPr>
+        <w:tabs>
+          <w:tab w:val="num" w:pos="0"/>
+        </w:tabs>
+        <w:ind w:left="2880" w:hanging="360"/>
+      </w:pPr>
+      <w:rPr>
+        <w:rFonts w:ascii="Wingdings" w:hAnsi="Wingdings" w:cs="Wingdings" w:hint="default"/>
+      </w:rPr>
+    </w:lvl>
+    <w:lvl w:ilvl="4">
+      <w:start w:val="1"/>
+      <w:numFmt w:val="bullet"/>
+      <w:lvlText w:val=""/>
+      <w:lvlJc w:val="left"/>
+      <w:pPr>
+        <w:tabs>
+          <w:tab w:val="num" w:pos="0"/>
+        </w:tabs>
+        <w:ind w:left="3600" w:hanging="360"/>
+      </w:pPr>
+      <w:rPr>
+        <w:rFonts w:ascii="Wingdings 2" w:hAnsi="Wingdings 2" w:cs="Wingdings 2" w:hint="default"/>
+      </w:rPr>
+    </w:lvl>
+    <w:lvl w:ilvl="5">
+      <w:start w:val="1"/>
+      <w:numFmt w:val="bullet"/>
+      <w:lvlText w:val="■"/>
+      <w:lvlJc w:val="left"/>
+      <w:pPr>
+        <w:tabs>
+          <w:tab w:val="num" w:pos="0"/>
+        </w:tabs>
+        <w:ind w:left="4320" w:hanging="360"/>
+      </w:pPr>
+      <w:rPr>
+        <w:rFonts w:ascii="OpenSymbol" w:hAnsi="OpenSymbol" w:cs="OpenSymbol" w:hint="default"/>
+      </w:rPr>
+    </w:lvl>
+    <w:lvl w:ilvl="6">
+      <w:start w:val="1"/>
+      <w:numFmt w:val="bullet"/>
+      <w:lvlText w:val=""/>
+      <w:lvlJc w:val="left"/>
+      <w:pPr>
+        <w:tabs>
+          <w:tab w:val="num" w:pos="0"/>
+        </w:tabs>
+        <w:ind w:left="5040" w:hanging="360"/>
+      </w:pPr>
+      <w:rPr>
+        <w:rFonts w:ascii="Wingdings" w:hAnsi="Wingdings" w:cs="Wingdings" w:hint="default"/>
+      </w:rPr>
+    </w:lvl>
+    <w:lvl w:ilvl="7">
+      <w:start w:val="1"/>
+      <w:numFmt w:val="bullet"/>
+      <w:lvlText w:val=""/>
+      <w:lvlJc w:val="left"/>
+      <w:pPr>
+        <w:tabs>
+          <w:tab w:val="num" w:pos="0"/>
+        </w:tabs>
+        <w:ind w:left="5760" w:hanging="360"/>
+      </w:pPr>
+      <w:rPr>
+        <w:rFonts w:ascii="Wingdings" w:hAnsi="Wingdings" w:cs="Wingdings" w:hint="default"/>
+      </w:rPr>
+    </w:lvl>
+    <w:lvl w:ilvl="8">
+      <w:start w:val="1"/>
+      <w:numFmt w:val="bullet"/>
+      <w:lvlText w:val=""/>
+      <w:lvlJc w:val="left"/>
+      <w:pPr>
+        <w:tabs>
+          <w:tab w:val="num" w:pos="0"/>
+        </w:tabs>
+        <w:ind w:left="6480" w:hanging="360"/>
+      </w:pPr>
+      <w:rPr>
+        <w:rFonts w:ascii="Wingdings" w:hAnsi="Wingdings" w:cs="Wingdings" w:hint="default"/>
+      </w:rPr>
+    </w:lvl>
+  </w:abstractNum>
+  <w:abstractNum w:abstractNumId="56">
+    <w:lvl w:ilvl="0">
+      <w:start w:val="1"/>
+      <w:numFmt w:val="bullet"/>
+      <w:lvlText w:val=""/>
+      <w:lvlJc w:val="left"/>
+      <w:pPr>
+        <w:tabs>
+          <w:tab w:val="num" w:pos="0"/>
+        </w:tabs>
+        <w:ind w:left="720" w:hanging="360"/>
+      </w:pPr>
+      <w:rPr>
+        <w:rFonts w:ascii="Wingdings" w:hAnsi="Wingdings" w:cs="Wingdings" w:hint="default"/>
+      </w:rPr>
+    </w:lvl>
+    <w:lvl w:ilvl="1">
+      <w:start w:val="1"/>
+      <w:numFmt w:val="bullet"/>
+      <w:lvlText w:val=""/>
+      <w:lvlJc w:val="left"/>
+      <w:pPr>
+        <w:tabs>
+          <w:tab w:val="num" w:pos="0"/>
+        </w:tabs>
+        <w:ind w:left="1440" w:hanging="360"/>
+      </w:pPr>
+      <w:rPr>
+        <w:rFonts w:ascii="Wingdings 2" w:hAnsi="Wingdings 2" w:cs="Wingdings 2" w:hint="default"/>
+      </w:rPr>
+    </w:lvl>
+    <w:lvl w:ilvl="2">
+      <w:start w:val="1"/>
+      <w:numFmt w:val="bullet"/>
+      <w:lvlText w:val="■"/>
+      <w:lvlJc w:val="left"/>
+      <w:pPr>
+        <w:tabs>
+          <w:tab w:val="num" w:pos="0"/>
+        </w:tabs>
+        <w:ind w:left="2160" w:hanging="360"/>
+      </w:pPr>
+      <w:rPr>
+        <w:rFonts w:ascii="OpenSymbol" w:hAnsi="OpenSymbol" w:cs="OpenSymbol" w:hint="default"/>
+      </w:rPr>
+    </w:lvl>
+    <w:lvl w:ilvl="3">
+      <w:start w:val="1"/>
+      <w:numFmt w:val="bullet"/>
+      <w:lvlText w:val=""/>
+      <w:lvlJc w:val="left"/>
+      <w:pPr>
+        <w:tabs>
+          <w:tab w:val="num" w:pos="0"/>
+        </w:tabs>
+        <w:ind w:left="2880" w:hanging="360"/>
+      </w:pPr>
+      <w:rPr>
+        <w:rFonts w:ascii="Wingdings" w:hAnsi="Wingdings" w:cs="Wingdings" w:hint="default"/>
+      </w:rPr>
+    </w:lvl>
+    <w:lvl w:ilvl="4">
+      <w:start w:val="1"/>
+      <w:numFmt w:val="bullet"/>
+      <w:lvlText w:val=""/>
+      <w:lvlJc w:val="left"/>
+      <w:pPr>
+        <w:tabs>
+          <w:tab w:val="num" w:pos="0"/>
+        </w:tabs>
+        <w:ind w:left="3600" w:hanging="360"/>
+      </w:pPr>
+      <w:rPr>
+        <w:rFonts w:ascii="Wingdings 2" w:hAnsi="Wingdings 2" w:cs="Wingdings 2" w:hint="default"/>
+      </w:rPr>
+    </w:lvl>
+    <w:lvl w:ilvl="5">
+      <w:start w:val="1"/>
+      <w:numFmt w:val="bullet"/>
+      <w:lvlText w:val="■"/>
+      <w:lvlJc w:val="left"/>
+      <w:pPr>
+        <w:tabs>
+          <w:tab w:val="num" w:pos="0"/>
+        </w:tabs>
+        <w:ind w:left="4320" w:hanging="360"/>
+      </w:pPr>
+      <w:rPr>
+        <w:rFonts w:ascii="OpenSymbol" w:hAnsi="OpenSymbol" w:cs="OpenSymbol" w:hint="default"/>
+      </w:rPr>
+    </w:lvl>
+    <w:lvl w:ilvl="6">
+      <w:start w:val="1"/>
+      <w:numFmt w:val="bullet"/>
+      <w:lvlText w:val=""/>
+      <w:lvlJc w:val="left"/>
+      <w:pPr>
+        <w:tabs>
+          <w:tab w:val="num" w:pos="0"/>
+        </w:tabs>
+        <w:ind w:left="5040" w:hanging="360"/>
+      </w:pPr>
+      <w:rPr>
+        <w:rFonts w:ascii="Wingdings" w:hAnsi="Wingdings" w:cs="Wingdings" w:hint="default"/>
+      </w:rPr>
+    </w:lvl>
+    <w:lvl w:ilvl="7">
+      <w:start w:val="1"/>
+      <w:numFmt w:val="bullet"/>
+      <w:lvlText w:val=""/>
+      <w:lvlJc w:val="left"/>
+      <w:pPr>
+        <w:tabs>
+          <w:tab w:val="num" w:pos="0"/>
+        </w:tabs>
+        <w:ind w:left="5760" w:hanging="360"/>
+      </w:pPr>
+      <w:rPr>
+        <w:rFonts w:ascii="Wingdings" w:hAnsi="Wingdings" w:cs="Wingdings" w:hint="default"/>
+      </w:rPr>
+    </w:lvl>
+    <w:lvl w:ilvl="8">
+      <w:start w:val="1"/>
+      <w:numFmt w:val="bullet"/>
+      <w:lvlText w:val=""/>
+      <w:lvlJc w:val="left"/>
+      <w:pPr>
+        <w:tabs>
+          <w:tab w:val="num" w:pos="0"/>
+        </w:tabs>
+        <w:ind w:left="6480" w:hanging="360"/>
+      </w:pPr>
+      <w:rPr>
+        <w:rFonts w:ascii="Wingdings" w:hAnsi="Wingdings" w:cs="Wingdings" w:hint="default"/>
+      </w:rPr>
+    </w:lvl>
+  </w:abstractNum>
+  <w:abstractNum w:abstractNumId="57">
     <w:lvl w:ilvl="0">
       <w:start w:val="1"/>
       <w:numFmt w:val="none"/>
@@ -6618,171 +13748,330 @@
     <w:abstractNumId w:val="4"/>
   </w:num>
   <w:num w:numId="5">
+    <w:abstractNumId w:val="5"/>
+  </w:num>
+  <w:num w:numId="6">
+    <w:abstractNumId w:val="6"/>
+  </w:num>
+  <w:num w:numId="7">
+    <w:abstractNumId w:val="7"/>
+  </w:num>
+  <w:num w:numId="8">
+    <w:abstractNumId w:val="8"/>
+  </w:num>
+  <w:num w:numId="9">
+    <w:abstractNumId w:val="9"/>
+  </w:num>
+  <w:num w:numId="10">
+    <w:abstractNumId w:val="10"/>
+  </w:num>
+  <w:num w:numId="11">
+    <w:abstractNumId w:val="11"/>
+  </w:num>
+  <w:num w:numId="12">
+    <w:abstractNumId w:val="12"/>
+  </w:num>
+  <w:num w:numId="13">
+    <w:abstractNumId w:val="13"/>
+  </w:num>
+  <w:num w:numId="14">
+    <w:abstractNumId w:val="14"/>
+  </w:num>
+  <w:num w:numId="15">
+    <w:abstractNumId w:val="15"/>
+  </w:num>
+  <w:num w:numId="16">
+    <w:abstractNumId w:val="16"/>
+  </w:num>
+  <w:num w:numId="17">
+    <w:abstractNumId w:val="17"/>
+  </w:num>
+  <w:num w:numId="18">
+    <w:abstractNumId w:val="18"/>
+  </w:num>
+  <w:num w:numId="19">
+    <w:abstractNumId w:val="19"/>
+  </w:num>
+  <w:num w:numId="20">
+    <w:abstractNumId w:val="20"/>
+  </w:num>
+  <w:num w:numId="21">
+    <w:abstractNumId w:val="21"/>
+  </w:num>
+  <w:num w:numId="22">
+    <w:abstractNumId w:val="22"/>
+  </w:num>
+  <w:num w:numId="23">
+    <w:abstractNumId w:val="23"/>
+  </w:num>
+  <w:num w:numId="24">
+    <w:abstractNumId w:val="24"/>
+  </w:num>
+  <w:num w:numId="25">
+    <w:abstractNumId w:val="25"/>
+  </w:num>
+  <w:num w:numId="26">
+    <w:abstractNumId w:val="26"/>
+  </w:num>
+  <w:num w:numId="27">
+    <w:abstractNumId w:val="27"/>
+  </w:num>
+  <w:num w:numId="28">
+    <w:abstractNumId w:val="28"/>
+  </w:num>
+  <w:num w:numId="29">
+    <w:abstractNumId w:val="29"/>
+  </w:num>
+  <w:num w:numId="30">
+    <w:abstractNumId w:val="30"/>
+  </w:num>
+  <w:num w:numId="31">
+    <w:abstractNumId w:val="31"/>
+  </w:num>
+  <w:num w:numId="32">
+    <w:abstractNumId w:val="32"/>
+  </w:num>
+  <w:num w:numId="33">
+    <w:abstractNumId w:val="33"/>
+  </w:num>
+  <w:num w:numId="34">
+    <w:abstractNumId w:val="34"/>
+  </w:num>
+  <w:num w:numId="35">
+    <w:abstractNumId w:val="35"/>
+  </w:num>
+  <w:num w:numId="36">
+    <w:abstractNumId w:val="36"/>
+  </w:num>
+  <w:num w:numId="37">
+    <w:abstractNumId w:val="37"/>
+  </w:num>
+  <w:num w:numId="38">
+    <w:abstractNumId w:val="38"/>
+  </w:num>
+  <w:num w:numId="39">
+    <w:abstractNumId w:val="39"/>
+  </w:num>
+  <w:num w:numId="40">
+    <w:abstractNumId w:val="40"/>
+  </w:num>
+  <w:num w:numId="41">
+    <w:abstractNumId w:val="41"/>
+  </w:num>
+  <w:num w:numId="42">
+    <w:abstractNumId w:val="42"/>
+  </w:num>
+  <w:num w:numId="43">
+    <w:abstractNumId w:val="43"/>
+  </w:num>
+  <w:num w:numId="44">
+    <w:abstractNumId w:val="44"/>
+  </w:num>
+  <w:num w:numId="45">
+    <w:abstractNumId w:val="45"/>
+  </w:num>
+  <w:num w:numId="46">
+    <w:abstractNumId w:val="46"/>
+  </w:num>
+  <w:num w:numId="47">
+    <w:abstractNumId w:val="47"/>
+  </w:num>
+  <w:num w:numId="48">
+    <w:abstractNumId w:val="48"/>
+  </w:num>
+  <w:num w:numId="49">
+    <w:abstractNumId w:val="49"/>
+  </w:num>
+  <w:num w:numId="50">
+    <w:abstractNumId w:val="50"/>
+  </w:num>
+  <w:num w:numId="51">
+    <w:abstractNumId w:val="51"/>
+  </w:num>
+  <w:num w:numId="52">
+    <w:abstractNumId w:val="52"/>
+  </w:num>
+  <w:num w:numId="53">
+    <w:abstractNumId w:val="53"/>
+  </w:num>
+  <w:num w:numId="54">
+    <w:abstractNumId w:val="54"/>
+  </w:num>
+  <w:num w:numId="55">
+    <w:abstractNumId w:val="55"/>
+  </w:num>
+  <w:num w:numId="56">
+    <w:abstractNumId w:val="56"/>
+  </w:num>
+  <w:num w:numId="57">
+    <w:abstractNumId w:val="57"/>
+  </w:num>
+  <w:num w:numId="58">
     <w:abstractNumId w:val="2"/>
     <w:lvlOverride w:ilvl="0">
       <w:startOverride w:val="1"/>
     </w:lvlOverride>
   </w:num>
-  <w:num w:numId="6">
+  <w:num w:numId="59">
     <w:abstractNumId w:val="2"/>
   </w:num>
-  <w:num w:numId="7">
+  <w:num w:numId="60">
     <w:abstractNumId w:val="2"/>
   </w:num>
-  <w:num w:numId="8">
+  <w:num w:numId="61">
     <w:abstractNumId w:val="2"/>
   </w:num>
-  <w:num w:numId="9">
+  <w:num w:numId="62">
     <w:abstractNumId w:val="2"/>
   </w:num>
-  <w:num w:numId="10">
+  <w:num w:numId="63">
     <w:abstractNumId w:val="2"/>
   </w:num>
-  <w:num w:numId="11">
+  <w:num w:numId="64">
     <w:abstractNumId w:val="2"/>
   </w:num>
-  <w:num w:numId="12">
+  <w:num w:numId="65">
     <w:abstractNumId w:val="2"/>
   </w:num>
-  <w:num w:numId="13">
+  <w:num w:numId="66">
     <w:abstractNumId w:val="2"/>
   </w:num>
-  <w:num w:numId="14">
+  <w:num w:numId="67">
     <w:abstractNumId w:val="2"/>
   </w:num>
-  <w:num w:numId="15">
+  <w:num w:numId="68">
     <w:abstractNumId w:val="2"/>
   </w:num>
-  <w:num w:numId="16">
+  <w:num w:numId="69">
     <w:abstractNumId w:val="2"/>
   </w:num>
-  <w:num w:numId="17">
+  <w:num w:numId="70">
     <w:abstractNumId w:val="2"/>
   </w:num>
-  <w:num w:numId="18">
+  <w:num w:numId="71">
     <w:abstractNumId w:val="2"/>
   </w:num>
-  <w:num w:numId="19">
+  <w:num w:numId="72">
     <w:abstractNumId w:val="2"/>
   </w:num>
-  <w:num w:numId="20">
+  <w:num w:numId="73">
     <w:abstractNumId w:val="2"/>
   </w:num>
-  <w:num w:numId="21">
+  <w:num w:numId="74">
     <w:abstractNumId w:val="2"/>
   </w:num>
-  <w:num w:numId="22">
+  <w:num w:numId="75">
     <w:abstractNumId w:val="2"/>
   </w:num>
-  <w:num w:numId="23">
+  <w:num w:numId="76">
     <w:abstractNumId w:val="2"/>
   </w:num>
-  <w:num w:numId="24">
+  <w:num w:numId="77">
     <w:abstractNumId w:val="2"/>
   </w:num>
-  <w:num w:numId="25">
+  <w:num w:numId="78">
     <w:abstractNumId w:val="2"/>
   </w:num>
-  <w:num w:numId="26">
+  <w:num w:numId="79">
     <w:abstractNumId w:val="2"/>
   </w:num>
-  <w:num w:numId="27">
+  <w:num w:numId="80">
     <w:abstractNumId w:val="2"/>
   </w:num>
-  <w:num w:numId="28">
+  <w:num w:numId="81">
     <w:abstractNumId w:val="2"/>
   </w:num>
-  <w:num w:numId="29">
+  <w:num w:numId="82">
     <w:abstractNumId w:val="2"/>
   </w:num>
-  <w:num w:numId="30">
+  <w:num w:numId="83">
     <w:abstractNumId w:val="2"/>
   </w:num>
-  <w:num w:numId="31">
+  <w:num w:numId="84">
     <w:abstractNumId w:val="2"/>
   </w:num>
-  <w:num w:numId="32">
+  <w:num w:numId="85">
     <w:abstractNumId w:val="2"/>
   </w:num>
-  <w:num w:numId="33">
+  <w:num w:numId="86">
     <w:abstractNumId w:val="2"/>
   </w:num>
-  <w:num w:numId="34">
+  <w:num w:numId="87">
     <w:abstractNumId w:val="2"/>
   </w:num>
-  <w:num w:numId="35">
+  <w:num w:numId="88">
     <w:abstractNumId w:val="2"/>
   </w:num>
-  <w:num w:numId="36">
+  <w:num w:numId="89">
     <w:abstractNumId w:val="2"/>
   </w:num>
-  <w:num w:numId="37">
+  <w:num w:numId="90">
     <w:abstractNumId w:val="2"/>
   </w:num>
-  <w:num w:numId="38">
+  <w:num w:numId="91">
     <w:abstractNumId w:val="2"/>
   </w:num>
-  <w:num w:numId="39">
+  <w:num w:numId="92">
     <w:abstractNumId w:val="2"/>
   </w:num>
-  <w:num w:numId="40">
+  <w:num w:numId="93">
     <w:abstractNumId w:val="2"/>
   </w:num>
-  <w:num w:numId="41">
+  <w:num w:numId="94">
     <w:abstractNumId w:val="2"/>
   </w:num>
-  <w:num w:numId="42">
+  <w:num w:numId="95">
     <w:abstractNumId w:val="2"/>
   </w:num>
-  <w:num w:numId="43">
+  <w:num w:numId="96">
     <w:abstractNumId w:val="2"/>
   </w:num>
-  <w:num w:numId="44">
+  <w:num w:numId="97">
     <w:abstractNumId w:val="2"/>
   </w:num>
-  <w:num w:numId="45">
+  <w:num w:numId="98">
     <w:abstractNumId w:val="2"/>
   </w:num>
-  <w:num w:numId="46">
+  <w:num w:numId="99">
     <w:abstractNumId w:val="2"/>
   </w:num>
-  <w:num w:numId="47">
+  <w:num w:numId="100">
     <w:abstractNumId w:val="2"/>
   </w:num>
-  <w:num w:numId="48">
+  <w:num w:numId="101">
     <w:abstractNumId w:val="2"/>
   </w:num>
-  <w:num w:numId="49">
+  <w:num w:numId="102">
     <w:abstractNumId w:val="2"/>
   </w:num>
-  <w:num w:numId="50">
+  <w:num w:numId="103">
     <w:abstractNumId w:val="2"/>
   </w:num>
-  <w:num w:numId="51">
+  <w:num w:numId="104">
     <w:abstractNumId w:val="2"/>
   </w:num>
-  <w:num w:numId="52">
+  <w:num w:numId="105">
     <w:abstractNumId w:val="2"/>
   </w:num>
-  <w:num w:numId="53">
+  <w:num w:numId="106">
     <w:abstractNumId w:val="2"/>
   </w:num>
-  <w:num w:numId="54">
+  <w:num w:numId="107">
     <w:abstractNumId w:val="2"/>
   </w:num>
-  <w:num w:numId="55">
+  <w:num w:numId="108">
     <w:abstractNumId w:val="2"/>
   </w:num>
-  <w:num w:numId="56">
+  <w:num w:numId="109">
     <w:abstractNumId w:val="2"/>
   </w:num>
-  <w:num w:numId="57">
+  <w:num w:numId="110">
     <w:abstractNumId w:val="2"/>
   </w:num>
-  <w:num w:numId="58">
+  <w:num w:numId="111">
     <w:abstractNumId w:val="2"/>
   </w:num>
-  <w:num w:numId="59">
+  <w:num w:numId="112">
     <w:abstractNumId w:val="2"/>
   </w:num>
 </w:numbering>

--- a/material-carrera/materias/matematicas/material/resumenes/Algebra_Lineal_IA_remClaude.docx
+++ b/material-carrera/materias/matematicas/material/resumenes/Algebra_Lineal_IA_remClaude.docx
@@ -94,22 +94,16 @@
         <w:sdtContent>
           <w:r>
             <w:rPr>
-              <w:rFonts w:eastAsia="Calibri" w:cs="Calibri"/>
-              <w:color w:val="auto"/>
-              <w:kern w:val="0"/>
-              <w:sz w:val="22"/>
-              <w:szCs w:val="22"/>
-              <w:lang w:val="es-AR" w:eastAsia="zh-CN" w:bidi="hi-IN"/>
+              <w:color w:val="555555"/>
+              <w:sz w:val="24"/>
+              <w:szCs w:val="24"/>
             </w:rPr>
           </w:r>
           <w:r>
             <w:rPr>
-              <w:rFonts w:eastAsia="Calibri" w:cs="Calibri"/>
-              <w:color w:val="auto"/>
-              <w:kern w:val="0"/>
-              <w:sz w:val="22"/>
-              <w:szCs w:val="22"/>
-              <w:lang w:val="es-AR" w:eastAsia="zh-CN" w:bidi="hi-IN"/>
+              <w:color w:val="555555"/>
+              <w:sz w:val="24"/>
+              <w:szCs w:val="24"/>
             </w:rPr>
           </w:r>
         </w:sdtContent>
@@ -218,6 +212,28 @@
       <w:r>
         <w:rPr/>
         <w:t>1.1 Por qué importa en IA</w:t>
+      </w:r>
+    </w:p>
+    <w:p>
+      <w:pPr>
+        <w:pStyle w:val="ListParagraph"/>
+        <w:numPr>
+          <w:ilvl w:val="0"/>
+          <w:numId w:val="57"/>
+        </w:numPr>
+        <w:spacing w:lineRule="exact" w:line="280" w:before="0" w:after="80"/>
+        <w:rPr/>
+      </w:pPr>
+      <w:r>
+        <w:rPr>
+          <w:b/>
+          <w:bCs/>
+        </w:rPr>
+        <w:t xml:space="preserve">Datos: </w:t>
+      </w:r>
+      <w:r>
+        <w:rPr/>
+        <w:t>imágenes, textos, señales y tablas se representan como vectores o tensores.</w:t>
       </w:r>
     </w:p>
     <w:p>
@@ -235,11 +251,11 @@
           <w:b/>
           <w:bCs/>
         </w:rPr>
-        <w:t xml:space="preserve">Datos: </w:t>
-      </w:r>
-      <w:r>
-        <w:rPr/>
-        <w:t>imágenes, textos, señales y tablas se representan como vectores o tensores.</w:t>
+        <w:t xml:space="preserve">Modelos: </w:t>
+      </w:r>
+      <w:r>
+        <w:rPr/>
+        <w:t>los pesos de una capa se representan como matrices; una red completa, como una composición de operadores lineales intercalados con no linealidades.</w:t>
       </w:r>
     </w:p>
     <w:p>
@@ -257,11 +273,11 @@
           <w:b/>
           <w:bCs/>
         </w:rPr>
-        <w:t xml:space="preserve">Modelos: </w:t>
-      </w:r>
-      <w:r>
-        <w:rPr/>
-        <w:t>los pesos de una capa se representan como matrices; una red completa, como una composición de operadores lineales intercalados con no linealidades.</w:t>
+        <w:t xml:space="preserve">Entrenamiento: </w:t>
+      </w:r>
+      <w:r>
+        <w:rPr/>
+        <w:t>consiste en resolver sistemas y optimizar funciones cuya derivada involucra productos matriciales.</w:t>
       </w:r>
     </w:p>
     <w:p>
@@ -279,11 +295,104 @@
           <w:b/>
           <w:bCs/>
         </w:rPr>
-        <w:t xml:space="preserve">Entrenamiento: </w:t>
-      </w:r>
-      <w:r>
-        <w:rPr/>
-        <w:t>consiste en resolver sistemas y optimizar funciones cuya derivada involucra productos matriciales.</w:t>
+        <w:t xml:space="preserve">Diagnóstico: </w:t>
+      </w:r>
+      <w:r>
+        <w:rPr/>
+        <w:t>el análisis espectral (autovalores, valores singulares, rango efectivo) permite auditar qué aprendió, qué olvidó y dónde es frágil un modelo entrenado.</w:t>
+      </w:r>
+    </w:p>
+    <w:p>
+      <w:pPr>
+        <w:pStyle w:val="Heading1"/>
+        <w:spacing w:before="320" w:after="160"/>
+        <w:rPr>
+          <w:sz w:val="28"/>
+          <w:szCs w:val="28"/>
+        </w:rPr>
+      </w:pPr>
+      <w:r>
+        <w:rPr>
+          <w:sz w:val="28"/>
+          <w:szCs w:val="28"/>
+        </w:rPr>
+        <w:t>Capítulo 2. Vectores</w:t>
+      </w:r>
+    </w:p>
+    <w:p>
+      <w:pPr>
+        <w:pStyle w:val="Heading2"/>
+        <w:spacing w:before="320" w:after="160"/>
+        <w:rPr/>
+      </w:pPr>
+      <w:r>
+        <w:rPr/>
+        <w:t>2.1 Definición</w:t>
+      </w:r>
+    </w:p>
+    <w:p>
+      <w:pPr>
+        <w:pStyle w:val="Normal"/>
+        <w:spacing w:lineRule="exact" w:line="300" w:before="0" w:after="120"/>
+        <w:jc w:val="both"/>
+        <w:rPr/>
+      </w:pPr>
+      <w:r>
+        <w:rPr/>
+        <w:t>Un vector en ℝⁿ es una tupla ordenada de n números reales:</w:t>
+      </w:r>
+    </w:p>
+    <w:p>
+      <w:pPr>
+        <w:pStyle w:val="Normal"/>
+        <w:spacing w:before="100" w:after="140"/>
+        <w:jc w:val="center"/>
+        <w:rPr/>
+      </w:pPr>
+      <w:r>
+        <w:rPr>
+          <w:rFonts w:eastAsia="Cambria Math" w:cs="Cambria Math" w:ascii="Cambria Math" w:hAnsi="Cambria Math"/>
+          <w:i/>
+          <w:iCs/>
+          <w:sz w:val="26"/>
+          <w:szCs w:val="26"/>
+        </w:rPr>
+        <w:t>x = (x₁, x₂, …, xₙ)</w:t>
+      </w:r>
+    </w:p>
+    <w:p>
+      <w:pPr>
+        <w:pStyle w:val="Normal"/>
+        <w:spacing w:lineRule="exact" w:line="300" w:before="0" w:after="120"/>
+        <w:jc w:val="both"/>
+        <w:rPr/>
+      </w:pPr>
+      <w:r>
+        <w:rPr/>
+        <w:t>Geométricamente, podemos pensarlo como una flecha desde el origen hasta el punto (x₁, …, xₙ), o simplemente como un punto en el espacio n-dimensional.</w:t>
+      </w:r>
+    </w:p>
+    <w:p>
+      <w:pPr>
+        <w:pStyle w:val="Heading2"/>
+        <w:spacing w:before="320" w:after="160"/>
+        <w:rPr/>
+      </w:pPr>
+      <w:r>
+        <w:rPr/>
+        <w:t>2.2 Vectores como representación de datos</w:t>
+      </w:r>
+    </w:p>
+    <w:p>
+      <w:pPr>
+        <w:pStyle w:val="Normal"/>
+        <w:spacing w:lineRule="exact" w:line="300" w:before="0" w:after="120"/>
+        <w:jc w:val="both"/>
+        <w:rPr/>
+      </w:pPr>
+      <w:r>
+        <w:rPr/>
+        <w:t>Este es el concepto clave para IA. Cualquier dato observable puede codificarse como un vector:</w:t>
       </w:r>
     </w:p>
     <w:p>
@@ -301,104 +410,11 @@
           <w:b/>
           <w:bCs/>
         </w:rPr>
-        <w:t xml:space="preserve">Diagnóstico: </w:t>
-      </w:r>
-      <w:r>
-        <w:rPr/>
-        <w:t>el análisis espectral (autovalores, valores singulares, rango efectivo) permite auditar qué aprendió, qué olvidó y dónde es frágil un modelo entrenado.</w:t>
-      </w:r>
-    </w:p>
-    <w:p>
-      <w:pPr>
-        <w:pStyle w:val="Heading1"/>
-        <w:spacing w:before="320" w:after="160"/>
-        <w:rPr>
-          <w:sz w:val="28"/>
-          <w:szCs w:val="28"/>
-        </w:rPr>
-      </w:pPr>
-      <w:r>
-        <w:rPr>
-          <w:sz w:val="28"/>
-          <w:szCs w:val="28"/>
-        </w:rPr>
-        <w:t>Capítulo 2. Vectores</w:t>
-      </w:r>
-    </w:p>
-    <w:p>
-      <w:pPr>
-        <w:pStyle w:val="Heading2"/>
-        <w:spacing w:before="320" w:after="160"/>
-        <w:rPr/>
-      </w:pPr>
-      <w:r>
-        <w:rPr/>
-        <w:t>2.1 Definición</w:t>
-      </w:r>
-    </w:p>
-    <w:p>
-      <w:pPr>
-        <w:pStyle w:val="Normal"/>
-        <w:spacing w:lineRule="exact" w:line="300" w:before="0" w:after="120"/>
-        <w:jc w:val="both"/>
-        <w:rPr/>
-      </w:pPr>
-      <w:r>
-        <w:rPr/>
-        <w:t>Un vector en ℝⁿ es una tupla ordenada de n números reales:</w:t>
-      </w:r>
-    </w:p>
-    <w:p>
-      <w:pPr>
-        <w:pStyle w:val="Normal"/>
-        <w:spacing w:before="100" w:after="140"/>
-        <w:jc w:val="center"/>
-        <w:rPr/>
-      </w:pPr>
-      <w:r>
-        <w:rPr>
-          <w:rFonts w:eastAsia="Cambria Math" w:cs="Cambria Math" w:ascii="Cambria Math" w:hAnsi="Cambria Math"/>
-          <w:i/>
-          <w:iCs/>
-          <w:sz w:val="26"/>
-          <w:szCs w:val="26"/>
-        </w:rPr>
-        <w:t>x = (x₁, x₂, …, xₙ)</w:t>
-      </w:r>
-    </w:p>
-    <w:p>
-      <w:pPr>
-        <w:pStyle w:val="Normal"/>
-        <w:spacing w:lineRule="exact" w:line="300" w:before="0" w:after="120"/>
-        <w:jc w:val="both"/>
-        <w:rPr/>
-      </w:pPr>
-      <w:r>
-        <w:rPr/>
-        <w:t>Geométricamente, podemos pensarlo como una flecha desde el origen hasta el punto (x₁, …, xₙ), o simplemente como un punto en el espacio n-dimensional.</w:t>
-      </w:r>
-    </w:p>
-    <w:p>
-      <w:pPr>
-        <w:pStyle w:val="Heading2"/>
-        <w:spacing w:before="320" w:after="160"/>
-        <w:rPr/>
-      </w:pPr>
-      <w:r>
-        <w:rPr/>
-        <w:t>2.2 Vectores como representación de datos</w:t>
-      </w:r>
-    </w:p>
-    <w:p>
-      <w:pPr>
-        <w:pStyle w:val="Normal"/>
-        <w:spacing w:lineRule="exact" w:line="300" w:before="0" w:after="120"/>
-        <w:jc w:val="both"/>
-        <w:rPr/>
-      </w:pPr>
-      <w:r>
-        <w:rPr/>
-        <w:t>Este es el concepto clave para IA. Cualquier dato observable puede codificarse como un vector:</w:t>
+        <w:t xml:space="preserve">Imagen: </w:t>
+      </w:r>
+      <w:r>
+        <w:rPr/>
+        <w:t>una imagen de 28×28 píxeles en escala de grises es un vector en ℝ⁷⁸⁴ (aplanando la matriz de píxeles).</w:t>
       </w:r>
     </w:p>
     <w:p>
@@ -416,11 +432,11 @@
           <w:b/>
           <w:bCs/>
         </w:rPr>
-        <w:t xml:space="preserve">Imagen: </w:t>
-      </w:r>
-      <w:r>
-        <w:rPr/>
-        <w:t>una imagen de 28×28 píxeles en escala de grises es un vector en ℝ⁷⁸⁴ (aplanando la matriz de píxeles).</w:t>
+        <w:t xml:space="preserve">Cliente de un banco: </w:t>
+      </w:r>
+      <w:r>
+        <w:rPr/>
+        <w:t>x = (edad, ingreso, deuda, score), un vector en ℝ⁴.</w:t>
       </w:r>
     </w:p>
     <w:p>
@@ -438,11 +454,22 @@
           <w:b/>
           <w:bCs/>
         </w:rPr>
-        <w:t xml:space="preserve">Cliente de un banco: </w:t>
-      </w:r>
-      <w:r>
-        <w:rPr/>
-        <w:t>x = (edad, ingreso, deuda, score), un vector en ℝ⁴.</w:t>
+        <w:t xml:space="preserve">Palabra en un modelo de lenguaje: </w:t>
+      </w:r>
+      <w:r>
+        <w:rPr/>
+        <w:t>un embedding, típicamente un vector en ℝ⁷⁶⁸ o ℝ⁴⁰⁹⁶ en modelos modernos, donde cada dimensión captura algún aspecto semántico latente.</w:t>
+      </w:r>
+    </w:p>
+    <w:p>
+      <w:pPr>
+        <w:pStyle w:val="Heading2"/>
+        <w:spacing w:before="320" w:after="160"/>
+        <w:rPr/>
+      </w:pPr>
+      <w:r>
+        <w:rPr/>
+        <w:t>2.3 Operaciones fundamentales</w:t>
       </w:r>
     </w:p>
     <w:p>
@@ -460,22 +487,18 @@
           <w:b/>
           <w:bCs/>
         </w:rPr>
-        <w:t xml:space="preserve">Palabra en un modelo de lenguaje: </w:t>
-      </w:r>
-      <w:r>
-        <w:rPr/>
-        <w:t>un embedding, típicamente un vector en ℝ⁷⁶⁸ o ℝ⁴⁰⁹⁶ en modelos modernos, donde cada dimensión captura algún aspecto semántico latente.</w:t>
-      </w:r>
-    </w:p>
-    <w:p>
-      <w:pPr>
-        <w:pStyle w:val="Heading2"/>
-        <w:spacing w:before="320" w:after="160"/>
-        <w:rPr/>
-      </w:pPr>
-      <w:r>
-        <w:rPr/>
-        <w:t>2.3 Operaciones fundamentales</w:t>
+        <w:t xml:space="preserve">Suma </w:t>
+      </w:r>
+      <w:r>
+        <w:rPr>
+          <w:i/>
+          <w:iCs/>
+        </w:rPr>
+        <w:t>x + y</w:t>
+      </w:r>
+      <w:r>
+        <w:rPr/>
+        <w:t>: combina información punto a punto.</w:t>
       </w:r>
     </w:p>
     <w:p>
@@ -493,18 +516,18 @@
           <w:b/>
           <w:bCs/>
         </w:rPr>
-        <w:t xml:space="preserve">Suma </w:t>
+        <w:t xml:space="preserve">Producto por escalar </w:t>
       </w:r>
       <w:r>
         <w:rPr>
           <w:i/>
           <w:iCs/>
         </w:rPr>
-        <w:t>x + y</w:t>
-      </w:r>
-      <w:r>
-        <w:rPr/>
-        <w:t>: combina información punto a punto.</w:t>
+        <w:t>α·x</w:t>
+      </w:r>
+      <w:r>
+        <w:rPr/>
+        <w:t>: escala la magnitud sin cambiar la dirección.</w:t>
       </w:r>
     </w:p>
     <w:p>
@@ -522,18 +545,18 @@
           <w:b/>
           <w:bCs/>
         </w:rPr>
-        <w:t xml:space="preserve">Producto por escalar </w:t>
+        <w:t xml:space="preserve">Producto interno </w:t>
       </w:r>
       <w:r>
         <w:rPr>
           <w:i/>
           <w:iCs/>
         </w:rPr>
-        <w:t>α·x</w:t>
-      </w:r>
-      <w:r>
-        <w:rPr/>
-        <w:t>: escala la magnitud sin cambiar la dirección.</w:t>
+        <w:t>x · y = Σ xᵢ yᵢ</w:t>
+      </w:r>
+      <w:r>
+        <w:rPr/>
+        <w:t>: fundamental porque mide similitud. Si dos embeddings tienen producto interno grande —particularmente en su versión normalizada, la similitud coseno— representan conceptos parecidos. Todo motor de búsqueda semántica y todo sistema RAG se apoya en esto.</w:t>
       </w:r>
     </w:p>
     <w:p>
@@ -551,35 +574,6 @@
           <w:b/>
           <w:bCs/>
         </w:rPr>
-        <w:t xml:space="preserve">Producto interno </w:t>
-      </w:r>
-      <w:r>
-        <w:rPr>
-          <w:i/>
-          <w:iCs/>
-        </w:rPr>
-        <w:t>x · y = Σ xᵢ yᵢ</w:t>
-      </w:r>
-      <w:r>
-        <w:rPr/>
-        <w:t>: fundamental porque mide similitud. Si dos embeddings tienen producto interno grande —particularmente en su versión normalizada, la similitud coseno— representan conceptos parecidos. Todo motor de búsqueda semántica y todo sistema RAG se apoya en esto.</w:t>
-      </w:r>
-    </w:p>
-    <w:p>
-      <w:pPr>
-        <w:pStyle w:val="ListParagraph"/>
-        <w:numPr>
-          <w:ilvl w:val="0"/>
-          <w:numId w:val="68"/>
-        </w:numPr>
-        <w:spacing w:lineRule="exact" w:line="280" w:before="0" w:after="80"/>
-        <w:rPr/>
-      </w:pPr>
-      <w:r>
-        <w:rPr>
-          <w:b/>
-          <w:bCs/>
-        </w:rPr>
         <w:t xml:space="preserve">Norma </w:t>
       </w:r>
       <w:r>
@@ -732,6 +726,28 @@
     </w:p>
     <w:p>
       <w:pPr>
+        <w:pStyle w:val="Normal"/>
+        <w:spacing w:lineRule="exact" w:line="300" w:before="0" w:after="120"/>
+        <w:jc w:val="both"/>
+        <w:rPr/>
+      </w:pPr>
+      <w:r>
+        <w:rPr/>
+      </w:r>
+    </w:p>
+    <w:p>
+      <w:pPr>
+        <w:pStyle w:val="Normal"/>
+        <w:spacing w:lineRule="exact" w:line="300" w:before="0" w:after="120"/>
+        <w:jc w:val="both"/>
+        <w:rPr/>
+      </w:pPr>
+      <w:r>
+        <w:rPr/>
+      </w:r>
+    </w:p>
+    <w:p>
+      <w:pPr>
         <w:pStyle w:val="Heading2"/>
         <w:spacing w:before="320" w:after="160"/>
         <w:rPr/>
@@ -869,10 +885,15 @@
         <w:pStyle w:val="Normal"/>
         <w:spacing w:lineRule="exact" w:line="300" w:before="0" w:after="120"/>
         <w:jc w:val="both"/>
-        <w:rPr/>
-      </w:pPr>
-      <w:r>
-        <w:rPr/>
+        <w:rPr>
+          <w:highlight w:val="none"/>
+          <w:shd w:fill="EEEEEE" w:val="clear"/>
+        </w:rPr>
+      </w:pPr>
+      <w:r>
+        <w:rPr>
+          <w:shd w:fill="EEEEEE" w:val="clear"/>
+        </w:rPr>
         <w:t>¿que quiere decir la no linealidad?</w:t>
       </w:r>
     </w:p>
@@ -886,6 +907,7 @@
           <w:rFonts w:ascii="Arial" w:hAnsi="Arial"/>
           <w:i/>
           <w:iCs/>
+          <w:shd w:fill="EEEEEE" w:val="clear"/>
         </w:rPr>
         <w:t xml:space="preserve">Se refiere a la </w:t>
       </w:r>
@@ -895,6 +917,7 @@
           <w:rFonts w:ascii="Arial" w:hAnsi="Arial"/>
           <w:i/>
           <w:iCs/>
+          <w:shd w:fill="EEEEEE" w:val="clear"/>
         </w:rPr>
         <w:t>función de activación</w:t>
       </w:r>
@@ -903,6 +926,7 @@
           <w:rFonts w:ascii="Arial" w:hAnsi="Arial"/>
           <w:i/>
           <w:iCs/>
+          <w:shd w:fill="EEEEEE" w:val="clear"/>
         </w:rPr>
         <w:t xml:space="preserve"> que se aplica justo después de la operación lineal W·x + b.</w:t>
       </w:r>
@@ -911,10 +935,8 @@
       <w:pPr>
         <w:pStyle w:val="Normal"/>
         <w:rPr>
-          <w:rFonts w:ascii="Arial" w:hAnsi="Arial"/>
-          <w:i/>
-          <w:i/>
-          <w:iCs/>
+          <w:highlight w:val="none"/>
+          <w:shd w:fill="EEEEEE" w:val="clear"/>
         </w:rPr>
       </w:pPr>
       <w:r>
@@ -922,6 +944,7 @@
           <w:rFonts w:ascii="Arial" w:hAnsi="Arial"/>
           <w:i/>
           <w:iCs/>
+          <w:shd w:fill="EEEEEE" w:val="clear"/>
         </w:rPr>
         <w:t>En una red neuronal, cada capa hace dos pasos. Primero calcula h = W·x + b, que es una transformación lineal (más un desplazamiento): rota, estira, comprime o proyecta el vector de entrada, pero siempre de forma "recta", sin curvar el espacio. Después aplica una función no lineal elemento por elemento, por ejemplo ReLU (que convierte los negativos en cero: max(0, z)), la sigmoide o la tangente hiperbólica. Entonces la salida real de la capa es algo como a = f(W·x + b), donde f es esa no linealidad.</w:t>
       </w:r>
@@ -937,6 +960,7 @@
           <w:rFonts w:ascii="Arial" w:hAnsi="Arial"/>
           <w:i/>
           <w:iCs/>
+          <w:shd w:fill="EEEEEE" w:val="clear"/>
         </w:rPr>
         <w:t>¿Por qué es tan importante?</w:t>
       </w:r>
@@ -945,6 +969,7 @@
           <w:rFonts w:ascii="Arial" w:hAnsi="Arial"/>
           <w:i/>
           <w:iCs/>
+          <w:shd w:fill="EEEEEE" w:val="clear"/>
         </w:rPr>
         <w:t xml:space="preserve"> Porque si solo hubiera transformaciones lineales, apilar muchas capas no serviría de nada. Componer dos transformaciones lineales da otra transformación lineal:</w:t>
       </w:r>
@@ -953,10 +978,8 @@
       <w:pPr>
         <w:pStyle w:val="Normal"/>
         <w:rPr>
-          <w:rFonts w:ascii="Arial" w:hAnsi="Arial"/>
-          <w:i/>
-          <w:i/>
-          <w:iCs/>
+          <w:highlight w:val="none"/>
+          <w:shd w:fill="EEEEEE" w:val="clear"/>
         </w:rPr>
       </w:pPr>
       <w:r>
@@ -964,6 +987,7 @@
           <w:rFonts w:ascii="Arial" w:hAnsi="Arial"/>
           <w:i/>
           <w:iCs/>
+          <w:shd w:fill="EEEEEE" w:val="clear"/>
         </w:rPr>
         <w:t>W₂·(W₁·x) = (W₂·W₁)·x</w:t>
       </w:r>
@@ -972,10 +996,8 @@
       <w:pPr>
         <w:pStyle w:val="Normal"/>
         <w:rPr>
-          <w:rFonts w:ascii="Arial" w:hAnsi="Arial"/>
-          <w:i/>
-          <w:i/>
-          <w:iCs/>
+          <w:highlight w:val="none"/>
+          <w:shd w:fill="EEEEEE" w:val="clear"/>
         </w:rPr>
       </w:pPr>
       <w:r>
@@ -983,6 +1005,7 @@
           <w:rFonts w:ascii="Arial" w:hAnsi="Arial"/>
           <w:i/>
           <w:iCs/>
+          <w:shd w:fill="EEEEEE" w:val="clear"/>
         </w:rPr>
         <w:t>Una red de 100 capas sin activaciones sería matemáticamente equivalente a una sola capa. Solo podría aprender relaciones "rectas" (separar datos con un plano, por ejemplo), y no podría modelar fronteras curvas ni patrones complejos como los de imágenes o lenguaje.</w:t>
       </w:r>
@@ -991,10 +1014,8 @@
       <w:pPr>
         <w:pStyle w:val="Normal"/>
         <w:rPr>
-          <w:rFonts w:ascii="Arial" w:hAnsi="Arial"/>
-          <w:i/>
-          <w:i/>
-          <w:iCs/>
+          <w:highlight w:val="none"/>
+          <w:shd w:fill="EEEEEE" w:val="clear"/>
         </w:rPr>
       </w:pPr>
       <w:r>
@@ -1002,6 +1023,7 @@
           <w:rFonts w:ascii="Arial" w:hAnsi="Arial"/>
           <w:i/>
           <w:iCs/>
+          <w:shd w:fill="EEEEEE" w:val="clear"/>
         </w:rPr>
         <w:t>La no linealidad es lo que "dobla" el espacio entre una capa y la siguiente. Al alternar transformaciones lineales con estas funciones, la red puede aproximar funciones muy complicadas.</w:t>
       </w:r>
@@ -1016,6 +1038,7 @@
           <w:rFonts w:ascii="Arial" w:hAnsi="Arial"/>
           <w:i/>
           <w:iCs/>
+          <w:shd w:fill="EEEEEE" w:val="clear"/>
         </w:rPr>
         <w:t xml:space="preserve">Por eso el texto dice que la red aprende "cuál transformación lineal aplicar </w:t>
       </w:r>
@@ -1025,6 +1048,7 @@
           <w:rFonts w:ascii="Arial" w:hAnsi="Arial"/>
           <w:i/>
           <w:iCs/>
+          <w:shd w:fill="EEEEEE" w:val="clear"/>
         </w:rPr>
         <w:t>antes de</w:t>
       </w:r>
@@ -1033,6 +1057,7 @@
           <w:rFonts w:ascii="Arial" w:hAnsi="Arial"/>
           <w:i/>
           <w:iCs/>
+          <w:shd w:fill="EEEEEE" w:val="clear"/>
         </w:rPr>
         <w:t xml:space="preserve"> la no linealidad": lo que se entrena son las matrices W y los vectores b, mientras que la función de activación suele ser fija (se elige de antemano, como ReLU). La parte aprendida es lineal, y la no linealidad fija es la que le da poder expresivo al conjunto.</w:t>
       </w:r>
@@ -1149,6 +1174,28 @@
         <w:pStyle w:val="ListParagraph"/>
         <w:numPr>
           <w:ilvl w:val="0"/>
+          <w:numId w:val="68"/>
+        </w:numPr>
+        <w:spacing w:lineRule="exact" w:line="280" w:before="0" w:after="80"/>
+        <w:rPr/>
+      </w:pPr>
+      <w:r>
+        <w:rPr>
+          <w:b/>
+          <w:bCs/>
+        </w:rPr>
+        <w:t xml:space="preserve">Suma A + B: </w:t>
+      </w:r>
+      <w:r>
+        <w:rPr/>
+        <w:t>elemento a elemento, solo si tienen la misma forma.</w:t>
+      </w:r>
+    </w:p>
+    <w:p>
+      <w:pPr>
+        <w:pStyle w:val="ListParagraph"/>
+        <w:numPr>
+          <w:ilvl w:val="0"/>
           <w:numId w:val="69"/>
         </w:numPr>
         <w:spacing w:lineRule="exact" w:line="280" w:before="0" w:after="80"/>
@@ -1159,11 +1206,11 @@
           <w:b/>
           <w:bCs/>
         </w:rPr>
-        <w:t xml:space="preserve">Suma A + B: </w:t>
-      </w:r>
-      <w:r>
-        <w:rPr/>
-        <w:t>elemento a elemento, solo si tienen la misma forma.</w:t>
+        <w:t xml:space="preserve">Producto por escalar α·A: </w:t>
+      </w:r>
+      <w:r>
+        <w:rPr/>
+        <w:t>escala cada entrada.</w:t>
       </w:r>
     </w:p>
     <w:p>
@@ -1181,11 +1228,11 @@
           <w:b/>
           <w:bCs/>
         </w:rPr>
-        <w:t xml:space="preserve">Producto por escalar α·A: </w:t>
-      </w:r>
-      <w:r>
-        <w:rPr/>
-        <w:t>escala cada entrada.</w:t>
+        <w:t xml:space="preserve">Producto matricial A·B: </w:t>
+      </w:r>
+      <w:r>
+        <w:rPr/>
+        <w:t>si A es m×n y B es n×p, el resultado es m×p. Corresponde a la composición de transformaciones: aplicar primero B y luego A. Es asociativo pero no conmutativo: A·B ≠ B·A en general.</w:t>
       </w:r>
     </w:p>
     <w:p>
@@ -1203,11 +1250,11 @@
           <w:b/>
           <w:bCs/>
         </w:rPr>
-        <w:t xml:space="preserve">Producto matricial A·B: </w:t>
-      </w:r>
-      <w:r>
-        <w:rPr/>
-        <w:t>si A es m×n y B es n×p, el resultado es m×p. Corresponde a la composición de transformaciones: aplicar primero B y luego A. Es asociativo pero no conmutativo: A·B ≠ B·A en general.</w:t>
+        <w:t xml:space="preserve">Transpuesta Aᵀ: </w:t>
+      </w:r>
+      <w:r>
+        <w:rPr/>
+        <w:t>intercambia filas y columnas. Aparece por todos lados: en el producto interno como xᵀy, en la matriz de covarianzas XᵀX, y en la derivada de la función de pérdida.</w:t>
       </w:r>
     </w:p>
     <w:p>
@@ -1225,11 +1272,51 @@
           <w:b/>
           <w:bCs/>
         </w:rPr>
-        <w:t xml:space="preserve">Transpuesta Aᵀ: </w:t>
-      </w:r>
-      <w:r>
-        <w:rPr/>
-        <w:t>intercambia filas y columnas. Aparece por todos lados: en el producto interno como xᵀy, en la matriz de covarianzas XᵀX, y en la derivada de la función de pérdida.</w:t>
+        <w:t xml:space="preserve">Producto Hadamard A ⊙ B: </w:t>
+      </w:r>
+      <w:r>
+        <w:rPr/>
+        <w:t>elemento a elemento. Menos elegante pero ubicuo en deep learning, por ejemplo en las compuertas de una LSTM.</w:t>
+      </w:r>
+    </w:p>
+    <w:p>
+      <w:pPr>
+        <w:pStyle w:val="Heading1"/>
+        <w:spacing w:before="320" w:after="160"/>
+        <w:rPr>
+          <w:sz w:val="30"/>
+          <w:szCs w:val="30"/>
+        </w:rPr>
+      </w:pPr>
+      <w:r>
+        <w:rPr>
+          <w:sz w:val="30"/>
+          <w:szCs w:val="30"/>
+        </w:rPr>
+        <w:t>Capítulo 5. Rango, Núcleo e Imagen</w:t>
+      </w:r>
+    </w:p>
+    <w:p>
+      <w:pPr>
+        <w:pStyle w:val="Normal"/>
+        <w:spacing w:lineRule="exact" w:line="300" w:before="0" w:after="120"/>
+        <w:jc w:val="both"/>
+        <w:rPr/>
+      </w:pPr>
+      <w:r>
+        <w:rPr/>
+        <w:t>Estos tres conceptos describen cuánta información preserva y cuánta destruye una transformación lineal. Son la puerta de entrada al análisis de un modelo.</w:t>
+      </w:r>
+    </w:p>
+    <w:p>
+      <w:pPr>
+        <w:pStyle w:val="Heading2"/>
+        <w:spacing w:before="320" w:after="160"/>
+        <w:rPr/>
+      </w:pPr>
+      <w:r>
+        <w:rPr/>
+        <w:t>5.1 Definiciones</w:t>
       </w:r>
     </w:p>
     <w:p>
@@ -1247,51 +1334,11 @@
           <w:b/>
           <w:bCs/>
         </w:rPr>
-        <w:t xml:space="preserve">Producto Hadamard A ⊙ B: </w:t>
-      </w:r>
-      <w:r>
-        <w:rPr/>
-        <w:t>elemento a elemento. Menos elegante pero ubicuo en deep learning, por ejemplo en las compuertas de una LSTM.</w:t>
-      </w:r>
-    </w:p>
-    <w:p>
-      <w:pPr>
-        <w:pStyle w:val="Heading1"/>
-        <w:spacing w:before="320" w:after="160"/>
-        <w:rPr>
-          <w:sz w:val="30"/>
-          <w:szCs w:val="30"/>
-        </w:rPr>
-      </w:pPr>
-      <w:r>
-        <w:rPr>
-          <w:sz w:val="30"/>
-          <w:szCs w:val="30"/>
-        </w:rPr>
-        <w:t>Capítulo 5. Rango, Núcleo e Imagen</w:t>
-      </w:r>
-    </w:p>
-    <w:p>
-      <w:pPr>
-        <w:pStyle w:val="Normal"/>
-        <w:spacing w:lineRule="exact" w:line="300" w:before="0" w:after="120"/>
-        <w:jc w:val="both"/>
-        <w:rPr/>
-      </w:pPr>
-      <w:r>
-        <w:rPr/>
-        <w:t>Estos tres conceptos describen cuánta información preserva y cuánta destruye una transformación lineal. Son la puerta de entrada al análisis de un modelo.</w:t>
-      </w:r>
-    </w:p>
-    <w:p>
-      <w:pPr>
-        <w:pStyle w:val="Heading2"/>
-        <w:spacing w:before="320" w:after="160"/>
-        <w:rPr/>
-      </w:pPr>
-      <w:r>
-        <w:rPr/>
-        <w:t>5.1 Definiciones</w:t>
+        <w:t xml:space="preserve">Imagen (Im A o column space): </w:t>
+      </w:r>
+      <w:r>
+        <w:rPr/>
+        <w:t>el subespacio de ℝᵐ generado por las columnas de A. Es el conjunto de todas las salidas posibles.</w:t>
       </w:r>
     </w:p>
     <w:p>
@@ -1309,11 +1356,11 @@
           <w:b/>
           <w:bCs/>
         </w:rPr>
-        <w:t xml:space="preserve">Imagen (Im A o column space): </w:t>
-      </w:r>
-      <w:r>
-        <w:rPr/>
-        <w:t>el subespacio de ℝᵐ generado por las columnas de A. Es el conjunto de todas las salidas posibles.</w:t>
+        <w:t xml:space="preserve">Núcleo (ker A o null space): </w:t>
+      </w:r>
+      <w:r>
+        <w:rPr/>
+        <w:t>el subespacio de ℝⁿ formado por los vectores x tales que A·x = 0. Es el conjunto de direcciones de entrada que la matriz aniquila.</w:t>
       </w:r>
     </w:p>
     <w:p>
@@ -1331,28 +1378,6 @@
           <w:b/>
           <w:bCs/>
         </w:rPr>
-        <w:t xml:space="preserve">Núcleo (ker A o null space): </w:t>
-      </w:r>
-      <w:r>
-        <w:rPr/>
-        <w:t>el subespacio de ℝⁿ formado por los vectores x tales que A·x = 0. Es el conjunto de direcciones de entrada que la matriz aniquila.</w:t>
-      </w:r>
-    </w:p>
-    <w:p>
-      <w:pPr>
-        <w:pStyle w:val="ListParagraph"/>
-        <w:numPr>
-          <w:ilvl w:val="0"/>
-          <w:numId w:val="76"/>
-        </w:numPr>
-        <w:spacing w:lineRule="exact" w:line="280" w:before="0" w:after="80"/>
-        <w:rPr/>
-      </w:pPr>
-      <w:r>
-        <w:rPr>
-          <w:b/>
-          <w:bCs/>
-        </w:rPr>
         <w:t xml:space="preserve">Rango (rank A): </w:t>
       </w:r>
       <w:r>
@@ -1363,149 +1388,224 @@
     <w:p>
       <w:pPr>
         <w:pStyle w:val="Normal"/>
-        <w:rPr/>
-      </w:pPr>
-      <w:r>
-        <w:rPr/>
+        <w:rPr>
+          <w:highlight w:val="none"/>
+          <w:shd w:fill="EEEEEE" w:val="clear"/>
+        </w:rPr>
+      </w:pPr>
+      <w:r>
+        <w:rPr>
+          <w:shd w:fill="EEEEEE" w:val="clear"/>
+        </w:rPr>
         <w:t>Que el rango de una matriz sea menor que el espacio del vector de salida; siempre es malo?? por que si vos buscas recucir dimencioanlidad o queres justamente reducir las dimensiones, perderias informaiocn; ??</w:t>
       </w:r>
     </w:p>
     <w:p>
       <w:pPr>
         <w:pStyle w:val="Normal"/>
-        <w:rPr/>
-      </w:pPr>
-      <w:r>
-        <w:rPr/>
+        <w:rPr>
+          <w:highlight w:val="none"/>
+          <w:shd w:fill="EEEEEE" w:val="clear"/>
+        </w:rPr>
+      </w:pPr>
+      <w:r>
+        <w:rPr>
+          <w:shd w:fill="EEEEEE" w:val="clear"/>
+        </w:rPr>
       </w:r>
     </w:p>
     <w:p>
       <w:pPr>
         <w:pStyle w:val="Normal"/>
-        <w:rPr/>
-      </w:pPr>
-      <w:r>
-        <w:rPr/>
+        <w:rPr>
+          <w:highlight w:val="none"/>
+          <w:shd w:fill="EEEEEE" w:val="clear"/>
+        </w:rPr>
+      </w:pPr>
+      <w:r>
+        <w:rPr>
+          <w:shd w:fill="EEEEEE" w:val="clear"/>
+        </w:rPr>
         <w:t>No, no siempre es malo. Depende de lo que quieras lograr. Pero conviene separar dos situaciones que en tu pregunta aparecen mezcladas, porque la pérdida de información no la mide exactamente "rango &lt; m", sino el núcleo.</w:t>
       </w:r>
     </w:p>
     <w:p>
       <w:pPr>
         <w:pStyle w:val="Normal"/>
-        <w:rPr/>
-      </w:pPr>
-      <w:r>
-        <w:rPr/>
+        <w:rPr>
+          <w:highlight w:val="none"/>
+          <w:shd w:fill="EEEEEE" w:val="clear"/>
+        </w:rPr>
+      </w:pPr>
+      <w:r>
+        <w:rPr>
+          <w:shd w:fill="EEEEEE" w:val="clear"/>
+        </w:rPr>
         <w:t>La relación clave: rango + nulidad = n</w:t>
       </w:r>
     </w:p>
     <w:p>
       <w:pPr>
         <w:pStyle w:val="Normal"/>
-        <w:rPr/>
-      </w:pPr>
-      <w:r>
-        <w:rPr/>
+        <w:rPr>
+          <w:highlight w:val="none"/>
+          <w:shd w:fill="EEEEEE" w:val="clear"/>
+        </w:rPr>
+      </w:pPr>
+      <w:r>
+        <w:rPr>
+          <w:shd w:fill="EEEEEE" w:val="clear"/>
+        </w:rPr>
         <w:t>Para una matriz A de tamaño m × n (que lleva vectores de ℝⁿ a ℝᵐ) se cumple:</w:t>
       </w:r>
     </w:p>
     <w:p>
       <w:pPr>
         <w:pStyle w:val="Normal"/>
-        <w:rPr/>
-      </w:pPr>
-      <w:r>
-        <w:rPr/>
+        <w:rPr>
+          <w:highlight w:val="none"/>
+          <w:shd w:fill="EEEEEE" w:val="clear"/>
+        </w:rPr>
+      </w:pPr>
+      <w:r>
+        <w:rPr>
+          <w:shd w:fill="EEEEEE" w:val="clear"/>
+        </w:rPr>
         <w:t>rank A + dim ker A = n</w:t>
       </w:r>
     </w:p>
     <w:p>
       <w:pPr>
         <w:pStyle w:val="Normal"/>
-        <w:rPr/>
-      </w:pPr>
-      <w:r>
-        <w:rPr/>
+        <w:rPr>
+          <w:highlight w:val="none"/>
+          <w:shd w:fill="EEEEEE" w:val="clear"/>
+        </w:rPr>
+      </w:pPr>
+      <w:r>
+        <w:rPr>
+          <w:shd w:fill="EEEEEE" w:val="clear"/>
+        </w:rPr>
         <w:t>Esto dice que las n dimensiones de entrada se reparten en dos grupos: las que sobreviven (el rango) y las que se aniquilan (el núcleo). La información que perdés está en el núcleo: si dos entradas x e y difieren en un vector del núcleo, A·x = A·y, y ya no podés distinguirlas a partir de la salida.</w:t>
       </w:r>
     </w:p>
     <w:p>
       <w:pPr>
         <w:pStyle w:val="Normal"/>
-        <w:rPr/>
-      </w:pPr>
-      <w:r>
-        <w:rPr/>
+        <w:rPr>
+          <w:highlight w:val="none"/>
+          <w:shd w:fill="EEEEEE" w:val="clear"/>
+        </w:rPr>
+      </w:pPr>
+      <w:r>
+        <w:rPr>
+          <w:shd w:fill="EEEEEE" w:val="clear"/>
+        </w:rPr>
         <w:t>Caso 1: reducir dimensionalidad (m &lt; n)</w:t>
       </w:r>
     </w:p>
     <w:p>
       <w:pPr>
         <w:pStyle w:val="Normal"/>
-        <w:rPr/>
-      </w:pPr>
-      <w:r>
-        <w:rPr/>
+        <w:rPr>
+          <w:highlight w:val="none"/>
+          <w:shd w:fill="EEEEEE" w:val="clear"/>
+        </w:rPr>
+      </w:pPr>
+      <w:r>
+        <w:rPr>
+          <w:shd w:fill="EEEEEE" w:val="clear"/>
+        </w:rPr>
         <w:t>Supongamos que A va de ℝ¹⁰⁰ a ℝ¹⁰. El rango es como máximo 10, así que el núcleo tiene dimensión al menos 90. Perdés información sí o sí, y eso es inevitable por diseño. Pero fijate que aquí el rango puede ser igual a m = 10: la salida usa todo su espacio, y aun así hay pérdida.</w:t>
       </w:r>
     </w:p>
     <w:p>
       <w:pPr>
         <w:pStyle w:val="Normal"/>
-        <w:rPr/>
-      </w:pPr>
-      <w:r>
-        <w:rPr/>
+        <w:rPr>
+          <w:highlight w:val="none"/>
+          <w:shd w:fill="EEEEEE" w:val="clear"/>
+        </w:rPr>
+      </w:pPr>
+      <w:r>
+        <w:rPr>
+          <w:shd w:fill="EEEEEE" w:val="clear"/>
+        </w:rPr>
         <w:t>La pregunta útil no es "¿pierdo información?" sino "¿qué información pierdo?". Una buena reducción de dimensionalidad pone en el núcleo las direcciones que no importan (ruido, redundancia, variaciones irrelevantes) y conserva las importantes. Eso es exactamente lo que hace PCA: elige proyectar sobre las direcciones de mayor varianza y descarta las de menor varianza. Lo mismo pasa con el "cuello de botella" de un autoencoder, que obliga a la red a quedarse solo con lo esencial.</w:t>
       </w:r>
     </w:p>
     <w:p>
       <w:pPr>
         <w:pStyle w:val="Normal"/>
-        <w:rPr/>
-      </w:pPr>
-      <w:r>
-        <w:rPr/>
+        <w:rPr>
+          <w:highlight w:val="none"/>
+          <w:shd w:fill="EEEEEE" w:val="clear"/>
+        </w:rPr>
+      </w:pPr>
+      <w:r>
+        <w:rPr>
+          <w:shd w:fill="EEEEEE" w:val="clear"/>
+        </w:rPr>
         <w:t>Caso 2: rango menor que m (lo que preguntabas literalmente)</w:t>
       </w:r>
     </w:p>
     <w:p>
       <w:pPr>
         <w:pStyle w:val="Normal"/>
-        <w:rPr/>
-      </w:pPr>
-      <w:r>
-        <w:rPr/>
+        <w:rPr>
+          <w:highlight w:val="none"/>
+          <w:shd w:fill="EEEEEE" w:val="clear"/>
+        </w:rPr>
+      </w:pPr>
+      <w:r>
+        <w:rPr>
+          <w:shd w:fill="EEEEEE" w:val="clear"/>
+        </w:rPr>
         <w:t>Si el rango es menor que la dimensión de salida, la imagen es un subespacio propio de ℝᵐ: hay salidas que A nunca puede producir. Eso significa que estás desperdiciando dimensiones de salida, porque algunas coordenadas son combinaciones de otras y no aportan nada nuevo. Por ejemplo, si una capa devuelve vectores de 512 componentes pero su rango es 50, en el fondo toda la salida vive en un espacio de dimensión 50.</w:t>
       </w:r>
     </w:p>
     <w:p>
       <w:pPr>
         <w:pStyle w:val="Normal"/>
-        <w:rPr/>
-      </w:pPr>
-      <w:r>
-        <w:rPr/>
+        <w:rPr>
+          <w:highlight w:val="none"/>
+          <w:shd w:fill="EEEEEE" w:val="clear"/>
+        </w:rPr>
+      </w:pPr>
+      <w:r>
+        <w:rPr>
+          <w:shd w:fill="EEEEEE" w:val="clear"/>
+        </w:rPr>
         <w:t>Esto puede ser ineficiente, pero tampoco es necesariamente malo. De hecho, a veces se busca a propósito: técnicas como LoRA (usada para ajustar modelos de lenguaje) restringen las actualizaciones de los pesos a matrices de rango bajo, porque se observa que los cambios útiles viven en pocas dimensiones y así se entrena muchísimo más barato.</w:t>
       </w:r>
     </w:p>
     <w:p>
       <w:pPr>
         <w:pStyle w:val="Normal"/>
-        <w:rPr/>
-      </w:pPr>
-      <w:r>
-        <w:rPr/>
+        <w:rPr>
+          <w:highlight w:val="none"/>
+          <w:shd w:fill="EEEEEE" w:val="clear"/>
+        </w:rPr>
+      </w:pPr>
+      <w:r>
+        <w:rPr>
+          <w:shd w:fill="EEEEEE" w:val="clear"/>
+        </w:rPr>
         <w:t>Resumiendo</w:t>
       </w:r>
     </w:p>
     <w:p>
       <w:pPr>
         <w:pStyle w:val="Normal"/>
-        <w:rPr/>
-      </w:pPr>
-      <w:r>
-        <w:rPr/>
+        <w:rPr>
+          <w:highlight w:val="none"/>
+          <w:shd w:fill="EEEEEE" w:val="clear"/>
+        </w:rPr>
+      </w:pPr>
+      <w:r>
+        <w:rPr>
+          <w:shd w:fill="EEEEEE" w:val="clear"/>
+        </w:rPr>
         <w:t>Un rango bajo es malo cuando necesitás conservar toda la información o poder invertir la transformación (por ejemplo, resolver un sistema A·x = b con solución única). Es bueno, o al menos aceptable, cuando la información que se pierde es irrelevante para tu objetivo. Comprimir siempre implica perder algo; el arte está en que lo que cae en el núcleo sea lo que no te interesa.</w:t>
       </w:r>
     </w:p>
@@ -1518,10 +1618,15 @@
         </w:numPr>
         <w:spacing w:lineRule="exact" w:line="280" w:before="0" w:after="80"/>
         <w:ind w:hanging="0" w:left="720"/>
-        <w:rPr/>
-      </w:pPr>
-      <w:r>
-        <w:rPr/>
+        <w:rPr>
+          <w:highlight w:val="none"/>
+          <w:shd w:fill="EEEEEE" w:val="clear"/>
+        </w:rPr>
+      </w:pPr>
+      <w:r>
+        <w:rPr>
+          <w:shd w:fill="EEEEEE" w:val="clear"/>
+        </w:rPr>
       </w:r>
     </w:p>
     <w:p>
@@ -1599,6 +1704,21 @@
       <w:r>
         <w:rPr/>
         <w:t>Una matriz cuadrada A ∈ ℝⁿˣⁿ es invertible si existe A⁻¹ tal que A·A⁻¹ = A⁻¹·A = I. Las siguientes condiciones son equivalentes:</w:t>
+      </w:r>
+    </w:p>
+    <w:p>
+      <w:pPr>
+        <w:pStyle w:val="ListParagraph"/>
+        <w:numPr>
+          <w:ilvl w:val="0"/>
+          <w:numId w:val="76"/>
+        </w:numPr>
+        <w:spacing w:lineRule="exact" w:line="280" w:before="0" w:after="80"/>
+        <w:rPr/>
+      </w:pPr>
+      <w:r>
+        <w:rPr/>
+        <w:t>A es invertible.</w:t>
       </w:r>
     </w:p>
     <w:p>
@@ -1613,7 +1733,7 @@
       </w:pPr>
       <w:r>
         <w:rPr/>
-        <w:t>A es invertible.</w:t>
+        <w:t>rank(A) = n (rango completo).</w:t>
       </w:r>
     </w:p>
     <w:p>
@@ -1628,7 +1748,7 @@
       </w:pPr>
       <w:r>
         <w:rPr/>
-        <w:t>rank(A) = n (rango completo).</w:t>
+        <w:t>ker(A) = {0} (solo el cero se aniquila).</w:t>
       </w:r>
     </w:p>
     <w:p>
@@ -1643,7 +1763,7 @@
       </w:pPr>
       <w:r>
         <w:rPr/>
-        <w:t>ker(A) = {0} (solo el cero se aniquila).</w:t>
+        <w:t>Las columnas son linealmente independientes.</w:t>
       </w:r>
     </w:p>
     <w:p>
@@ -1658,7 +1778,7 @@
       </w:pPr>
       <w:r>
         <w:rPr/>
-        <w:t>Las columnas son linealmente independientes.</w:t>
+        <w:t>det(A) ≠ 0.</w:t>
       </w:r>
     </w:p>
     <w:p>
@@ -1673,7 +1793,66 @@
       </w:pPr>
       <w:r>
         <w:rPr/>
-        <w:t>det(A) ≠ 0.</w:t>
+        <w:t>Todos los autovalores son no nulos.</w:t>
+      </w:r>
+    </w:p>
+    <w:p>
+      <w:pPr>
+        <w:pStyle w:val="Normal"/>
+        <w:spacing w:lineRule="exact" w:line="300" w:before="0" w:after="120"/>
+        <w:jc w:val="both"/>
+        <w:rPr/>
+      </w:pPr>
+      <w:r>
+        <w:rPr>
+          <w:b/>
+          <w:bCs/>
+        </w:rPr>
+        <w:t xml:space="preserve">Interpretación en IA. </w:t>
+      </w:r>
+      <w:r>
+        <w:rPr/>
+        <w:t>Invertibilidad equivale a ausencia de pérdida de información. Si y = A·x y A es invertible, puedo recuperar x exactamente. Si no lo es, hay múltiples entradas que producen la misma salida, y el modelo fusiona información distinta —esto puede ser deseable (compresión, cuellos de botella en autoencoders) o problemático (pérdida involuntaria de features).</w:t>
+      </w:r>
+    </w:p>
+    <w:p>
+      <w:pPr>
+        <w:pStyle w:val="Heading1"/>
+        <w:spacing w:before="320" w:after="160"/>
+        <w:rPr>
+          <w:sz w:val="30"/>
+          <w:szCs w:val="30"/>
+        </w:rPr>
+      </w:pPr>
+      <w:r>
+        <w:rPr>
+          <w:sz w:val="30"/>
+          <w:szCs w:val="30"/>
+        </w:rPr>
+        <w:t>Capítulo 7. Determinante</w:t>
+      </w:r>
+    </w:p>
+    <w:p>
+      <w:pPr>
+        <w:pStyle w:val="Heading2"/>
+        <w:spacing w:before="320" w:after="160"/>
+        <w:rPr/>
+      </w:pPr>
+      <w:r>
+        <w:rPr/>
+        <w:t>7.1 Interpretación geométrica</w:t>
+      </w:r>
+    </w:p>
+    <w:p>
+      <w:pPr>
+        <w:pStyle w:val="Normal"/>
+        <w:spacing w:lineRule="exact" w:line="300" w:before="0" w:after="120"/>
+        <w:jc w:val="both"/>
+        <w:rPr/>
+      </w:pPr>
+      <w:r>
+        <w:rPr/>
+        <w:t>El determinante det(A) es un escalar asociado a una matriz cuadrada. Geométricamente, mide cuánto escala el volumen una transformación lineal:</w:t>
       </w:r>
     </w:p>
     <w:p>
@@ -1688,66 +1867,7 @@
       </w:pPr>
       <w:r>
         <w:rPr/>
-        <w:t>Todos los autovalores son no nulos.</w:t>
-      </w:r>
-    </w:p>
-    <w:p>
-      <w:pPr>
-        <w:pStyle w:val="Normal"/>
-        <w:spacing w:lineRule="exact" w:line="300" w:before="0" w:after="120"/>
-        <w:jc w:val="both"/>
-        <w:rPr/>
-      </w:pPr>
-      <w:r>
-        <w:rPr>
-          <w:b/>
-          <w:bCs/>
-        </w:rPr>
-        <w:t xml:space="preserve">Interpretación en IA. </w:t>
-      </w:r>
-      <w:r>
-        <w:rPr/>
-        <w:t>Invertibilidad equivale a ausencia de pérdida de información. Si y = A·x y A es invertible, puedo recuperar x exactamente. Si no lo es, hay múltiples entradas que producen la misma salida, y el modelo fusiona información distinta —esto puede ser deseable (compresión, cuellos de botella en autoencoders) o problemático (pérdida involuntaria de features).</w:t>
-      </w:r>
-    </w:p>
-    <w:p>
-      <w:pPr>
-        <w:pStyle w:val="Heading1"/>
-        <w:spacing w:before="320" w:after="160"/>
-        <w:rPr>
-          <w:sz w:val="30"/>
-          <w:szCs w:val="30"/>
-        </w:rPr>
-      </w:pPr>
-      <w:r>
-        <w:rPr>
-          <w:sz w:val="30"/>
-          <w:szCs w:val="30"/>
-        </w:rPr>
-        <w:t>Capítulo 7. Determinante</w:t>
-      </w:r>
-    </w:p>
-    <w:p>
-      <w:pPr>
-        <w:pStyle w:val="Heading2"/>
-        <w:spacing w:before="320" w:after="160"/>
-        <w:rPr/>
-      </w:pPr>
-      <w:r>
-        <w:rPr/>
-        <w:t>7.1 Interpretación geométrica</w:t>
-      </w:r>
-    </w:p>
-    <w:p>
-      <w:pPr>
-        <w:pStyle w:val="Normal"/>
-        <w:spacing w:lineRule="exact" w:line="300" w:before="0" w:after="120"/>
-        <w:jc w:val="both"/>
-        <w:rPr/>
-      </w:pPr>
-      <w:r>
-        <w:rPr/>
-        <w:t>El determinante det(A) es un escalar asociado a una matriz cuadrada. Geométricamente, mide cuánto escala el volumen una transformación lineal:</w:t>
+        <w:t>det(A) = 3: la transformación triplica volúmenes.</w:t>
       </w:r>
     </w:p>
     <w:p>
@@ -1762,7 +1882,7 @@
       </w:pPr>
       <w:r>
         <w:rPr/>
-        <w:t>det(A) = 3: la transformación triplica volúmenes.</w:t>
+        <w:t>det(A) = −1: preserva volúmenes pero invierte orientación.</w:t>
       </w:r>
     </w:p>
     <w:p>
@@ -1771,21 +1891,6 @@
         <w:numPr>
           <w:ilvl w:val="0"/>
           <w:numId w:val="84"/>
-        </w:numPr>
-        <w:spacing w:lineRule="exact" w:line="280" w:before="0" w:after="80"/>
-        <w:rPr/>
-      </w:pPr>
-      <w:r>
-        <w:rPr/>
-        <w:t>det(A) = −1: preserva volúmenes pero invierte orientación.</w:t>
-      </w:r>
-    </w:p>
-    <w:p>
-      <w:pPr>
-        <w:pStyle w:val="ListParagraph"/>
-        <w:numPr>
-          <w:ilvl w:val="0"/>
-          <w:numId w:val="85"/>
         </w:numPr>
         <w:spacing w:lineRule="exact" w:line="280" w:before="0" w:after="80"/>
         <w:rPr/>
@@ -2751,6 +2856,28 @@
         <w:pStyle w:val="ListParagraph"/>
         <w:numPr>
           <w:ilvl w:val="0"/>
+          <w:numId w:val="85"/>
+        </w:numPr>
+        <w:spacing w:lineRule="exact" w:line="280" w:before="0" w:after="80"/>
+        <w:rPr/>
+      </w:pPr>
+      <w:r>
+        <w:rPr>
+          <w:b/>
+          <w:bCs/>
+        </w:rPr>
+        <w:t xml:space="preserve">|det W| muy pequeño: </w:t>
+      </w:r>
+      <w:r>
+        <w:rPr/>
+        <w:t>la transformación colapsa volumen, hay pérdida de información y los gradientes tienden a desaparecer.</w:t>
+      </w:r>
+    </w:p>
+    <w:p>
+      <w:pPr>
+        <w:pStyle w:val="ListParagraph"/>
+        <w:numPr>
+          <w:ilvl w:val="0"/>
           <w:numId w:val="86"/>
         </w:numPr>
         <w:spacing w:lineRule="exact" w:line="280" w:before="0" w:after="80"/>
@@ -2761,11 +2888,11 @@
           <w:b/>
           <w:bCs/>
         </w:rPr>
-        <w:t xml:space="preserve">|det W| muy pequeño: </w:t>
-      </w:r>
-      <w:r>
-        <w:rPr/>
-        <w:t>la transformación colapsa volumen, hay pérdida de información y los gradientes tienden a desaparecer.</w:t>
+        <w:t xml:space="preserve">|det W| muy grande: </w:t>
+      </w:r>
+      <w:r>
+        <w:rPr/>
+        <w:t>la transformación explota volumen, los gradientes pueden explotar y el entrenamiento se vuelve inestable.</w:t>
       </w:r>
     </w:p>
     <w:p>
@@ -2783,11 +2910,11 @@
           <w:b/>
           <w:bCs/>
         </w:rPr>
-        <w:t xml:space="preserve">|det W| muy grande: </w:t>
-      </w:r>
-      <w:r>
-        <w:rPr/>
-        <w:t>la transformación explota volumen, los gradientes pueden explotar y el entrenamiento se vuelve inestable.</w:t>
+        <w:t xml:space="preserve">Autovalores cercanos a cero: </w:t>
+      </w:r>
+      <w:r>
+        <w:rPr/>
+        <w:t>esas direcciones se aniquilan; hay pérdida efectiva de rango que puede no ser evidente en la forma de la matriz.</w:t>
       </w:r>
     </w:p>
     <w:p>
@@ -2805,11 +2932,131 @@
           <w:b/>
           <w:bCs/>
         </w:rPr>
-        <w:t xml:space="preserve">Autovalores cercanos a cero: </w:t>
-      </w:r>
-      <w:r>
-        <w:rPr/>
-        <w:t>esas direcciones se aniquilan; hay pérdida efectiva de rango que puede no ser evidente en la forma de la matriz.</w:t>
+        <w:t xml:space="preserve">Autovalores de módulo mayor a 1 en una red recurrente: </w:t>
+      </w:r>
+      <w:r>
+        <w:rPr/>
+        <w:t>los estados divergen a lo largo del tiempo; sin un mecanismo de puertas —como en LSTM o GRU— el modelo se desestabiliza.</w:t>
+      </w:r>
+    </w:p>
+    <w:p>
+      <w:pPr>
+        <w:pStyle w:val="Normal"/>
+        <w:spacing w:lineRule="exact" w:line="300" w:before="0" w:after="120"/>
+        <w:jc w:val="both"/>
+        <w:rPr/>
+      </w:pPr>
+      <w:r>
+        <w:rPr/>
+        <w:t>En arquitecturas modernas, técnicas como la normalización espectral (que limita σ_max), la inicialización ortogonal, o las conexiones residuales (h = W·x + x, que asegura autovalores cercanos a 1) son intervenciones directas sobre estas propiedades espectrales para mantener el modelo estable durante el entrenamiento.</w:t>
+      </w:r>
+    </w:p>
+    <w:p>
+      <w:pPr>
+        <w:pStyle w:val="Heading1"/>
+        <w:spacing w:before="320" w:after="160"/>
+        <w:rPr>
+          <w:sz w:val="30"/>
+          <w:szCs w:val="30"/>
+        </w:rPr>
+      </w:pPr>
+      <w:r>
+        <w:rPr>
+          <w:sz w:val="30"/>
+          <w:szCs w:val="30"/>
+        </w:rPr>
+        <w:t>Capítulo 12. Correlación lineal</w:t>
+      </w:r>
+    </w:p>
+    <w:p>
+      <w:pPr>
+        <w:pStyle w:val="Normal"/>
+        <w:spacing w:lineRule="exact" w:line="300" w:before="0" w:after="120"/>
+        <w:jc w:val="both"/>
+        <w:rPr/>
+      </w:pPr>
+      <w:r>
+        <w:rPr/>
+        <w:t>Cerramos con un concepto que conecta estadística e IA. Dadas dos variables (features) X e Y observadas N veces, la correlación lineal de Pearson es:</w:t>
+      </w:r>
+    </w:p>
+    <w:p>
+      <w:pPr>
+        <w:pStyle w:val="Normal"/>
+        <w:spacing w:before="100" w:after="140"/>
+        <w:jc w:val="center"/>
+        <w:rPr/>
+      </w:pPr>
+      <w:r>
+        <w:rPr>
+          <w:rFonts w:eastAsia="Cambria Math" w:cs="Cambria Math" w:ascii="Cambria Math" w:hAnsi="Cambria Math"/>
+          <w:i/>
+          <w:iCs/>
+          <w:sz w:val="26"/>
+          <w:szCs w:val="26"/>
+        </w:rPr>
+        <w:t>ρ_XY = Cov(X,Y) / (σ_X · σ_Y) ∈ [−1, 1]</w:t>
+      </w:r>
+    </w:p>
+    <w:p>
+      <w:pPr>
+        <w:pStyle w:val="Normal"/>
+        <w:spacing w:lineRule="exact" w:line="300" w:before="0" w:after="120"/>
+        <w:jc w:val="both"/>
+        <w:rPr/>
+      </w:pPr>
+      <w:r>
+        <w:rPr/>
+        <w:t>En lenguaje vectorial: si centramos ambas variables restando su media, y llamamos x̃ e ỹ a los vectores centrados, entonces</w:t>
+      </w:r>
+    </w:p>
+    <w:p>
+      <w:pPr>
+        <w:pStyle w:val="Normal"/>
+        <w:spacing w:before="100" w:after="140"/>
+        <w:jc w:val="center"/>
+        <w:rPr/>
+      </w:pPr>
+      <w:r>
+        <w:rPr>
+          <w:rFonts w:eastAsia="Cambria Math" w:cs="Cambria Math" w:ascii="Cambria Math" w:hAnsi="Cambria Math"/>
+          <w:i/>
+          <w:iCs/>
+          <w:sz w:val="26"/>
+          <w:szCs w:val="26"/>
+        </w:rPr>
+        <w:t>ρ_XY = (x̃ · ỹ) / (‖x̃‖ · ‖ỹ‖) = cos θ</w:t>
+      </w:r>
+    </w:p>
+    <w:p>
+      <w:pPr>
+        <w:pStyle w:val="Normal"/>
+        <w:spacing w:lineRule="exact" w:line="300" w:before="0" w:after="120"/>
+        <w:jc w:val="both"/>
+        <w:rPr/>
+      </w:pPr>
+      <w:r>
+        <w:rPr>
+          <w:b/>
+          <w:bCs/>
+        </w:rPr>
+        <w:t xml:space="preserve">La correlación es el coseno del ángulo entre los vectores centrados. </w:t>
+      </w:r>
+      <w:r>
+        <w:rPr/>
+        <w:t>Esto revela por qué la correlación mide relación lineal: cuando dos features son linealmente dependientes, sus vectores centrados son colineales y ρ = ±1.</w:t>
+      </w:r>
+    </w:p>
+    <w:p>
+      <w:pPr>
+        <w:pStyle w:val="Normal"/>
+        <w:spacing w:lineRule="exact" w:line="300" w:before="0" w:after="120"/>
+        <w:jc w:val="both"/>
+        <w:rPr/>
+      </w:pPr>
+      <w:r>
+        <w:rPr/>
+        <w:t>La matriz de correlación R de un conjunto de features es simétrica y positiva semidefinida (autovalores ≥ 0). Sus autovalores diagnostican la estructura de los datos:</w:t>
       </w:r>
     </w:p>
     <w:p>
@@ -2823,135 +3070,8 @@
         <w:rPr/>
       </w:pPr>
       <w:r>
-        <w:rPr>
-          <w:b/>
-          <w:bCs/>
-        </w:rPr>
-        <w:t xml:space="preserve">Autovalores de módulo mayor a 1 en una red recurrente: </w:t>
-      </w:r>
-      <w:r>
-        <w:rPr/>
-        <w:t>los estados divergen a lo largo del tiempo; sin un mecanismo de puertas —como en LSTM o GRU— el modelo se desestabiliza.</w:t>
-      </w:r>
-    </w:p>
-    <w:p>
-      <w:pPr>
-        <w:pStyle w:val="Normal"/>
-        <w:spacing w:lineRule="exact" w:line="300" w:before="0" w:after="120"/>
-        <w:jc w:val="both"/>
-        <w:rPr/>
-      </w:pPr>
-      <w:r>
-        <w:rPr/>
-        <w:t>En arquitecturas modernas, técnicas como la normalización espectral (que limita σ_max), la inicialización ortogonal, o las conexiones residuales (h = W·x + x, que asegura autovalores cercanos a 1) son intervenciones directas sobre estas propiedades espectrales para mantener el modelo estable durante el entrenamiento.</w:t>
-      </w:r>
-    </w:p>
-    <w:p>
-      <w:pPr>
-        <w:pStyle w:val="Heading1"/>
-        <w:spacing w:before="320" w:after="160"/>
-        <w:rPr>
-          <w:sz w:val="30"/>
-          <w:szCs w:val="30"/>
-        </w:rPr>
-      </w:pPr>
-      <w:r>
-        <w:rPr>
-          <w:sz w:val="30"/>
-          <w:szCs w:val="30"/>
-        </w:rPr>
-        <w:t>Capítulo 12. Correlación lineal</w:t>
-      </w:r>
-    </w:p>
-    <w:p>
-      <w:pPr>
-        <w:pStyle w:val="Normal"/>
-        <w:spacing w:lineRule="exact" w:line="300" w:before="0" w:after="120"/>
-        <w:jc w:val="both"/>
-        <w:rPr/>
-      </w:pPr>
-      <w:r>
-        <w:rPr/>
-        <w:t>Cerramos con un concepto que conecta estadística e IA. Dadas dos variables (features) X e Y observadas N veces, la correlación lineal de Pearson es:</w:t>
-      </w:r>
-    </w:p>
-    <w:p>
-      <w:pPr>
-        <w:pStyle w:val="Normal"/>
-        <w:spacing w:before="100" w:after="140"/>
-        <w:jc w:val="center"/>
-        <w:rPr/>
-      </w:pPr>
-      <w:r>
-        <w:rPr>
-          <w:rFonts w:eastAsia="Cambria Math" w:cs="Cambria Math" w:ascii="Cambria Math" w:hAnsi="Cambria Math"/>
-          <w:i/>
-          <w:iCs/>
-          <w:sz w:val="26"/>
-          <w:szCs w:val="26"/>
-        </w:rPr>
-        <w:t>ρ_XY = Cov(X,Y) / (σ_X · σ_Y) ∈ [−1, 1]</w:t>
-      </w:r>
-    </w:p>
-    <w:p>
-      <w:pPr>
-        <w:pStyle w:val="Normal"/>
-        <w:spacing w:lineRule="exact" w:line="300" w:before="0" w:after="120"/>
-        <w:jc w:val="both"/>
-        <w:rPr/>
-      </w:pPr>
-      <w:r>
-        <w:rPr/>
-        <w:t>En lenguaje vectorial: si centramos ambas variables restando su media, y llamamos x̃ e ỹ a los vectores centrados, entonces</w:t>
-      </w:r>
-    </w:p>
-    <w:p>
-      <w:pPr>
-        <w:pStyle w:val="Normal"/>
-        <w:spacing w:before="100" w:after="140"/>
-        <w:jc w:val="center"/>
-        <w:rPr/>
-      </w:pPr>
-      <w:r>
-        <w:rPr>
-          <w:rFonts w:eastAsia="Cambria Math" w:cs="Cambria Math" w:ascii="Cambria Math" w:hAnsi="Cambria Math"/>
-          <w:i/>
-          <w:iCs/>
-          <w:sz w:val="26"/>
-          <w:szCs w:val="26"/>
-        </w:rPr>
-        <w:t>ρ_XY = (x̃ · ỹ) / (‖x̃‖ · ‖ỹ‖) = cos θ</w:t>
-      </w:r>
-    </w:p>
-    <w:p>
-      <w:pPr>
-        <w:pStyle w:val="Normal"/>
-        <w:spacing w:lineRule="exact" w:line="300" w:before="0" w:after="120"/>
-        <w:jc w:val="both"/>
-        <w:rPr/>
-      </w:pPr>
-      <w:r>
-        <w:rPr>
-          <w:b/>
-          <w:bCs/>
-        </w:rPr>
-        <w:t xml:space="preserve">La correlación es el coseno del ángulo entre los vectores centrados. </w:t>
-      </w:r>
-      <w:r>
-        <w:rPr/>
-        <w:t>Esto revela por qué la correlación mide relación lineal: cuando dos features son linealmente dependientes, sus vectores centrados son colineales y ρ = ±1.</w:t>
-      </w:r>
-    </w:p>
-    <w:p>
-      <w:pPr>
-        <w:pStyle w:val="Normal"/>
-        <w:spacing w:lineRule="exact" w:line="300" w:before="0" w:after="120"/>
-        <w:jc w:val="both"/>
-        <w:rPr/>
-      </w:pPr>
-      <w:r>
-        <w:rPr/>
-        <w:t>La matriz de correlación R de un conjunto de features es simétrica y positiva semidefinida (autovalores ≥ 0). Sus autovalores diagnostican la estructura de los datos:</w:t>
+        <w:rPr/>
+        <w:t>Todos parecidos → features independientes y alta dimensionalidad efectiva.</w:t>
       </w:r>
     </w:p>
     <w:p>
@@ -2966,7 +3086,7 @@
       </w:pPr>
       <w:r>
         <w:rPr/>
-        <w:t>Todos parecidos → features independientes y alta dimensionalidad efectiva.</w:t>
+        <w:t>Uno gigante y el resto chicos → los datos viven casi en una recta (multicolinealidad severa).</w:t>
       </w:r>
     </w:p>
     <w:p>
@@ -2981,7 +3101,105 @@
       </w:pPr>
       <w:r>
         <w:rPr/>
-        <w:t>Uno gigante y el resto chicos → los datos viven casi en una recta (multicolinealidad severa).</w:t>
+        <w:t>Algunos cercanos a 0 → hay redundancia y podemos comprimir sin perder mucho.</w:t>
+      </w:r>
+    </w:p>
+    <w:p>
+      <w:pPr>
+        <w:pStyle w:val="Normal"/>
+        <w:spacing w:lineRule="exact" w:line="300" w:before="0" w:after="120"/>
+        <w:jc w:val="both"/>
+        <w:rPr/>
+      </w:pPr>
+      <w:r>
+        <w:rPr/>
+        <w:t>Aplicar PCA es exactamente diagonalizar R (o Σ) mediante el teorema espectral y quedarnos con los autovectores asociados a los autovalores grandes.</w:t>
+      </w:r>
+    </w:p>
+    <w:p>
+      <w:pPr>
+        <w:pStyle w:val="Heading1"/>
+        <w:spacing w:before="320" w:after="160"/>
+        <w:rPr>
+          <w:sz w:val="30"/>
+          <w:szCs w:val="30"/>
+        </w:rPr>
+      </w:pPr>
+      <w:r>
+        <w:rPr>
+          <w:sz w:val="30"/>
+          <w:szCs w:val="30"/>
+        </w:rPr>
+        <w:t>Capítulo 13. Rango, autovalores y dispersidad como herramientas para comprender modelos de IA</w:t>
+      </w:r>
+    </w:p>
+    <w:p>
+      <w:pPr>
+        <w:pStyle w:val="Normal"/>
+        <w:spacing w:lineRule="exact" w:line="300" w:before="0" w:after="120"/>
+        <w:jc w:val="both"/>
+        <w:rPr/>
+      </w:pPr>
+      <w:r>
+        <w:rPr/>
+        <w:t>Esta es la síntesis operativa del manual. Los tres conceptos que dan título al capítulo —rango, autovalores y dispersidad— no son propiedades sueltas de una matriz: son las tres lentes con las que un ingeniero de machine learning audita un modelo entrenado. Cada una responde a una pregunta distinta sobre su comportamiento.</w:t>
+      </w:r>
+    </w:p>
+    <w:p>
+      <w:pPr>
+        <w:pStyle w:val="Heading2"/>
+        <w:spacing w:before="320" w:after="160"/>
+        <w:rPr/>
+      </w:pPr>
+      <w:r>
+        <w:rPr/>
+        <w:t>13.1 Rango: cuánta información realmente usa el modelo</w:t>
+      </w:r>
+    </w:p>
+    <w:p>
+      <w:pPr>
+        <w:pStyle w:val="Normal"/>
+        <w:spacing w:lineRule="exact" w:line="300" w:before="0" w:after="120"/>
+        <w:jc w:val="both"/>
+        <w:rPr/>
+      </w:pPr>
+      <w:r>
+        <w:rPr/>
+        <w:t>El rango de una matriz de pesos W es la dimensión efectiva de la transformación que representa. Aunque W tenga forma m × n, si su rango es r &lt;&lt; min(m, n), el modelo está usando solamente r direcciones del espacio de entrada.</w:t>
+      </w:r>
+    </w:p>
+    <w:p>
+      <w:pPr>
+        <w:pStyle w:val="Normal"/>
+        <w:spacing w:lineRule="exact" w:line="300" w:before="0" w:after="120"/>
+        <w:jc w:val="both"/>
+        <w:rPr/>
+      </w:pPr>
+      <w:r>
+        <w:rPr>
+          <w:b/>
+          <w:bCs/>
+        </w:rPr>
+        <w:t xml:space="preserve">Rango nominal vs. rango efectivo. </w:t>
+      </w:r>
+      <w:r>
+        <w:rPr/>
+        <w:t>En la práctica los pesos entrenados rara vez tienen rango exactamente reducido, pero sí tienen un rango efectivo: la cantidad de valores singulares por encima de cierto umbral. Ese rango efectivo suele ser mucho menor que el nominal. Es una observación empírica reiterada que muchas capas densas y de atención en modelos grandes son de baja dimensionalidad intrínseca.</w:t>
+      </w:r>
+    </w:p>
+    <w:p>
+      <w:pPr>
+        <w:pStyle w:val="Normal"/>
+        <w:spacing w:lineRule="exact" w:line="300" w:before="0" w:after="120"/>
+        <w:jc w:val="both"/>
+        <w:rPr/>
+      </w:pPr>
+      <w:r>
+        <w:rPr>
+          <w:b/>
+          <w:bCs/>
+        </w:rPr>
+        <w:t xml:space="preserve">Qué te dice sobre el modelo. </w:t>
       </w:r>
     </w:p>
     <w:p>
@@ -2995,106 +3213,15 @@
         <w:rPr/>
       </w:pPr>
       <w:r>
-        <w:rPr/>
-        <w:t>Algunos cercanos a 0 → hay redundancia y podemos comprimir sin perder mucho.</w:t>
-      </w:r>
-    </w:p>
-    <w:p>
-      <w:pPr>
-        <w:pStyle w:val="Normal"/>
-        <w:spacing w:lineRule="exact" w:line="300" w:before="0" w:after="120"/>
-        <w:jc w:val="both"/>
-        <w:rPr/>
-      </w:pPr>
-      <w:r>
-        <w:rPr/>
-        <w:t>Aplicar PCA es exactamente diagonalizar R (o Σ) mediante el teorema espectral y quedarnos con los autovectores asociados a los autovalores grandes.</w:t>
-      </w:r>
-    </w:p>
-    <w:p>
-      <w:pPr>
-        <w:pStyle w:val="Heading1"/>
-        <w:spacing w:before="320" w:after="160"/>
-        <w:rPr>
-          <w:sz w:val="30"/>
-          <w:szCs w:val="30"/>
-        </w:rPr>
-      </w:pPr>
-      <w:r>
-        <w:rPr>
-          <w:sz w:val="30"/>
-          <w:szCs w:val="30"/>
-        </w:rPr>
-        <w:t>Capítulo 13. Rango, autovalores y dispersidad como herramientas para comprender modelos de IA</w:t>
-      </w:r>
-    </w:p>
-    <w:p>
-      <w:pPr>
-        <w:pStyle w:val="Normal"/>
-        <w:spacing w:lineRule="exact" w:line="300" w:before="0" w:after="120"/>
-        <w:jc w:val="both"/>
-        <w:rPr/>
-      </w:pPr>
-      <w:r>
-        <w:rPr/>
-        <w:t>Esta es la síntesis operativa del manual. Los tres conceptos que dan título al capítulo —rango, autovalores y dispersidad— no son propiedades sueltas de una matriz: son las tres lentes con las que un ingeniero de machine learning audita un modelo entrenado. Cada una responde a una pregunta distinta sobre su comportamiento.</w:t>
-      </w:r>
-    </w:p>
-    <w:p>
-      <w:pPr>
-        <w:pStyle w:val="Heading2"/>
-        <w:spacing w:before="320" w:after="160"/>
-        <w:rPr/>
-      </w:pPr>
-      <w:r>
-        <w:rPr/>
-        <w:t>13.1 Rango: cuánta información realmente usa el modelo</w:t>
-      </w:r>
-    </w:p>
-    <w:p>
-      <w:pPr>
-        <w:pStyle w:val="Normal"/>
-        <w:spacing w:lineRule="exact" w:line="300" w:before="0" w:after="120"/>
-        <w:jc w:val="both"/>
-        <w:rPr/>
-      </w:pPr>
-      <w:r>
-        <w:rPr/>
-        <w:t>El rango de una matriz de pesos W es la dimensión efectiva de la transformación que representa. Aunque W tenga forma m × n, si su rango es r &lt;&lt; min(m, n), el modelo está usando solamente r direcciones del espacio de entrada.</w:t>
-      </w:r>
-    </w:p>
-    <w:p>
-      <w:pPr>
-        <w:pStyle w:val="Normal"/>
-        <w:spacing w:lineRule="exact" w:line="300" w:before="0" w:after="120"/>
-        <w:jc w:val="both"/>
-        <w:rPr/>
-      </w:pPr>
-      <w:r>
         <w:rPr>
           <w:b/>
           <w:bCs/>
         </w:rPr>
-        <w:t xml:space="preserve">Rango nominal vs. rango efectivo. </w:t>
-      </w:r>
-      <w:r>
-        <w:rPr/>
-        <w:t>En la práctica los pesos entrenados rara vez tienen rango exactamente reducido, pero sí tienen un rango efectivo: la cantidad de valores singulares por encima de cierto umbral. Ese rango efectivo suele ser mucho menor que el nominal. Es una observación empírica reiterada que muchas capas densas y de atención en modelos grandes son de baja dimensionalidad intrínseca.</w:t>
-      </w:r>
-    </w:p>
-    <w:p>
-      <w:pPr>
-        <w:pStyle w:val="Normal"/>
-        <w:spacing w:lineRule="exact" w:line="300" w:before="0" w:after="120"/>
-        <w:jc w:val="both"/>
-        <w:rPr/>
-      </w:pPr>
-      <w:r>
-        <w:rPr>
-          <w:b/>
-          <w:bCs/>
-        </w:rPr>
-        <w:t xml:space="preserve">Qué te dice sobre el modelo. </w:t>
+        <w:t xml:space="preserve">Capacidad utilizada: </w:t>
+      </w:r>
+      <w:r>
+        <w:rPr/>
+        <w:t>un rango efectivo bajo respecto al tamaño de la capa indica que la red está sobredimensionada para la tarea. Se puede podar o comprimir sin perder desempeño.</w:t>
       </w:r>
     </w:p>
     <w:p>
@@ -3112,11 +3239,11 @@
           <w:b/>
           <w:bCs/>
         </w:rPr>
-        <w:t xml:space="preserve">Capacidad utilizada: </w:t>
-      </w:r>
-      <w:r>
-        <w:rPr/>
-        <w:t>un rango efectivo bajo respecto al tamaño de la capa indica que la red está sobredimensionada para la tarea. Se puede podar o comprimir sin perder desempeño.</w:t>
+        <w:t xml:space="preserve">Cuellos de botella: </w:t>
+      </w:r>
+      <w:r>
+        <w:rPr/>
+        <w:t>capas con rango bajo son puntos de compresión del flujo de información. Si aparecen sin haber sido diseñados a propósito, pueden ser el eslabón que limita la performance.</w:t>
       </w:r>
     </w:p>
     <w:p>
@@ -3125,28 +3252,6 @@
         <w:numPr>
           <w:ilvl w:val="0"/>
           <w:numId w:val="94"/>
-        </w:numPr>
-        <w:spacing w:lineRule="exact" w:line="280" w:before="0" w:after="80"/>
-        <w:rPr/>
-      </w:pPr>
-      <w:r>
-        <w:rPr>
-          <w:b/>
-          <w:bCs/>
-        </w:rPr>
-        <w:t xml:space="preserve">Cuellos de botella: </w:t>
-      </w:r>
-      <w:r>
-        <w:rPr/>
-        <w:t>capas con rango bajo son puntos de compresión del flujo de información. Si aparecen sin haber sido diseñados a propósito, pueden ser el eslabón que limita la performance.</w:t>
-      </w:r>
-    </w:p>
-    <w:p>
-      <w:pPr>
-        <w:pStyle w:val="ListParagraph"/>
-        <w:numPr>
-          <w:ilvl w:val="0"/>
-          <w:numId w:val="95"/>
         </w:numPr>
         <w:spacing w:lineRule="exact" w:line="280" w:before="0" w:after="80"/>
         <w:rPr/>
@@ -3291,6 +3396,28 @@
         <w:pStyle w:val="ListParagraph"/>
         <w:numPr>
           <w:ilvl w:val="0"/>
+          <w:numId w:val="95"/>
+        </w:numPr>
+        <w:spacing w:lineRule="exact" w:line="280" w:before="0" w:after="80"/>
+        <w:rPr/>
+      </w:pPr>
+      <w:r>
+        <w:rPr>
+          <w:b/>
+          <w:bCs/>
+        </w:rPr>
+        <w:t xml:space="preserve">Autovalor mayor (σ_max): </w:t>
+      </w:r>
+      <w:r>
+        <w:rPr/>
+        <w:t>controla cuánto puede amplificar la capa una perturbación en su entrada. Si σ_max &gt;&gt; 1, la capa amplifica ruido; si además se acumula por muchas capas, aparece el problema del gradiente que explota. La normalización espectral acota σ_max ≤ 1 explícitamente y estabiliza el entrenamiento (es clave en GANs y en generación de imágenes).</w:t>
+      </w:r>
+    </w:p>
+    <w:p>
+      <w:pPr>
+        <w:pStyle w:val="ListParagraph"/>
+        <w:numPr>
+          <w:ilvl w:val="0"/>
           <w:numId w:val="96"/>
         </w:numPr>
         <w:spacing w:lineRule="exact" w:line="280" w:before="0" w:after="80"/>
@@ -3301,11 +3428,11 @@
           <w:b/>
           <w:bCs/>
         </w:rPr>
-        <w:t xml:space="preserve">Autovalor mayor (σ_max): </w:t>
-      </w:r>
-      <w:r>
-        <w:rPr/>
-        <w:t>controla cuánto puede amplificar la capa una perturbación en su entrada. Si σ_max &gt;&gt; 1, la capa amplifica ruido; si además se acumula por muchas capas, aparece el problema del gradiente que explota. La normalización espectral acota σ_max ≤ 1 explícitamente y estabiliza el entrenamiento (es clave en GANs y en generación de imágenes).</w:t>
+        <w:t xml:space="preserve">Autovalor menor (σ_min): </w:t>
+      </w:r>
+      <w:r>
+        <w:rPr/>
+        <w:t>cuando se acerca a cero, la matriz pierde rango efectivamente. Direcciones que parecen presentes en el modelo en realidad no aportan nada.</w:t>
       </w:r>
     </w:p>
     <w:p>
@@ -3323,11 +3450,11 @@
           <w:b/>
           <w:bCs/>
         </w:rPr>
-        <w:t xml:space="preserve">Autovalor menor (σ_min): </w:t>
-      </w:r>
-      <w:r>
-        <w:rPr/>
-        <w:t>cuando se acerca a cero, la matriz pierde rango efectivamente. Direcciones que parecen presentes en el modelo en realidad no aportan nada.</w:t>
+        <w:t xml:space="preserve">Número de condición κ = σ_max / σ_min: </w:t>
+      </w:r>
+      <w:r>
+        <w:rPr/>
+        <w:t>mide cuán frágil es la matriz frente a ruido numérico. Modelos con κ enorme sufren gradientes inestables y se degradan al cuantizarse a menor precisión.</w:t>
       </w:r>
     </w:p>
     <w:p>
@@ -3345,11 +3472,68 @@
           <w:b/>
           <w:bCs/>
         </w:rPr>
-        <w:t xml:space="preserve">Número de condición κ = σ_max / σ_min: </w:t>
-      </w:r>
-      <w:r>
-        <w:rPr/>
-        <w:t>mide cuán frágil es la matriz frente a ruido numérico. Modelos con κ enorme sufren gradientes inestables y se degradan al cuantizarse a menor precisión.</w:t>
+        <w:t xml:space="preserve">Distribución del espectro: </w:t>
+      </w:r>
+      <w:r>
+        <w:rPr/>
+        <w:t>una forma característica llamada bulk-and-outliers —muchos autovalores pequeños agrupados y unos pocos gigantes— aparece consistentemente en pesos de modelos grandes bien entrenados; es el patrón inverso —espectro plano— el que suele indicar que la capa no aprendió estructura útil.</w:t>
+      </w:r>
+    </w:p>
+    <w:p>
+      <w:pPr>
+        <w:pStyle w:val="Normal"/>
+        <w:spacing w:lineRule="exact" w:line="300" w:before="0" w:after="120"/>
+        <w:jc w:val="both"/>
+        <w:rPr/>
+      </w:pPr>
+      <w:r>
+        <w:rPr>
+          <w:b/>
+          <w:bCs/>
+        </w:rPr>
+        <w:t xml:space="preserve">En una red profunda entera, </w:t>
+      </w:r>
+      <w:r>
+        <w:rPr/>
+        <w:t>el análisis del jacobiano capa por capa permite localizar en qué punto se pierde información o dónde se dispara la amplificación. Es el equivalente al oscilograma de un ingeniero eléctrico: donde la señal se distorsiona, ahí hay que intervenir.</w:t>
+      </w:r>
+    </w:p>
+    <w:p>
+      <w:pPr>
+        <w:pStyle w:val="Heading2"/>
+        <w:spacing w:before="320" w:after="160"/>
+        <w:rPr/>
+      </w:pPr>
+      <w:r>
+        <w:rPr/>
+        <w:t>13.3 Dispersidad: qué tan concentrada está la información</w:t>
+      </w:r>
+    </w:p>
+    <w:p>
+      <w:pPr>
+        <w:pStyle w:val="Normal"/>
+        <w:spacing w:lineRule="exact" w:line="300" w:before="0" w:after="120"/>
+        <w:jc w:val="both"/>
+        <w:rPr/>
+      </w:pPr>
+      <w:r>
+        <w:rPr/>
+        <w:t>Una matriz dispersa es aquella cuya mayoría de entradas son cero. La dispersidad puede ser una propiedad de los datos, una propiedad emergente del entrenamiento, o una propiedad impuesta por diseño.</w:t>
+      </w:r>
+    </w:p>
+    <w:p>
+      <w:pPr>
+        <w:pStyle w:val="Normal"/>
+        <w:spacing w:lineRule="exact" w:line="300" w:before="0" w:after="120"/>
+        <w:jc w:val="both"/>
+        <w:rPr/>
+      </w:pPr>
+      <w:r>
+        <w:rPr>
+          <w:b/>
+          <w:bCs/>
+        </w:rPr>
+        <w:t xml:space="preserve">Tres tipos de dispersidad en IA. </w:t>
       </w:r>
     </w:p>
     <w:p>
@@ -3367,68 +3551,11 @@
           <w:b/>
           <w:bCs/>
         </w:rPr>
-        <w:t xml:space="preserve">Distribución del espectro: </w:t>
-      </w:r>
-      <w:r>
-        <w:rPr/>
-        <w:t>una forma característica llamada bulk-and-outliers —muchos autovalores pequeños agrupados y unos pocos gigantes— aparece consistentemente en pesos de modelos grandes bien entrenados; es el patrón inverso —espectro plano— el que suele indicar que la capa no aprendió estructura útil.</w:t>
-      </w:r>
-    </w:p>
-    <w:p>
-      <w:pPr>
-        <w:pStyle w:val="Normal"/>
-        <w:spacing w:lineRule="exact" w:line="300" w:before="0" w:after="120"/>
-        <w:jc w:val="both"/>
-        <w:rPr/>
-      </w:pPr>
-      <w:r>
-        <w:rPr>
-          <w:b/>
-          <w:bCs/>
-        </w:rPr>
-        <w:t xml:space="preserve">En una red profunda entera, </w:t>
-      </w:r>
-      <w:r>
-        <w:rPr/>
-        <w:t>el análisis del jacobiano capa por capa permite localizar en qué punto se pierde información o dónde se dispara la amplificación. Es el equivalente al oscilograma de un ingeniero eléctrico: donde la señal se distorsiona, ahí hay que intervenir.</w:t>
-      </w:r>
-    </w:p>
-    <w:p>
-      <w:pPr>
-        <w:pStyle w:val="Heading2"/>
-        <w:spacing w:before="320" w:after="160"/>
-        <w:rPr/>
-      </w:pPr>
-      <w:r>
-        <w:rPr/>
-        <w:t>13.3 Dispersidad: qué tan concentrada está la información</w:t>
-      </w:r>
-    </w:p>
-    <w:p>
-      <w:pPr>
-        <w:pStyle w:val="Normal"/>
-        <w:spacing w:lineRule="exact" w:line="300" w:before="0" w:after="120"/>
-        <w:jc w:val="both"/>
-        <w:rPr/>
-      </w:pPr>
-      <w:r>
-        <w:rPr/>
-        <w:t>Una matriz dispersa es aquella cuya mayoría de entradas son cero. La dispersidad puede ser una propiedad de los datos, una propiedad emergente del entrenamiento, o una propiedad impuesta por diseño.</w:t>
-      </w:r>
-    </w:p>
-    <w:p>
-      <w:pPr>
-        <w:pStyle w:val="Normal"/>
-        <w:spacing w:lineRule="exact" w:line="300" w:before="0" w:after="120"/>
-        <w:jc w:val="both"/>
-        <w:rPr/>
-      </w:pPr>
-      <w:r>
-        <w:rPr>
-          <w:b/>
-          <w:bCs/>
-        </w:rPr>
-        <w:t xml:space="preserve">Tres tipos de dispersidad en IA. </w:t>
+        <w:t xml:space="preserve">Dispersidad estructural: </w:t>
+      </w:r>
+      <w:r>
+        <w:rPr/>
+        <w:t>presente en los datos —matrices usuario–ítem en sistemas de recomendación, matrices de adyacencia de grafos, bolsas de palabras. Aquí la dispersidad no se elige; hay que diseñar el modelo para explotarla.</w:t>
       </w:r>
     </w:p>
     <w:p>
@@ -3446,11 +3573,11 @@
           <w:b/>
           <w:bCs/>
         </w:rPr>
-        <w:t xml:space="preserve">Dispersidad estructural: </w:t>
-      </w:r>
-      <w:r>
-        <w:rPr/>
-        <w:t>presente en los datos —matrices usuario–ítem en sistemas de recomendación, matrices de adyacencia de grafos, bolsas de palabras. Aquí la dispersidad no se elige; hay que diseñar el modelo para explotarla.</w:t>
+        <w:t xml:space="preserve">Dispersidad emergente: </w:t>
+      </w:r>
+      <w:r>
+        <w:rPr/>
+        <w:t>surge naturalmente durante el entrenamiento con regularización L1 o con activaciones ReLU. Muchas neuronas se apagan y solo un subconjunto se activa para cada entrada. Este comportamiento se llama sparse activation y es central en modelos Mixture of Experts.</w:t>
       </w:r>
     </w:p>
     <w:p>
@@ -3468,11 +3595,26 @@
           <w:b/>
           <w:bCs/>
         </w:rPr>
-        <w:t xml:space="preserve">Dispersidad emergente: </w:t>
-      </w:r>
-      <w:r>
-        <w:rPr/>
-        <w:t>surge naturalmente durante el entrenamiento con regularización L1 o con activaciones ReLU. Muchas neuronas se apagan y solo un subconjunto se activa para cada entrada. Este comportamiento se llama sparse activation y es central en modelos Mixture of Experts.</w:t>
+        <w:t xml:space="preserve">Dispersidad impuesta: </w:t>
+      </w:r>
+      <w:r>
+        <w:rPr/>
+        <w:t>mediante técnicas de poda (pruning) se pone a cero deliberadamente un porcentaje alto de pesos después del entrenamiento, con pérdida mínima de accuracy. Es la base de la compresión de modelos para dispositivos móviles.</w:t>
+      </w:r>
+    </w:p>
+    <w:p>
+      <w:pPr>
+        <w:pStyle w:val="Normal"/>
+        <w:spacing w:lineRule="exact" w:line="300" w:before="0" w:after="120"/>
+        <w:jc w:val="both"/>
+        <w:rPr/>
+      </w:pPr>
+      <w:r>
+        <w:rPr>
+          <w:b/>
+          <w:bCs/>
+        </w:rPr>
+        <w:t xml:space="preserve">Qué te dice sobre el modelo. </w:t>
       </w:r>
     </w:p>
     <w:p>
@@ -3490,26 +3632,11 @@
           <w:b/>
           <w:bCs/>
         </w:rPr>
-        <w:t xml:space="preserve">Dispersidad impuesta: </w:t>
-      </w:r>
-      <w:r>
-        <w:rPr/>
-        <w:t>mediante técnicas de poda (pruning) se pone a cero deliberadamente un porcentaje alto de pesos después del entrenamiento, con pérdida mínima de accuracy. Es la base de la compresión de modelos para dispositivos móviles.</w:t>
-      </w:r>
-    </w:p>
-    <w:p>
-      <w:pPr>
-        <w:pStyle w:val="Normal"/>
-        <w:spacing w:lineRule="exact" w:line="300" w:before="0" w:after="120"/>
-        <w:jc w:val="both"/>
-        <w:rPr/>
-      </w:pPr>
-      <w:r>
-        <w:rPr>
-          <w:b/>
-          <w:bCs/>
-        </w:rPr>
-        <w:t xml:space="preserve">Qué te dice sobre el modelo. </w:t>
+        <w:t xml:space="preserve">Redundancia: </w:t>
+      </w:r>
+      <w:r>
+        <w:rPr/>
+        <w:t>un modelo denso donde la mayoría de los pesos son cercanos a cero está desperdiciando capacidad. Podarlo lo hace más eficiente sin costo real.</w:t>
       </w:r>
     </w:p>
     <w:p>
@@ -3527,11 +3654,11 @@
           <w:b/>
           <w:bCs/>
         </w:rPr>
-        <w:t xml:space="preserve">Redundancia: </w:t>
-      </w:r>
-      <w:r>
-        <w:rPr/>
-        <w:t>un modelo denso donde la mayoría de los pesos son cercanos a cero está desperdiciando capacidad. Podarlo lo hace más eficiente sin costo real.</w:t>
+        <w:t xml:space="preserve">Selectividad: </w:t>
+      </w:r>
+      <w:r>
+        <w:rPr/>
+        <w:t>en una capa con activaciones dispersas, cada entrada activa un subconjunto pequeño de neuronas. Eso indica que el modelo aprendió detectores especializados —cada neurona reconoce un patrón concreto— en lugar de una representación distribuida y difusa.</w:t>
       </w:r>
     </w:p>
     <w:p>
@@ -3540,28 +3667,6 @@
         <w:numPr>
           <w:ilvl w:val="0"/>
           <w:numId w:val="104"/>
-        </w:numPr>
-        <w:spacing w:lineRule="exact" w:line="280" w:before="0" w:after="80"/>
-        <w:rPr/>
-      </w:pPr>
-      <w:r>
-        <w:rPr>
-          <w:b/>
-          <w:bCs/>
-        </w:rPr>
-        <w:t xml:space="preserve">Selectividad: </w:t>
-      </w:r>
-      <w:r>
-        <w:rPr/>
-        <w:t>en una capa con activaciones dispersas, cada entrada activa un subconjunto pequeño de neuronas. Eso indica que el modelo aprendió detectores especializados —cada neurona reconoce un patrón concreto— en lugar de una representación distribuida y difusa.</w:t>
-      </w:r>
-    </w:p>
-    <w:p>
-      <w:pPr>
-        <w:pStyle w:val="ListParagraph"/>
-        <w:numPr>
-          <w:ilvl w:val="0"/>
-          <w:numId w:val="105"/>
         </w:numPr>
         <w:spacing w:lineRule="exact" w:line="280" w:before="0" w:after="80"/>
         <w:rPr/>
@@ -4026,6 +4131,21 @@
         <w:pStyle w:val="ListParagraph"/>
         <w:numPr>
           <w:ilvl w:val="0"/>
+          <w:numId w:val="105"/>
+        </w:numPr>
+        <w:spacing w:lineRule="exact" w:line="280" w:before="0" w:after="80"/>
+        <w:rPr/>
+      </w:pPr>
+      <w:r>
+        <w:rPr/>
+        <w:t>Los datos son vectores; los modelos son matrices; entrenar es optimizar sobre esos objetos.</w:t>
+      </w:r>
+    </w:p>
+    <w:p>
+      <w:pPr>
+        <w:pStyle w:val="ListParagraph"/>
+        <w:numPr>
+          <w:ilvl w:val="0"/>
           <w:numId w:val="106"/>
         </w:numPr>
         <w:spacing w:lineRule="exact" w:line="280" w:before="0" w:after="80"/>
@@ -4033,7 +4153,7 @@
       </w:pPr>
       <w:r>
         <w:rPr/>
-        <w:t>Los datos son vectores; los modelos son matrices; entrenar es optimizar sobre esos objetos.</w:t>
+        <w:t>Entender un modelo entrenado es analizar sus espectros, sus rangos efectivos y su condicionamiento.</w:t>
       </w:r>
     </w:p>
     <w:p>
@@ -4048,7 +4168,19 @@
       </w:pPr>
       <w:r>
         <w:rPr/>
-        <w:t>Entender un modelo entrenado es analizar sus espectros, sus rangos efectivos y su condicionamiento.</w:t>
+        <w:t>Los conceptos clásicos del álgebra lineal —independencia, invertibilidad, ortogonalidad, teorema espectral— son herramientas cotidianas para diseñar, comprimir y diagnosticar modelos de IA.</w:t>
+      </w:r>
+    </w:p>
+    <w:p>
+      <w:pPr>
+        <w:pStyle w:val="Normal"/>
+        <w:spacing w:lineRule="exact" w:line="300" w:before="0" w:after="120"/>
+        <w:jc w:val="both"/>
+        <w:rPr/>
+      </w:pPr>
+      <w:r>
+        <w:rPr/>
+        <w:t>En próximas unidades sugerimos profundizar en:</w:t>
       </w:r>
     </w:p>
     <w:p>
@@ -4062,20 +4194,15 @@
         <w:rPr/>
       </w:pPr>
       <w:r>
-        <w:rPr/>
-        <w:t>Los conceptos clásicos del álgebra lineal —independencia, invertibilidad, ortogonalidad, teorema espectral— son herramientas cotidianas para diseñar, comprimir y diagnosticar modelos de IA.</w:t>
-      </w:r>
-    </w:p>
-    <w:p>
-      <w:pPr>
-        <w:pStyle w:val="Normal"/>
-        <w:spacing w:lineRule="exact" w:line="300" w:before="0" w:after="120"/>
-        <w:jc w:val="both"/>
-        <w:rPr/>
-      </w:pPr>
-      <w:r>
-        <w:rPr/>
-        <w:t>En próximas unidades sugerimos profundizar en:</w:t>
+        <w:rPr>
+          <w:b/>
+          <w:bCs/>
+        </w:rPr>
+        <w:t xml:space="preserve">Descomposición en valores singulares (SVD): </w:t>
+      </w:r>
+      <w:r>
+        <w:rPr/>
+        <w:t>la herramienta más general del álgebra lineal aplicada, base de la compresión de modelos y de LoRA.</w:t>
       </w:r>
     </w:p>
     <w:p>
@@ -4093,11 +4220,11 @@
           <w:b/>
           <w:bCs/>
         </w:rPr>
-        <w:t xml:space="preserve">Descomposición en valores singulares (SVD): </w:t>
-      </w:r>
-      <w:r>
-        <w:rPr/>
-        <w:t>la herramienta más general del álgebra lineal aplicada, base de la compresión de modelos y de LoRA.</w:t>
+        <w:t xml:space="preserve">Derivadas matriciales y backpropagation: </w:t>
+      </w:r>
+      <w:r>
+        <w:rPr/>
+        <w:t>cómo se propagan los gradientes a través de operaciones matriciales.</w:t>
       </w:r>
     </w:p>
     <w:p>
@@ -4115,11 +4242,11 @@
           <w:b/>
           <w:bCs/>
         </w:rPr>
-        <w:t xml:space="preserve">Derivadas matriciales y backpropagation: </w:t>
-      </w:r>
-      <w:r>
-        <w:rPr/>
-        <w:t>cómo se propagan los gradientes a través de operaciones matriciales.</w:t>
+        <w:t xml:space="preserve">Métodos iterativos: </w:t>
+      </w:r>
+      <w:r>
+        <w:rPr/>
+        <w:t>cómo se resuelven sistemas y se calculan autovalores en matrices demasiado grandes para descomponerlas explícitamente.</w:t>
       </w:r>
     </w:p>
     <w:p>
@@ -4128,28 +4255,6 @@
         <w:numPr>
           <w:ilvl w:val="0"/>
           <w:numId w:val="111"/>
-        </w:numPr>
-        <w:spacing w:lineRule="exact" w:line="280" w:before="0" w:after="80"/>
-        <w:rPr/>
-      </w:pPr>
-      <w:r>
-        <w:rPr>
-          <w:b/>
-          <w:bCs/>
-        </w:rPr>
-        <w:t xml:space="preserve">Métodos iterativos: </w:t>
-      </w:r>
-      <w:r>
-        <w:rPr/>
-        <w:t>cómo se resuelven sistemas y se calculan autovalores en matrices demasiado grandes para descomponerlas explícitamente.</w:t>
-      </w:r>
-    </w:p>
-    <w:p>
-      <w:pPr>
-        <w:pStyle w:val="ListParagraph"/>
-        <w:numPr>
-          <w:ilvl w:val="0"/>
-          <w:numId w:val="112"/>
         </w:numPr>
         <w:spacing w:lineRule="exact" w:line="280" w:before="0" w:after="80"/>
         <w:rPr/>
@@ -5332,389 +5437,6 @@
         <w:rPr/>
       </w:r>
     </w:p>
-    <w:p>
-      <w:pPr>
-        <w:pStyle w:val="Heading3"/>
-        <w:bidi w:val="0"/>
-        <w:rPr/>
-      </w:pPr>
-      <w:r>
-        <w:rPr/>
-        <w:t>6. Reducción de espacios: cuando una matriz pierde información</w:t>
-      </w:r>
-    </w:p>
-    <w:p>
-      <w:pPr>
-        <w:pStyle w:val="Normal"/>
-        <w:rPr/>
-      </w:pPr>
-      <w:r>
-        <w:rPr/>
-        <w:t>Y aquí llegamos al corazón de la clase. ¿Qué pasa cuando aplicamos una matriz cuyas columnas son linealmente dependientes?</w:t>
-      </w:r>
-    </w:p>
-    <w:p>
-      <w:pPr>
-        <w:pStyle w:val="Normal"/>
-        <w:rPr/>
-      </w:pPr>
-      <w:r>
-        <w:rPr/>
-        <w:t>Consideren esta matriz:</w:t>
-      </w:r>
-    </w:p>
-    <w:p>
-      <w:pPr>
-        <w:pStyle w:val="Normal"/>
-        <w:rPr/>
-      </w:pPr>
-      <w:r>
-        <w:rPr/>
-        <w:t xml:space="preserve">A=(12​24​) </w:t>
-      </w:r>
-    </w:p>
-    <w:p>
-      <w:pPr>
-        <w:pStyle w:val="Normal"/>
-        <w:rPr/>
-      </w:pPr>
-      <w:r>
-        <w:rPr/>
-        <w:t>Sus columnas son (1,2) y (2,4), que sabemos que son dependientes (la segunda es el doble de la primera).</w:t>
-      </w:r>
-    </w:p>
-    <w:p>
-      <w:pPr>
-        <w:pStyle w:val="Normal"/>
-        <w:rPr/>
-      </w:pPr>
-      <w:r>
-        <w:rPr/>
-        <w:t>Cuando aplico esta transformación al plano completo R2, ¿a dónde llegan los vectores? Todos terminan sobre una única recta: la que pasa por el origen con dirección (1,2).</w:t>
-      </w:r>
-    </w:p>
-    <w:p>
-      <w:pPr>
-        <w:pStyle w:val="Normal"/>
-        <w:rPr/>
-      </w:pPr>
-      <w:r>
-        <w:rPr>
-          <w:rStyle w:val="Strong"/>
-        </w:rPr>
-        <w:t>Toda la información bidimensional del plano se aplasta a una sola dimensión.</w:t>
-      </w:r>
-    </w:p>
-    <w:p>
-      <w:pPr>
-        <w:pStyle w:val="Normal"/>
-        <w:rPr/>
-      </w:pPr>
-      <w:r>
-        <w:rPr/>
-        <w:t xml:space="preserve">Esto es lo que llamamos </w:t>
-      </w:r>
-      <w:r>
-        <w:rPr>
-          <w:rStyle w:val="Strong"/>
-        </w:rPr>
-        <w:t>reducción de dimensión</w:t>
-      </w:r>
-      <w:r>
-        <w:rPr/>
-        <w:t xml:space="preserve"> o </w:t>
-      </w:r>
-      <w:r>
-        <w:rPr>
-          <w:rStyle w:val="Emphasis"/>
-        </w:rPr>
-        <w:t>colapso</w:t>
-      </w:r>
-      <w:r>
-        <w:rPr/>
-        <w:t xml:space="preserve">. La matriz "pierde" una dimensión de información. El </w:t>
-      </w:r>
-      <w:r>
-        <w:rPr>
-          <w:rStyle w:val="Strong"/>
-        </w:rPr>
-        <w:t>rango</w:t>
-      </w:r>
-      <w:r>
-        <w:rPr/>
-        <w:t xml:space="preserve"> de una matriz es exactamente el número de columnas linealmente independientes que tiene, que también es la dimensión del espacio al que llega la transformación.</w:t>
-      </w:r>
-    </w:p>
-    <w:p>
-      <w:pPr>
-        <w:pStyle w:val="Normal"/>
-        <w:numPr>
-          <w:ilvl w:val="0"/>
-          <w:numId w:val="1"/>
-        </w:numPr>
-        <w:tabs>
-          <w:tab w:val="clear" w:pos="720"/>
-          <w:tab w:val="left" w:pos="0" w:leader="none"/>
-        </w:tabs>
-        <w:ind w:hanging="283" w:left="709"/>
-        <w:rPr/>
-      </w:pPr>
-      <w:r>
-        <w:rPr/>
-        <w:t xml:space="preserve">Matriz de 2×2 con rango 2 → transformación que preserva el plano completo. </w:t>
-      </w:r>
-    </w:p>
-    <w:p>
-      <w:pPr>
-        <w:pStyle w:val="Normal"/>
-        <w:numPr>
-          <w:ilvl w:val="0"/>
-          <w:numId w:val="1"/>
-        </w:numPr>
-        <w:tabs>
-          <w:tab w:val="clear" w:pos="720"/>
-          <w:tab w:val="left" w:pos="0" w:leader="none"/>
-        </w:tabs>
-        <w:ind w:hanging="283" w:left="709"/>
-        <w:rPr/>
-      </w:pPr>
-      <w:r>
-        <w:rPr/>
-        <w:t xml:space="preserve">Matriz de 2×2 con rango 1 → transformación que aplasta el plano a una recta. </w:t>
-      </w:r>
-    </w:p>
-    <w:p>
-      <w:pPr>
-        <w:pStyle w:val="Normal"/>
-        <w:numPr>
-          <w:ilvl w:val="0"/>
-          <w:numId w:val="1"/>
-        </w:numPr>
-        <w:tabs>
-          <w:tab w:val="clear" w:pos="720"/>
-          <w:tab w:val="left" w:pos="0" w:leader="none"/>
-        </w:tabs>
-        <w:ind w:hanging="283" w:left="709"/>
-        <w:rPr/>
-      </w:pPr>
-      <w:r>
-        <w:rPr/>
-        <w:t xml:space="preserve">Matriz de 2×2 con rango 0 → transformación que aplasta todo al origen (esta sería la matriz de ceros). </w:t>
-      </w:r>
-    </w:p>
-    <w:p>
-      <w:pPr>
-        <w:pStyle w:val="Heading3"/>
-        <w:bidi w:val="0"/>
-        <w:rPr/>
-      </w:pPr>
-      <w:r>
-        <w:rPr/>
-        <w:t>7. ¿Por qué se pierde información irrecuperablemente?</w:t>
-      </w:r>
-    </w:p>
-    <w:p>
-      <w:pPr>
-        <w:pStyle w:val="Normal"/>
-        <w:rPr/>
-      </w:pPr>
-      <w:r>
-        <w:rPr/>
-        <w:t>Esta es la pregunta que quiero que se lleven a casa.</w:t>
-      </w:r>
-    </w:p>
-    <w:p>
-      <w:pPr>
-        <w:pStyle w:val="Normal"/>
-        <w:rPr/>
-      </w:pPr>
-      <w:r>
-        <w:rPr/>
-        <w:t xml:space="preserve">Cuando una matriz tiene columnas dependientes, muchos vectores de entrada distintos terminan en el mismo vector de salida. Por ejemplo, con la matriz anterior, los vectores (2,0) y (0,1) terminan ambos en el punto (2,4). Si les doy solo la salida, </w:t>
-      </w:r>
-      <w:r>
-        <w:rPr>
-          <w:rStyle w:val="Strong"/>
-        </w:rPr>
-        <w:t>no hay forma de saber cuál fue la entrada original</w:t>
-      </w:r>
-      <w:r>
-        <w:rPr/>
-        <w:t>. La información se perdió.</w:t>
-      </w:r>
-    </w:p>
-    <w:p>
-      <w:pPr>
-        <w:pStyle w:val="Normal"/>
-        <w:rPr/>
-      </w:pPr>
-      <w:r>
-        <w:rPr/>
-        <w:t>Matemáticamente: no existe la matriz inversa. La transformación no se puede "deshacer".</w:t>
-      </w:r>
-    </w:p>
-    <w:p>
-      <w:pPr>
-        <w:pStyle w:val="Normal"/>
-        <w:rPr/>
-      </w:pPr>
-      <w:r>
-        <w:rPr>
-          <w:rStyle w:val="Strong"/>
-        </w:rPr>
-        <w:t>El determinante como medida:</w:t>
-      </w:r>
-      <w:r>
-        <w:rPr/>
-        <w:t xml:space="preserve"> para matrices cuadradas, el determinante nos dice cuánto cambia el "volumen" del espacio bajo la transformación. Si el determinante es cero, el volumen se aplasta a cero, lo que confirma que hubo colapso dimensional y pérdida de información.</w:t>
-      </w:r>
-    </w:p>
-    <w:p>
-      <w:pPr>
-        <w:pStyle w:val="Heading3"/>
-        <w:bidi w:val="0"/>
-        <w:rPr/>
-      </w:pPr>
-      <w:r>
-        <w:rPr/>
-        <w:t>8. ¿Por qué esto importa en IA?</w:t>
-      </w:r>
-    </w:p>
-    <w:p>
-      <w:pPr>
-        <w:pStyle w:val="Normal"/>
-        <w:rPr/>
-      </w:pPr>
-      <w:r>
-        <w:rPr/>
-        <w:t>Esta idea aparece por todas partes:</w:t>
-      </w:r>
-    </w:p>
-    <w:p>
-      <w:pPr>
-        <w:pStyle w:val="Normal"/>
-        <w:rPr/>
-      </w:pPr>
-      <w:r>
-        <w:rPr>
-          <w:rStyle w:val="Strong"/>
-        </w:rPr>
-        <w:t>PCA (Análisis de Componentes Principales):</w:t>
-      </w:r>
-      <w:r>
-        <w:rPr/>
-        <w:t xml:space="preserve"> aquí </w:t>
-      </w:r>
-      <w:r>
-        <w:rPr>
-          <w:rStyle w:val="Emphasis"/>
-        </w:rPr>
-        <w:t>queremos</w:t>
-      </w:r>
-      <w:r>
-        <w:rPr/>
-        <w:t xml:space="preserve"> reducir dimensiones a propósito. Tomamos datos en alta dimensión y los proyectamos a un espacio más pequeño, eligiendo cuidadosamente las direcciones para perder la menor cantidad posible de información importante.</w:t>
-      </w:r>
-    </w:p>
-    <w:p>
-      <w:pPr>
-        <w:pStyle w:val="Normal"/>
-        <w:rPr/>
-      </w:pPr>
-      <w:r>
-        <w:rPr>
-          <w:rStyle w:val="Strong"/>
-        </w:rPr>
-        <w:t>Redes neuronales:</w:t>
-      </w:r>
-      <w:r>
-        <w:rPr/>
-        <w:t xml:space="preserve"> cuando dos neuronas aprenden a hacer lo mismo (sus pesos se vuelven dependientes), la red efectivamente tiene menos capacidad de la que aparenta. Técnicas como </w:t>
-      </w:r>
-      <w:r>
-        <w:rPr>
-          <w:rStyle w:val="Emphasis"/>
-        </w:rPr>
-        <w:t>dropout</w:t>
-      </w:r>
-      <w:r>
-        <w:rPr/>
-        <w:t xml:space="preserve"> y regularización buscan evitar esto.</w:t>
-      </w:r>
-    </w:p>
-    <w:p>
-      <w:pPr>
-        <w:pStyle w:val="Normal"/>
-        <w:rPr/>
-      </w:pPr>
-      <w:r>
-        <w:rPr>
-          <w:rStyle w:val="Strong"/>
-        </w:rPr>
-        <w:t>Autoencoders:</w:t>
-      </w:r>
-      <w:r>
-        <w:rPr/>
-        <w:t xml:space="preserve"> comprimen datos pasándolos por una capa estrecha (un cuello de botella), forzando una reducción de dimensión que captura lo esencial.</w:t>
-      </w:r>
-    </w:p>
-    <w:p>
-      <w:pPr>
-        <w:pStyle w:val="Normal"/>
-        <w:rPr/>
-      </w:pPr>
-      <w:r>
-        <w:rPr>
-          <w:rStyle w:val="Strong"/>
-        </w:rPr>
-        <w:t>Datos redundantes:</w:t>
-      </w:r>
-      <w:r>
-        <w:rPr/>
-        <w:t xml:space="preserve"> si dos features (columnas) de nuestro dataset son linealmente dependientes —por ejemplo, "altura en metros" y "altura en centímetros"— una es matemáticamente inútil. El modelo no obtiene información nueva de la segunda.</w:t>
-      </w:r>
-    </w:p>
-    <w:p>
-      <w:pPr>
-        <w:pStyle w:val="Heading3"/>
-        <w:bidi w:val="0"/>
-        <w:rPr/>
-      </w:pPr>
-      <w:r>
-        <w:rPr/>
-        <w:t>Cerrando la clase</w:t>
-      </w:r>
-    </w:p>
-    <w:p>
-      <w:pPr>
-        <w:pStyle w:val="Normal"/>
-        <w:rPr/>
-      </w:pPr>
-      <w:r>
-        <w:rPr/>
-        <w:t>Repasemos la cadena de ideas que construimos:</w:t>
-      </w:r>
-    </w:p>
-    <w:p>
-      <w:pPr>
-        <w:pStyle w:val="Normal"/>
-        <w:rPr/>
-      </w:pPr>
-      <w:r>
-        <w:rPr/>
-        <w:t>Los vectores son cómo representamos información. Las matrices son máquinas que transforman esa información. El span nos dice qué territorio pueden cubrir un conjunto de vectores. La dependencia lineal detecta redundancia: vectores que no aportan nada nuevo. Y cuando esa redundancia aparece dentro de una matriz, la transformación colapsa dimensiones y pierde información irrecuperablemente.</w:t>
-      </w:r>
-    </w:p>
-    <w:p>
-      <w:pPr>
-        <w:pStyle w:val="Normal"/>
-        <w:rPr/>
-      </w:pPr>
-      <w:r>
-        <w:rPr/>
-        <w:t>Para la próxima clase les pido que piensen en esto: si una foto de 1000×1000 píxeles es un vector en un millón de dimensiones, ¿realmente esas dimensiones son independientes? ¿Cuánta información "real" contiene una foto? Esa pregunta nos llevará directo a los autovalores, autovectores y la descomposición SVD, que son las herramientas con las que hacemos compresión, recomendaciones y modelos del lenguaje.</w:t>
-      </w:r>
-    </w:p>
     <w:sectPr>
       <w:headerReference w:type="even" r:id="rId5"/>
       <w:headerReference w:type="default" r:id="rId6"/>
@@ -5778,7 +5500,7 @@
     </w:r>
     <w:r>
       <w:rPr/>
-      <w:t>16</w:t>
+      <w:t>14</w:t>
     </w:r>
     <w:r>
       <w:rPr/>
@@ -5806,7 +5528,7 @@
     </w:r>
     <w:r>
       <w:rPr/>
-      <w:t>16</w:t>
+      <w:t>15</w:t>
     </w:r>
     <w:r>
       <w:rPr/>
@@ -5846,7 +5568,7 @@
     </w:r>
     <w:r>
       <w:rPr/>
-      <w:t>16</w:t>
+      <w:t>14</w:t>
     </w:r>
     <w:r>
       <w:rPr/>
@@ -5874,7 +5596,7 @@
     </w:r>
     <w:r>
       <w:rPr/>
-      <w:t>16</w:t>
+      <w:t>15</w:t>
     </w:r>
     <w:r>
       <w:rPr/>
@@ -5948,136 +5670,136 @@
     <w:lvl w:ilvl="0">
       <w:start w:val="1"/>
       <w:numFmt w:val="bullet"/>
-      <w:lvlText w:val=""/>
-      <w:lvlJc w:val="left"/>
-      <w:pPr>
-        <w:tabs>
-          <w:tab w:val="num" w:pos="709"/>
-        </w:tabs>
-        <w:ind w:left="709" w:hanging="283"/>
-      </w:pPr>
-      <w:rPr>
-        <w:rFonts w:ascii="Symbol" w:hAnsi="Symbol" w:cs="Symbol" w:hint="default"/>
+      <w:lvlText w:val=""/>
+      <w:lvlJc w:val="left"/>
+      <w:pPr>
+        <w:tabs>
+          <w:tab w:val="num" w:pos="0"/>
+        </w:tabs>
+        <w:ind w:left="720" w:hanging="360"/>
+      </w:pPr>
+      <w:rPr>
+        <w:rFonts w:ascii="Wingdings" w:hAnsi="Wingdings" w:cs="Wingdings" w:hint="default"/>
       </w:rPr>
     </w:lvl>
     <w:lvl w:ilvl="1">
       <w:start w:val="1"/>
       <w:numFmt w:val="bullet"/>
-      <w:lvlText w:val=""/>
-      <w:lvlJc w:val="left"/>
-      <w:pPr>
-        <w:tabs>
-          <w:tab w:val="num" w:pos="1418"/>
-        </w:tabs>
-        <w:ind w:left="1418" w:hanging="283"/>
-      </w:pPr>
-      <w:rPr>
-        <w:rFonts w:ascii="Symbol" w:hAnsi="Symbol" w:cs="Symbol" w:hint="default"/>
+      <w:lvlText w:val=""/>
+      <w:lvlJc w:val="left"/>
+      <w:pPr>
+        <w:tabs>
+          <w:tab w:val="num" w:pos="0"/>
+        </w:tabs>
+        <w:ind w:left="1440" w:hanging="360"/>
+      </w:pPr>
+      <w:rPr>
+        <w:rFonts w:ascii="Wingdings 2" w:hAnsi="Wingdings 2" w:cs="Wingdings 2" w:hint="default"/>
       </w:rPr>
     </w:lvl>
     <w:lvl w:ilvl="2">
       <w:start w:val="1"/>
       <w:numFmt w:val="bullet"/>
-      <w:lvlText w:val=""/>
-      <w:lvlJc w:val="left"/>
-      <w:pPr>
-        <w:tabs>
-          <w:tab w:val="num" w:pos="2127"/>
-        </w:tabs>
-        <w:ind w:left="2127" w:hanging="283"/>
-      </w:pPr>
-      <w:rPr>
-        <w:rFonts w:ascii="Symbol" w:hAnsi="Symbol" w:cs="Symbol" w:hint="default"/>
+      <w:lvlText w:val="■"/>
+      <w:lvlJc w:val="left"/>
+      <w:pPr>
+        <w:tabs>
+          <w:tab w:val="num" w:pos="0"/>
+        </w:tabs>
+        <w:ind w:left="2160" w:hanging="360"/>
+      </w:pPr>
+      <w:rPr>
+        <w:rFonts w:ascii="OpenSymbol" w:hAnsi="OpenSymbol" w:cs="OpenSymbol" w:hint="default"/>
       </w:rPr>
     </w:lvl>
     <w:lvl w:ilvl="3">
       <w:start w:val="1"/>
       <w:numFmt w:val="bullet"/>
-      <w:lvlText w:val=""/>
-      <w:lvlJc w:val="left"/>
-      <w:pPr>
-        <w:tabs>
-          <w:tab w:val="num" w:pos="2836"/>
-        </w:tabs>
-        <w:ind w:left="2836" w:hanging="283"/>
-      </w:pPr>
-      <w:rPr>
-        <w:rFonts w:ascii="Symbol" w:hAnsi="Symbol" w:cs="Symbol" w:hint="default"/>
+      <w:lvlText w:val=""/>
+      <w:lvlJc w:val="left"/>
+      <w:pPr>
+        <w:tabs>
+          <w:tab w:val="num" w:pos="0"/>
+        </w:tabs>
+        <w:ind w:left="2880" w:hanging="360"/>
+      </w:pPr>
+      <w:rPr>
+        <w:rFonts w:ascii="Wingdings" w:hAnsi="Wingdings" w:cs="Wingdings" w:hint="default"/>
       </w:rPr>
     </w:lvl>
     <w:lvl w:ilvl="4">
       <w:start w:val="1"/>
       <w:numFmt w:val="bullet"/>
-      <w:lvlText w:val=""/>
-      <w:lvlJc w:val="left"/>
-      <w:pPr>
-        <w:tabs>
-          <w:tab w:val="num" w:pos="3545"/>
-        </w:tabs>
-        <w:ind w:left="3545" w:hanging="283"/>
-      </w:pPr>
-      <w:rPr>
-        <w:rFonts w:ascii="Symbol" w:hAnsi="Symbol" w:cs="Symbol" w:hint="default"/>
+      <w:lvlText w:val=""/>
+      <w:lvlJc w:val="left"/>
+      <w:pPr>
+        <w:tabs>
+          <w:tab w:val="num" w:pos="0"/>
+        </w:tabs>
+        <w:ind w:left="3600" w:hanging="360"/>
+      </w:pPr>
+      <w:rPr>
+        <w:rFonts w:ascii="Wingdings 2" w:hAnsi="Wingdings 2" w:cs="Wingdings 2" w:hint="default"/>
       </w:rPr>
     </w:lvl>
     <w:lvl w:ilvl="5">
       <w:start w:val="1"/>
       <w:numFmt w:val="bullet"/>
-      <w:lvlText w:val=""/>
-      <w:lvlJc w:val="left"/>
-      <w:pPr>
-        <w:tabs>
-          <w:tab w:val="num" w:pos="4254"/>
-        </w:tabs>
-        <w:ind w:left="4254" w:hanging="283"/>
-      </w:pPr>
-      <w:rPr>
-        <w:rFonts w:ascii="Symbol" w:hAnsi="Symbol" w:cs="Symbol" w:hint="default"/>
+      <w:lvlText w:val="■"/>
+      <w:lvlJc w:val="left"/>
+      <w:pPr>
+        <w:tabs>
+          <w:tab w:val="num" w:pos="0"/>
+        </w:tabs>
+        <w:ind w:left="4320" w:hanging="360"/>
+      </w:pPr>
+      <w:rPr>
+        <w:rFonts w:ascii="OpenSymbol" w:hAnsi="OpenSymbol" w:cs="OpenSymbol" w:hint="default"/>
       </w:rPr>
     </w:lvl>
     <w:lvl w:ilvl="6">
       <w:start w:val="1"/>
       <w:numFmt w:val="bullet"/>
-      <w:lvlText w:val=""/>
-      <w:lvlJc w:val="left"/>
-      <w:pPr>
-        <w:tabs>
-          <w:tab w:val="num" w:pos="4963"/>
-        </w:tabs>
-        <w:ind w:left="4963" w:hanging="283"/>
-      </w:pPr>
-      <w:rPr>
-        <w:rFonts w:ascii="Symbol" w:hAnsi="Symbol" w:cs="Symbol" w:hint="default"/>
+      <w:lvlText w:val=""/>
+      <w:lvlJc w:val="left"/>
+      <w:pPr>
+        <w:tabs>
+          <w:tab w:val="num" w:pos="0"/>
+        </w:tabs>
+        <w:ind w:left="5040" w:hanging="360"/>
+      </w:pPr>
+      <w:rPr>
+        <w:rFonts w:ascii="Wingdings" w:hAnsi="Wingdings" w:cs="Wingdings" w:hint="default"/>
       </w:rPr>
     </w:lvl>
     <w:lvl w:ilvl="7">
       <w:start w:val="1"/>
       <w:numFmt w:val="bullet"/>
-      <w:lvlText w:val=""/>
-      <w:lvlJc w:val="left"/>
-      <w:pPr>
-        <w:tabs>
-          <w:tab w:val="num" w:pos="5672"/>
-        </w:tabs>
-        <w:ind w:left="5672" w:hanging="283"/>
-      </w:pPr>
-      <w:rPr>
-        <w:rFonts w:ascii="Symbol" w:hAnsi="Symbol" w:cs="Symbol" w:hint="default"/>
+      <w:lvlText w:val=""/>
+      <w:lvlJc w:val="left"/>
+      <w:pPr>
+        <w:tabs>
+          <w:tab w:val="num" w:pos="0"/>
+        </w:tabs>
+        <w:ind w:left="5760" w:hanging="360"/>
+      </w:pPr>
+      <w:rPr>
+        <w:rFonts w:ascii="Wingdings" w:hAnsi="Wingdings" w:cs="Wingdings" w:hint="default"/>
       </w:rPr>
     </w:lvl>
     <w:lvl w:ilvl="8">
       <w:start w:val="1"/>
       <w:numFmt w:val="bullet"/>
-      <w:lvlText w:val=""/>
-      <w:lvlJc w:val="left"/>
-      <w:pPr>
-        <w:tabs>
-          <w:tab w:val="num" w:pos="6381"/>
-        </w:tabs>
-        <w:ind w:left="6381" w:hanging="283"/>
-      </w:pPr>
-      <w:rPr>
-        <w:rFonts w:ascii="Symbol" w:hAnsi="Symbol" w:cs="Symbol" w:hint="default"/>
+      <w:lvlText w:val=""/>
+      <w:lvlJc w:val="left"/>
+      <w:pPr>
+        <w:tabs>
+          <w:tab w:val="num" w:pos="0"/>
+        </w:tabs>
+        <w:ind w:left="6480" w:hanging="360"/>
+      </w:pPr>
+      <w:rPr>
+        <w:rFonts w:ascii="Wingdings" w:hAnsi="Wingdings" w:cs="Wingdings" w:hint="default"/>
       </w:rPr>
     </w:lvl>
   </w:abstractNum>
@@ -13480,143 +13202,6 @@
     </w:lvl>
   </w:abstractNum>
   <w:abstractNum w:abstractNumId="56">
-    <w:lvl w:ilvl="0">
-      <w:start w:val="1"/>
-      <w:numFmt w:val="bullet"/>
-      <w:lvlText w:val=""/>
-      <w:lvlJc w:val="left"/>
-      <w:pPr>
-        <w:tabs>
-          <w:tab w:val="num" w:pos="0"/>
-        </w:tabs>
-        <w:ind w:left="720" w:hanging="360"/>
-      </w:pPr>
-      <w:rPr>
-        <w:rFonts w:ascii="Wingdings" w:hAnsi="Wingdings" w:cs="Wingdings" w:hint="default"/>
-      </w:rPr>
-    </w:lvl>
-    <w:lvl w:ilvl="1">
-      <w:start w:val="1"/>
-      <w:numFmt w:val="bullet"/>
-      <w:lvlText w:val=""/>
-      <w:lvlJc w:val="left"/>
-      <w:pPr>
-        <w:tabs>
-          <w:tab w:val="num" w:pos="0"/>
-        </w:tabs>
-        <w:ind w:left="1440" w:hanging="360"/>
-      </w:pPr>
-      <w:rPr>
-        <w:rFonts w:ascii="Wingdings 2" w:hAnsi="Wingdings 2" w:cs="Wingdings 2" w:hint="default"/>
-      </w:rPr>
-    </w:lvl>
-    <w:lvl w:ilvl="2">
-      <w:start w:val="1"/>
-      <w:numFmt w:val="bullet"/>
-      <w:lvlText w:val="■"/>
-      <w:lvlJc w:val="left"/>
-      <w:pPr>
-        <w:tabs>
-          <w:tab w:val="num" w:pos="0"/>
-        </w:tabs>
-        <w:ind w:left="2160" w:hanging="360"/>
-      </w:pPr>
-      <w:rPr>
-        <w:rFonts w:ascii="OpenSymbol" w:hAnsi="OpenSymbol" w:cs="OpenSymbol" w:hint="default"/>
-      </w:rPr>
-    </w:lvl>
-    <w:lvl w:ilvl="3">
-      <w:start w:val="1"/>
-      <w:numFmt w:val="bullet"/>
-      <w:lvlText w:val=""/>
-      <w:lvlJc w:val="left"/>
-      <w:pPr>
-        <w:tabs>
-          <w:tab w:val="num" w:pos="0"/>
-        </w:tabs>
-        <w:ind w:left="2880" w:hanging="360"/>
-      </w:pPr>
-      <w:rPr>
-        <w:rFonts w:ascii="Wingdings" w:hAnsi="Wingdings" w:cs="Wingdings" w:hint="default"/>
-      </w:rPr>
-    </w:lvl>
-    <w:lvl w:ilvl="4">
-      <w:start w:val="1"/>
-      <w:numFmt w:val="bullet"/>
-      <w:lvlText w:val=""/>
-      <w:lvlJc w:val="left"/>
-      <w:pPr>
-        <w:tabs>
-          <w:tab w:val="num" w:pos="0"/>
-        </w:tabs>
-        <w:ind w:left="3600" w:hanging="360"/>
-      </w:pPr>
-      <w:rPr>
-        <w:rFonts w:ascii="Wingdings 2" w:hAnsi="Wingdings 2" w:cs="Wingdings 2" w:hint="default"/>
-      </w:rPr>
-    </w:lvl>
-    <w:lvl w:ilvl="5">
-      <w:start w:val="1"/>
-      <w:numFmt w:val="bullet"/>
-      <w:lvlText w:val="■"/>
-      <w:lvlJc w:val="left"/>
-      <w:pPr>
-        <w:tabs>
-          <w:tab w:val="num" w:pos="0"/>
-        </w:tabs>
-        <w:ind w:left="4320" w:hanging="360"/>
-      </w:pPr>
-      <w:rPr>
-        <w:rFonts w:ascii="OpenSymbol" w:hAnsi="OpenSymbol" w:cs="OpenSymbol" w:hint="default"/>
-      </w:rPr>
-    </w:lvl>
-    <w:lvl w:ilvl="6">
-      <w:start w:val="1"/>
-      <w:numFmt w:val="bullet"/>
-      <w:lvlText w:val=""/>
-      <w:lvlJc w:val="left"/>
-      <w:pPr>
-        <w:tabs>
-          <w:tab w:val="num" w:pos="0"/>
-        </w:tabs>
-        <w:ind w:left="5040" w:hanging="360"/>
-      </w:pPr>
-      <w:rPr>
-        <w:rFonts w:ascii="Wingdings" w:hAnsi="Wingdings" w:cs="Wingdings" w:hint="default"/>
-      </w:rPr>
-    </w:lvl>
-    <w:lvl w:ilvl="7">
-      <w:start w:val="1"/>
-      <w:numFmt w:val="bullet"/>
-      <w:lvlText w:val=""/>
-      <w:lvlJc w:val="left"/>
-      <w:pPr>
-        <w:tabs>
-          <w:tab w:val="num" w:pos="0"/>
-        </w:tabs>
-        <w:ind w:left="5760" w:hanging="360"/>
-      </w:pPr>
-      <w:rPr>
-        <w:rFonts w:ascii="Wingdings" w:hAnsi="Wingdings" w:cs="Wingdings" w:hint="default"/>
-      </w:rPr>
-    </w:lvl>
-    <w:lvl w:ilvl="8">
-      <w:start w:val="1"/>
-      <w:numFmt w:val="bullet"/>
-      <w:lvlText w:val=""/>
-      <w:lvlJc w:val="left"/>
-      <w:pPr>
-        <w:tabs>
-          <w:tab w:val="num" w:pos="0"/>
-        </w:tabs>
-        <w:ind w:left="6480" w:hanging="360"/>
-      </w:pPr>
-      <w:rPr>
-        <w:rFonts w:ascii="Wingdings" w:hAnsi="Wingdings" w:cs="Wingdings" w:hint="default"/>
-      </w:rPr>
-    </w:lvl>
-  </w:abstractNum>
-  <w:abstractNum w:abstractNumId="57">
     <w:lvl w:ilvl="0">
       <w:start w:val="1"/>
       <w:numFmt w:val="none"/>
@@ -13904,175 +13489,172 @@
     <w:abstractNumId w:val="56"/>
   </w:num>
   <w:num w:numId="57">
-    <w:abstractNumId w:val="57"/>
-  </w:num>
-  <w:num w:numId="58">
-    <w:abstractNumId w:val="2"/>
+    <w:abstractNumId w:val="1"/>
     <w:lvlOverride w:ilvl="0">
       <w:startOverride w:val="1"/>
     </w:lvlOverride>
   </w:num>
+  <w:num w:numId="58">
+    <w:abstractNumId w:val="1"/>
+  </w:num>
   <w:num w:numId="59">
-    <w:abstractNumId w:val="2"/>
+    <w:abstractNumId w:val="1"/>
   </w:num>
   <w:num w:numId="60">
-    <w:abstractNumId w:val="2"/>
+    <w:abstractNumId w:val="1"/>
   </w:num>
   <w:num w:numId="61">
-    <w:abstractNumId w:val="2"/>
+    <w:abstractNumId w:val="1"/>
   </w:num>
   <w:num w:numId="62">
-    <w:abstractNumId w:val="2"/>
+    <w:abstractNumId w:val="1"/>
   </w:num>
   <w:num w:numId="63">
-    <w:abstractNumId w:val="2"/>
+    <w:abstractNumId w:val="1"/>
   </w:num>
   <w:num w:numId="64">
-    <w:abstractNumId w:val="2"/>
+    <w:abstractNumId w:val="1"/>
   </w:num>
   <w:num w:numId="65">
-    <w:abstractNumId w:val="2"/>
+    <w:abstractNumId w:val="1"/>
   </w:num>
   <w:num w:numId="66">
-    <w:abstractNumId w:val="2"/>
+    <w:abstractNumId w:val="1"/>
   </w:num>
   <w:num w:numId="67">
-    <w:abstractNumId w:val="2"/>
+    <w:abstractNumId w:val="1"/>
   </w:num>
   <w:num w:numId="68">
-    <w:abstractNumId w:val="2"/>
+    <w:abstractNumId w:val="1"/>
   </w:num>
   <w:num w:numId="69">
-    <w:abstractNumId w:val="2"/>
+    <w:abstractNumId w:val="1"/>
   </w:num>
   <w:num w:numId="70">
-    <w:abstractNumId w:val="2"/>
+    <w:abstractNumId w:val="1"/>
   </w:num>
   <w:num w:numId="71">
-    <w:abstractNumId w:val="2"/>
+    <w:abstractNumId w:val="1"/>
   </w:num>
   <w:num w:numId="72">
-    <w:abstractNumId w:val="2"/>
+    <w:abstractNumId w:val="1"/>
   </w:num>
   <w:num w:numId="73">
-    <w:abstractNumId w:val="2"/>
+    <w:abstractNumId w:val="1"/>
   </w:num>
   <w:num w:numId="74">
-    <w:abstractNumId w:val="2"/>
+    <w:abstractNumId w:val="1"/>
   </w:num>
   <w:num w:numId="75">
-    <w:abstractNumId w:val="2"/>
+    <w:abstractNumId w:val="1"/>
   </w:num>
   <w:num w:numId="76">
-    <w:abstractNumId w:val="2"/>
+    <w:abstractNumId w:val="1"/>
   </w:num>
   <w:num w:numId="77">
-    <w:abstractNumId w:val="2"/>
+    <w:abstractNumId w:val="1"/>
   </w:num>
   <w:num w:numId="78">
-    <w:abstractNumId w:val="2"/>
+    <w:abstractNumId w:val="1"/>
   </w:num>
   <w:num w:numId="79">
-    <w:abstractNumId w:val="2"/>
+    <w:abstractNumId w:val="1"/>
   </w:num>
   <w:num w:numId="80">
-    <w:abstractNumId w:val="2"/>
+    <w:abstractNumId w:val="1"/>
   </w:num>
   <w:num w:numId="81">
-    <w:abstractNumId w:val="2"/>
+    <w:abstractNumId w:val="1"/>
   </w:num>
   <w:num w:numId="82">
-    <w:abstractNumId w:val="2"/>
+    <w:abstractNumId w:val="1"/>
   </w:num>
   <w:num w:numId="83">
-    <w:abstractNumId w:val="2"/>
+    <w:abstractNumId w:val="1"/>
   </w:num>
   <w:num w:numId="84">
-    <w:abstractNumId w:val="2"/>
+    <w:abstractNumId w:val="1"/>
   </w:num>
   <w:num w:numId="85">
-    <w:abstractNumId w:val="2"/>
+    <w:abstractNumId w:val="1"/>
   </w:num>
   <w:num w:numId="86">
-    <w:abstractNumId w:val="2"/>
+    <w:abstractNumId w:val="1"/>
   </w:num>
   <w:num w:numId="87">
-    <w:abstractNumId w:val="2"/>
+    <w:abstractNumId w:val="1"/>
   </w:num>
   <w:num w:numId="88">
-    <w:abstractNumId w:val="2"/>
+    <w:abstractNumId w:val="1"/>
   </w:num>
   <w:num w:numId="89">
-    <w:abstractNumId w:val="2"/>
+    <w:abstractNumId w:val="1"/>
   </w:num>
   <w:num w:numId="90">
-    <w:abstractNumId w:val="2"/>
+    <w:abstractNumId w:val="1"/>
   </w:num>
   <w:num w:numId="91">
-    <w:abstractNumId w:val="2"/>
+    <w:abstractNumId w:val="1"/>
   </w:num>
   <w:num w:numId="92">
-    <w:abstractNumId w:val="2"/>
+    <w:abstractNumId w:val="1"/>
   </w:num>
   <w:num w:numId="93">
-    <w:abstractNumId w:val="2"/>
+    <w:abstractNumId w:val="1"/>
   </w:num>
   <w:num w:numId="94">
-    <w:abstractNumId w:val="2"/>
+    <w:abstractNumId w:val="1"/>
   </w:num>
   <w:num w:numId="95">
-    <w:abstractNumId w:val="2"/>
+    <w:abstractNumId w:val="1"/>
   </w:num>
   <w:num w:numId="96">
-    <w:abstractNumId w:val="2"/>
+    <w:abstractNumId w:val="1"/>
   </w:num>
   <w:num w:numId="97">
-    <w:abstractNumId w:val="2"/>
+    <w:abstractNumId w:val="1"/>
   </w:num>
   <w:num w:numId="98">
-    <w:abstractNumId w:val="2"/>
+    <w:abstractNumId w:val="1"/>
   </w:num>
   <w:num w:numId="99">
-    <w:abstractNumId w:val="2"/>
+    <w:abstractNumId w:val="1"/>
   </w:num>
   <w:num w:numId="100">
-    <w:abstractNumId w:val="2"/>
+    <w:abstractNumId w:val="1"/>
   </w:num>
   <w:num w:numId="101">
-    <w:abstractNumId w:val="2"/>
+    <w:abstractNumId w:val="1"/>
   </w:num>
   <w:num w:numId="102">
-    <w:abstractNumId w:val="2"/>
+    <w:abstractNumId w:val="1"/>
   </w:num>
   <w:num w:numId="103">
-    <w:abstractNumId w:val="2"/>
+    <w:abstractNumId w:val="1"/>
   </w:num>
   <w:num w:numId="104">
-    <w:abstractNumId w:val="2"/>
+    <w:abstractNumId w:val="1"/>
   </w:num>
   <w:num w:numId="105">
-    <w:abstractNumId w:val="2"/>
+    <w:abstractNumId w:val="1"/>
   </w:num>
   <w:num w:numId="106">
-    <w:abstractNumId w:val="2"/>
+    <w:abstractNumId w:val="1"/>
   </w:num>
   <w:num w:numId="107">
-    <w:abstractNumId w:val="2"/>
+    <w:abstractNumId w:val="1"/>
   </w:num>
   <w:num w:numId="108">
-    <w:abstractNumId w:val="2"/>
+    <w:abstractNumId w:val="1"/>
   </w:num>
   <w:num w:numId="109">
-    <w:abstractNumId w:val="2"/>
+    <w:abstractNumId w:val="1"/>
   </w:num>
   <w:num w:numId="110">
-    <w:abstractNumId w:val="2"/>
+    <w:abstractNumId w:val="1"/>
   </w:num>
   <w:num w:numId="111">
-    <w:abstractNumId w:val="2"/>
-  </w:num>
-  <w:num w:numId="112">
-    <w:abstractNumId w:val="2"/>
+    <w:abstractNumId w:val="1"/>
   </w:num>
 </w:numbering>
 </file>
